--- a/assets/publications/CV.docx
+++ b/assets/publications/CV.docx
@@ -731,35 +731,137 @@
         <w:contextualSpacing/>
         <w:rPr>
           <w:rFonts w:cstheme="minorHAnsi"/>
+        </w:rPr>
+      </w:pPr>
+      <w:r>
+        <w:rPr>
+          <w:rFonts w:cstheme="minorHAnsi"/>
+        </w:rPr>
+        <w:t xml:space="preserve">27.    Abair A, Egan AN, </w:t>
+      </w:r>
+      <w:proofErr w:type="spellStart"/>
+      <w:proofErr w:type="gramStart"/>
+      <w:r>
+        <w:rPr>
+          <w:rFonts w:cstheme="minorHAnsi"/>
+          <w:b/>
+          <w:sz w:val="18"/>
+          <w:vertAlign w:val="superscript"/>
+        </w:rPr>
+        <w:t>Ϯ!</w:t>
+      </w:r>
+      <w:r>
+        <w:rPr>
+          <w:rFonts w:cstheme="minorHAnsi"/>
+        </w:rPr>
+        <w:t>Bugg</w:t>
+      </w:r>
+      <w:proofErr w:type="spellEnd"/>
+      <w:proofErr w:type="gramEnd"/>
+      <w:r>
+        <w:rPr>
+          <w:rFonts w:cstheme="minorHAnsi"/>
+        </w:rPr>
+        <w:t xml:space="preserve"> B, Nageswara-Raw M, Hughes CE, Denson K, Lopez M</w:t>
+      </w:r>
+      <w:proofErr w:type="gramStart"/>
+      <w:r>
+        <w:rPr>
+          <w:rFonts w:cstheme="minorHAnsi"/>
+        </w:rPr>
+        <w:t xml:space="preserve">, </w:t>
+      </w:r>
+      <w:r>
+        <w:rPr>
+          <w:rFonts w:cstheme="minorHAnsi"/>
+          <w:b/>
+          <w:sz w:val="18"/>
+          <w:vertAlign w:val="superscript"/>
+        </w:rPr>
+        <w:t>!</w:t>
+      </w:r>
+      <w:r>
+        <w:rPr>
+          <w:rFonts w:cstheme="minorHAnsi"/>
+        </w:rPr>
+        <w:t>Sermersheim</w:t>
+      </w:r>
+      <w:proofErr w:type="gramEnd"/>
+      <w:r>
+        <w:rPr>
+          <w:rFonts w:cstheme="minorHAnsi"/>
+        </w:rPr>
+        <w:t xml:space="preserve"> H, </w:t>
+      </w:r>
+      <w:proofErr w:type="spellStart"/>
+      <w:r>
+        <w:rPr>
+          <w:rFonts w:cstheme="minorHAnsi"/>
+        </w:rPr>
+        <w:t>Trulillo</w:t>
+      </w:r>
+      <w:proofErr w:type="spellEnd"/>
+      <w:r>
+        <w:rPr>
+          <w:rFonts w:cstheme="minorHAnsi"/>
+        </w:rPr>
+        <w:t xml:space="preserve"> JT, Straub SCK, Houston JP, Yang Y, Strickler SR, Cronn RC, Liston A, </w:t>
+      </w:r>
+      <w:r>
+        <w:rPr>
+          <w:rFonts w:cstheme="minorHAnsi"/>
+          <w:b/>
+          <w:bCs/>
+        </w:rPr>
+        <w:t>Hjelmen CE</w:t>
+      </w:r>
+      <w:r>
+        <w:rPr>
+          <w:rFonts w:cstheme="minorHAnsi"/>
+        </w:rPr>
+        <w:t xml:space="preserve">, Bailey CD. </w:t>
+      </w:r>
+      <w:proofErr w:type="spellStart"/>
+      <w:r>
+        <w:rPr>
+          <w:rFonts w:cstheme="minorHAnsi"/>
+        </w:rPr>
+        <w:t>Phylotranscriptomics</w:t>
+      </w:r>
+      <w:proofErr w:type="spellEnd"/>
+      <w:r>
+        <w:rPr>
+          <w:rFonts w:cstheme="minorHAnsi"/>
+        </w:rPr>
+        <w:t xml:space="preserve"> and genome size evolution in </w:t>
+      </w:r>
+      <w:r>
+        <w:rPr>
+          <w:rFonts w:cstheme="minorHAnsi"/>
           <w:i/>
           <w:iCs/>
         </w:rPr>
-      </w:pPr>
-      <w:r>
-        <w:rPr>
-          <w:rFonts w:cstheme="minorHAnsi"/>
-        </w:rPr>
-        <w:t xml:space="preserve">26.    Zahn G, </w:t>
-      </w:r>
-      <w:r>
-        <w:rPr>
-          <w:rFonts w:cstheme="minorHAnsi"/>
-          <w:b/>
-          <w:bCs/>
-        </w:rPr>
-        <w:t>Hjelmen CE</w:t>
-      </w:r>
-      <w:r>
-        <w:rPr>
-          <w:rFonts w:cstheme="minorHAnsi"/>
-        </w:rPr>
-        <w:t xml:space="preserve">, Wainwright B. </w:t>
-      </w:r>
-      <w:r>
-        <w:rPr>
-          <w:rFonts w:cstheme="minorHAnsi"/>
-        </w:rPr>
-        <w:t xml:space="preserve">Distinct temporal trajectories of bacterial and fungal networks during agricultural rewilding. </w:t>
+        <w:t xml:space="preserve">Leucaena </w:t>
+      </w:r>
+      <w:r>
+        <w:rPr>
+          <w:rFonts w:cstheme="minorHAnsi"/>
+        </w:rPr>
+        <w:t xml:space="preserve">(Fabaceae): </w:t>
+      </w:r>
+      <w:proofErr w:type="spellStart"/>
+      <w:r>
+        <w:rPr>
+          <w:rFonts w:cstheme="minorHAnsi"/>
+        </w:rPr>
+        <w:t>Paleotetraploid</w:t>
+      </w:r>
+      <w:proofErr w:type="spellEnd"/>
+      <w:r>
+        <w:rPr>
+          <w:rFonts w:cstheme="minorHAnsi"/>
+        </w:rPr>
+        <w:t xml:space="preserve"> genomic stability overshadows diploidization and environmental effects. </w:t>
       </w:r>
       <w:r>
         <w:rPr>
@@ -767,7 +869,93 @@
           <w:i/>
           <w:iCs/>
         </w:rPr>
-        <w:t>Accepted to Science of the Total Environment</w:t>
+        <w:t>American Journal of Botany</w:t>
+      </w:r>
+      <w:r>
+        <w:rPr>
+          <w:rFonts w:cstheme="minorHAnsi"/>
+        </w:rPr>
+        <w:t xml:space="preserve">. </w:t>
+      </w:r>
+      <w:proofErr w:type="spellStart"/>
+      <w:r>
+        <w:rPr>
+          <w:rFonts w:cstheme="minorHAnsi"/>
+        </w:rPr>
+        <w:t>doi</w:t>
+      </w:r>
+      <w:proofErr w:type="spellEnd"/>
+      <w:r>
+        <w:rPr>
+          <w:rFonts w:cstheme="minorHAnsi"/>
+        </w:rPr>
+        <w:t>: 10.1002/ajb2.70178</w:t>
+      </w:r>
+    </w:p>
+    <w:p>
+      <w:pPr>
+        <w:spacing w:after="80" w:line="240" w:lineRule="auto"/>
+        <w:ind w:left="900" w:hanging="900"/>
+        <w:contextualSpacing/>
+        <w:rPr>
+          <w:rFonts w:cstheme="minorHAnsi"/>
+        </w:rPr>
+      </w:pPr>
+      <w:r>
+        <w:rPr>
+          <w:rFonts w:cstheme="minorHAnsi"/>
+        </w:rPr>
+        <w:t xml:space="preserve">26.    Zahn G, </w:t>
+      </w:r>
+      <w:r>
+        <w:rPr>
+          <w:rFonts w:cstheme="minorHAnsi"/>
+          <w:b/>
+          <w:bCs/>
+        </w:rPr>
+        <w:t>Hjelmen CE</w:t>
+      </w:r>
+      <w:r>
+        <w:rPr>
+          <w:rFonts w:cstheme="minorHAnsi"/>
+        </w:rPr>
+        <w:t xml:space="preserve">, Wainwright B. </w:t>
+      </w:r>
+      <w:r>
+        <w:rPr>
+          <w:rFonts w:cstheme="minorHAnsi"/>
+        </w:rPr>
+        <w:t xml:space="preserve">Distinct temporal trajectories of bacterial and fungal networks during agricultural rewilding. </w:t>
+      </w:r>
+      <w:r>
+        <w:rPr>
+          <w:rFonts w:cstheme="minorHAnsi"/>
+          <w:i/>
+          <w:iCs/>
+        </w:rPr>
+        <w:t>Science of the Total Environment</w:t>
+      </w:r>
+      <w:r>
+        <w:rPr>
+          <w:rFonts w:cstheme="minorHAnsi"/>
+          <w:i/>
+          <w:iCs/>
+        </w:rPr>
+        <w:t xml:space="preserve">. </w:t>
+      </w:r>
+      <w:proofErr w:type="spellStart"/>
+      <w:r>
+        <w:rPr>
+          <w:rFonts w:cstheme="minorHAnsi"/>
+        </w:rPr>
+        <w:t>doi</w:t>
+      </w:r>
+      <w:proofErr w:type="spellEnd"/>
+      <w:r>
+        <w:rPr>
+          <w:rFonts w:cstheme="minorHAnsi"/>
+        </w:rPr>
+        <w:t>: 10.1016/j.scitotenv.2025.180999</w:t>
       </w:r>
     </w:p>
     <w:p>
@@ -1300,6 +1488,7 @@
         <w:rPr>
           <w:rFonts w:cstheme="minorHAnsi"/>
         </w:rPr>
+        <w:lastRenderedPageBreak/>
         <w:t xml:space="preserve">20.    </w:t>
       </w:r>
       <w:r>
@@ -1523,7 +1712,6 @@
         <w:rPr>
           <w:rFonts w:cstheme="minorHAnsi"/>
         </w:rPr>
-        <w:lastRenderedPageBreak/>
         <w:t xml:space="preserve">18.    </w:t>
       </w:r>
       <w:proofErr w:type="spellStart"/>
@@ -3276,6 +3464,7 @@
         <w:rPr>
           <w:rFonts w:cstheme="minorHAnsi"/>
         </w:rPr>
+        <w:lastRenderedPageBreak/>
         <w:t xml:space="preserve">1.   </w:t>
       </w:r>
       <w:r>
@@ -3392,7 +3581,6 @@
           <w:smallCaps/>
           <w:sz w:val="28"/>
         </w:rPr>
-        <w:lastRenderedPageBreak/>
         <w:t>In Review and Prep:</w:t>
       </w:r>
     </w:p>
@@ -3409,171 +3597,60 @@
           <w:rFonts w:cstheme="minorHAnsi"/>
         </w:rPr>
       </w:pPr>
-      <w:r>
-        <w:rPr>
-          <w:rFonts w:cstheme="minorHAnsi"/>
-        </w:rPr>
-        <w:t>Abair A, Egan AN</w:t>
-      </w:r>
+      <w:proofErr w:type="spellStart"/>
       <w:proofErr w:type="gramStart"/>
       <w:r>
         <w:rPr>
           <w:rFonts w:cstheme="minorHAnsi"/>
-        </w:rPr>
-        <w:t xml:space="preserve">, </w:t>
-      </w:r>
-      <w:r>
-        <w:rPr>
-          <w:rFonts w:cstheme="minorHAnsi"/>
+          <w:b/>
+          <w:sz w:val="18"/>
           <w:vertAlign w:val="superscript"/>
         </w:rPr>
-        <w:t>!</w:t>
-      </w:r>
-      <w:r>
-        <w:rPr>
-          <w:rFonts w:cstheme="minorHAnsi"/>
-        </w:rPr>
-        <w:t>Bugg</w:t>
-      </w:r>
+        <w:t>Ϯ!</w:t>
+      </w:r>
+      <w:r>
+        <w:rPr>
+          <w:rFonts w:cstheme="minorHAnsi"/>
+        </w:rPr>
+        <w:t>Curnow</w:t>
+      </w:r>
+      <w:proofErr w:type="spellEnd"/>
       <w:proofErr w:type="gramEnd"/>
       <w:r>
         <w:rPr>
           <w:rFonts w:cstheme="minorHAnsi"/>
         </w:rPr>
-        <w:t xml:space="preserve"> B, Rao, Hughes C, Banga K, Lopez M, Sermersheim H, Trujillo J, Houston J, Yang Y, Cronn R, Liston A, </w:t>
-      </w:r>
-      <w:r>
-        <w:rPr>
-          <w:rFonts w:cstheme="minorHAnsi"/>
-          <w:b/>
-          <w:bCs/>
-        </w:rPr>
-        <w:t>Hjelmen CE</w:t>
-      </w:r>
-      <w:r>
-        <w:rPr>
-          <w:rFonts w:cstheme="minorHAnsi"/>
-        </w:rPr>
-        <w:t xml:space="preserve">, Bailey CD. </w:t>
-      </w:r>
-      <w:r>
-        <w:rPr>
-          <w:rFonts w:cstheme="minorHAnsi"/>
-        </w:rPr>
-        <w:t xml:space="preserve">A </w:t>
-      </w:r>
-      <w:proofErr w:type="spellStart"/>
-      <w:r>
-        <w:rPr>
-          <w:rFonts w:cstheme="minorHAnsi"/>
-        </w:rPr>
-        <w:t>phylotranscriptomic</w:t>
-      </w:r>
-      <w:proofErr w:type="spellEnd"/>
-      <w:r>
-        <w:rPr>
-          <w:rFonts w:cstheme="minorHAnsi"/>
-        </w:rPr>
-        <w:t xml:space="preserve"> investigation into patterns of divergence, reticulation, and genome size evolution in </w:t>
-      </w:r>
-      <w:r>
-        <w:rPr>
-          <w:rFonts w:cstheme="minorHAnsi"/>
+        <w:t xml:space="preserve"> SP, Olson M, </w:t>
+      </w:r>
+      <w:r>
+        <w:rPr>
+          <w:rFonts w:cstheme="minorHAnsi"/>
+          <w:b/>
+          <w:bCs/>
+        </w:rPr>
+        <w:t xml:space="preserve">Hjelmen CE. </w:t>
+      </w:r>
+      <w:r>
+        <w:rPr>
+          <w:rFonts w:cstheme="minorHAnsi"/>
+        </w:rPr>
+        <w:t>Unraveling the Enigma: Drosophila Genome Size Evolution and Its Potential Environmental Correlates</w:t>
+      </w:r>
+      <w:r>
+        <w:rPr>
+          <w:rFonts w:cstheme="minorHAnsi"/>
+        </w:rPr>
+        <w:t xml:space="preserve">. </w:t>
+      </w:r>
+      <w:r>
+        <w:rPr>
+          <w:rFonts w:cstheme="minorHAnsi"/>
+          <w:b/>
+          <w:bCs/>
           <w:i/>
           <w:iCs/>
         </w:rPr>
-        <w:t>Leucaena</w:t>
-      </w:r>
-      <w:r>
-        <w:rPr>
-          <w:rFonts w:cstheme="minorHAnsi"/>
-        </w:rPr>
-        <w:t xml:space="preserve"> (Fabaceae)</w:t>
-      </w:r>
-      <w:r>
-        <w:rPr>
-          <w:rFonts w:cstheme="minorHAnsi"/>
-        </w:rPr>
-        <w:t xml:space="preserve">. </w:t>
-      </w:r>
-      <w:r>
-        <w:rPr>
-          <w:rFonts w:cstheme="minorHAnsi"/>
-          <w:b/>
-          <w:bCs/>
-          <w:i/>
-          <w:iCs/>
-        </w:rPr>
-        <w:t>Manuscript in Prep for Submission</w:t>
-      </w:r>
-    </w:p>
-    <w:p>
-      <w:pPr>
-        <w:numPr>
-          <w:ilvl w:val="0"/>
-          <w:numId w:val="1"/>
-        </w:numPr>
-        <w:spacing w:after="80" w:line="240" w:lineRule="auto"/>
-        <w:ind w:left="270" w:hanging="270"/>
-        <w:contextualSpacing/>
-        <w:rPr>
-          <w:rFonts w:cstheme="minorHAnsi"/>
-        </w:rPr>
-      </w:pPr>
-      <w:proofErr w:type="spellStart"/>
-      <w:proofErr w:type="gramStart"/>
-      <w:r>
-        <w:rPr>
-          <w:rFonts w:cstheme="minorHAnsi"/>
-          <w:b/>
-          <w:sz w:val="18"/>
-          <w:vertAlign w:val="superscript"/>
-        </w:rPr>
-        <w:t>Ϯ!</w:t>
-      </w:r>
-      <w:r>
-        <w:rPr>
-          <w:rFonts w:cstheme="minorHAnsi"/>
-        </w:rPr>
-        <w:t>Curnow</w:t>
-      </w:r>
-      <w:proofErr w:type="spellEnd"/>
-      <w:proofErr w:type="gramEnd"/>
-      <w:r>
-        <w:rPr>
-          <w:rFonts w:cstheme="minorHAnsi"/>
-        </w:rPr>
-        <w:t xml:space="preserve"> SP, Olson M, </w:t>
-      </w:r>
-      <w:r>
-        <w:rPr>
-          <w:rFonts w:cstheme="minorHAnsi"/>
-          <w:b/>
-          <w:bCs/>
-        </w:rPr>
-        <w:t xml:space="preserve">Hjelmen CE. </w:t>
-      </w:r>
-      <w:r>
-        <w:rPr>
-          <w:rFonts w:cstheme="minorHAnsi"/>
-        </w:rPr>
-        <w:t>Unraveling the Enigma: Drosophila Genome Size Evolution and Its Potential Environmental Correlates</w:t>
-      </w:r>
-      <w:r>
-        <w:rPr>
-          <w:rFonts w:cstheme="minorHAnsi"/>
-        </w:rPr>
-        <w:t xml:space="preserve">. </w:t>
-      </w:r>
-      <w:r>
-        <w:rPr>
-          <w:rFonts w:cstheme="minorHAnsi"/>
-          <w:b/>
-          <w:bCs/>
-          <w:i/>
-          <w:iCs/>
-        </w:rPr>
-        <w:t>Manuscript in Prep for Submission</w:t>
+        <w:t>Submitted</w:t>
       </w:r>
     </w:p>
     <w:p>
@@ -4104,7 +4181,15 @@
           <w:b/>
           <w:i/>
         </w:rPr>
-        <w:t>2025</w:t>
+        <w:t>202</w:t>
+      </w:r>
+      <w:r>
+        <w:rPr>
+          <w:rFonts w:cstheme="minorHAnsi"/>
+          <w:b/>
+          <w:i/>
+        </w:rPr>
+        <w:t>6</w:t>
       </w:r>
     </w:p>
     <w:p>
@@ -4122,9 +4207,10 @@
       </w:pPr>
       <w:r>
         <w:rPr>
-          <w:rFonts w:cstheme="minorHAnsi"/>
-        </w:rPr>
-        <w:t>It's entomology, not etymology: Activities to solidify students understanding of entomological terms</w:t>
+          <w:rFonts w:ascii="Aptos" w:hAnsi="Aptos"/>
+          <w:color w:val="000000"/>
+        </w:rPr>
+        <w:t>A New Look at Old Questions: Insights from an Undergraduate-Centered Lab</w:t>
       </w:r>
       <w:r>
         <w:rPr>
@@ -4158,13 +4244,26 @@
         <w:rPr>
           <w:rFonts w:cstheme="minorHAnsi"/>
         </w:rPr>
-        <w:t xml:space="preserve">Entomological Society of America Annual Meeting, </w:t>
-      </w:r>
-      <w:r>
-        <w:rPr>
-          <w:rFonts w:cstheme="minorHAnsi"/>
-        </w:rPr>
-        <w:t>Portland, OR.</w:t>
+        <w:t>Genomics Education Partnership, Online</w:t>
+      </w:r>
+    </w:p>
+    <w:p>
+      <w:pPr>
+        <w:spacing w:after="0" w:line="240" w:lineRule="auto"/>
+        <w:contextualSpacing/>
+        <w:rPr>
+          <w:rFonts w:cstheme="minorHAnsi"/>
+          <w:b/>
+          <w:i/>
+        </w:rPr>
+      </w:pPr>
+      <w:r>
+        <w:rPr>
+          <w:rFonts w:cstheme="minorHAnsi"/>
+          <w:b/>
+          <w:i/>
+        </w:rPr>
+        <w:t>2025</w:t>
       </w:r>
     </w:p>
     <w:p>
@@ -4174,6 +4273,7 @@
           <w:ilvl w:val="0"/>
           <w:numId w:val="2"/>
         </w:numPr>
+        <w:spacing w:after="0" w:line="240" w:lineRule="auto"/>
         <w:ind w:left="180" w:hanging="180"/>
         <w:rPr>
           <w:rFonts w:cstheme="minorHAnsi"/>
@@ -4183,59 +4283,21 @@
         <w:rPr>
           <w:rFonts w:cstheme="minorHAnsi"/>
         </w:rPr>
-        <w:t xml:space="preserve">What flies eat and excrete: Insights from puke, poop, and gut contents of blow flies for wildlife and forensic applications. *Weidner LM, Morales C, </w:t>
-      </w:r>
-      <w:proofErr w:type="spellStart"/>
-      <w:proofErr w:type="gramStart"/>
-      <w:r>
-        <w:rPr>
-          <w:rFonts w:cstheme="minorHAnsi"/>
-          <w:vertAlign w:val="superscript"/>
-        </w:rPr>
-        <w:t>Ϯ</w:t>
-      </w:r>
-      <w:r>
-        <w:rPr>
-          <w:rFonts w:cstheme="minorHAnsi"/>
-          <w:vertAlign w:val="superscript"/>
-        </w:rPr>
-        <w:t>,!</w:t>
-      </w:r>
-      <w:proofErr w:type="gramEnd"/>
-      <w:r>
-        <w:rPr>
-          <w:rFonts w:cstheme="minorHAnsi"/>
-        </w:rPr>
-        <w:t>Jannuzzi</w:t>
-      </w:r>
-      <w:proofErr w:type="spellEnd"/>
-      <w:r>
-        <w:rPr>
-          <w:rFonts w:cstheme="minorHAnsi"/>
-        </w:rPr>
-        <w:t xml:space="preserve"> B, Ortiz YP, Meza G, </w:t>
-      </w:r>
-      <w:proofErr w:type="spellStart"/>
-      <w:r>
-        <w:rPr>
-          <w:rFonts w:cstheme="minorHAnsi"/>
-        </w:rPr>
-        <w:t>Meeds</w:t>
-      </w:r>
-      <w:proofErr w:type="spellEnd"/>
-      <w:r>
-        <w:rPr>
-          <w:rFonts w:cstheme="minorHAnsi"/>
-        </w:rPr>
-        <w:t xml:space="preserve"> A, </w:t>
-      </w:r>
-      <w:r>
-        <w:rPr>
-          <w:rFonts w:cstheme="minorHAnsi"/>
-          <w:b/>
-          <w:bCs/>
-        </w:rPr>
-        <w:t>Hjelmen CE.</w:t>
+        <w:t>It's entomology, not etymology: Activities to solidify students understanding of entomological terms</w:t>
+      </w:r>
+      <w:r>
+        <w:rPr>
+          <w:rFonts w:cstheme="minorHAnsi"/>
+        </w:rPr>
+        <w:t xml:space="preserve">. </w:t>
+      </w:r>
+      <w:r>
+        <w:rPr>
+          <w:rFonts w:cstheme="minorHAnsi"/>
+          <w:b/>
+          <w:bCs/>
+        </w:rPr>
+        <w:t>*Hjelmen CE.</w:t>
       </w:r>
     </w:p>
     <w:p>
@@ -4275,13 +4337,7 @@
         <w:rPr>
           <w:rFonts w:cstheme="minorHAnsi"/>
         </w:rPr>
-        <w:t>Circling Back with Fresh Eyes: Rethinking Genome Evolution in a Student-Powered Lab</w:t>
-      </w:r>
-      <w:r>
-        <w:rPr>
-          <w:rFonts w:cstheme="minorHAnsi"/>
-        </w:rPr>
-        <w:t xml:space="preserve">. </w:t>
+        <w:t xml:space="preserve">Circling Back with Fresh Eyes: Rethinking Genome Evolution in a Student-Powered Lab. </w:t>
       </w:r>
       <w:r>
         <w:rPr>
@@ -4707,6 +4763,7 @@
         <w:rPr>
           <w:rFonts w:cstheme="minorHAnsi"/>
         </w:rPr>
+        <w:lastRenderedPageBreak/>
         <w:t>Bioinformatics and Computational Biology in the Liberal Arts Workshop, Reed College, Portland, OR</w:t>
       </w:r>
     </w:p>
@@ -4727,7 +4784,6 @@
         <w:rPr>
           <w:rFonts w:cstheme="minorHAnsi"/>
         </w:rPr>
-        <w:lastRenderedPageBreak/>
         <w:t>Application of Phylogenetic Analyses. *</w:t>
       </w:r>
       <w:r>
@@ -5957,6 +6013,7 @@
         <w:rPr>
           <w:rFonts w:cstheme="minorHAnsi"/>
         </w:rPr>
+        <w:lastRenderedPageBreak/>
         <w:t>Entomological Society of America Meeting, Minneapolis, MN (1</w:t>
       </w:r>
       <w:r>
@@ -5990,7 +6047,6 @@
         <w:rPr>
           <w:rFonts w:cstheme="minorHAnsi"/>
         </w:rPr>
-        <w:lastRenderedPageBreak/>
         <w:t xml:space="preserve">Use of phylogenetic analysis to better understand genome size evolution in </w:t>
       </w:r>
       <w:r>
@@ -6371,6 +6427,97 @@
           <w:ilvl w:val="0"/>
           <w:numId w:val="2"/>
         </w:numPr>
+        <w:ind w:left="180" w:hanging="180"/>
+        <w:rPr>
+          <w:rFonts w:cstheme="minorHAnsi"/>
+        </w:rPr>
+      </w:pPr>
+      <w:r>
+        <w:rPr>
+          <w:rFonts w:cstheme="minorHAnsi"/>
+        </w:rPr>
+        <w:t xml:space="preserve">What flies eat and excrete: Insights from puke, poop, and gut contents of blow flies for wildlife and forensic applications. *Weidner LM, Morales C, </w:t>
+      </w:r>
+      <w:proofErr w:type="spellStart"/>
+      <w:proofErr w:type="gramStart"/>
+      <w:r>
+        <w:rPr>
+          <w:rFonts w:cstheme="minorHAnsi"/>
+          <w:vertAlign w:val="superscript"/>
+        </w:rPr>
+        <w:t>Ϯ</w:t>
+      </w:r>
+      <w:r>
+        <w:rPr>
+          <w:rFonts w:cstheme="minorHAnsi"/>
+          <w:vertAlign w:val="superscript"/>
+        </w:rPr>
+        <w:t>,!</w:t>
+      </w:r>
+      <w:proofErr w:type="gramEnd"/>
+      <w:r>
+        <w:rPr>
+          <w:rFonts w:cstheme="minorHAnsi"/>
+        </w:rPr>
+        <w:t>Jannuzzi</w:t>
+      </w:r>
+      <w:proofErr w:type="spellEnd"/>
+      <w:r>
+        <w:rPr>
+          <w:rFonts w:cstheme="minorHAnsi"/>
+        </w:rPr>
+        <w:t xml:space="preserve"> B, Ortiz YP, Meza G, </w:t>
+      </w:r>
+      <w:proofErr w:type="spellStart"/>
+      <w:r>
+        <w:rPr>
+          <w:rFonts w:cstheme="minorHAnsi"/>
+        </w:rPr>
+        <w:t>Meeds</w:t>
+      </w:r>
+      <w:proofErr w:type="spellEnd"/>
+      <w:r>
+        <w:rPr>
+          <w:rFonts w:cstheme="minorHAnsi"/>
+        </w:rPr>
+        <w:t xml:space="preserve"> A, </w:t>
+      </w:r>
+      <w:r>
+        <w:rPr>
+          <w:rFonts w:cstheme="minorHAnsi"/>
+          <w:b/>
+          <w:bCs/>
+        </w:rPr>
+        <w:t>Hjelmen CE.</w:t>
+      </w:r>
+    </w:p>
+    <w:p>
+      <w:pPr>
+        <w:pStyle w:val="ListParagraph"/>
+        <w:numPr>
+          <w:ilvl w:val="1"/>
+          <w:numId w:val="2"/>
+        </w:numPr>
+        <w:spacing w:after="0" w:line="240" w:lineRule="auto"/>
+        <w:ind w:left="360" w:hanging="180"/>
+        <w:rPr>
+          <w:rFonts w:cstheme="minorHAnsi"/>
+        </w:rPr>
+      </w:pPr>
+      <w:r>
+        <w:rPr>
+          <w:rFonts w:cstheme="minorHAnsi"/>
+        </w:rPr>
+        <w:t>Entomological Society of America Annual Meeting, Portland, OR.</w:t>
+      </w:r>
+    </w:p>
+    <w:p>
+      <w:pPr>
+        <w:pStyle w:val="ListParagraph"/>
+        <w:numPr>
+          <w:ilvl w:val="0"/>
+          <w:numId w:val="2"/>
+        </w:numPr>
         <w:spacing w:after="0"/>
         <w:ind w:left="180" w:hanging="180"/>
         <w:rPr>
@@ -6381,13 +6528,7 @@
         <w:rPr>
           <w:rFonts w:cstheme="minorHAnsi"/>
         </w:rPr>
-        <w:t>Enhancing entomology education by creating online resources and upgrading a teaching collection</w:t>
-      </w:r>
-      <w:r>
-        <w:rPr>
-          <w:rFonts w:cstheme="minorHAnsi"/>
-        </w:rPr>
-        <w:t xml:space="preserve">. </w:t>
+        <w:t xml:space="preserve">Enhancing entomology education by creating online resources and upgrading a teaching collection. </w:t>
       </w:r>
       <w:proofErr w:type="gramStart"/>
       <w:r>
@@ -6428,25 +6569,7 @@
         <w:rPr>
           <w:rFonts w:cstheme="minorHAnsi"/>
         </w:rPr>
-        <w:t xml:space="preserve"> C</w:t>
-      </w:r>
-      <w:r>
-        <w:rPr>
-          <w:rFonts w:cstheme="minorHAnsi"/>
-        </w:rPr>
-        <w:t xml:space="preserve">, </w:t>
-      </w:r>
-      <w:r>
-        <w:rPr>
-          <w:rFonts w:cstheme="minorHAnsi"/>
-        </w:rPr>
-        <w:t>Rotter M</w:t>
-      </w:r>
-      <w:r>
-        <w:rPr>
-          <w:rFonts w:cstheme="minorHAnsi"/>
-        </w:rPr>
-        <w:t xml:space="preserve">, </w:t>
+        <w:t xml:space="preserve"> C, Rotter M, </w:t>
       </w:r>
       <w:r>
         <w:rPr>
@@ -6487,14 +6610,7 @@
           <w:rFonts w:cstheme="minorHAnsi"/>
           <w:bCs/>
         </w:rPr>
-        <w:t>(</w:t>
-      </w:r>
-      <w:r>
-        <w:rPr>
-          <w:rFonts w:cstheme="minorHAnsi"/>
-          <w:bCs/>
-        </w:rPr>
-        <w:t>1</w:t>
+        <w:t>(1</w:t>
       </w:r>
       <w:r>
         <w:rPr>
@@ -6509,14 +6625,7 @@
           <w:rFonts w:cstheme="minorHAnsi"/>
           <w:bCs/>
         </w:rPr>
-        <w:t xml:space="preserve"> </w:t>
-      </w:r>
-      <w:r>
-        <w:rPr>
-          <w:rFonts w:cstheme="minorHAnsi"/>
-          <w:bCs/>
-        </w:rPr>
-        <w:t>Place)</w:t>
+        <w:t xml:space="preserve"> Place)</w:t>
       </w:r>
     </w:p>
     <w:p>
@@ -6536,13 +6645,7 @@
         <w:rPr>
           <w:rFonts w:cstheme="minorHAnsi"/>
         </w:rPr>
-        <w:t>Optimizing bioinformatic pipelines for profiling blow fly diets</w:t>
-      </w:r>
-      <w:r>
-        <w:rPr>
-          <w:rFonts w:cstheme="minorHAnsi"/>
-        </w:rPr>
-        <w:t xml:space="preserve">. </w:t>
+        <w:t xml:space="preserve">Optimizing bioinformatic pipelines for profiling blow fly diets. </w:t>
       </w:r>
       <w:proofErr w:type="gramStart"/>
       <w:r>
@@ -6583,19 +6686,7 @@
         <w:rPr>
           <w:rFonts w:cstheme="minorHAnsi"/>
         </w:rPr>
-        <w:t xml:space="preserve"> B</w:t>
-      </w:r>
-      <w:r>
-        <w:rPr>
-          <w:rFonts w:cstheme="minorHAnsi"/>
-        </w:rPr>
-        <w:t>,</w:t>
-      </w:r>
-      <w:r>
-        <w:rPr>
-          <w:rFonts w:cstheme="minorHAnsi"/>
-        </w:rPr>
-        <w:t xml:space="preserve"> </w:t>
+        <w:t xml:space="preserve"> B, </w:t>
       </w:r>
       <w:proofErr w:type="spellStart"/>
       <w:r>
@@ -6609,13 +6700,7 @@
         <w:rPr>
           <w:rFonts w:cstheme="minorHAnsi"/>
         </w:rPr>
-        <w:t xml:space="preserve"> A, Weidner LM</w:t>
-      </w:r>
-      <w:r>
-        <w:rPr>
-          <w:rFonts w:cstheme="minorHAnsi"/>
-        </w:rPr>
-        <w:t xml:space="preserve">, </w:t>
+        <w:t xml:space="preserve"> A, Weidner LM, </w:t>
       </w:r>
       <w:r>
         <w:rPr>
@@ -6649,13 +6734,7 @@
         <w:rPr>
           <w:rFonts w:cstheme="minorHAnsi"/>
         </w:rPr>
-        <w:t>Entomological Society of America Annual Meeting, Portland, OR</w:t>
-      </w:r>
-      <w:r>
-        <w:rPr>
-          <w:rFonts w:cstheme="minorHAnsi"/>
-        </w:rPr>
-        <w:t xml:space="preserve"> </w:t>
+        <w:t xml:space="preserve">Entomological Society of America Annual Meeting, Portland, OR </w:t>
       </w:r>
       <w:r>
         <w:rPr>
@@ -6760,6 +6839,7 @@
         </w:rPr>
         <w:t>!</w:t>
       </w:r>
+      <w:proofErr w:type="spellStart"/>
       <w:r>
         <w:rPr>
           <w:rFonts w:cstheme="minorHAnsi"/>
@@ -6774,7 +6854,14 @@
         <w:rPr>
           <w:rFonts w:cstheme="minorHAnsi"/>
         </w:rPr>
-        <w:t xml:space="preserve">Jetton B, </w:t>
+        <w:t>Jetton</w:t>
+      </w:r>
+      <w:proofErr w:type="spellEnd"/>
+      <w:r>
+        <w:rPr>
+          <w:rFonts w:cstheme="minorHAnsi"/>
+        </w:rPr>
+        <w:t xml:space="preserve"> B, </w:t>
       </w:r>
       <w:r>
         <w:rPr>
@@ -7675,6 +7762,7 @@
           <w:b/>
           <w:i/>
         </w:rPr>
+        <w:lastRenderedPageBreak/>
         <w:t>2020</w:t>
       </w:r>
     </w:p>
@@ -7769,7 +7857,6 @@
           <w:b/>
           <w:i/>
         </w:rPr>
-        <w:lastRenderedPageBreak/>
         <w:t>2019</w:t>
       </w:r>
     </w:p>
@@ -7976,10 +8063,16 @@
         <w:rPr>
           <w:rFonts w:cstheme="minorHAnsi"/>
         </w:rPr>
-        <w:t>Let’s Talk About Sex: Identifying Female and Male Markers in Blow Flies.*</w:t>
+        <w:t xml:space="preserve">Let’s Talk About Sex: Identifying Female and Male Markers in Blow </w:t>
+      </w:r>
+      <w:proofErr w:type="gramStart"/>
+      <w:r>
+        <w:rPr>
+          <w:rFonts w:cstheme="minorHAnsi"/>
+        </w:rPr>
+        <w:t>Flies.*</w:t>
       </w:r>
       <w:proofErr w:type="spellStart"/>
-      <w:proofErr w:type="gramStart"/>
       <w:r>
         <w:rPr>
           <w:rFonts w:cstheme="minorHAnsi"/>
@@ -8317,13 +8410,7 @@
         <w:rPr>
           <w:rFonts w:cstheme="minorHAnsi"/>
         </w:rPr>
-        <w:t>From city to canyon: A survey of blow fly biodiversity across Utah ecoregions</w:t>
-      </w:r>
-      <w:r>
-        <w:rPr>
-          <w:rFonts w:cstheme="minorHAnsi"/>
-        </w:rPr>
-        <w:t xml:space="preserve">. </w:t>
+        <w:t xml:space="preserve">From city to canyon: A survey of blow fly biodiversity across Utah ecoregions. </w:t>
       </w:r>
       <w:r>
         <w:rPr>
@@ -8425,27 +8512,14 @@
         <w:rPr>
           <w:rFonts w:cstheme="minorHAnsi"/>
         </w:rPr>
-        <w:t xml:space="preserve"> Entomological Society of America Annual Meeting, </w:t>
-      </w:r>
-      <w:r>
-        <w:rPr>
-          <w:rFonts w:cstheme="minorHAnsi"/>
-        </w:rPr>
-        <w:t xml:space="preserve">Portland, OR </w:t>
-      </w:r>
-      <w:r>
-        <w:rPr>
-          <w:rFonts w:cstheme="minorHAnsi"/>
-          <w:bCs/>
-        </w:rPr>
-        <w:t>(</w:t>
-      </w:r>
-      <w:r>
-        <w:rPr>
-          <w:rFonts w:cstheme="minorHAnsi"/>
-          <w:bCs/>
-        </w:rPr>
-        <w:t>1</w:t>
+        <w:t xml:space="preserve"> Entomological Society of America Annual Meeting, Portland, OR </w:t>
+      </w:r>
+      <w:r>
+        <w:rPr>
+          <w:rFonts w:cstheme="minorHAnsi"/>
+          <w:bCs/>
+        </w:rPr>
+        <w:t>(1</w:t>
       </w:r>
       <w:r>
         <w:rPr>
@@ -8460,14 +8534,7 @@
           <w:rFonts w:cstheme="minorHAnsi"/>
           <w:bCs/>
         </w:rPr>
-        <w:t xml:space="preserve"> </w:t>
-      </w:r>
-      <w:r>
-        <w:rPr>
-          <w:rFonts w:cstheme="minorHAnsi"/>
-          <w:bCs/>
-        </w:rPr>
-        <w:t>Place)</w:t>
+        <w:t xml:space="preserve"> Place)</w:t>
       </w:r>
     </w:p>
     <w:p>
@@ -9497,6 +9564,7 @@
         <w:rPr>
           <w:rFonts w:cstheme="minorHAnsi"/>
         </w:rPr>
+        <w:lastRenderedPageBreak/>
         <w:t>Utah Valley University Showcase, Orem, UT</w:t>
       </w:r>
     </w:p>
@@ -9653,7 +9721,6 @@
         <w:rPr>
           <w:rFonts w:cstheme="minorHAnsi"/>
         </w:rPr>
-        <w:lastRenderedPageBreak/>
         <w:t>Time flies: Chromosomes number changes in the evolutionary history of Drosophila</w:t>
       </w:r>
       <w:r>
@@ -11385,6 +11452,7 @@
           <w:b/>
           <w:i/>
         </w:rPr>
+        <w:lastRenderedPageBreak/>
         <w:t>2015</w:t>
       </w:r>
     </w:p>
@@ -11517,7 +11585,6 @@
         <w:rPr>
           <w:rFonts w:cstheme="minorHAnsi"/>
         </w:rPr>
-        <w:lastRenderedPageBreak/>
         <w:t>The rate and pattern of genome size evolution in Drosophilidae and Formicidae.  *</w:t>
       </w:r>
       <w:r>
@@ -12369,83 +12436,105 @@
     <w:p>
       <w:pPr>
         <w:pStyle w:val="ListParagraph"/>
-        <w:spacing w:after="0" w:line="240" w:lineRule="auto"/>
-        <w:ind w:left="180"/>
-        <w:rPr>
-          <w:rFonts w:cstheme="minorHAnsi"/>
-          <w:bCs/>
-        </w:rPr>
-      </w:pPr>
-    </w:p>
-    <w:p>
-      <w:pPr>
-        <w:pStyle w:val="ListParagraph"/>
-        <w:numPr>
-          <w:ilvl w:val="0"/>
-          <w:numId w:val="2"/>
-        </w:numPr>
-        <w:spacing w:after="0" w:line="240" w:lineRule="auto"/>
-        <w:ind w:left="180" w:hanging="180"/>
-        <w:rPr>
-          <w:rFonts w:cstheme="minorHAnsi"/>
-          <w:bCs/>
-        </w:rPr>
-      </w:pPr>
-      <w:r>
-        <w:rPr>
-          <w:rFonts w:cstheme="minorHAnsi"/>
-          <w:b/>
-          <w:bCs/>
-          <w:smallCaps/>
-        </w:rPr>
-        <w:t>Genetics</w:t>
-      </w:r>
-      <w:r>
-        <w:rPr>
-          <w:rFonts w:cstheme="minorHAnsi"/>
-          <w:bCs/>
-        </w:rPr>
-        <w:t xml:space="preserve"> (Utah Valley University, BIOL 3500)—Instructor of Record</w:t>
-      </w:r>
-    </w:p>
-    <w:p>
-      <w:pPr>
-        <w:pStyle w:val="ListParagraph"/>
-        <w:spacing w:after="0" w:line="240" w:lineRule="auto"/>
-        <w:ind w:left="180"/>
-        <w:rPr>
-          <w:rFonts w:cstheme="minorHAnsi"/>
-          <w:bCs/>
-        </w:rPr>
-      </w:pPr>
-      <w:r>
-        <w:rPr>
-          <w:rFonts w:cstheme="minorHAnsi"/>
-          <w:bCs/>
-        </w:rPr>
-        <w:t>Instruct students in upper-level genetics, including central dogma, regulation of gene expression, genome organization and population genetics</w:t>
-      </w:r>
-    </w:p>
-    <w:p>
-      <w:pPr>
-        <w:pStyle w:val="ListParagraph"/>
         <w:numPr>
           <w:ilvl w:val="1"/>
           <w:numId w:val="2"/>
         </w:numPr>
         <w:spacing w:after="0" w:line="240" w:lineRule="auto"/>
-        <w:ind w:left="450" w:hanging="270"/>
-        <w:rPr>
-          <w:rFonts w:cstheme="minorHAnsi"/>
-          <w:bCs/>
-        </w:rPr>
-      </w:pPr>
-      <w:r>
-        <w:rPr>
-          <w:rFonts w:cstheme="minorHAnsi"/>
-          <w:bCs/>
-        </w:rPr>
-        <w:t>Fall 2021—31 students</w:t>
+        <w:ind w:left="360" w:hanging="180"/>
+        <w:rPr>
+          <w:rFonts w:cstheme="minorHAnsi"/>
+          <w:bCs/>
+        </w:rPr>
+      </w:pPr>
+      <w:r>
+        <w:rPr>
+          <w:rFonts w:cstheme="minorHAnsi"/>
+          <w:bCs/>
+        </w:rPr>
+        <w:t>Spring 2026—2 Sections, 18 students</w:t>
+      </w:r>
+    </w:p>
+    <w:p>
+      <w:pPr>
+        <w:pStyle w:val="ListParagraph"/>
+        <w:spacing w:after="0" w:line="240" w:lineRule="auto"/>
+        <w:ind w:left="180"/>
+        <w:rPr>
+          <w:rFonts w:cstheme="minorHAnsi"/>
+          <w:bCs/>
+        </w:rPr>
+      </w:pPr>
+    </w:p>
+    <w:p>
+      <w:pPr>
+        <w:pStyle w:val="ListParagraph"/>
+        <w:spacing w:after="0" w:line="240" w:lineRule="auto"/>
+        <w:ind w:left="180"/>
+        <w:rPr>
+          <w:rFonts w:cstheme="minorHAnsi"/>
+          <w:bCs/>
+        </w:rPr>
+      </w:pPr>
+    </w:p>
+    <w:p>
+      <w:pPr>
+        <w:pStyle w:val="ListParagraph"/>
+        <w:spacing w:after="0" w:line="240" w:lineRule="auto"/>
+        <w:ind w:left="180"/>
+        <w:rPr>
+          <w:rFonts w:cstheme="minorHAnsi"/>
+          <w:bCs/>
+        </w:rPr>
+      </w:pPr>
+    </w:p>
+    <w:p>
+      <w:pPr>
+        <w:pStyle w:val="ListParagraph"/>
+        <w:numPr>
+          <w:ilvl w:val="0"/>
+          <w:numId w:val="2"/>
+        </w:numPr>
+        <w:spacing w:after="0" w:line="240" w:lineRule="auto"/>
+        <w:ind w:left="180" w:hanging="180"/>
+        <w:rPr>
+          <w:rFonts w:cstheme="minorHAnsi"/>
+          <w:bCs/>
+        </w:rPr>
+      </w:pPr>
+      <w:r>
+        <w:rPr>
+          <w:rFonts w:cstheme="minorHAnsi"/>
+          <w:b/>
+          <w:bCs/>
+          <w:smallCaps/>
+        </w:rPr>
+        <w:t>Genetics</w:t>
+      </w:r>
+      <w:r>
+        <w:rPr>
+          <w:rFonts w:cstheme="minorHAnsi"/>
+          <w:bCs/>
+        </w:rPr>
+        <w:t xml:space="preserve"> (Utah Valley University, BIOL 3500)—Instructor of Record</w:t>
+      </w:r>
+    </w:p>
+    <w:p>
+      <w:pPr>
+        <w:pStyle w:val="ListParagraph"/>
+        <w:spacing w:after="0" w:line="240" w:lineRule="auto"/>
+        <w:ind w:left="180"/>
+        <w:rPr>
+          <w:rFonts w:cstheme="minorHAnsi"/>
+          <w:bCs/>
+        </w:rPr>
+      </w:pPr>
+      <w:r>
+        <w:rPr>
+          <w:rFonts w:cstheme="minorHAnsi"/>
+          <w:bCs/>
+        </w:rPr>
+        <w:t>Instruct students in upper-level genetics, including central dogma, regulation of gene expression, genome organization and population genetics</w:t>
       </w:r>
     </w:p>
     <w:p>
@@ -12467,7 +12556,7 @@
           <w:rFonts w:cstheme="minorHAnsi"/>
           <w:bCs/>
         </w:rPr>
-        <w:t>Spring 2022—39 students</w:t>
+        <w:t>Fall 2021—31 students</w:t>
       </w:r>
     </w:p>
     <w:p>
@@ -12489,7 +12578,7 @@
           <w:rFonts w:cstheme="minorHAnsi"/>
           <w:bCs/>
         </w:rPr>
-        <w:t>Summer 2022—32 Students</w:t>
+        <w:t>Spring 2022—39 students</w:t>
       </w:r>
     </w:p>
     <w:p>
@@ -12511,7 +12600,7 @@
           <w:rFonts w:cstheme="minorHAnsi"/>
           <w:bCs/>
         </w:rPr>
-        <w:t>Fall 2022—41 Students</w:t>
+        <w:t>Summer 2022—32 Students</w:t>
       </w:r>
     </w:p>
     <w:p>
@@ -12533,7 +12622,7 @@
           <w:rFonts w:cstheme="minorHAnsi"/>
           <w:bCs/>
         </w:rPr>
-        <w:t>Spring 2023—52 students</w:t>
+        <w:t>Fall 2022—41 Students</w:t>
       </w:r>
     </w:p>
     <w:p>
@@ -12555,7 +12644,7 @@
           <w:rFonts w:cstheme="minorHAnsi"/>
           <w:bCs/>
         </w:rPr>
-        <w:t>Summer 2023--30 students</w:t>
+        <w:t>Spring 2023—52 students</w:t>
       </w:r>
     </w:p>
     <w:p>
@@ -12577,7 +12666,7 @@
           <w:rFonts w:cstheme="minorHAnsi"/>
           <w:bCs/>
         </w:rPr>
-        <w:t>Fall 2023—47 Students</w:t>
+        <w:t>Summer 2023--30 students</w:t>
       </w:r>
     </w:p>
     <w:p>
@@ -12599,7 +12688,7 @@
           <w:rFonts w:cstheme="minorHAnsi"/>
           <w:bCs/>
         </w:rPr>
-        <w:t>Summer 2024—38 students</w:t>
+        <w:t>Fall 2023—47 Students</w:t>
       </w:r>
     </w:p>
     <w:p>
@@ -12621,72 +12710,7 @@
           <w:rFonts w:cstheme="minorHAnsi"/>
           <w:bCs/>
         </w:rPr>
-        <w:t>Summer 2025—33 students</w:t>
-      </w:r>
-    </w:p>
-    <w:p>
-      <w:pPr>
-        <w:pStyle w:val="ListParagraph"/>
-        <w:numPr>
-          <w:ilvl w:val="0"/>
-          <w:numId w:val="2"/>
-        </w:numPr>
-        <w:spacing w:after="0" w:line="240" w:lineRule="auto"/>
-        <w:ind w:left="180" w:hanging="180"/>
-        <w:rPr>
-          <w:rFonts w:cstheme="minorHAnsi"/>
-          <w:bCs/>
-        </w:rPr>
-      </w:pPr>
-      <w:r>
-        <w:rPr>
-          <w:rFonts w:cstheme="minorHAnsi"/>
-          <w:b/>
-          <w:bCs/>
-          <w:smallCaps/>
-        </w:rPr>
-        <w:t>Genomics</w:t>
-      </w:r>
-      <w:r>
-        <w:rPr>
-          <w:rFonts w:cstheme="minorHAnsi"/>
-          <w:bCs/>
-        </w:rPr>
-        <w:t xml:space="preserve"> (Utah Valley University, BIOL 3500)—Instructor of Record</w:t>
-      </w:r>
-    </w:p>
-    <w:p>
-      <w:pPr>
-        <w:pStyle w:val="ListParagraph"/>
-        <w:spacing w:after="0" w:line="240" w:lineRule="auto"/>
-        <w:ind w:left="180"/>
-        <w:rPr>
-          <w:rFonts w:cstheme="minorHAnsi"/>
-          <w:bCs/>
-        </w:rPr>
-      </w:pPr>
-      <w:r>
-        <w:rPr>
-          <w:rFonts w:cstheme="minorHAnsi"/>
-          <w:bCs/>
-        </w:rPr>
-        <w:t xml:space="preserve">Instruct upper-level students in genomics topics, including sequencing, assembly, annotation, </w:t>
-      </w:r>
-      <w:proofErr w:type="spellStart"/>
-      <w:r>
-        <w:rPr>
-          <w:rFonts w:cstheme="minorHAnsi"/>
-          <w:bCs/>
-        </w:rPr>
-        <w:t>phylogenomics</w:t>
-      </w:r>
-      <w:proofErr w:type="spellEnd"/>
-      <w:r>
-        <w:rPr>
-          <w:rFonts w:cstheme="minorHAnsi"/>
-          <w:bCs/>
-        </w:rPr>
-        <w:t>, comparative genomics, and population genomics. Weekly discussion of current literature and student driven final project presentations.</w:t>
+        <w:t>Summer 2024—38 students</w:t>
       </w:r>
     </w:p>
     <w:p>
@@ -12708,7 +12732,92 @@
           <w:rFonts w:cstheme="minorHAnsi"/>
           <w:bCs/>
         </w:rPr>
-        <w:t>Fall 2022—15 students</w:t>
+        <w:t>Summer 2025—33 students</w:t>
+      </w:r>
+    </w:p>
+    <w:p>
+      <w:pPr>
+        <w:rPr>
+          <w:rFonts w:cstheme="minorHAnsi"/>
+          <w:b/>
+          <w:bCs/>
+          <w:smallCaps/>
+        </w:rPr>
+      </w:pPr>
+      <w:r>
+        <w:rPr>
+          <w:rFonts w:cstheme="minorHAnsi"/>
+          <w:b/>
+          <w:bCs/>
+          <w:smallCaps/>
+        </w:rPr>
+        <w:br w:type="page"/>
+      </w:r>
+    </w:p>
+    <w:p>
+      <w:pPr>
+        <w:pStyle w:val="ListParagraph"/>
+        <w:numPr>
+          <w:ilvl w:val="0"/>
+          <w:numId w:val="2"/>
+        </w:numPr>
+        <w:spacing w:after="0" w:line="240" w:lineRule="auto"/>
+        <w:ind w:left="180" w:hanging="180"/>
+        <w:rPr>
+          <w:rFonts w:cstheme="minorHAnsi"/>
+          <w:bCs/>
+        </w:rPr>
+      </w:pPr>
+      <w:r>
+        <w:rPr>
+          <w:rFonts w:cstheme="minorHAnsi"/>
+          <w:b/>
+          <w:bCs/>
+          <w:smallCaps/>
+        </w:rPr>
+        <w:lastRenderedPageBreak/>
+        <w:t>Genomics</w:t>
+      </w:r>
+      <w:r>
+        <w:rPr>
+          <w:rFonts w:cstheme="minorHAnsi"/>
+          <w:bCs/>
+        </w:rPr>
+        <w:t xml:space="preserve"> (Utah Valley University, BIOL 3500)—Instructor of Record</w:t>
+      </w:r>
+    </w:p>
+    <w:p>
+      <w:pPr>
+        <w:pStyle w:val="ListParagraph"/>
+        <w:spacing w:after="0" w:line="240" w:lineRule="auto"/>
+        <w:ind w:left="180"/>
+        <w:rPr>
+          <w:rFonts w:cstheme="minorHAnsi"/>
+          <w:bCs/>
+        </w:rPr>
+      </w:pPr>
+      <w:r>
+        <w:rPr>
+          <w:rFonts w:cstheme="minorHAnsi"/>
+          <w:bCs/>
+        </w:rPr>
+        <w:t xml:space="preserve">Instruct upper-level students in genomics topics, including sequencing, assembly, annotation, </w:t>
+      </w:r>
+      <w:proofErr w:type="spellStart"/>
+      <w:r>
+        <w:rPr>
+          <w:rFonts w:cstheme="minorHAnsi"/>
+          <w:bCs/>
+        </w:rPr>
+        <w:t>phylogenomics</w:t>
+      </w:r>
+      <w:proofErr w:type="spellEnd"/>
+      <w:r>
+        <w:rPr>
+          <w:rFonts w:cstheme="minorHAnsi"/>
+          <w:bCs/>
+        </w:rPr>
+        <w:t>, comparative genomics, and population genomics. Weekly discussion of current literature and student driven final project presentations.</w:t>
       </w:r>
     </w:p>
     <w:p>
@@ -12730,7 +12839,7 @@
           <w:rFonts w:cstheme="minorHAnsi"/>
           <w:bCs/>
         </w:rPr>
-        <w:t>Fall 2023—13 students</w:t>
+        <w:t>Fall 2022—15 students</w:t>
       </w:r>
     </w:p>
     <w:p>
@@ -12752,7 +12861,7 @@
           <w:rFonts w:cstheme="minorHAnsi"/>
           <w:bCs/>
         </w:rPr>
-        <w:t>Fall 2024—13 students</w:t>
+        <w:t>Fall 2023—13 students</w:t>
       </w:r>
     </w:p>
     <w:p>
@@ -12774,156 +12883,7 @@
           <w:rFonts w:cstheme="minorHAnsi"/>
           <w:bCs/>
         </w:rPr>
-        <w:t>Fall 2025—12 students</w:t>
-      </w:r>
-    </w:p>
-    <w:p>
-      <w:pPr>
-        <w:pStyle w:val="ListParagraph"/>
-        <w:spacing w:after="0" w:line="240" w:lineRule="auto"/>
-        <w:ind w:left="450"/>
-        <w:rPr>
-          <w:rFonts w:cstheme="minorHAnsi"/>
-          <w:bCs/>
-        </w:rPr>
-      </w:pPr>
-    </w:p>
-    <w:p>
-      <w:pPr>
-        <w:pStyle w:val="ListParagraph"/>
-        <w:spacing w:after="0" w:line="240" w:lineRule="auto"/>
-        <w:ind w:left="450"/>
-        <w:rPr>
-          <w:rFonts w:cstheme="minorHAnsi"/>
-          <w:bCs/>
-        </w:rPr>
-      </w:pPr>
-    </w:p>
-    <w:p>
-      <w:pPr>
-        <w:pStyle w:val="ListParagraph"/>
-        <w:spacing w:after="0" w:line="240" w:lineRule="auto"/>
-        <w:ind w:left="450"/>
-        <w:rPr>
-          <w:rFonts w:cstheme="minorHAnsi"/>
-          <w:bCs/>
-        </w:rPr>
-      </w:pPr>
-    </w:p>
-    <w:p>
-      <w:pPr>
-        <w:pStyle w:val="ListParagraph"/>
-        <w:spacing w:after="0" w:line="240" w:lineRule="auto"/>
-        <w:ind w:left="450"/>
-        <w:rPr>
-          <w:rFonts w:cstheme="minorHAnsi"/>
-          <w:bCs/>
-        </w:rPr>
-      </w:pPr>
-    </w:p>
-    <w:p>
-      <w:pPr>
-        <w:pStyle w:val="ListParagraph"/>
-        <w:spacing w:after="0" w:line="240" w:lineRule="auto"/>
-        <w:ind w:left="450"/>
-        <w:rPr>
-          <w:rFonts w:cstheme="minorHAnsi"/>
-          <w:bCs/>
-        </w:rPr>
-      </w:pPr>
-    </w:p>
-    <w:p>
-      <w:pPr>
-        <w:pStyle w:val="ListParagraph"/>
-        <w:numPr>
-          <w:ilvl w:val="0"/>
-          <w:numId w:val="2"/>
-        </w:numPr>
-        <w:spacing w:after="0" w:line="240" w:lineRule="auto"/>
-        <w:ind w:left="180" w:hanging="180"/>
-        <w:rPr>
-          <w:rFonts w:cstheme="minorHAnsi"/>
-          <w:bCs/>
-        </w:rPr>
-      </w:pPr>
-      <w:r>
-        <w:rPr>
-          <w:rFonts w:cstheme="minorHAnsi"/>
-          <w:b/>
-          <w:bCs/>
-          <w:smallCaps/>
-        </w:rPr>
-        <w:lastRenderedPageBreak/>
-        <w:t>Phylogenetics</w:t>
-      </w:r>
-      <w:r>
-        <w:rPr>
-          <w:rFonts w:cstheme="minorHAnsi"/>
-          <w:bCs/>
-        </w:rPr>
-        <w:t xml:space="preserve"> (Utah Valley University, BIOL 4</w:t>
-      </w:r>
-      <w:r>
-        <w:rPr>
-          <w:rFonts w:cstheme="minorHAnsi"/>
-          <w:bCs/>
-        </w:rPr>
-        <w:t>3</w:t>
-      </w:r>
-      <w:r>
-        <w:rPr>
-          <w:rFonts w:cstheme="minorHAnsi"/>
-          <w:bCs/>
-        </w:rPr>
-        <w:t>00)—</w:t>
-      </w:r>
-      <w:r>
-        <w:rPr>
-          <w:rFonts w:cstheme="minorHAnsi"/>
-          <w:bCs/>
-        </w:rPr>
-        <w:t>Co-instructor with Dr. Heath Ogden</w:t>
-      </w:r>
-    </w:p>
-    <w:p>
-      <w:pPr>
-        <w:pStyle w:val="ListParagraph"/>
-        <w:spacing w:after="0" w:line="240" w:lineRule="auto"/>
-        <w:ind w:left="180"/>
-        <w:rPr>
-          <w:rFonts w:cstheme="minorHAnsi"/>
-          <w:bCs/>
-        </w:rPr>
-      </w:pPr>
-      <w:r>
-        <w:rPr>
-          <w:rFonts w:cstheme="minorHAnsi"/>
-          <w:bCs/>
-        </w:rPr>
-        <w:t xml:space="preserve">Instruct upper-level </w:t>
-      </w:r>
-      <w:r>
-        <w:rPr>
-          <w:rFonts w:cstheme="minorHAnsi"/>
-          <w:bCs/>
-        </w:rPr>
-        <w:t xml:space="preserve">students in phylogenetic reconstruction and comparative methods. Tree reconstruction methods </w:t>
-      </w:r>
-      <w:proofErr w:type="gramStart"/>
-      <w:r>
-        <w:rPr>
-          <w:rFonts w:cstheme="minorHAnsi"/>
-          <w:bCs/>
-        </w:rPr>
-        <w:t>from parsimony,</w:t>
-      </w:r>
-      <w:proofErr w:type="gramEnd"/>
-      <w:r>
-        <w:rPr>
-          <w:rFonts w:cstheme="minorHAnsi"/>
-          <w:bCs/>
-        </w:rPr>
-        <w:t xml:space="preserve"> to maximum likelihood and Bayesian methodologies. Students generate novel datasets and construct accessible, detailed, and repeatable pipelines for analysis</w:t>
+        <w:t>Fall 2024—13 students</w:t>
       </w:r>
     </w:p>
     <w:p>
@@ -12945,7 +12905,7 @@
           <w:rFonts w:cstheme="minorHAnsi"/>
           <w:bCs/>
         </w:rPr>
-        <w:t>Fall 2025—18 students</w:t>
+        <w:t>Fall 2025—12 students</w:t>
       </w:r>
     </w:p>
     <w:p>
@@ -12980,17 +12940,68 @@
           <w:bCs/>
           <w:smallCaps/>
         </w:rPr>
-        <w:t xml:space="preserve">S-STEM Introduction to </w:t>
+        <w:t>Phylogenetics</w:t>
+      </w:r>
+      <w:r>
+        <w:rPr>
+          <w:rFonts w:cstheme="minorHAnsi"/>
+          <w:bCs/>
+        </w:rPr>
+        <w:t xml:space="preserve"> (Utah Valley University, BIOL 4</w:t>
+      </w:r>
+      <w:r>
+        <w:rPr>
+          <w:rFonts w:cstheme="minorHAnsi"/>
+          <w:bCs/>
+        </w:rPr>
+        <w:t>3</w:t>
+      </w:r>
+      <w:r>
+        <w:rPr>
+          <w:rFonts w:cstheme="minorHAnsi"/>
+          <w:bCs/>
+        </w:rPr>
+        <w:t>00)—</w:t>
+      </w:r>
+      <w:r>
+        <w:rPr>
+          <w:rFonts w:cstheme="minorHAnsi"/>
+          <w:bCs/>
+        </w:rPr>
+        <w:t>Co-instructor with Dr. Heath Ogden</w:t>
+      </w:r>
+    </w:p>
+    <w:p>
+      <w:pPr>
+        <w:pStyle w:val="ListParagraph"/>
+        <w:spacing w:after="0" w:line="240" w:lineRule="auto"/>
+        <w:ind w:left="180"/>
+        <w:rPr>
+          <w:rFonts w:cstheme="minorHAnsi"/>
+          <w:bCs/>
+        </w:rPr>
+      </w:pPr>
+      <w:r>
+        <w:rPr>
+          <w:rFonts w:cstheme="minorHAnsi"/>
+          <w:bCs/>
+        </w:rPr>
+        <w:t xml:space="preserve">Instruct upper-level </w:t>
+      </w:r>
+      <w:r>
+        <w:rPr>
+          <w:rFonts w:cstheme="minorHAnsi"/>
+          <w:bCs/>
+        </w:rPr>
+        <w:t xml:space="preserve">students in phylogenetic reconstruction and comparative methods. Tree reconstruction methods </w:t>
       </w:r>
       <w:proofErr w:type="gramStart"/>
       <w:r>
         <w:rPr>
           <w:rFonts w:cstheme="minorHAnsi"/>
-          <w:b/>
-          <w:bCs/>
-          <w:smallCaps/>
-        </w:rPr>
-        <w:t>Undergraduate  Research</w:t>
+          <w:bCs/>
+        </w:rPr>
+        <w:t>from parsimony,</w:t>
       </w:r>
       <w:proofErr w:type="gramEnd"/>
       <w:r>
@@ -12998,39 +13009,7 @@
           <w:rFonts w:cstheme="minorHAnsi"/>
           <w:bCs/>
         </w:rPr>
-        <w:t xml:space="preserve"> (Utah Valley University, BIOL </w:t>
-      </w:r>
-      <w:r>
-        <w:rPr>
-          <w:rFonts w:cstheme="minorHAnsi"/>
-          <w:bCs/>
-        </w:rPr>
-        <w:t>2900</w:t>
-      </w:r>
-      <w:r>
-        <w:rPr>
-          <w:rFonts w:cstheme="minorHAnsi"/>
-          <w:bCs/>
-        </w:rPr>
-        <w:t>)—Instructor of Record</w:t>
-      </w:r>
-    </w:p>
-    <w:p>
-      <w:pPr>
-        <w:pStyle w:val="ListParagraph"/>
-        <w:spacing w:after="0" w:line="240" w:lineRule="auto"/>
-        <w:ind w:left="180"/>
-        <w:rPr>
-          <w:rFonts w:cstheme="minorHAnsi"/>
-          <w:bCs/>
-        </w:rPr>
-      </w:pPr>
-      <w:r>
-        <w:rPr>
-          <w:rFonts w:cstheme="minorHAnsi"/>
-          <w:bCs/>
-        </w:rPr>
-        <w:t xml:space="preserve">Instruct students in foundational information on success as an undergraduate research student. Topics include professional development, time management, grant budget management, research rotations, and more. Specifically designed for NSF S-STEM scholarship fellows. </w:t>
+        <w:t xml:space="preserve"> to maximum likelihood and Bayesian methodologies. Students generate novel datasets and construct accessible, detailed, and repeatable pipelines for analysis</w:t>
       </w:r>
     </w:p>
     <w:p>
@@ -13052,12 +13031,23 @@
           <w:rFonts w:cstheme="minorHAnsi"/>
           <w:bCs/>
         </w:rPr>
-        <w:t>Fall 2025—6 students</w:t>
+        <w:t>Fall 2025—18 students</w:t>
       </w:r>
     </w:p>
     <w:p>
       <w:pPr>
         <w:pStyle w:val="ListParagraph"/>
+        <w:spacing w:after="0" w:line="240" w:lineRule="auto"/>
+        <w:ind w:left="450"/>
+        <w:rPr>
+          <w:rFonts w:cstheme="minorHAnsi"/>
+          <w:bCs/>
+        </w:rPr>
+      </w:pPr>
+    </w:p>
+    <w:p>
+      <w:pPr>
+        <w:pStyle w:val="ListParagraph"/>
         <w:numPr>
           <w:ilvl w:val="0"/>
           <w:numId w:val="2"/>
@@ -13076,14 +13066,39 @@
           <w:bCs/>
           <w:smallCaps/>
         </w:rPr>
-        <w:t>Principles of Evolution</w:t>
-      </w:r>
-      <w:r>
-        <w:rPr>
-          <w:rFonts w:cstheme="minorHAnsi"/>
-          <w:bCs/>
-        </w:rPr>
-        <w:t xml:space="preserve"> (Utah Valley University, BIOL 4500)—Instructor of Record</w:t>
+        <w:t xml:space="preserve">S-STEM Introduction to </w:t>
+      </w:r>
+      <w:proofErr w:type="gramStart"/>
+      <w:r>
+        <w:rPr>
+          <w:rFonts w:cstheme="minorHAnsi"/>
+          <w:b/>
+          <w:bCs/>
+          <w:smallCaps/>
+        </w:rPr>
+        <w:t>Undergraduate  Research</w:t>
+      </w:r>
+      <w:proofErr w:type="gramEnd"/>
+      <w:r>
+        <w:rPr>
+          <w:rFonts w:cstheme="minorHAnsi"/>
+          <w:bCs/>
+        </w:rPr>
+        <w:t xml:space="preserve"> (Utah Valley University, BIOL </w:t>
+      </w:r>
+      <w:r>
+        <w:rPr>
+          <w:rFonts w:cstheme="minorHAnsi"/>
+          <w:bCs/>
+        </w:rPr>
+        <w:t>2900</w:t>
+      </w:r>
+      <w:r>
+        <w:rPr>
+          <w:rFonts w:cstheme="minorHAnsi"/>
+          <w:bCs/>
+        </w:rPr>
+        <w:t>)—Instructor of Record</w:t>
       </w:r>
     </w:p>
     <w:p>
@@ -13101,7 +13116,7 @@
           <w:rFonts w:cstheme="minorHAnsi"/>
           <w:bCs/>
         </w:rPr>
-        <w:t>Instruct upper-level students in the principles of evolution, including the mechanisms of evolution, sexual selection, Hardy-Weinberg and speciation.  Weekly discussion of classic literature and student driven final project presentations</w:t>
+        <w:t xml:space="preserve">Instruct students in foundational information on success as an undergraduate research student. Topics include professional development, time management, grant budget management, research rotations, and more. Specifically designed for NSF S-STEM scholarship fellows. </w:t>
       </w:r>
     </w:p>
     <w:p>
@@ -13123,7 +13138,7 @@
           <w:rFonts w:cstheme="minorHAnsi"/>
           <w:bCs/>
         </w:rPr>
-        <w:t>Spring 2023—10 students</w:t>
+        <w:t>Fall 2025—6 students</w:t>
       </w:r>
     </w:p>
     <w:p>
@@ -13140,12 +13155,54 @@
           <w:bCs/>
         </w:rPr>
       </w:pPr>
-      <w:r>
-        <w:rPr>
-          <w:rFonts w:cstheme="minorHAnsi"/>
-          <w:bCs/>
-        </w:rPr>
-        <w:t>Fall 2023—20 students</w:t>
+    </w:p>
+    <w:p>
+      <w:pPr>
+        <w:pStyle w:val="ListParagraph"/>
+        <w:numPr>
+          <w:ilvl w:val="0"/>
+          <w:numId w:val="2"/>
+        </w:numPr>
+        <w:spacing w:after="0" w:line="240" w:lineRule="auto"/>
+        <w:ind w:left="180" w:hanging="180"/>
+        <w:rPr>
+          <w:rFonts w:cstheme="minorHAnsi"/>
+          <w:bCs/>
+        </w:rPr>
+      </w:pPr>
+      <w:r>
+        <w:rPr>
+          <w:rFonts w:cstheme="minorHAnsi"/>
+          <w:b/>
+          <w:bCs/>
+          <w:smallCaps/>
+        </w:rPr>
+        <w:t>Principles of Evolution</w:t>
+      </w:r>
+      <w:r>
+        <w:rPr>
+          <w:rFonts w:cstheme="minorHAnsi"/>
+          <w:bCs/>
+        </w:rPr>
+        <w:t xml:space="preserve"> (Utah Valley University, BIOL 4500)—Instructor of Record</w:t>
+      </w:r>
+    </w:p>
+    <w:p>
+      <w:pPr>
+        <w:pStyle w:val="ListParagraph"/>
+        <w:spacing w:after="0" w:line="240" w:lineRule="auto"/>
+        <w:ind w:left="180"/>
+        <w:rPr>
+          <w:rFonts w:cstheme="minorHAnsi"/>
+          <w:bCs/>
+        </w:rPr>
+      </w:pPr>
+      <w:r>
+        <w:rPr>
+          <w:rFonts w:cstheme="minorHAnsi"/>
+          <w:bCs/>
+        </w:rPr>
+        <w:t>Instruct upper-level students in the principles of evolution, including the mechanisms of evolution, sexual selection, Hardy-Weinberg and speciation.  Weekly discussion of classic literature and student driven final project presentations</w:t>
       </w:r>
     </w:p>
     <w:p>
@@ -13167,7 +13224,7 @@
           <w:rFonts w:cstheme="minorHAnsi"/>
           <w:bCs/>
         </w:rPr>
-        <w:t>Spring 2024—19 students</w:t>
+        <w:t>Spring 2023—10 students</w:t>
       </w:r>
     </w:p>
     <w:p>
@@ -13189,73 +13246,7 @@
           <w:rFonts w:cstheme="minorHAnsi"/>
           <w:bCs/>
         </w:rPr>
-        <w:t>Spring 2025—27 students</w:t>
-      </w:r>
-    </w:p>
-    <w:p>
-      <w:pPr>
-        <w:spacing w:after="0" w:line="240" w:lineRule="auto"/>
-        <w:ind w:left="180"/>
-        <w:rPr>
-          <w:rFonts w:cstheme="minorHAnsi"/>
-          <w:bCs/>
-        </w:rPr>
-      </w:pPr>
-    </w:p>
-    <w:p>
-      <w:pPr>
-        <w:pStyle w:val="ListParagraph"/>
-        <w:numPr>
-          <w:ilvl w:val="0"/>
-          <w:numId w:val="2"/>
-        </w:numPr>
-        <w:spacing w:after="0" w:line="240" w:lineRule="auto"/>
-        <w:ind w:left="180" w:hanging="180"/>
-        <w:rPr>
-          <w:rFonts w:cstheme="minorHAnsi"/>
-          <w:bCs/>
-        </w:rPr>
-      </w:pPr>
-      <w:r>
-        <w:rPr>
-          <w:rFonts w:cstheme="minorHAnsi"/>
-          <w:b/>
-          <w:bCs/>
-          <w:smallCaps/>
-        </w:rPr>
-        <w:t>Molecular Evolution and Bioinformatics</w:t>
-      </w:r>
-      <w:r>
-        <w:rPr>
-          <w:rFonts w:cstheme="minorHAnsi"/>
-          <w:bCs/>
-        </w:rPr>
-        <w:t xml:space="preserve"> (Utah Valley University, BIOL 4550)</w:t>
-      </w:r>
-    </w:p>
-    <w:p>
-      <w:pPr>
-        <w:pStyle w:val="ListParagraph"/>
-        <w:spacing w:after="0" w:line="240" w:lineRule="auto"/>
-        <w:ind w:left="360"/>
-        <w:rPr>
-          <w:rFonts w:cstheme="minorHAnsi"/>
-          <w:bCs/>
-        </w:rPr>
-      </w:pPr>
-      <w:r>
-        <w:rPr>
-          <w:rFonts w:cstheme="minorHAnsi"/>
-          <w:bCs/>
-        </w:rPr>
-        <w:t xml:space="preserve">Instruct upper-level bioinformatics and biotechnology students on the principles of molecular evolution, including population genetics and genomics, Hardy-Weinberg, neutral theory, and </w:t>
-      </w:r>
-      <w:r>
-        <w:rPr>
-          <w:rFonts w:cstheme="minorHAnsi"/>
-          <w:bCs/>
-        </w:rPr>
-        <w:t>genome sequencing. Semi-weekly discussions of primary literature and student-driven final proposal projects</w:t>
+        <w:t>Fall 2023—20 students</w:t>
       </w:r>
     </w:p>
     <w:p>
@@ -13277,56 +13268,7 @@
           <w:rFonts w:cstheme="minorHAnsi"/>
           <w:bCs/>
         </w:rPr>
-        <w:t>Spring 2024—15 students</w:t>
-      </w:r>
-    </w:p>
-    <w:p>
-      <w:pPr>
-        <w:pStyle w:val="ListParagraph"/>
-        <w:numPr>
-          <w:ilvl w:val="0"/>
-          <w:numId w:val="2"/>
-        </w:numPr>
-        <w:spacing w:after="0" w:line="240" w:lineRule="auto"/>
-        <w:ind w:left="180" w:hanging="180"/>
-        <w:rPr>
-          <w:rFonts w:cstheme="minorHAnsi"/>
-          <w:bCs/>
-        </w:rPr>
-      </w:pPr>
-      <w:r>
-        <w:rPr>
-          <w:rFonts w:cstheme="minorHAnsi"/>
-          <w:b/>
-          <w:bCs/>
-          <w:smallCaps/>
-        </w:rPr>
-        <w:t>Bioinformatics Capstone</w:t>
-      </w:r>
-      <w:r>
-        <w:rPr>
-          <w:rFonts w:cstheme="minorHAnsi"/>
-          <w:bCs/>
-        </w:rPr>
-        <w:t xml:space="preserve"> (Utah Valley University, BIOL 4600)</w:t>
-      </w:r>
-    </w:p>
-    <w:p>
-      <w:pPr>
-        <w:pStyle w:val="ListParagraph"/>
-        <w:spacing w:after="0" w:line="240" w:lineRule="auto"/>
-        <w:ind w:left="360"/>
-        <w:rPr>
-          <w:rFonts w:cstheme="minorHAnsi"/>
-          <w:bCs/>
-        </w:rPr>
-      </w:pPr>
-      <w:r>
-        <w:rPr>
-          <w:rFonts w:cstheme="minorHAnsi"/>
-          <w:bCs/>
-        </w:rPr>
-        <w:t>Guide upper-level bioinformatics students on implementing and critiquing bioinformatic pipelines. Students complete independent projects and compose a written and oral presentation of their work.</w:t>
+        <w:t>Spring 2024—19 students</w:t>
       </w:r>
     </w:p>
     <w:p>
@@ -13348,7 +13290,7 @@
           <w:rFonts w:cstheme="minorHAnsi"/>
           <w:bCs/>
         </w:rPr>
-        <w:t>Spring 2024—1 student</w:t>
+        <w:t>Spring 2025—27 students</w:t>
       </w:r>
     </w:p>
     <w:p>
@@ -13370,54 +13312,53 @@
           <w:rFonts w:cstheme="minorHAnsi"/>
           <w:bCs/>
         </w:rPr>
-        <w:t>Spring 2025—7 students</w:t>
-      </w:r>
+        <w:t>Spring 2026—19 students</w:t>
+      </w:r>
+    </w:p>
+    <w:p>
+      <w:pPr>
+        <w:spacing w:after="0" w:line="240" w:lineRule="auto"/>
+        <w:ind w:left="180"/>
+        <w:rPr>
+          <w:rFonts w:cstheme="minorHAnsi"/>
+          <w:bCs/>
+        </w:rPr>
+      </w:pPr>
     </w:p>
     <w:p>
       <w:pPr>
         <w:pStyle w:val="ListParagraph"/>
-        <w:spacing w:after="0" w:line="240" w:lineRule="auto"/>
-        <w:ind w:left="450"/>
-        <w:rPr>
-          <w:rFonts w:cstheme="minorHAnsi"/>
-          <w:bCs/>
-        </w:rPr>
-      </w:pPr>
+        <w:numPr>
+          <w:ilvl w:val="0"/>
+          <w:numId w:val="2"/>
+        </w:numPr>
+        <w:spacing w:after="0" w:line="240" w:lineRule="auto"/>
+        <w:ind w:left="180" w:hanging="180"/>
+        <w:rPr>
+          <w:rFonts w:cstheme="minorHAnsi"/>
+          <w:bCs/>
+        </w:rPr>
+      </w:pPr>
+      <w:r>
+        <w:rPr>
+          <w:rFonts w:cstheme="minorHAnsi"/>
+          <w:b/>
+          <w:bCs/>
+          <w:smallCaps/>
+        </w:rPr>
+        <w:t>Molecular Evolution and Bioinformatics</w:t>
+      </w:r>
+      <w:r>
+        <w:rPr>
+          <w:rFonts w:cstheme="minorHAnsi"/>
+          <w:bCs/>
+        </w:rPr>
+        <w:t xml:space="preserve"> (Utah Valley University, BIOL 4550)</w:t>
+      </w:r>
     </w:p>
     <w:p>
       <w:pPr>
         <w:pStyle w:val="ListParagraph"/>
-        <w:numPr>
-          <w:ilvl w:val="0"/>
-          <w:numId w:val="2"/>
-        </w:numPr>
-        <w:spacing w:after="0" w:line="240" w:lineRule="auto"/>
-        <w:ind w:left="180" w:hanging="180"/>
-        <w:rPr>
-          <w:rFonts w:cstheme="minorHAnsi"/>
-          <w:bCs/>
-        </w:rPr>
-      </w:pPr>
-      <w:r>
-        <w:rPr>
-          <w:rFonts w:cstheme="minorHAnsi"/>
-          <w:b/>
-          <w:bCs/>
-          <w:smallCaps/>
-        </w:rPr>
-        <w:t>Entomology</w:t>
-      </w:r>
-      <w:r>
-        <w:rPr>
-          <w:rFonts w:cstheme="minorHAnsi"/>
-          <w:bCs/>
-        </w:rPr>
-        <w:t xml:space="preserve"> (Utah Valley University, ZOOL 3430, ZOOL 3435)</w:t>
-      </w:r>
-    </w:p>
-    <w:p>
-      <w:pPr>
-        <w:pStyle w:val="ListParagraph"/>
         <w:spacing w:after="0" w:line="240" w:lineRule="auto"/>
         <w:ind w:left="360"/>
         <w:rPr>
@@ -13430,7 +13371,7 @@
           <w:rFonts w:cstheme="minorHAnsi"/>
           <w:bCs/>
         </w:rPr>
-        <w:t>Introduce the study of insects, including insect diversity and classification, anatomy and physiology, etc. Students curate museum quality collections with identifications to family level</w:t>
+        <w:t>Instruct upper-level bioinformatics and biotechnology students on the principles of molecular evolution, including population genetics and genomics, Hardy-Weinberg, neutral theory, and genome sequencing. Semi-weekly discussions of primary literature and student-driven final proposal projects</w:t>
       </w:r>
     </w:p>
     <w:p>
@@ -13452,7 +13393,7 @@
           <w:rFonts w:cstheme="minorHAnsi"/>
           <w:bCs/>
         </w:rPr>
-        <w:t>Fall 2024—10 students</w:t>
+        <w:t>Spring 2024—15 students</w:t>
       </w:r>
     </w:p>
     <w:p>
@@ -13487,21 +13428,14 @@
           <w:bCs/>
           <w:smallCaps/>
         </w:rPr>
-        <w:t xml:space="preserve">Evolution of Sex </w:t>
-      </w:r>
-      <w:r>
-        <w:rPr>
-          <w:rFonts w:cstheme="minorHAnsi"/>
-          <w:bCs/>
-        </w:rPr>
-        <w:t>(</w:t>
-      </w:r>
-      <w:r>
-        <w:rPr>
-          <w:rFonts w:cstheme="minorHAnsi"/>
-          <w:bCs/>
-        </w:rPr>
-        <w:t>Utah Valley University, BIOL 490R-1, Co-Instructor with Dr. Jessica Cusick)</w:t>
+        <w:t>Bioinformatics Capstone</w:t>
+      </w:r>
+      <w:r>
+        <w:rPr>
+          <w:rFonts w:cstheme="minorHAnsi"/>
+          <w:bCs/>
+        </w:rPr>
+        <w:t xml:space="preserve"> (Utah Valley University, BIOL 4600)</w:t>
       </w:r>
     </w:p>
     <w:p>
@@ -13519,49 +13453,7 @@
           <w:rFonts w:cstheme="minorHAnsi"/>
           <w:bCs/>
         </w:rPr>
-        <w:t xml:space="preserve">An upper-level seminar style course in which students learn and discuss the evolution sex from the prospective of both the molecular and behavior.  </w:t>
-      </w:r>
-      <w:r>
-        <w:rPr>
-          <w:rFonts w:cstheme="minorHAnsi"/>
-          <w:bCs/>
-        </w:rPr>
-        <w:t xml:space="preserve">This course </w:t>
-      </w:r>
-      <w:r>
-        <w:rPr>
-          <w:rFonts w:cstheme="minorHAnsi"/>
-          <w:bCs/>
-        </w:rPr>
-        <w:t>challenges</w:t>
-      </w:r>
-      <w:r>
-        <w:rPr>
-          <w:rFonts w:cstheme="minorHAnsi"/>
-          <w:bCs/>
-        </w:rPr>
-        <w:t xml:space="preserve"> students to critically engage with the latest research, discuss emerging questions,</w:t>
-      </w:r>
-      <w:r>
-        <w:rPr>
-          <w:rFonts w:cstheme="minorHAnsi"/>
-          <w:bCs/>
-        </w:rPr>
-        <w:t xml:space="preserve"> </w:t>
-      </w:r>
-      <w:r>
-        <w:rPr>
-          <w:rFonts w:cstheme="minorHAnsi"/>
-          <w:bCs/>
-        </w:rPr>
-        <w:t>and reflect on the broader implications of sex in biology. </w:t>
-      </w:r>
-      <w:r>
-        <w:rPr>
-          <w:rFonts w:cstheme="minorHAnsi"/>
-          <w:bCs/>
-        </w:rPr>
-        <w:t xml:space="preserve"> </w:t>
+        <w:t>Guide upper-level bioinformatics students on implementing and critiquing bioinformatic pipelines. Students complete independent projects and compose a written and oral presentation of their work.</w:t>
       </w:r>
     </w:p>
     <w:p>
@@ -13583,6 +13475,110 @@
           <w:rFonts w:cstheme="minorHAnsi"/>
           <w:bCs/>
         </w:rPr>
+        <w:t>Spring 2024—1 student</w:t>
+      </w:r>
+    </w:p>
+    <w:p>
+      <w:pPr>
+        <w:pStyle w:val="ListParagraph"/>
+        <w:numPr>
+          <w:ilvl w:val="1"/>
+          <w:numId w:val="2"/>
+        </w:numPr>
+        <w:spacing w:after="0" w:line="240" w:lineRule="auto"/>
+        <w:ind w:left="450" w:hanging="270"/>
+        <w:rPr>
+          <w:rFonts w:cstheme="minorHAnsi"/>
+          <w:bCs/>
+        </w:rPr>
+      </w:pPr>
+      <w:r>
+        <w:rPr>
+          <w:rFonts w:cstheme="minorHAnsi"/>
+          <w:bCs/>
+        </w:rPr>
+        <w:t>Spring 2025—7 students</w:t>
+      </w:r>
+    </w:p>
+    <w:p>
+      <w:pPr>
+        <w:pStyle w:val="ListParagraph"/>
+        <w:spacing w:after="0" w:line="240" w:lineRule="auto"/>
+        <w:ind w:left="450"/>
+        <w:rPr>
+          <w:rFonts w:cstheme="minorHAnsi"/>
+          <w:bCs/>
+        </w:rPr>
+      </w:pPr>
+    </w:p>
+    <w:p>
+      <w:pPr>
+        <w:pStyle w:val="ListParagraph"/>
+        <w:numPr>
+          <w:ilvl w:val="0"/>
+          <w:numId w:val="2"/>
+        </w:numPr>
+        <w:spacing w:after="0" w:line="240" w:lineRule="auto"/>
+        <w:ind w:left="180" w:hanging="180"/>
+        <w:rPr>
+          <w:rFonts w:cstheme="minorHAnsi"/>
+          <w:bCs/>
+        </w:rPr>
+      </w:pPr>
+      <w:r>
+        <w:rPr>
+          <w:rFonts w:cstheme="minorHAnsi"/>
+          <w:b/>
+          <w:bCs/>
+          <w:smallCaps/>
+        </w:rPr>
+        <w:t>Entomology</w:t>
+      </w:r>
+      <w:r>
+        <w:rPr>
+          <w:rFonts w:cstheme="minorHAnsi"/>
+          <w:bCs/>
+        </w:rPr>
+        <w:t xml:space="preserve"> (Utah Valley University, ZOOL 3430, ZOOL 3435)</w:t>
+      </w:r>
+    </w:p>
+    <w:p>
+      <w:pPr>
+        <w:pStyle w:val="ListParagraph"/>
+        <w:spacing w:after="0" w:line="240" w:lineRule="auto"/>
+        <w:ind w:left="360"/>
+        <w:rPr>
+          <w:rFonts w:cstheme="minorHAnsi"/>
+          <w:bCs/>
+        </w:rPr>
+      </w:pPr>
+      <w:r>
+        <w:rPr>
+          <w:rFonts w:cstheme="minorHAnsi"/>
+          <w:bCs/>
+        </w:rPr>
+        <w:t>Introduce the study of insects, including insect diversity and classification, anatomy and physiology, etc. Students curate museum quality collections with identifications to family level</w:t>
+      </w:r>
+    </w:p>
+    <w:p>
+      <w:pPr>
+        <w:pStyle w:val="ListParagraph"/>
+        <w:numPr>
+          <w:ilvl w:val="1"/>
+          <w:numId w:val="2"/>
+        </w:numPr>
+        <w:spacing w:after="0" w:line="240" w:lineRule="auto"/>
+        <w:ind w:left="450" w:hanging="270"/>
+        <w:rPr>
+          <w:rFonts w:cstheme="minorHAnsi"/>
+          <w:bCs/>
+        </w:rPr>
+      </w:pPr>
+      <w:r>
+        <w:rPr>
+          <w:rFonts w:cstheme="minorHAnsi"/>
+          <w:bCs/>
+        </w:rPr>
         <w:t>Fall 2024—10 students</w:t>
       </w:r>
     </w:p>
@@ -13618,6 +13614,262 @@
           <w:bCs/>
           <w:smallCaps/>
         </w:rPr>
+        <w:t xml:space="preserve">Evolution of Sex </w:t>
+      </w:r>
+      <w:r>
+        <w:rPr>
+          <w:rFonts w:cstheme="minorHAnsi"/>
+          <w:bCs/>
+        </w:rPr>
+        <w:t>(</w:t>
+      </w:r>
+      <w:r>
+        <w:rPr>
+          <w:rFonts w:cstheme="minorHAnsi"/>
+          <w:bCs/>
+        </w:rPr>
+        <w:t>Utah Valley University, BIOL 490R-1, Co-Instructor with Dr. Jessica Cusick)</w:t>
+      </w:r>
+    </w:p>
+    <w:p>
+      <w:pPr>
+        <w:pStyle w:val="ListParagraph"/>
+        <w:spacing w:after="0" w:line="240" w:lineRule="auto"/>
+        <w:ind w:left="360"/>
+        <w:rPr>
+          <w:rFonts w:cstheme="minorHAnsi"/>
+          <w:bCs/>
+        </w:rPr>
+      </w:pPr>
+      <w:r>
+        <w:rPr>
+          <w:rFonts w:cstheme="minorHAnsi"/>
+          <w:bCs/>
+        </w:rPr>
+        <w:t xml:space="preserve">An upper-level seminar style course in which students learn and discuss the evolution sex from the prospective of both the molecular and behavior.  </w:t>
+      </w:r>
+      <w:r>
+        <w:rPr>
+          <w:rFonts w:cstheme="minorHAnsi"/>
+          <w:bCs/>
+        </w:rPr>
+        <w:t xml:space="preserve">This course </w:t>
+      </w:r>
+      <w:r>
+        <w:rPr>
+          <w:rFonts w:cstheme="minorHAnsi"/>
+          <w:bCs/>
+        </w:rPr>
+        <w:t>challenges</w:t>
+      </w:r>
+      <w:r>
+        <w:rPr>
+          <w:rFonts w:cstheme="minorHAnsi"/>
+          <w:bCs/>
+        </w:rPr>
+        <w:t xml:space="preserve"> students to critically engage with the latest research, discuss emerging questions,</w:t>
+      </w:r>
+      <w:r>
+        <w:rPr>
+          <w:rFonts w:cstheme="minorHAnsi"/>
+          <w:bCs/>
+        </w:rPr>
+        <w:t xml:space="preserve"> </w:t>
+      </w:r>
+      <w:r>
+        <w:rPr>
+          <w:rFonts w:cstheme="minorHAnsi"/>
+          <w:bCs/>
+        </w:rPr>
+        <w:t>and reflect on the broader implications of sex in biology. </w:t>
+      </w:r>
+      <w:r>
+        <w:rPr>
+          <w:rFonts w:cstheme="minorHAnsi"/>
+          <w:bCs/>
+        </w:rPr>
+        <w:t xml:space="preserve"> </w:t>
+      </w:r>
+    </w:p>
+    <w:p>
+      <w:pPr>
+        <w:pStyle w:val="ListParagraph"/>
+        <w:numPr>
+          <w:ilvl w:val="1"/>
+          <w:numId w:val="2"/>
+        </w:numPr>
+        <w:spacing w:after="0" w:line="240" w:lineRule="auto"/>
+        <w:ind w:left="450" w:hanging="270"/>
+        <w:rPr>
+          <w:rFonts w:cstheme="minorHAnsi"/>
+          <w:bCs/>
+        </w:rPr>
+      </w:pPr>
+      <w:r>
+        <w:rPr>
+          <w:rFonts w:cstheme="minorHAnsi"/>
+          <w:bCs/>
+        </w:rPr>
+        <w:t>Fall 2024—10 students</w:t>
+      </w:r>
+    </w:p>
+    <w:p>
+      <w:pPr>
+        <w:pStyle w:val="ListParagraph"/>
+        <w:spacing w:after="0" w:line="240" w:lineRule="auto"/>
+        <w:ind w:left="450"/>
+        <w:rPr>
+          <w:rFonts w:cstheme="minorHAnsi"/>
+          <w:bCs/>
+        </w:rPr>
+      </w:pPr>
+    </w:p>
+    <w:p>
+      <w:pPr>
+        <w:pStyle w:val="ListParagraph"/>
+        <w:numPr>
+          <w:ilvl w:val="0"/>
+          <w:numId w:val="2"/>
+        </w:numPr>
+        <w:spacing w:after="0" w:line="240" w:lineRule="auto"/>
+        <w:ind w:left="180" w:hanging="180"/>
+        <w:rPr>
+          <w:rFonts w:cstheme="minorHAnsi"/>
+          <w:bCs/>
+        </w:rPr>
+      </w:pPr>
+      <w:r>
+        <w:rPr>
+          <w:rFonts w:cstheme="minorHAnsi"/>
+          <w:b/>
+          <w:bCs/>
+          <w:smallCaps/>
+        </w:rPr>
+        <w:t>Ethical Issues in Biology</w:t>
+      </w:r>
+      <w:r>
+        <w:rPr>
+          <w:rFonts w:cstheme="minorHAnsi"/>
+          <w:bCs/>
+        </w:rPr>
+        <w:t xml:space="preserve"> (Utah Valley University, BIOL 4260)—Instructor of Record</w:t>
+      </w:r>
+    </w:p>
+    <w:p>
+      <w:pPr>
+        <w:pStyle w:val="ListParagraph"/>
+        <w:spacing w:after="0" w:line="240" w:lineRule="auto"/>
+        <w:ind w:left="180"/>
+        <w:rPr>
+          <w:rFonts w:cstheme="minorHAnsi"/>
+          <w:bCs/>
+        </w:rPr>
+      </w:pPr>
+      <w:r>
+        <w:rPr>
+          <w:rFonts w:cstheme="minorHAnsi"/>
+          <w:bCs/>
+        </w:rPr>
+        <w:t>Upper-level discussion driven courses covering current and future ethical issues in biology, such as AI, genome editing, polygenic risk scores, etc.</w:t>
+      </w:r>
+    </w:p>
+    <w:p>
+      <w:pPr>
+        <w:pStyle w:val="ListParagraph"/>
+        <w:numPr>
+          <w:ilvl w:val="1"/>
+          <w:numId w:val="2"/>
+        </w:numPr>
+        <w:spacing w:after="0" w:line="240" w:lineRule="auto"/>
+        <w:ind w:left="450" w:hanging="270"/>
+        <w:rPr>
+          <w:rFonts w:cstheme="minorHAnsi"/>
+          <w:bCs/>
+        </w:rPr>
+      </w:pPr>
+      <w:r>
+        <w:rPr>
+          <w:rFonts w:cstheme="minorHAnsi"/>
+          <w:bCs/>
+        </w:rPr>
+        <w:t>Spring</w:t>
+      </w:r>
+      <w:r>
+        <w:rPr>
+          <w:rFonts w:cstheme="minorHAnsi"/>
+          <w:bCs/>
+        </w:rPr>
+        <w:t xml:space="preserve"> 202</w:t>
+      </w:r>
+      <w:r>
+        <w:rPr>
+          <w:rFonts w:cstheme="minorHAnsi"/>
+          <w:bCs/>
+        </w:rPr>
+        <w:t>6</w:t>
+      </w:r>
+      <w:r>
+        <w:rPr>
+          <w:rFonts w:cstheme="minorHAnsi"/>
+          <w:bCs/>
+        </w:rPr>
+        <w:t>—1</w:t>
+      </w:r>
+      <w:r>
+        <w:rPr>
+          <w:rFonts w:cstheme="minorHAnsi"/>
+          <w:bCs/>
+        </w:rPr>
+        <w:t>3</w:t>
+      </w:r>
+      <w:r>
+        <w:rPr>
+          <w:rFonts w:cstheme="minorHAnsi"/>
+          <w:bCs/>
+        </w:rPr>
+        <w:t xml:space="preserve"> students</w:t>
+      </w:r>
+    </w:p>
+    <w:p>
+      <w:pPr>
+        <w:spacing w:after="0" w:line="240" w:lineRule="auto"/>
+        <w:rPr>
+          <w:rFonts w:cstheme="minorHAnsi"/>
+          <w:bCs/>
+        </w:rPr>
+      </w:pPr>
+    </w:p>
+    <w:p>
+      <w:pPr>
+        <w:spacing w:after="0" w:line="240" w:lineRule="auto"/>
+        <w:rPr>
+          <w:rFonts w:cstheme="minorHAnsi"/>
+          <w:bCs/>
+        </w:rPr>
+      </w:pPr>
+    </w:p>
+    <w:p>
+      <w:pPr>
+        <w:pStyle w:val="ListParagraph"/>
+        <w:numPr>
+          <w:ilvl w:val="0"/>
+          <w:numId w:val="2"/>
+        </w:numPr>
+        <w:spacing w:after="0" w:line="240" w:lineRule="auto"/>
+        <w:ind w:left="180" w:hanging="180"/>
+        <w:rPr>
+          <w:rFonts w:cstheme="minorHAnsi"/>
+          <w:bCs/>
+        </w:rPr>
+      </w:pPr>
+      <w:r>
+        <w:rPr>
+          <w:rFonts w:cstheme="minorHAnsi"/>
+          <w:b/>
+          <w:bCs/>
+          <w:smallCaps/>
+        </w:rPr>
+        <w:lastRenderedPageBreak/>
         <w:t>Student Seminar</w:t>
       </w:r>
       <w:r>
@@ -13959,7 +14211,6 @@
           <w:bCs/>
           <w:smallCaps/>
         </w:rPr>
-        <w:lastRenderedPageBreak/>
         <w:t>Forensic Investigations</w:t>
       </w:r>
       <w:r>
@@ -14783,6 +15034,7 @@
         <w:rPr>
           <w:rFonts w:cstheme="minorHAnsi"/>
         </w:rPr>
+        <w:lastRenderedPageBreak/>
         <w:t>Genome Size Evolution</w:t>
       </w:r>
       <w:r>
@@ -15022,6 +15274,28 @@
           <w:rFonts w:cstheme="minorHAnsi"/>
           <w:bCs/>
         </w:rPr>
+        <w:t>Joshua Nilsson (current student)</w:t>
+      </w:r>
+    </w:p>
+    <w:p>
+      <w:pPr>
+        <w:numPr>
+          <w:ilvl w:val="0"/>
+          <w:numId w:val="24"/>
+        </w:numPr>
+        <w:spacing w:after="80" w:line="240" w:lineRule="auto"/>
+        <w:ind w:left="180" w:hanging="180"/>
+        <w:contextualSpacing/>
+        <w:rPr>
+          <w:rFonts w:cstheme="minorHAnsi"/>
+          <w:bCs/>
+        </w:rPr>
+      </w:pPr>
+      <w:r>
+        <w:rPr>
+          <w:rFonts w:cstheme="minorHAnsi"/>
+          <w:bCs/>
+        </w:rPr>
         <w:t>Beth Larsen (current student)</w:t>
       </w:r>
     </w:p>
@@ -15222,7 +15496,6 @@
           <w:rFonts w:cstheme="minorHAnsi"/>
           <w:bCs/>
         </w:rPr>
-        <w:lastRenderedPageBreak/>
         <w:t>Audrey French (Specimen Processor at Myriad Genetics)</w:t>
       </w:r>
     </w:p>
@@ -16444,500 +16717,6 @@
           <w:sz w:val="36"/>
           <w:szCs w:val="40"/>
         </w:rPr>
-      </w:pPr>
-      <w:r>
-        <w:rPr>
-          <w:rFonts w:ascii="Calibri" w:hAnsi="Calibri" w:cs="Calibri"/>
-          <w:b/>
-          <w:bCs/>
-          <w:smallCaps/>
-          <w:color w:val="000000" w:themeColor="text1"/>
-          <w:sz w:val="36"/>
-          <w:szCs w:val="40"/>
-        </w:rPr>
-        <w:t>Professional Development</w:t>
-      </w:r>
-    </w:p>
-    <w:p>
-      <w:pPr>
-        <w:pBdr>
-          <w:bottom w:val="single" w:sz="6" w:space="1" w:color="auto"/>
-        </w:pBdr>
-        <w:spacing w:after="80" w:line="240" w:lineRule="auto"/>
-        <w:contextualSpacing/>
-        <w:rPr>
-          <w:rFonts w:cstheme="minorHAnsi"/>
-          <w:b/>
-          <w:smallCaps/>
-          <w:sz w:val="28"/>
-        </w:rPr>
-      </w:pPr>
-      <w:r>
-        <w:rPr>
-          <w:rFonts w:cstheme="minorHAnsi"/>
-          <w:b/>
-          <w:smallCaps/>
-          <w:sz w:val="28"/>
-        </w:rPr>
-        <w:t>Certifications, Trainings, and Professional development</w:t>
-      </w:r>
-      <w:r>
-        <w:rPr>
-          <w:rFonts w:cstheme="minorHAnsi"/>
-          <w:b/>
-          <w:smallCaps/>
-          <w:sz w:val="28"/>
-        </w:rPr>
-        <w:t>:</w:t>
-      </w:r>
-    </w:p>
-    <w:p>
-      <w:pPr>
-        <w:pStyle w:val="ListParagraph"/>
-        <w:numPr>
-          <w:ilvl w:val="1"/>
-          <w:numId w:val="11"/>
-        </w:numPr>
-        <w:spacing w:after="0" w:line="240" w:lineRule="auto"/>
-        <w:ind w:left="180" w:hanging="180"/>
-        <w:rPr>
-          <w:rFonts w:cstheme="minorHAnsi"/>
-          <w:bCs/>
-        </w:rPr>
-      </w:pPr>
-      <w:r>
-        <w:rPr>
-          <w:rFonts w:cstheme="minorHAnsi"/>
-          <w:b/>
-          <w:bCs/>
-          <w:i/>
-          <w:smallCaps/>
-        </w:rPr>
-        <w:t xml:space="preserve">Online Teaching Academy </w:t>
-      </w:r>
-      <w:r>
-        <w:rPr>
-          <w:rFonts w:cstheme="minorHAnsi"/>
-          <w:b/>
-          <w:bCs/>
-          <w:i/>
-          <w:smallCaps/>
-        </w:rPr>
-        <w:t>(25 hour Certification)</w:t>
-      </w:r>
-    </w:p>
-    <w:p>
-      <w:pPr>
-        <w:spacing w:after="0" w:line="240" w:lineRule="auto"/>
-        <w:ind w:left="180"/>
-        <w:contextualSpacing/>
-        <w:rPr>
-          <w:rFonts w:cstheme="minorHAnsi"/>
-          <w:bCs/>
-        </w:rPr>
-      </w:pPr>
-      <w:r>
-        <w:rPr>
-          <w:rFonts w:cstheme="minorHAnsi"/>
-          <w:bCs/>
-        </w:rPr>
-        <w:t>Develop instructor</w:t>
-      </w:r>
-      <w:r>
-        <w:rPr>
-          <w:rFonts w:cstheme="minorHAnsi"/>
-          <w:bCs/>
-        </w:rPr>
-        <w:t xml:space="preserve"> </w:t>
-      </w:r>
-      <w:r>
-        <w:rPr>
-          <w:rFonts w:cstheme="minorHAnsi"/>
-          <w:bCs/>
-        </w:rPr>
-        <w:t>presence, peer-to-peer</w:t>
-      </w:r>
-      <w:r>
-        <w:rPr>
-          <w:rFonts w:cstheme="minorHAnsi"/>
-          <w:bCs/>
-        </w:rPr>
-        <w:t xml:space="preserve"> </w:t>
-      </w:r>
-      <w:r>
-        <w:rPr>
-          <w:rFonts w:cstheme="minorHAnsi"/>
-          <w:bCs/>
-        </w:rPr>
-        <w:t>interaction, meaningful</w:t>
-      </w:r>
-      <w:r>
-        <w:rPr>
-          <w:rFonts w:cstheme="minorHAnsi"/>
-          <w:bCs/>
-        </w:rPr>
-        <w:t xml:space="preserve"> </w:t>
-      </w:r>
-      <w:r>
-        <w:rPr>
-          <w:rFonts w:cstheme="minorHAnsi"/>
-          <w:bCs/>
-        </w:rPr>
-        <w:t>learning activities, and</w:t>
-      </w:r>
-      <w:r>
-        <w:rPr>
-          <w:rFonts w:cstheme="minorHAnsi"/>
-          <w:bCs/>
-        </w:rPr>
-        <w:t xml:space="preserve"> </w:t>
-      </w:r>
-      <w:r>
-        <w:rPr>
-          <w:rFonts w:cstheme="minorHAnsi"/>
-          <w:bCs/>
-        </w:rPr>
-        <w:t>secure assessments.</w:t>
-      </w:r>
-      <w:r>
-        <w:rPr>
-          <w:rFonts w:cstheme="minorHAnsi"/>
-          <w:bCs/>
-        </w:rPr>
-        <w:t xml:space="preserve"> </w:t>
-      </w:r>
-      <w:r>
-        <w:rPr>
-          <w:rFonts w:cstheme="minorHAnsi"/>
-          <w:bCs/>
-        </w:rPr>
-        <w:t>This is the official</w:t>
-      </w:r>
-      <w:r>
-        <w:rPr>
-          <w:rFonts w:cstheme="minorHAnsi"/>
-          <w:bCs/>
-        </w:rPr>
-        <w:t xml:space="preserve"> </w:t>
-      </w:r>
-      <w:r>
-        <w:rPr>
-          <w:rFonts w:cstheme="minorHAnsi"/>
-          <w:bCs/>
-        </w:rPr>
-        <w:t>preparation program for</w:t>
-      </w:r>
-      <w:r>
-        <w:rPr>
-          <w:rFonts w:cstheme="minorHAnsi"/>
-          <w:bCs/>
-        </w:rPr>
-        <w:t xml:space="preserve"> </w:t>
-      </w:r>
-      <w:r>
-        <w:rPr>
-          <w:rFonts w:cstheme="minorHAnsi"/>
-          <w:bCs/>
-        </w:rPr>
-        <w:t>online instructors at UVU</w:t>
-      </w:r>
-      <w:r>
-        <w:rPr>
-          <w:rFonts w:cstheme="minorHAnsi"/>
-          <w:bCs/>
-        </w:rPr>
-        <w:t>.</w:t>
-      </w:r>
-    </w:p>
-    <w:p>
-      <w:pPr>
-        <w:pStyle w:val="ListParagraph"/>
-        <w:numPr>
-          <w:ilvl w:val="2"/>
-          <w:numId w:val="11"/>
-        </w:numPr>
-        <w:spacing w:after="0" w:line="240" w:lineRule="auto"/>
-        <w:ind w:left="360" w:hanging="180"/>
-        <w:rPr>
-          <w:rFonts w:cstheme="minorHAnsi"/>
-          <w:bCs/>
-        </w:rPr>
-      </w:pPr>
-      <w:r>
-        <w:rPr>
-          <w:rFonts w:cstheme="minorHAnsi"/>
-          <w:bCs/>
-        </w:rPr>
-        <w:t>Fall 2022. Office of Teaching and Learning, Utah Valley University</w:t>
-      </w:r>
-    </w:p>
-    <w:p>
-      <w:pPr>
-        <w:numPr>
-          <w:ilvl w:val="1"/>
-          <w:numId w:val="20"/>
-        </w:numPr>
-        <w:spacing w:after="0" w:line="240" w:lineRule="auto"/>
-        <w:ind w:left="180" w:hanging="180"/>
-        <w:contextualSpacing/>
-        <w:rPr>
-          <w:rFonts w:cstheme="minorHAnsi"/>
-          <w:bCs/>
-        </w:rPr>
-      </w:pPr>
-      <w:r>
-        <w:rPr>
-          <w:rFonts w:cstheme="minorHAnsi"/>
-          <w:b/>
-          <w:bCs/>
-          <w:i/>
-          <w:smallCaps/>
-        </w:rPr>
-        <w:t xml:space="preserve">Anti-Racist Pedagogy </w:t>
-      </w:r>
-      <w:r>
-        <w:rPr>
-          <w:rFonts w:cstheme="minorHAnsi"/>
-          <w:b/>
-          <w:bCs/>
-          <w:i/>
-          <w:smallCaps/>
-        </w:rPr>
-        <w:t>(25 hour Certification)</w:t>
-      </w:r>
-    </w:p>
-    <w:p>
-      <w:pPr>
-        <w:spacing w:after="0" w:line="240" w:lineRule="auto"/>
-        <w:ind w:left="180"/>
-        <w:contextualSpacing/>
-        <w:rPr>
-          <w:rFonts w:cstheme="minorHAnsi"/>
-          <w:bCs/>
-        </w:rPr>
-      </w:pPr>
-      <w:r>
-        <w:rPr>
-          <w:rFonts w:cstheme="minorHAnsi"/>
-          <w:bCs/>
-        </w:rPr>
-        <w:t>R</w:t>
-      </w:r>
-      <w:r>
-        <w:rPr>
-          <w:rFonts w:cstheme="minorHAnsi"/>
-          <w:bCs/>
-        </w:rPr>
-        <w:t>eview the history of racism, explore ways the instructor can support anti-racism in the classroom.</w:t>
-      </w:r>
-    </w:p>
-    <w:p>
-      <w:pPr>
-        <w:numPr>
-          <w:ilvl w:val="2"/>
-          <w:numId w:val="20"/>
-        </w:numPr>
-        <w:spacing w:after="0" w:line="240" w:lineRule="auto"/>
-        <w:ind w:left="360" w:hanging="180"/>
-        <w:contextualSpacing/>
-        <w:rPr>
-          <w:rFonts w:cstheme="minorHAnsi"/>
-          <w:bCs/>
-        </w:rPr>
-      </w:pPr>
-      <w:r>
-        <w:rPr>
-          <w:rFonts w:cstheme="minorHAnsi"/>
-          <w:bCs/>
-        </w:rPr>
-        <w:t>Summer 2022. Office of Teaching and Learning, Utah Valley University</w:t>
-      </w:r>
-    </w:p>
-    <w:p>
-      <w:pPr>
-        <w:numPr>
-          <w:ilvl w:val="1"/>
-          <w:numId w:val="20"/>
-        </w:numPr>
-        <w:spacing w:after="0" w:line="240" w:lineRule="auto"/>
-        <w:ind w:left="180" w:hanging="180"/>
-        <w:contextualSpacing/>
-        <w:rPr>
-          <w:rFonts w:cstheme="minorHAnsi"/>
-          <w:bCs/>
-        </w:rPr>
-      </w:pPr>
-      <w:r>
-        <w:rPr>
-          <w:rFonts w:cstheme="minorHAnsi"/>
-          <w:b/>
-          <w:bCs/>
-          <w:i/>
-          <w:smallCaps/>
-        </w:rPr>
-        <w:t xml:space="preserve">Evidenced-Based Teaching Practices for Higher Education </w:t>
-      </w:r>
-      <w:r>
-        <w:rPr>
-          <w:rFonts w:cstheme="minorHAnsi"/>
-          <w:b/>
-          <w:bCs/>
-          <w:i/>
-          <w:smallCaps/>
-        </w:rPr>
-        <w:t>(25 hour Certification)</w:t>
-      </w:r>
-    </w:p>
-    <w:p>
-      <w:pPr>
-        <w:spacing w:after="0" w:line="240" w:lineRule="auto"/>
-        <w:ind w:left="180"/>
-        <w:contextualSpacing/>
-      </w:pPr>
-      <w:r>
-        <w:t>Principles of good practice in undergraduate education including learner-centeredness, backwards design, metacognition, inclusive teaching, assessment and feedback, and active learning strategies.</w:t>
-      </w:r>
-    </w:p>
-    <w:p>
-      <w:pPr>
-        <w:pStyle w:val="ListParagraph"/>
-        <w:numPr>
-          <w:ilvl w:val="0"/>
-          <w:numId w:val="29"/>
-        </w:numPr>
-        <w:spacing w:after="0" w:line="240" w:lineRule="auto"/>
-        <w:ind w:left="360" w:hanging="180"/>
-      </w:pPr>
-      <w:r>
-        <w:rPr>
-          <w:rFonts w:cstheme="minorHAnsi"/>
-          <w:bCs/>
-        </w:rPr>
-        <w:t>Spring 2022. Office of Teaching and Learning, Utah Valley University</w:t>
-      </w:r>
-    </w:p>
-    <w:p>
-      <w:pPr>
-        <w:numPr>
-          <w:ilvl w:val="0"/>
-          <w:numId w:val="20"/>
-        </w:numPr>
-        <w:spacing w:after="0" w:line="240" w:lineRule="auto"/>
-        <w:ind w:left="180" w:hanging="180"/>
-        <w:contextualSpacing/>
-        <w:rPr>
-          <w:rFonts w:cstheme="minorHAnsi"/>
-          <w:b/>
-          <w:bCs/>
-          <w:i/>
-          <w:smallCaps/>
-        </w:rPr>
-      </w:pPr>
-      <w:r>
-        <w:rPr>
-          <w:rFonts w:cstheme="minorHAnsi"/>
-          <w:b/>
-          <w:bCs/>
-          <w:i/>
-          <w:smallCaps/>
-        </w:rPr>
-        <w:t xml:space="preserve">Teaching First Year Students </w:t>
-      </w:r>
-      <w:r>
-        <w:rPr>
-          <w:rFonts w:cstheme="minorHAnsi"/>
-          <w:b/>
-          <w:bCs/>
-          <w:i/>
-          <w:smallCaps/>
-        </w:rPr>
-        <w:t>(12.5 hour Certification)</w:t>
-      </w:r>
-    </w:p>
-    <w:p>
-      <w:pPr>
-        <w:spacing w:after="0" w:line="240" w:lineRule="auto"/>
-        <w:ind w:left="180"/>
-        <w:contextualSpacing/>
-      </w:pPr>
-      <w:r>
-        <w:t>Best practices for teaching the first-year student including making early and often connections with students, learning to learn strategies, growth mindset, metacognition, and embedding FYS content into your course</w:t>
-      </w:r>
-    </w:p>
-    <w:p>
-      <w:pPr>
-        <w:pStyle w:val="ListParagraph"/>
-        <w:numPr>
-          <w:ilvl w:val="0"/>
-          <w:numId w:val="29"/>
-        </w:numPr>
-        <w:spacing w:after="0" w:line="240" w:lineRule="auto"/>
-        <w:ind w:left="360" w:hanging="180"/>
-      </w:pPr>
-      <w:r>
-        <w:rPr>
-          <w:rFonts w:cstheme="minorHAnsi"/>
-          <w:bCs/>
-        </w:rPr>
-        <w:t>Fall 2021. Office of Teaching and Learning, Utah Valley University</w:t>
-      </w:r>
-    </w:p>
-    <w:p>
-      <w:pPr>
-        <w:spacing w:after="80" w:line="240" w:lineRule="auto"/>
-        <w:ind w:left="360"/>
-        <w:contextualSpacing/>
-        <w:rPr>
-          <w:rFonts w:cstheme="minorHAnsi"/>
-          <w:bCs/>
-          <w:sz w:val="12"/>
-          <w:szCs w:val="12"/>
-        </w:rPr>
-      </w:pPr>
-    </w:p>
-    <w:p>
-      <w:pPr>
-        <w:pBdr>
-          <w:bottom w:val="single" w:sz="6" w:space="1" w:color="auto"/>
-        </w:pBdr>
-        <w:spacing w:after="80" w:line="240" w:lineRule="auto"/>
-        <w:contextualSpacing/>
-        <w:rPr>
-          <w:rFonts w:cstheme="minorHAnsi"/>
-          <w:b/>
-          <w:smallCaps/>
-          <w:sz w:val="28"/>
-        </w:rPr>
-      </w:pPr>
-      <w:r>
-        <w:rPr>
-          <w:rFonts w:cstheme="minorHAnsi"/>
-          <w:b/>
-          <w:smallCaps/>
-          <w:sz w:val="28"/>
-        </w:rPr>
-        <w:lastRenderedPageBreak/>
-        <w:t>Learning Circles</w:t>
-      </w:r>
-      <w:r>
-        <w:rPr>
-          <w:rFonts w:cstheme="minorHAnsi"/>
-          <w:b/>
-          <w:smallCaps/>
-          <w:sz w:val="28"/>
-        </w:rPr>
-        <w:t>:</w:t>
-      </w:r>
-    </w:p>
-    <w:p>
-      <w:pPr>
-        <w:spacing w:after="80" w:line="240" w:lineRule="auto"/>
-        <w:contextualSpacing/>
-        <w:rPr>
-          <w:rFonts w:cstheme="minorHAnsi"/>
-          <w:b/>
-          <w:bCs/>
-        </w:rPr>
         <w:sectPr>
           <w:type w:val="continuous"/>
           <w:pgSz w:w="12240" w:h="15840"/>
@@ -16949,6 +16728,520 @@
     </w:p>
     <w:p>
       <w:pPr>
+        <w:pStyle w:val="Heading3"/>
+        <w:rPr>
+          <w:rFonts w:ascii="Calibri" w:hAnsi="Calibri" w:cs="Calibri"/>
+          <w:b/>
+          <w:bCs/>
+          <w:smallCaps/>
+          <w:color w:val="000000" w:themeColor="text1"/>
+          <w:sz w:val="36"/>
+          <w:szCs w:val="40"/>
+        </w:rPr>
+      </w:pPr>
+      <w:r>
+        <w:rPr>
+          <w:rFonts w:ascii="Calibri" w:hAnsi="Calibri" w:cs="Calibri"/>
+          <w:b/>
+          <w:bCs/>
+          <w:smallCaps/>
+          <w:color w:val="000000" w:themeColor="text1"/>
+          <w:sz w:val="36"/>
+          <w:szCs w:val="40"/>
+        </w:rPr>
+        <w:lastRenderedPageBreak/>
+        <w:t>Professional Development</w:t>
+      </w:r>
+    </w:p>
+    <w:p>
+      <w:pPr>
+        <w:pBdr>
+          <w:bottom w:val="single" w:sz="6" w:space="1" w:color="auto"/>
+        </w:pBdr>
+        <w:spacing w:after="80" w:line="240" w:lineRule="auto"/>
+        <w:contextualSpacing/>
+        <w:rPr>
+          <w:rFonts w:cstheme="minorHAnsi"/>
+          <w:b/>
+          <w:smallCaps/>
+          <w:sz w:val="28"/>
+        </w:rPr>
+      </w:pPr>
+      <w:r>
+        <w:rPr>
+          <w:rFonts w:cstheme="minorHAnsi"/>
+          <w:b/>
+          <w:smallCaps/>
+          <w:sz w:val="28"/>
+        </w:rPr>
+        <w:t>Certifications, Trainings, and Professional development</w:t>
+      </w:r>
+      <w:r>
+        <w:rPr>
+          <w:rFonts w:cstheme="minorHAnsi"/>
+          <w:b/>
+          <w:smallCaps/>
+          <w:sz w:val="28"/>
+        </w:rPr>
+        <w:t>:</w:t>
+      </w:r>
+    </w:p>
+    <w:p>
+      <w:pPr>
+        <w:pStyle w:val="ListParagraph"/>
+        <w:numPr>
+          <w:ilvl w:val="1"/>
+          <w:numId w:val="11"/>
+        </w:numPr>
+        <w:spacing w:after="0" w:line="240" w:lineRule="auto"/>
+        <w:ind w:left="180" w:hanging="180"/>
+        <w:rPr>
+          <w:rFonts w:cstheme="minorHAnsi"/>
+          <w:bCs/>
+        </w:rPr>
+      </w:pPr>
+      <w:r>
+        <w:rPr>
+          <w:rFonts w:cstheme="minorHAnsi"/>
+          <w:b/>
+          <w:bCs/>
+          <w:i/>
+          <w:smallCaps/>
+        </w:rPr>
+        <w:t xml:space="preserve">Online Teaching Academy </w:t>
+      </w:r>
+      <w:r>
+        <w:rPr>
+          <w:rFonts w:cstheme="minorHAnsi"/>
+          <w:b/>
+          <w:bCs/>
+          <w:i/>
+          <w:smallCaps/>
+        </w:rPr>
+        <w:t>(25 hour Certification)</w:t>
+      </w:r>
+    </w:p>
+    <w:p>
+      <w:pPr>
+        <w:spacing w:after="0" w:line="240" w:lineRule="auto"/>
+        <w:ind w:left="180"/>
+        <w:contextualSpacing/>
+        <w:rPr>
+          <w:rFonts w:cstheme="minorHAnsi"/>
+          <w:bCs/>
+        </w:rPr>
+      </w:pPr>
+      <w:r>
+        <w:rPr>
+          <w:rFonts w:cstheme="minorHAnsi"/>
+          <w:bCs/>
+        </w:rPr>
+        <w:t>Develop instructor</w:t>
+      </w:r>
+      <w:r>
+        <w:rPr>
+          <w:rFonts w:cstheme="minorHAnsi"/>
+          <w:bCs/>
+        </w:rPr>
+        <w:t xml:space="preserve"> </w:t>
+      </w:r>
+      <w:r>
+        <w:rPr>
+          <w:rFonts w:cstheme="minorHAnsi"/>
+          <w:bCs/>
+        </w:rPr>
+        <w:t>presence, peer-to-peer</w:t>
+      </w:r>
+      <w:r>
+        <w:rPr>
+          <w:rFonts w:cstheme="minorHAnsi"/>
+          <w:bCs/>
+        </w:rPr>
+        <w:t xml:space="preserve"> </w:t>
+      </w:r>
+      <w:r>
+        <w:rPr>
+          <w:rFonts w:cstheme="minorHAnsi"/>
+          <w:bCs/>
+        </w:rPr>
+        <w:t>interaction, meaningful</w:t>
+      </w:r>
+      <w:r>
+        <w:rPr>
+          <w:rFonts w:cstheme="minorHAnsi"/>
+          <w:bCs/>
+        </w:rPr>
+        <w:t xml:space="preserve"> </w:t>
+      </w:r>
+      <w:r>
+        <w:rPr>
+          <w:rFonts w:cstheme="minorHAnsi"/>
+          <w:bCs/>
+        </w:rPr>
+        <w:t>learning activities, and</w:t>
+      </w:r>
+      <w:r>
+        <w:rPr>
+          <w:rFonts w:cstheme="minorHAnsi"/>
+          <w:bCs/>
+        </w:rPr>
+        <w:t xml:space="preserve"> </w:t>
+      </w:r>
+      <w:r>
+        <w:rPr>
+          <w:rFonts w:cstheme="minorHAnsi"/>
+          <w:bCs/>
+        </w:rPr>
+        <w:t>secure assessments.</w:t>
+      </w:r>
+      <w:r>
+        <w:rPr>
+          <w:rFonts w:cstheme="minorHAnsi"/>
+          <w:bCs/>
+        </w:rPr>
+        <w:t xml:space="preserve"> </w:t>
+      </w:r>
+      <w:r>
+        <w:rPr>
+          <w:rFonts w:cstheme="minorHAnsi"/>
+          <w:bCs/>
+        </w:rPr>
+        <w:t>This is the official</w:t>
+      </w:r>
+      <w:r>
+        <w:rPr>
+          <w:rFonts w:cstheme="minorHAnsi"/>
+          <w:bCs/>
+        </w:rPr>
+        <w:t xml:space="preserve"> </w:t>
+      </w:r>
+      <w:r>
+        <w:rPr>
+          <w:rFonts w:cstheme="minorHAnsi"/>
+          <w:bCs/>
+        </w:rPr>
+        <w:t>preparation program for</w:t>
+      </w:r>
+      <w:r>
+        <w:rPr>
+          <w:rFonts w:cstheme="minorHAnsi"/>
+          <w:bCs/>
+        </w:rPr>
+        <w:t xml:space="preserve"> </w:t>
+      </w:r>
+      <w:r>
+        <w:rPr>
+          <w:rFonts w:cstheme="minorHAnsi"/>
+          <w:bCs/>
+        </w:rPr>
+        <w:t>online instructors at UVU</w:t>
+      </w:r>
+      <w:r>
+        <w:rPr>
+          <w:rFonts w:cstheme="minorHAnsi"/>
+          <w:bCs/>
+        </w:rPr>
+        <w:t>.</w:t>
+      </w:r>
+    </w:p>
+    <w:p>
+      <w:pPr>
+        <w:pStyle w:val="ListParagraph"/>
+        <w:numPr>
+          <w:ilvl w:val="2"/>
+          <w:numId w:val="11"/>
+        </w:numPr>
+        <w:spacing w:after="0" w:line="240" w:lineRule="auto"/>
+        <w:ind w:left="360" w:hanging="180"/>
+        <w:rPr>
+          <w:rFonts w:cstheme="minorHAnsi"/>
+          <w:bCs/>
+        </w:rPr>
+      </w:pPr>
+      <w:r>
+        <w:rPr>
+          <w:rFonts w:cstheme="minorHAnsi"/>
+          <w:bCs/>
+        </w:rPr>
+        <w:t>Fall 2022. Office of Teaching and Learning, Utah Valley University</w:t>
+      </w:r>
+    </w:p>
+    <w:p>
+      <w:pPr>
+        <w:numPr>
+          <w:ilvl w:val="1"/>
+          <w:numId w:val="20"/>
+        </w:numPr>
+        <w:spacing w:after="0" w:line="240" w:lineRule="auto"/>
+        <w:ind w:left="180" w:hanging="180"/>
+        <w:contextualSpacing/>
+        <w:rPr>
+          <w:rFonts w:cstheme="minorHAnsi"/>
+          <w:bCs/>
+        </w:rPr>
+      </w:pPr>
+      <w:r>
+        <w:rPr>
+          <w:rFonts w:cstheme="minorHAnsi"/>
+          <w:b/>
+          <w:bCs/>
+          <w:i/>
+          <w:smallCaps/>
+        </w:rPr>
+        <w:t xml:space="preserve">Anti-Racist Pedagogy </w:t>
+      </w:r>
+      <w:r>
+        <w:rPr>
+          <w:rFonts w:cstheme="minorHAnsi"/>
+          <w:b/>
+          <w:bCs/>
+          <w:i/>
+          <w:smallCaps/>
+        </w:rPr>
+        <w:t>(25 hour Certification)</w:t>
+      </w:r>
+    </w:p>
+    <w:p>
+      <w:pPr>
+        <w:spacing w:after="0" w:line="240" w:lineRule="auto"/>
+        <w:ind w:left="180"/>
+        <w:contextualSpacing/>
+        <w:rPr>
+          <w:rFonts w:cstheme="minorHAnsi"/>
+          <w:bCs/>
+        </w:rPr>
+      </w:pPr>
+      <w:r>
+        <w:rPr>
+          <w:rFonts w:cstheme="minorHAnsi"/>
+          <w:bCs/>
+        </w:rPr>
+        <w:t>R</w:t>
+      </w:r>
+      <w:r>
+        <w:rPr>
+          <w:rFonts w:cstheme="minorHAnsi"/>
+          <w:bCs/>
+        </w:rPr>
+        <w:t>eview the history of racism, explore ways the instructor can support anti-racism in the classroom.</w:t>
+      </w:r>
+    </w:p>
+    <w:p>
+      <w:pPr>
+        <w:numPr>
+          <w:ilvl w:val="2"/>
+          <w:numId w:val="20"/>
+        </w:numPr>
+        <w:spacing w:after="0" w:line="240" w:lineRule="auto"/>
+        <w:ind w:left="360" w:hanging="180"/>
+        <w:contextualSpacing/>
+        <w:rPr>
+          <w:rFonts w:cstheme="minorHAnsi"/>
+          <w:bCs/>
+        </w:rPr>
+      </w:pPr>
+      <w:r>
+        <w:rPr>
+          <w:rFonts w:cstheme="minorHAnsi"/>
+          <w:bCs/>
+        </w:rPr>
+        <w:t>Summer 2022. Office of Teaching and Learning, Utah Valley University</w:t>
+      </w:r>
+    </w:p>
+    <w:p>
+      <w:pPr>
+        <w:numPr>
+          <w:ilvl w:val="1"/>
+          <w:numId w:val="20"/>
+        </w:numPr>
+        <w:spacing w:after="0" w:line="240" w:lineRule="auto"/>
+        <w:ind w:left="180" w:hanging="180"/>
+        <w:contextualSpacing/>
+        <w:rPr>
+          <w:rFonts w:cstheme="minorHAnsi"/>
+          <w:bCs/>
+        </w:rPr>
+      </w:pPr>
+      <w:r>
+        <w:rPr>
+          <w:rFonts w:cstheme="minorHAnsi"/>
+          <w:b/>
+          <w:bCs/>
+          <w:i/>
+          <w:smallCaps/>
+        </w:rPr>
+        <w:t xml:space="preserve">Evidenced-Based Teaching Practices for Higher Education </w:t>
+      </w:r>
+      <w:r>
+        <w:rPr>
+          <w:rFonts w:cstheme="minorHAnsi"/>
+          <w:b/>
+          <w:bCs/>
+          <w:i/>
+          <w:smallCaps/>
+        </w:rPr>
+        <w:t>(25 hour Certification)</w:t>
+      </w:r>
+    </w:p>
+    <w:p>
+      <w:pPr>
+        <w:spacing w:after="0" w:line="240" w:lineRule="auto"/>
+        <w:ind w:left="180"/>
+        <w:contextualSpacing/>
+      </w:pPr>
+      <w:r>
+        <w:t>Principles of good practice in undergraduate education including learner-centeredness, backwards design, metacognition, inclusive teaching, assessment and feedback, and active learning strategies.</w:t>
+      </w:r>
+    </w:p>
+    <w:p>
+      <w:pPr>
+        <w:pStyle w:val="ListParagraph"/>
+        <w:numPr>
+          <w:ilvl w:val="0"/>
+          <w:numId w:val="29"/>
+        </w:numPr>
+        <w:spacing w:after="0" w:line="240" w:lineRule="auto"/>
+        <w:ind w:left="360" w:hanging="180"/>
+      </w:pPr>
+      <w:r>
+        <w:rPr>
+          <w:rFonts w:cstheme="minorHAnsi"/>
+          <w:bCs/>
+        </w:rPr>
+        <w:t>Spring 2022. Office of Teaching and Learning, Utah Valley University</w:t>
+      </w:r>
+    </w:p>
+    <w:p>
+      <w:pPr>
+        <w:numPr>
+          <w:ilvl w:val="0"/>
+          <w:numId w:val="20"/>
+        </w:numPr>
+        <w:spacing w:after="0" w:line="240" w:lineRule="auto"/>
+        <w:ind w:left="180" w:hanging="180"/>
+        <w:contextualSpacing/>
+        <w:rPr>
+          <w:rFonts w:cstheme="minorHAnsi"/>
+          <w:b/>
+          <w:bCs/>
+          <w:i/>
+          <w:smallCaps/>
+        </w:rPr>
+      </w:pPr>
+      <w:r>
+        <w:rPr>
+          <w:rFonts w:cstheme="minorHAnsi"/>
+          <w:b/>
+          <w:bCs/>
+          <w:i/>
+          <w:smallCaps/>
+        </w:rPr>
+        <w:t xml:space="preserve">Teaching First Year Students </w:t>
+      </w:r>
+      <w:r>
+        <w:rPr>
+          <w:rFonts w:cstheme="minorHAnsi"/>
+          <w:b/>
+          <w:bCs/>
+          <w:i/>
+          <w:smallCaps/>
+        </w:rPr>
+        <w:t>(12.5 hour Certification)</w:t>
+      </w:r>
+    </w:p>
+    <w:p>
+      <w:pPr>
+        <w:spacing w:after="0" w:line="240" w:lineRule="auto"/>
+        <w:ind w:left="180"/>
+        <w:contextualSpacing/>
+      </w:pPr>
+      <w:r>
+        <w:t>Best practices for teaching the first-year student including making early and often connections with students, learning to learn strategies, growth mindset, metacognition, and embedding FYS content into your course</w:t>
+      </w:r>
+    </w:p>
+    <w:p>
+      <w:pPr>
+        <w:pStyle w:val="ListParagraph"/>
+        <w:numPr>
+          <w:ilvl w:val="0"/>
+          <w:numId w:val="29"/>
+        </w:numPr>
+        <w:spacing w:after="0" w:line="240" w:lineRule="auto"/>
+        <w:ind w:left="360" w:hanging="180"/>
+      </w:pPr>
+      <w:r>
+        <w:rPr>
+          <w:rFonts w:cstheme="minorHAnsi"/>
+          <w:bCs/>
+        </w:rPr>
+        <w:t>Fall 2021. Office of Teaching and Learning, Utah Valley University</w:t>
+      </w:r>
+    </w:p>
+    <w:p>
+      <w:pPr>
+        <w:spacing w:after="80" w:line="240" w:lineRule="auto"/>
+        <w:ind w:left="360"/>
+        <w:contextualSpacing/>
+        <w:rPr>
+          <w:rFonts w:cstheme="minorHAnsi"/>
+          <w:bCs/>
+          <w:sz w:val="12"/>
+          <w:szCs w:val="12"/>
+        </w:rPr>
+      </w:pPr>
+    </w:p>
+    <w:p>
+      <w:pPr>
+        <w:pBdr>
+          <w:bottom w:val="single" w:sz="6" w:space="1" w:color="auto"/>
+        </w:pBdr>
+        <w:spacing w:after="80" w:line="240" w:lineRule="auto"/>
+        <w:contextualSpacing/>
+        <w:rPr>
+          <w:rFonts w:cstheme="minorHAnsi"/>
+          <w:b/>
+          <w:smallCaps/>
+          <w:sz w:val="28"/>
+        </w:rPr>
+      </w:pPr>
+      <w:r>
+        <w:rPr>
+          <w:rFonts w:cstheme="minorHAnsi"/>
+          <w:b/>
+          <w:smallCaps/>
+          <w:sz w:val="28"/>
+        </w:rPr>
+        <w:t>Learning Circles</w:t>
+      </w:r>
+      <w:r>
+        <w:rPr>
+          <w:rFonts w:cstheme="minorHAnsi"/>
+          <w:b/>
+          <w:smallCaps/>
+          <w:sz w:val="28"/>
+        </w:rPr>
+        <w:t>:</w:t>
+      </w:r>
+    </w:p>
+    <w:p>
+      <w:pPr>
+        <w:spacing w:after="80" w:line="240" w:lineRule="auto"/>
+        <w:contextualSpacing/>
+        <w:rPr>
+          <w:rFonts w:cstheme="minorHAnsi"/>
+          <w:b/>
+          <w:bCs/>
+        </w:rPr>
+        <w:sectPr>
+          <w:pgSz w:w="12240" w:h="15840"/>
+          <w:pgMar w:top="720" w:right="720" w:bottom="720" w:left="720" w:header="720" w:footer="720" w:gutter="0"/>
+          <w:cols w:space="720"/>
+          <w:docGrid w:linePitch="360"/>
+        </w:sectPr>
+      </w:pPr>
+    </w:p>
+    <w:p>
+      <w:pPr>
         <w:numPr>
           <w:ilvl w:val="0"/>
           <w:numId w:val="20"/>
@@ -17371,31 +17664,7 @@
         <w:rPr>
           <w:rFonts w:cstheme="minorHAnsi"/>
         </w:rPr>
-        <w:t xml:space="preserve">Entomological Society of America Annual Meeting, </w:t>
-      </w:r>
-      <w:r>
-        <w:rPr>
-          <w:rFonts w:cstheme="minorHAnsi"/>
-        </w:rPr>
-        <w:t xml:space="preserve">Portland, Oregon </w:t>
-      </w:r>
-      <w:r>
-        <w:rPr>
-          <w:rFonts w:cstheme="minorHAnsi"/>
-        </w:rPr>
-        <w:t>(Nov. 202</w:t>
-      </w:r>
-      <w:r>
-        <w:rPr>
-          <w:rFonts w:cstheme="minorHAnsi"/>
-        </w:rPr>
-        <w:t>5</w:t>
-      </w:r>
-      <w:r>
-        <w:rPr>
-          <w:rFonts w:cstheme="minorHAnsi"/>
-        </w:rPr>
-        <w:t>)</w:t>
+        <w:t>Entomological Society of America Annual Meeting, Portland, Oregon (Nov. 2025)</w:t>
       </w:r>
     </w:p>
     <w:p>
@@ -17416,13 +17685,7 @@
         <w:rPr>
           <w:rFonts w:cstheme="minorHAnsi"/>
         </w:rPr>
-        <w:t xml:space="preserve">Co-Organized with: </w:t>
-      </w:r>
-      <w:r>
-        <w:rPr>
-          <w:rFonts w:cstheme="minorHAnsi"/>
-        </w:rPr>
-        <w:t xml:space="preserve">Carly </w:t>
+        <w:t xml:space="preserve">Co-Organized with: Carly </w:t>
       </w:r>
       <w:proofErr w:type="spellStart"/>
       <w:r>
@@ -17436,25 +17699,7 @@
         <w:rPr>
           <w:rFonts w:cstheme="minorHAnsi"/>
         </w:rPr>
-        <w:t xml:space="preserve"> </w:t>
-      </w:r>
-      <w:r>
-        <w:rPr>
-          <w:rFonts w:cstheme="minorHAnsi"/>
-        </w:rPr>
-        <w:t>(</w:t>
-      </w:r>
-      <w:r>
-        <w:rPr>
-          <w:rFonts w:cstheme="minorHAnsi"/>
-        </w:rPr>
-        <w:t>Farmingdale State College</w:t>
-      </w:r>
-      <w:r>
-        <w:rPr>
-          <w:rFonts w:cstheme="minorHAnsi"/>
-        </w:rPr>
-        <w:t>)</w:t>
+        <w:t xml:space="preserve"> (Farmingdale State College)</w:t>
       </w:r>
     </w:p>
     <w:p>
@@ -17712,396 +17957,6 @@
           <w:b/>
           <w:smallCaps/>
           <w:sz w:val="28"/>
-        </w:rPr>
-      </w:pPr>
-      <w:r>
-        <w:rPr>
-          <w:rFonts w:cstheme="minorHAnsi"/>
-          <w:b/>
-          <w:smallCaps/>
-          <w:sz w:val="28"/>
-        </w:rPr>
-        <w:t>Workshops</w:t>
-      </w:r>
-      <w:r>
-        <w:rPr>
-          <w:rFonts w:cstheme="minorHAnsi"/>
-          <w:b/>
-          <w:smallCaps/>
-          <w:sz w:val="28"/>
-        </w:rPr>
-        <w:t xml:space="preserve"> Led</w:t>
-      </w:r>
-    </w:p>
-    <w:p>
-      <w:pPr>
-        <w:pStyle w:val="ListParagraph"/>
-        <w:numPr>
-          <w:ilvl w:val="0"/>
-          <w:numId w:val="2"/>
-        </w:numPr>
-        <w:spacing w:after="0" w:line="240" w:lineRule="auto"/>
-        <w:ind w:left="180" w:hanging="180"/>
-        <w:rPr>
-          <w:rFonts w:cstheme="minorHAnsi"/>
-          <w:b/>
-          <w:bCs/>
-          <w:i/>
-        </w:rPr>
-      </w:pPr>
-      <w:r>
-        <w:rPr>
-          <w:rFonts w:cstheme="minorHAnsi"/>
-          <w:b/>
-          <w:bCs/>
-          <w:i/>
-          <w:smallCaps/>
-        </w:rPr>
-        <w:t>Website Workshop for Department of Biology, Utah Valley University</w:t>
-      </w:r>
-    </w:p>
-    <w:p>
-      <w:pPr>
-        <w:pStyle w:val="ListParagraph"/>
-        <w:spacing w:after="0" w:line="240" w:lineRule="auto"/>
-        <w:ind w:left="180"/>
-        <w:rPr>
-          <w:rFonts w:cstheme="minorHAnsi"/>
-          <w:iCs/>
-        </w:rPr>
-      </w:pPr>
-      <w:r>
-        <w:rPr>
-          <w:rFonts w:cstheme="minorHAnsi"/>
-          <w:iCs/>
-        </w:rPr>
-        <w:t xml:space="preserve">General overview of importance of personal and lab websites for online presence.  Instruct and guide faculty and staff through development of html coding and implementation of GitHub Pages </w:t>
-      </w:r>
-      <w:r>
-        <w:rPr>
-          <w:rFonts w:cstheme="minorHAnsi"/>
-          <w:iCs/>
-        </w:rPr>
-        <w:t>website development</w:t>
-      </w:r>
-    </w:p>
-    <w:p>
-      <w:pPr>
-        <w:pStyle w:val="ListParagraph"/>
-        <w:numPr>
-          <w:ilvl w:val="1"/>
-          <w:numId w:val="2"/>
-        </w:numPr>
-        <w:spacing w:after="0" w:line="240" w:lineRule="auto"/>
-        <w:ind w:left="450" w:hanging="270"/>
-        <w:rPr>
-          <w:rFonts w:cstheme="minorHAnsi"/>
-          <w:iCs/>
-        </w:rPr>
-      </w:pPr>
-      <w:r>
-        <w:rPr>
-          <w:rFonts w:cstheme="minorHAnsi"/>
-          <w:iCs/>
-        </w:rPr>
-        <w:t>Oct. 9, 2024</w:t>
-      </w:r>
-    </w:p>
-    <w:p>
-      <w:pPr>
-        <w:pStyle w:val="ListParagraph"/>
-        <w:numPr>
-          <w:ilvl w:val="1"/>
-          <w:numId w:val="2"/>
-        </w:numPr>
-        <w:spacing w:after="0" w:line="240" w:lineRule="auto"/>
-        <w:ind w:left="450" w:hanging="270"/>
-        <w:rPr>
-          <w:rFonts w:cstheme="minorHAnsi"/>
-          <w:iCs/>
-        </w:rPr>
-      </w:pPr>
-      <w:r>
-        <w:rPr>
-          <w:rFonts w:cstheme="minorHAnsi"/>
-          <w:iCs/>
-        </w:rPr>
-        <w:t>Feb. 19, 2025</w:t>
-      </w:r>
-    </w:p>
-    <w:p>
-      <w:pPr>
-        <w:pStyle w:val="ListParagraph"/>
-        <w:numPr>
-          <w:ilvl w:val="0"/>
-          <w:numId w:val="2"/>
-        </w:numPr>
-        <w:spacing w:after="0" w:line="240" w:lineRule="auto"/>
-        <w:ind w:left="180" w:hanging="180"/>
-        <w:rPr>
-          <w:rFonts w:cstheme="minorHAnsi"/>
-          <w:b/>
-          <w:bCs/>
-          <w:i/>
-        </w:rPr>
-      </w:pPr>
-      <w:r>
-        <w:rPr>
-          <w:rFonts w:cstheme="minorHAnsi"/>
-          <w:b/>
-          <w:bCs/>
-          <w:i/>
-          <w:smallCaps/>
-        </w:rPr>
-        <w:t>Open Source for Open Science 2020, Texas A&amp;M University (Online)</w:t>
-      </w:r>
-    </w:p>
-    <w:p>
-      <w:pPr>
-        <w:spacing w:after="0" w:line="240" w:lineRule="auto"/>
-        <w:ind w:left="180"/>
-        <w:contextualSpacing/>
-        <w:rPr>
-          <w:rFonts w:cstheme="minorHAnsi"/>
-          <w:bCs/>
-        </w:rPr>
-      </w:pPr>
-      <w:r>
-        <w:rPr>
-          <w:rFonts w:cstheme="minorHAnsi"/>
-          <w:bCs/>
-        </w:rPr>
-        <w:t xml:space="preserve">Basic Statistical Analysis and Visualization in R—Developed and instructed online module for introduction to R.  Covered statistics such as T-tests, ANOVA, MANOVA, Regression, PCA and their non-parametric alternatives. Visualization for data using Base R and </w:t>
-      </w:r>
-      <w:proofErr w:type="spellStart"/>
-      <w:r>
-        <w:rPr>
-          <w:rFonts w:cstheme="minorHAnsi"/>
-          <w:bCs/>
-        </w:rPr>
-        <w:t>ggplot</w:t>
-      </w:r>
-      <w:proofErr w:type="spellEnd"/>
-      <w:r>
-        <w:rPr>
-          <w:rFonts w:cstheme="minorHAnsi"/>
-          <w:bCs/>
-        </w:rPr>
-        <w:t xml:space="preserve"> package</w:t>
-      </w:r>
-    </w:p>
-    <w:p>
-      <w:pPr>
-        <w:numPr>
-          <w:ilvl w:val="1"/>
-          <w:numId w:val="11"/>
-        </w:numPr>
-        <w:spacing w:after="0" w:line="240" w:lineRule="auto"/>
-        <w:ind w:left="360" w:hanging="180"/>
-        <w:contextualSpacing/>
-        <w:rPr>
-          <w:rFonts w:cstheme="minorHAnsi"/>
-          <w:bCs/>
-        </w:rPr>
-      </w:pPr>
-      <w:r>
-        <w:rPr>
-          <w:rFonts w:cstheme="minorHAnsi"/>
-          <w:bCs/>
-        </w:rPr>
-        <w:t>274 students, faculty, and staff registered for event</w:t>
-      </w:r>
-    </w:p>
-    <w:p>
-      <w:pPr>
-        <w:pStyle w:val="ListParagraph"/>
-        <w:numPr>
-          <w:ilvl w:val="0"/>
-          <w:numId w:val="2"/>
-        </w:numPr>
-        <w:spacing w:after="0" w:line="240" w:lineRule="auto"/>
-        <w:ind w:left="180" w:hanging="180"/>
-        <w:rPr>
-          <w:rFonts w:cstheme="minorHAnsi"/>
-          <w:b/>
-          <w:bCs/>
-          <w:i/>
-        </w:rPr>
-      </w:pPr>
-      <w:r>
-        <w:rPr>
-          <w:rFonts w:cstheme="minorHAnsi"/>
-          <w:b/>
-          <w:bCs/>
-          <w:i/>
-          <w:smallCaps/>
-        </w:rPr>
-        <w:t>Open Source for Open Science 2019, Texas A&amp;M University</w:t>
-      </w:r>
-    </w:p>
-    <w:p>
-      <w:pPr>
-        <w:spacing w:after="0" w:line="240" w:lineRule="auto"/>
-        <w:ind w:left="180"/>
-        <w:contextualSpacing/>
-        <w:rPr>
-          <w:rFonts w:cstheme="minorHAnsi"/>
-          <w:bCs/>
-        </w:rPr>
-      </w:pPr>
-      <w:r>
-        <w:rPr>
-          <w:rFonts w:cstheme="minorHAnsi"/>
-          <w:bCs/>
-        </w:rPr>
-        <w:t>Basic Statistical Analyses in R—Developed and instructed module for introduction to R.  Covered statistics such as T-tests, ANOVA, MANOVA, Regression, PCA and their non-parametric alternatives</w:t>
-      </w:r>
-    </w:p>
-    <w:p>
-      <w:pPr>
-        <w:numPr>
-          <w:ilvl w:val="1"/>
-          <w:numId w:val="11"/>
-        </w:numPr>
-        <w:spacing w:after="0" w:line="240" w:lineRule="auto"/>
-        <w:ind w:left="360" w:hanging="180"/>
-        <w:contextualSpacing/>
-        <w:rPr>
-          <w:rFonts w:cstheme="minorHAnsi"/>
-          <w:bCs/>
-        </w:rPr>
-      </w:pPr>
-      <w:r>
-        <w:rPr>
-          <w:rFonts w:cstheme="minorHAnsi"/>
-          <w:bCs/>
-        </w:rPr>
-        <w:t>292 students, faculty, and staff registered for event</w:t>
-      </w:r>
-    </w:p>
-    <w:p>
-      <w:pPr>
-        <w:pBdr>
-          <w:bottom w:val="single" w:sz="6" w:space="1" w:color="auto"/>
-        </w:pBdr>
-        <w:spacing w:after="80" w:line="240" w:lineRule="auto"/>
-        <w:contextualSpacing/>
-        <w:rPr>
-          <w:rFonts w:cstheme="minorHAnsi"/>
-          <w:b/>
-          <w:smallCaps/>
-          <w:sz w:val="28"/>
-        </w:rPr>
-      </w:pPr>
-      <w:r>
-        <w:rPr>
-          <w:rFonts w:cstheme="minorHAnsi"/>
-          <w:b/>
-          <w:smallCaps/>
-          <w:sz w:val="28"/>
-        </w:rPr>
-        <w:t>Editor Experience:</w:t>
-      </w:r>
-    </w:p>
-    <w:p>
-      <w:pPr>
-        <w:pStyle w:val="ListParagraph"/>
-        <w:numPr>
-          <w:ilvl w:val="0"/>
-          <w:numId w:val="26"/>
-        </w:numPr>
-        <w:spacing w:after="80" w:line="240" w:lineRule="auto"/>
-        <w:ind w:left="180" w:hanging="180"/>
-        <w:rPr>
-          <w:rFonts w:cstheme="minorHAnsi"/>
-          <w:bCs/>
-        </w:rPr>
-      </w:pPr>
-      <w:r>
-        <w:rPr>
-          <w:rFonts w:cstheme="minorHAnsi"/>
-          <w:bCs/>
-        </w:rPr>
-        <w:t xml:space="preserve">Guest Editor for special issue of Genes:  Genetics of Phenotypic Variation in </w:t>
-      </w:r>
-      <w:r>
-        <w:rPr>
-          <w:rFonts w:cstheme="minorHAnsi"/>
-          <w:bCs/>
-          <w:i/>
-        </w:rPr>
-        <w:t>Drosophila</w:t>
-      </w:r>
-      <w:r>
-        <w:rPr>
-          <w:rFonts w:cstheme="minorHAnsi"/>
-          <w:bCs/>
-        </w:rPr>
-        <w:t xml:space="preserve"> and Other Insects</w:t>
-      </w:r>
-      <w:r>
-        <w:rPr>
-          <w:rFonts w:cstheme="minorHAnsi"/>
-          <w:bCs/>
-        </w:rPr>
-        <w:t xml:space="preserve"> (10 articles)</w:t>
-      </w:r>
-    </w:p>
-    <w:p>
-      <w:pPr>
-        <w:pBdr>
-          <w:bottom w:val="single" w:sz="6" w:space="1" w:color="auto"/>
-        </w:pBdr>
-        <w:spacing w:after="80" w:line="240" w:lineRule="auto"/>
-        <w:contextualSpacing/>
-        <w:rPr>
-          <w:rFonts w:cstheme="minorHAnsi"/>
-          <w:b/>
-          <w:bCs/>
-          <w:smallCaps/>
-          <w:sz w:val="28"/>
-        </w:rPr>
-      </w:pPr>
-    </w:p>
-    <w:p>
-      <w:pPr>
-        <w:pBdr>
-          <w:bottom w:val="single" w:sz="6" w:space="1" w:color="auto"/>
-        </w:pBdr>
-        <w:spacing w:after="80" w:line="240" w:lineRule="auto"/>
-        <w:contextualSpacing/>
-        <w:rPr>
-          <w:rFonts w:cstheme="minorHAnsi"/>
-          <w:b/>
-          <w:bCs/>
-          <w:smallCaps/>
-          <w:sz w:val="28"/>
-        </w:rPr>
-      </w:pPr>
-      <w:r>
-        <w:rPr>
-          <w:rFonts w:cstheme="minorHAnsi"/>
-          <w:b/>
-          <w:bCs/>
-          <w:smallCaps/>
-          <w:sz w:val="28"/>
-        </w:rPr>
-        <w:lastRenderedPageBreak/>
-        <w:t>Peer Review (Number of Reviews)</w:t>
-      </w:r>
-    </w:p>
-    <w:p>
-      <w:pPr>
-        <w:numPr>
-          <w:ilvl w:val="0"/>
-          <w:numId w:val="18"/>
-        </w:numPr>
-        <w:spacing w:after="80" w:line="240" w:lineRule="auto"/>
-        <w:ind w:left="360" w:hanging="180"/>
-        <w:contextualSpacing/>
-        <w:rPr>
-          <w:rFonts w:cstheme="minorHAnsi"/>
-          <w:bCs/>
         </w:rPr>
         <w:sectPr>
           <w:type w:val="continuous"/>
@@ -18114,6 +17969,417 @@
     </w:p>
     <w:p>
       <w:pPr>
+        <w:pBdr>
+          <w:bottom w:val="single" w:sz="6" w:space="1" w:color="auto"/>
+        </w:pBdr>
+        <w:spacing w:after="80" w:line="240" w:lineRule="auto"/>
+        <w:contextualSpacing/>
+        <w:rPr>
+          <w:rFonts w:cstheme="minorHAnsi"/>
+          <w:b/>
+          <w:smallCaps/>
+          <w:sz w:val="28"/>
+        </w:rPr>
+      </w:pPr>
+      <w:r>
+        <w:rPr>
+          <w:rFonts w:cstheme="minorHAnsi"/>
+          <w:b/>
+          <w:smallCaps/>
+          <w:sz w:val="28"/>
+        </w:rPr>
+        <w:lastRenderedPageBreak/>
+        <w:t>Workshops</w:t>
+      </w:r>
+      <w:r>
+        <w:rPr>
+          <w:rFonts w:cstheme="minorHAnsi"/>
+          <w:b/>
+          <w:smallCaps/>
+          <w:sz w:val="28"/>
+        </w:rPr>
+        <w:t xml:space="preserve"> Led</w:t>
+      </w:r>
+    </w:p>
+    <w:p>
+      <w:pPr>
+        <w:pStyle w:val="ListParagraph"/>
+        <w:numPr>
+          <w:ilvl w:val="0"/>
+          <w:numId w:val="2"/>
+        </w:numPr>
+        <w:spacing w:after="0" w:line="240" w:lineRule="auto"/>
+        <w:ind w:left="180" w:hanging="180"/>
+        <w:rPr>
+          <w:rFonts w:cstheme="minorHAnsi"/>
+          <w:b/>
+          <w:bCs/>
+          <w:i/>
+        </w:rPr>
+      </w:pPr>
+      <w:r>
+        <w:rPr>
+          <w:rFonts w:cstheme="minorHAnsi"/>
+          <w:b/>
+          <w:bCs/>
+          <w:i/>
+          <w:smallCaps/>
+        </w:rPr>
+        <w:t>Website Workshop for Department of Biology, Utah Valley University</w:t>
+      </w:r>
+    </w:p>
+    <w:p>
+      <w:pPr>
+        <w:pStyle w:val="ListParagraph"/>
+        <w:spacing w:after="0" w:line="240" w:lineRule="auto"/>
+        <w:ind w:left="180"/>
+        <w:rPr>
+          <w:rFonts w:cstheme="minorHAnsi"/>
+          <w:iCs/>
+        </w:rPr>
+      </w:pPr>
+      <w:r>
+        <w:rPr>
+          <w:rFonts w:cstheme="minorHAnsi"/>
+          <w:iCs/>
+        </w:rPr>
+        <w:t xml:space="preserve">General overview of importance of personal and lab websites for online presence.  Instruct and guide faculty and staff through development of html coding and implementation of GitHub Pages </w:t>
+      </w:r>
+      <w:r>
+        <w:rPr>
+          <w:rFonts w:cstheme="minorHAnsi"/>
+          <w:iCs/>
+        </w:rPr>
+        <w:t>website development</w:t>
+      </w:r>
+    </w:p>
+    <w:p>
+      <w:pPr>
+        <w:pStyle w:val="ListParagraph"/>
+        <w:numPr>
+          <w:ilvl w:val="1"/>
+          <w:numId w:val="2"/>
+        </w:numPr>
+        <w:spacing w:after="0" w:line="240" w:lineRule="auto"/>
+        <w:ind w:left="450" w:hanging="270"/>
+        <w:rPr>
+          <w:rFonts w:cstheme="minorHAnsi"/>
+          <w:iCs/>
+        </w:rPr>
+      </w:pPr>
+      <w:r>
+        <w:rPr>
+          <w:rFonts w:cstheme="minorHAnsi"/>
+          <w:iCs/>
+        </w:rPr>
+        <w:t>Oct. 9, 2024</w:t>
+      </w:r>
+    </w:p>
+    <w:p>
+      <w:pPr>
+        <w:pStyle w:val="ListParagraph"/>
+        <w:numPr>
+          <w:ilvl w:val="1"/>
+          <w:numId w:val="2"/>
+        </w:numPr>
+        <w:spacing w:after="0" w:line="240" w:lineRule="auto"/>
+        <w:ind w:left="450" w:hanging="270"/>
+        <w:rPr>
+          <w:rFonts w:cstheme="minorHAnsi"/>
+          <w:iCs/>
+        </w:rPr>
+      </w:pPr>
+      <w:r>
+        <w:rPr>
+          <w:rFonts w:cstheme="minorHAnsi"/>
+          <w:iCs/>
+        </w:rPr>
+        <w:t>Feb. 19, 2025</w:t>
+      </w:r>
+    </w:p>
+    <w:p>
+      <w:pPr>
+        <w:pStyle w:val="ListParagraph"/>
+        <w:numPr>
+          <w:ilvl w:val="0"/>
+          <w:numId w:val="2"/>
+        </w:numPr>
+        <w:spacing w:after="0" w:line="240" w:lineRule="auto"/>
+        <w:ind w:left="180" w:hanging="180"/>
+        <w:rPr>
+          <w:rFonts w:cstheme="minorHAnsi"/>
+          <w:b/>
+          <w:bCs/>
+          <w:i/>
+        </w:rPr>
+      </w:pPr>
+      <w:r>
+        <w:rPr>
+          <w:rFonts w:cstheme="minorHAnsi"/>
+          <w:b/>
+          <w:bCs/>
+          <w:i/>
+          <w:smallCaps/>
+        </w:rPr>
+        <w:t>Open Source for Open Science 2020, Texas A&amp;M University (Online)</w:t>
+      </w:r>
+    </w:p>
+    <w:p>
+      <w:pPr>
+        <w:spacing w:after="0" w:line="240" w:lineRule="auto"/>
+        <w:ind w:left="180"/>
+        <w:contextualSpacing/>
+        <w:rPr>
+          <w:rFonts w:cstheme="minorHAnsi"/>
+          <w:bCs/>
+        </w:rPr>
+      </w:pPr>
+      <w:r>
+        <w:rPr>
+          <w:rFonts w:cstheme="minorHAnsi"/>
+          <w:bCs/>
+        </w:rPr>
+        <w:t xml:space="preserve">Basic Statistical Analysis and Visualization in R—Developed and instructed online module for introduction to R.  Covered statistics such as T-tests, ANOVA, MANOVA, Regression, PCA and their non-parametric alternatives. Visualization for data using Base R and </w:t>
+      </w:r>
+      <w:proofErr w:type="spellStart"/>
+      <w:r>
+        <w:rPr>
+          <w:rFonts w:cstheme="minorHAnsi"/>
+          <w:bCs/>
+        </w:rPr>
+        <w:t>ggplot</w:t>
+      </w:r>
+      <w:proofErr w:type="spellEnd"/>
+      <w:r>
+        <w:rPr>
+          <w:rFonts w:cstheme="minorHAnsi"/>
+          <w:bCs/>
+        </w:rPr>
+        <w:t xml:space="preserve"> package</w:t>
+      </w:r>
+    </w:p>
+    <w:p>
+      <w:pPr>
+        <w:numPr>
+          <w:ilvl w:val="1"/>
+          <w:numId w:val="11"/>
+        </w:numPr>
+        <w:spacing w:after="0" w:line="240" w:lineRule="auto"/>
+        <w:ind w:left="360" w:hanging="180"/>
+        <w:contextualSpacing/>
+        <w:rPr>
+          <w:rFonts w:cstheme="minorHAnsi"/>
+          <w:bCs/>
+        </w:rPr>
+      </w:pPr>
+      <w:r>
+        <w:rPr>
+          <w:rFonts w:cstheme="minorHAnsi"/>
+          <w:bCs/>
+        </w:rPr>
+        <w:t>274 students, faculty, and staff registered for event</w:t>
+      </w:r>
+    </w:p>
+    <w:p>
+      <w:pPr>
+        <w:pStyle w:val="ListParagraph"/>
+        <w:numPr>
+          <w:ilvl w:val="0"/>
+          <w:numId w:val="2"/>
+        </w:numPr>
+        <w:spacing w:after="0" w:line="240" w:lineRule="auto"/>
+        <w:ind w:left="180" w:hanging="180"/>
+        <w:rPr>
+          <w:rFonts w:cstheme="minorHAnsi"/>
+          <w:b/>
+          <w:bCs/>
+          <w:i/>
+        </w:rPr>
+      </w:pPr>
+      <w:r>
+        <w:rPr>
+          <w:rFonts w:cstheme="minorHAnsi"/>
+          <w:b/>
+          <w:bCs/>
+          <w:i/>
+          <w:smallCaps/>
+        </w:rPr>
+        <w:t>Open Source for Open Science 2019, Texas A&amp;M University</w:t>
+      </w:r>
+    </w:p>
+    <w:p>
+      <w:pPr>
+        <w:spacing w:after="0" w:line="240" w:lineRule="auto"/>
+        <w:ind w:left="180"/>
+        <w:contextualSpacing/>
+        <w:rPr>
+          <w:rFonts w:cstheme="minorHAnsi"/>
+          <w:bCs/>
+        </w:rPr>
+      </w:pPr>
+      <w:r>
+        <w:rPr>
+          <w:rFonts w:cstheme="minorHAnsi"/>
+          <w:bCs/>
+        </w:rPr>
+        <w:t>Basic Statistical Analyses in R—Developed and instructed module for introduction to R.  Covered statistics such as T-tests, ANOVA, MANOVA, Regression, PCA and their non-parametric alternatives</w:t>
+      </w:r>
+    </w:p>
+    <w:p>
+      <w:pPr>
+        <w:numPr>
+          <w:ilvl w:val="1"/>
+          <w:numId w:val="11"/>
+        </w:numPr>
+        <w:spacing w:after="0" w:line="240" w:lineRule="auto"/>
+        <w:ind w:left="360" w:hanging="180"/>
+        <w:contextualSpacing/>
+        <w:rPr>
+          <w:rFonts w:cstheme="minorHAnsi"/>
+          <w:bCs/>
+        </w:rPr>
+      </w:pPr>
+      <w:r>
+        <w:rPr>
+          <w:rFonts w:cstheme="minorHAnsi"/>
+          <w:bCs/>
+        </w:rPr>
+        <w:t>292 students, faculty, and staff registered for event</w:t>
+      </w:r>
+    </w:p>
+    <w:p>
+      <w:pPr>
+        <w:pBdr>
+          <w:bottom w:val="single" w:sz="6" w:space="1" w:color="auto"/>
+        </w:pBdr>
+        <w:spacing w:after="80" w:line="240" w:lineRule="auto"/>
+        <w:contextualSpacing/>
+        <w:rPr>
+          <w:rFonts w:cstheme="minorHAnsi"/>
+          <w:b/>
+          <w:smallCaps/>
+          <w:sz w:val="28"/>
+        </w:rPr>
+      </w:pPr>
+      <w:r>
+        <w:rPr>
+          <w:rFonts w:cstheme="minorHAnsi"/>
+          <w:b/>
+          <w:smallCaps/>
+          <w:sz w:val="28"/>
+        </w:rPr>
+        <w:t>Editor Experience:</w:t>
+      </w:r>
+    </w:p>
+    <w:p>
+      <w:pPr>
+        <w:pStyle w:val="ListParagraph"/>
+        <w:numPr>
+          <w:ilvl w:val="0"/>
+          <w:numId w:val="26"/>
+        </w:numPr>
+        <w:spacing w:after="80" w:line="240" w:lineRule="auto"/>
+        <w:ind w:left="180" w:hanging="180"/>
+        <w:rPr>
+          <w:rFonts w:cstheme="minorHAnsi"/>
+          <w:bCs/>
+        </w:rPr>
+      </w:pPr>
+      <w:r>
+        <w:rPr>
+          <w:rFonts w:cstheme="minorHAnsi"/>
+          <w:bCs/>
+        </w:rPr>
+        <w:t xml:space="preserve">Guest Editor for special issue of Genes:  Genetics of Phenotypic Variation in </w:t>
+      </w:r>
+      <w:r>
+        <w:rPr>
+          <w:rFonts w:cstheme="minorHAnsi"/>
+          <w:bCs/>
+          <w:i/>
+        </w:rPr>
+        <w:t>Drosophila</w:t>
+      </w:r>
+      <w:r>
+        <w:rPr>
+          <w:rFonts w:cstheme="minorHAnsi"/>
+          <w:bCs/>
+        </w:rPr>
+        <w:t xml:space="preserve"> and Other Insects</w:t>
+      </w:r>
+      <w:r>
+        <w:rPr>
+          <w:rFonts w:cstheme="minorHAnsi"/>
+          <w:bCs/>
+        </w:rPr>
+        <w:t xml:space="preserve"> (10 articles)</w:t>
+      </w:r>
+    </w:p>
+    <w:p>
+      <w:pPr>
+        <w:pBdr>
+          <w:bottom w:val="single" w:sz="6" w:space="1" w:color="auto"/>
+        </w:pBdr>
+        <w:spacing w:after="80" w:line="240" w:lineRule="auto"/>
+        <w:contextualSpacing/>
+        <w:rPr>
+          <w:rFonts w:cstheme="minorHAnsi"/>
+          <w:b/>
+          <w:bCs/>
+          <w:smallCaps/>
+          <w:sz w:val="28"/>
+        </w:rPr>
+      </w:pPr>
+    </w:p>
+    <w:p>
+      <w:pPr>
+        <w:pBdr>
+          <w:bottom w:val="single" w:sz="6" w:space="1" w:color="auto"/>
+        </w:pBdr>
+        <w:spacing w:after="80" w:line="240" w:lineRule="auto"/>
+        <w:contextualSpacing/>
+        <w:rPr>
+          <w:rFonts w:cstheme="minorHAnsi"/>
+          <w:b/>
+          <w:bCs/>
+          <w:smallCaps/>
+          <w:sz w:val="28"/>
+        </w:rPr>
+      </w:pPr>
+      <w:r>
+        <w:rPr>
+          <w:rFonts w:cstheme="minorHAnsi"/>
+          <w:b/>
+          <w:bCs/>
+          <w:smallCaps/>
+          <w:sz w:val="28"/>
+        </w:rPr>
+        <w:t>Peer Review (Number of Reviews)</w:t>
+      </w:r>
+    </w:p>
+    <w:p>
+      <w:pPr>
+        <w:numPr>
+          <w:ilvl w:val="0"/>
+          <w:numId w:val="18"/>
+        </w:numPr>
+        <w:spacing w:after="80" w:line="240" w:lineRule="auto"/>
+        <w:ind w:left="360" w:hanging="180"/>
+        <w:contextualSpacing/>
+        <w:rPr>
+          <w:rFonts w:cstheme="minorHAnsi"/>
+          <w:bCs/>
+        </w:rPr>
+        <w:sectPr>
+          <w:pgSz w:w="12240" w:h="15840"/>
+          <w:pgMar w:top="720" w:right="720" w:bottom="720" w:left="720" w:header="720" w:footer="720" w:gutter="0"/>
+          <w:cols w:space="720"/>
+          <w:docGrid w:linePitch="360"/>
+        </w:sectPr>
+      </w:pPr>
+    </w:p>
+    <w:p>
+      <w:pPr>
         <w:numPr>
           <w:ilvl w:val="0"/>
           <w:numId w:val="18"/>
@@ -19333,6 +19599,7 @@
           <w:iCs/>
           <w:smallCaps/>
         </w:rPr>
+        <w:lastRenderedPageBreak/>
         <w:t>University</w:t>
       </w:r>
       <w:r>
@@ -20045,7 +20312,6 @@
           <w:rFonts w:cstheme="minorHAnsi"/>
           <w:bCs/>
         </w:rPr>
-        <w:lastRenderedPageBreak/>
         <w:t>2024-2025</w:t>
       </w:r>
       <w:r>
@@ -20973,26 +21239,6 @@
           <w:b/>
           <w:smallCaps/>
           <w:sz w:val="28"/>
-        </w:rPr>
-      </w:pPr>
-      <w:r>
-        <w:rPr>
-          <w:rFonts w:cstheme="minorHAnsi"/>
-          <w:b/>
-          <w:smallCaps/>
-          <w:sz w:val="28"/>
-        </w:rPr>
-        <w:t>Community Outreach:</w:t>
-      </w:r>
-    </w:p>
-    <w:p>
-      <w:pPr>
-        <w:spacing w:after="80" w:line="240" w:lineRule="auto"/>
-        <w:contextualSpacing/>
-        <w:rPr>
-          <w:rFonts w:cstheme="minorHAnsi"/>
-          <w:b/>
-          <w:bCs/>
         </w:rPr>
         <w:sectPr>
           <w:type w:val="continuous"/>
@@ -21005,6 +21251,48 @@
     </w:p>
     <w:p>
       <w:pPr>
+        <w:pBdr>
+          <w:bottom w:val="single" w:sz="6" w:space="1" w:color="auto"/>
+        </w:pBdr>
+        <w:spacing w:after="80" w:line="240" w:lineRule="auto"/>
+        <w:contextualSpacing/>
+        <w:rPr>
+          <w:rFonts w:cstheme="minorHAnsi"/>
+          <w:b/>
+          <w:smallCaps/>
+          <w:sz w:val="28"/>
+        </w:rPr>
+      </w:pPr>
+      <w:r>
+        <w:rPr>
+          <w:rFonts w:cstheme="minorHAnsi"/>
+          <w:b/>
+          <w:smallCaps/>
+          <w:sz w:val="28"/>
+        </w:rPr>
+        <w:lastRenderedPageBreak/>
+        <w:t>Community Outreach:</w:t>
+      </w:r>
+    </w:p>
+    <w:p>
+      <w:pPr>
+        <w:spacing w:after="80" w:line="240" w:lineRule="auto"/>
+        <w:contextualSpacing/>
+        <w:rPr>
+          <w:rFonts w:cstheme="minorHAnsi"/>
+          <w:b/>
+          <w:bCs/>
+        </w:rPr>
+        <w:sectPr>
+          <w:pgSz w:w="12240" w:h="15840"/>
+          <w:pgMar w:top="720" w:right="720" w:bottom="720" w:left="720" w:header="720" w:footer="720" w:gutter="0"/>
+          <w:cols w:space="720"/>
+          <w:docGrid w:linePitch="360"/>
+        </w:sectPr>
+      </w:pPr>
+    </w:p>
+    <w:p>
+      <w:pPr>
         <w:numPr>
           <w:ilvl w:val="0"/>
           <w:numId w:val="20"/>
@@ -21808,7 +22096,6 @@
           <w:rFonts w:cstheme="minorHAnsi"/>
           <w:bCs/>
         </w:rPr>
-        <w:lastRenderedPageBreak/>
         <w:t>Southwest Association of Naturalists</w:t>
       </w:r>
       <w:r>
@@ -22007,24 +22294,7 @@
           <w:rFonts w:cstheme="minorHAnsi"/>
         </w:rPr>
         <w:tab/>
-      </w:r>
-      <w:r>
-        <w:rPr>
-          <w:rFonts w:cstheme="minorHAnsi"/>
-        </w:rPr>
-        <w:t>UVU Office of Teaching and Learning Travel Award $</w:t>
-      </w:r>
-      <w:r>
-        <w:rPr>
-          <w:rFonts w:cstheme="minorHAnsi"/>
-        </w:rPr>
-        <w:t>6</w:t>
-      </w:r>
-      <w:r>
-        <w:rPr>
-          <w:rFonts w:cstheme="minorHAnsi"/>
-        </w:rPr>
-        <w:t>00</w:t>
+        <w:t>UVU Office of Teaching and Learning Travel Award $600</w:t>
       </w:r>
     </w:p>
     <w:p>
@@ -22743,6 +23013,7 @@
         <w:rPr>
           <w:rFonts w:cstheme="minorHAnsi"/>
         </w:rPr>
+        <w:lastRenderedPageBreak/>
         <w:t>2014</w:t>
       </w:r>
       <w:r>
@@ -28843,6 +29114,7 @@
   <w:style w:type="character" w:default="1" w:styleId="DefaultParagraphFont">
     <w:name w:val="Default Paragraph Font"/>
     <w:uiPriority w:val="1"/>
+    <w:semiHidden/>
     <w:unhideWhenUsed/>
   </w:style>
   <w:style w:type="table" w:default="1" w:styleId="TableNormal">

--- a/assets/publications/CV.docx
+++ b/assets/publications/CV.docx
@@ -4181,15 +4181,7 @@
           <w:b/>
           <w:i/>
         </w:rPr>
-        <w:t>202</w:t>
-      </w:r>
-      <w:r>
-        <w:rPr>
-          <w:rFonts w:cstheme="minorHAnsi"/>
-          <w:b/>
-          <w:i/>
-        </w:rPr>
-        <w:t>6</w:t>
+        <w:t>2026</w:t>
       </w:r>
     </w:p>
     <w:p>
@@ -12911,17 +12903,6 @@
     <w:p>
       <w:pPr>
         <w:pStyle w:val="ListParagraph"/>
-        <w:spacing w:after="0" w:line="240" w:lineRule="auto"/>
-        <w:ind w:left="450"/>
-        <w:rPr>
-          <w:rFonts w:cstheme="minorHAnsi"/>
-          <w:bCs/>
-        </w:rPr>
-      </w:pPr>
-    </w:p>
-    <w:p>
-      <w:pPr>
-        <w:pStyle w:val="ListParagraph"/>
         <w:numPr>
           <w:ilvl w:val="0"/>
           <w:numId w:val="2"/>
@@ -13037,17 +13018,6 @@
     <w:p>
       <w:pPr>
         <w:pStyle w:val="ListParagraph"/>
-        <w:spacing w:after="0" w:line="240" w:lineRule="auto"/>
-        <w:ind w:left="450"/>
-        <w:rPr>
-          <w:rFonts w:cstheme="minorHAnsi"/>
-          <w:bCs/>
-        </w:rPr>
-      </w:pPr>
-    </w:p>
-    <w:p>
-      <w:pPr>
-        <w:pStyle w:val="ListParagraph"/>
         <w:numPr>
           <w:ilvl w:val="0"/>
           <w:numId w:val="2"/>
@@ -13145,6 +13115,55 @@
       <w:pPr>
         <w:pStyle w:val="ListParagraph"/>
         <w:numPr>
+          <w:ilvl w:val="0"/>
+          <w:numId w:val="2"/>
+        </w:numPr>
+        <w:spacing w:after="0" w:line="240" w:lineRule="auto"/>
+        <w:ind w:left="180" w:hanging="180"/>
+        <w:rPr>
+          <w:rFonts w:cstheme="minorHAnsi"/>
+          <w:bCs/>
+        </w:rPr>
+      </w:pPr>
+      <w:r>
+        <w:rPr>
+          <w:rFonts w:cstheme="minorHAnsi"/>
+          <w:b/>
+          <w:bCs/>
+          <w:smallCaps/>
+        </w:rPr>
+        <w:t>Principles of Evolution</w:t>
+      </w:r>
+      <w:r>
+        <w:rPr>
+          <w:rFonts w:cstheme="minorHAnsi"/>
+          <w:bCs/>
+        </w:rPr>
+        <w:t xml:space="preserve"> (Utah Valley University, BIOL 4500)—Instructor of Record</w:t>
+      </w:r>
+    </w:p>
+    <w:p>
+      <w:pPr>
+        <w:pStyle w:val="ListParagraph"/>
+        <w:spacing w:after="0" w:line="240" w:lineRule="auto"/>
+        <w:ind w:left="180"/>
+        <w:rPr>
+          <w:rFonts w:cstheme="minorHAnsi"/>
+          <w:bCs/>
+        </w:rPr>
+      </w:pPr>
+      <w:r>
+        <w:rPr>
+          <w:rFonts w:cstheme="minorHAnsi"/>
+          <w:bCs/>
+        </w:rPr>
+        <w:t>Instruct upper-level students in the principles of evolution, including the mechanisms of evolution, sexual selection, Hardy-Weinberg and speciation.  Weekly discussion of classic literature and student driven final project presentations</w:t>
+      </w:r>
+    </w:p>
+    <w:p>
+      <w:pPr>
+        <w:pStyle w:val="ListParagraph"/>
+        <w:numPr>
           <w:ilvl w:val="1"/>
           <w:numId w:val="2"/>
         </w:numPr>
@@ -13155,54 +13174,12 @@
           <w:bCs/>
         </w:rPr>
       </w:pPr>
-    </w:p>
-    <w:p>
-      <w:pPr>
-        <w:pStyle w:val="ListParagraph"/>
-        <w:numPr>
-          <w:ilvl w:val="0"/>
-          <w:numId w:val="2"/>
-        </w:numPr>
-        <w:spacing w:after="0" w:line="240" w:lineRule="auto"/>
-        <w:ind w:left="180" w:hanging="180"/>
-        <w:rPr>
-          <w:rFonts w:cstheme="minorHAnsi"/>
-          <w:bCs/>
-        </w:rPr>
-      </w:pPr>
-      <w:r>
-        <w:rPr>
-          <w:rFonts w:cstheme="minorHAnsi"/>
-          <w:b/>
-          <w:bCs/>
-          <w:smallCaps/>
-        </w:rPr>
-        <w:t>Principles of Evolution</w:t>
-      </w:r>
-      <w:r>
-        <w:rPr>
-          <w:rFonts w:cstheme="minorHAnsi"/>
-          <w:bCs/>
-        </w:rPr>
-        <w:t xml:space="preserve"> (Utah Valley University, BIOL 4500)—Instructor of Record</w:t>
-      </w:r>
-    </w:p>
-    <w:p>
-      <w:pPr>
-        <w:pStyle w:val="ListParagraph"/>
-        <w:spacing w:after="0" w:line="240" w:lineRule="auto"/>
-        <w:ind w:left="180"/>
-        <w:rPr>
-          <w:rFonts w:cstheme="minorHAnsi"/>
-          <w:bCs/>
-        </w:rPr>
-      </w:pPr>
-      <w:r>
-        <w:rPr>
-          <w:rFonts w:cstheme="minorHAnsi"/>
-          <w:bCs/>
-        </w:rPr>
-        <w:t>Instruct upper-level students in the principles of evolution, including the mechanisms of evolution, sexual selection, Hardy-Weinberg and speciation.  Weekly discussion of classic literature and student driven final project presentations</w:t>
+      <w:r>
+        <w:rPr>
+          <w:rFonts w:cstheme="minorHAnsi"/>
+          <w:bCs/>
+        </w:rPr>
+        <w:t>Spring 2023—10 students</w:t>
       </w:r>
     </w:p>
     <w:p>
@@ -13224,7 +13201,7 @@
           <w:rFonts w:cstheme="minorHAnsi"/>
           <w:bCs/>
         </w:rPr>
-        <w:t>Spring 2023—10 students</w:t>
+        <w:t>Fall 2023—20 students</w:t>
       </w:r>
     </w:p>
     <w:p>
@@ -13246,7 +13223,7 @@
           <w:rFonts w:cstheme="minorHAnsi"/>
           <w:bCs/>
         </w:rPr>
-        <w:t>Fall 2023—20 students</w:t>
+        <w:t>Spring 2024—19 students</w:t>
       </w:r>
     </w:p>
     <w:p>
@@ -13268,7 +13245,7 @@
           <w:rFonts w:cstheme="minorHAnsi"/>
           <w:bCs/>
         </w:rPr>
-        <w:t>Spring 2024—19 students</w:t>
+        <w:t>Spring 2025—27 students</w:t>
       </w:r>
     </w:p>
     <w:p>
@@ -13290,7 +13267,83 @@
           <w:rFonts w:cstheme="minorHAnsi"/>
           <w:bCs/>
         </w:rPr>
-        <w:t>Spring 2025—27 students</w:t>
+        <w:t>Spring 2026—19 students</w:t>
+      </w:r>
+    </w:p>
+    <w:p>
+      <w:pPr>
+        <w:spacing w:after="0" w:line="240" w:lineRule="auto"/>
+        <w:rPr>
+          <w:rFonts w:cstheme="minorHAnsi"/>
+          <w:bCs/>
+        </w:rPr>
+      </w:pPr>
+    </w:p>
+    <w:p>
+      <w:pPr>
+        <w:spacing w:after="0" w:line="240" w:lineRule="auto"/>
+        <w:rPr>
+          <w:rFonts w:cstheme="minorHAnsi"/>
+          <w:bCs/>
+        </w:rPr>
+      </w:pPr>
+    </w:p>
+    <w:p>
+      <w:pPr>
+        <w:spacing w:after="0" w:line="240" w:lineRule="auto"/>
+        <w:rPr>
+          <w:rFonts w:cstheme="minorHAnsi"/>
+          <w:bCs/>
+        </w:rPr>
+      </w:pPr>
+    </w:p>
+    <w:p>
+      <w:pPr>
+        <w:pStyle w:val="ListParagraph"/>
+        <w:numPr>
+          <w:ilvl w:val="0"/>
+          <w:numId w:val="2"/>
+        </w:numPr>
+        <w:spacing w:after="0" w:line="240" w:lineRule="auto"/>
+        <w:ind w:left="180" w:hanging="180"/>
+        <w:rPr>
+          <w:rFonts w:cstheme="minorHAnsi"/>
+          <w:bCs/>
+        </w:rPr>
+      </w:pPr>
+      <w:r>
+        <w:rPr>
+          <w:rFonts w:cstheme="minorHAnsi"/>
+          <w:b/>
+          <w:bCs/>
+          <w:smallCaps/>
+        </w:rPr>
+        <w:t>Molecular Evolution and Bioinformatics</w:t>
+      </w:r>
+      <w:r>
+        <w:rPr>
+          <w:rFonts w:cstheme="minorHAnsi"/>
+          <w:bCs/>
+        </w:rPr>
+        <w:t xml:space="preserve"> (Utah Valley University, BIOL 4550)</w:t>
+      </w:r>
+    </w:p>
+    <w:p>
+      <w:pPr>
+        <w:pStyle w:val="ListParagraph"/>
+        <w:spacing w:after="0" w:line="240" w:lineRule="auto"/>
+        <w:ind w:left="360"/>
+        <w:rPr>
+          <w:rFonts w:cstheme="minorHAnsi"/>
+          <w:bCs/>
+        </w:rPr>
+      </w:pPr>
+      <w:r>
+        <w:rPr>
+          <w:rFonts w:cstheme="minorHAnsi"/>
+          <w:bCs/>
+        </w:rPr>
+        <w:t>Instruct upper-level bioinformatics and biotechnology students on the principles of molecular evolution, including population genetics and genomics, Hardy-Weinberg, neutral theory, and genome sequencing. Semi-weekly discussions of primary literature and student-driven final proposal projects</w:t>
       </w:r>
     </w:p>
     <w:p>
@@ -13312,18 +13365,8 @@
           <w:rFonts w:cstheme="minorHAnsi"/>
           <w:bCs/>
         </w:rPr>
-        <w:t>Spring 2026—19 students</w:t>
-      </w:r>
-    </w:p>
-    <w:p>
-      <w:pPr>
-        <w:spacing w:after="0" w:line="240" w:lineRule="auto"/>
-        <w:ind w:left="180"/>
-        <w:rPr>
-          <w:rFonts w:cstheme="minorHAnsi"/>
-          <w:bCs/>
-        </w:rPr>
-      </w:pPr>
+        <w:t>Spring 2024—15 students</w:t>
+      </w:r>
     </w:p>
     <w:p>
       <w:pPr>
@@ -13346,14 +13389,14 @@
           <w:bCs/>
           <w:smallCaps/>
         </w:rPr>
-        <w:t>Molecular Evolution and Bioinformatics</w:t>
-      </w:r>
-      <w:r>
-        <w:rPr>
-          <w:rFonts w:cstheme="minorHAnsi"/>
-          <w:bCs/>
-        </w:rPr>
-        <w:t xml:space="preserve"> (Utah Valley University, BIOL 4550)</w:t>
+        <w:t>Bioinformatics Capstone</w:t>
+      </w:r>
+      <w:r>
+        <w:rPr>
+          <w:rFonts w:cstheme="minorHAnsi"/>
+          <w:bCs/>
+        </w:rPr>
+        <w:t xml:space="preserve"> (Utah Valley University, BIOL 4600)</w:t>
       </w:r>
     </w:p>
     <w:p>
@@ -13371,7 +13414,7 @@
           <w:rFonts w:cstheme="minorHAnsi"/>
           <w:bCs/>
         </w:rPr>
-        <w:t>Instruct upper-level bioinformatics and biotechnology students on the principles of molecular evolution, including population genetics and genomics, Hardy-Weinberg, neutral theory, and genome sequencing. Semi-weekly discussions of primary literature and student-driven final proposal projects</w:t>
+        <w:t>Guide upper-level bioinformatics students on implementing and critiquing bioinformatic pipelines. Students complete independent projects and compose a written and oral presentation of their work.</w:t>
       </w:r>
     </w:p>
     <w:p>
@@ -13393,67 +13436,7 @@
           <w:rFonts w:cstheme="minorHAnsi"/>
           <w:bCs/>
         </w:rPr>
-        <w:t>Spring 2024—15 students</w:t>
-      </w:r>
-    </w:p>
-    <w:p>
-      <w:pPr>
-        <w:pStyle w:val="ListParagraph"/>
-        <w:spacing w:after="0" w:line="240" w:lineRule="auto"/>
-        <w:ind w:left="450"/>
-        <w:rPr>
-          <w:rFonts w:cstheme="minorHAnsi"/>
-          <w:bCs/>
-        </w:rPr>
-      </w:pPr>
-    </w:p>
-    <w:p>
-      <w:pPr>
-        <w:pStyle w:val="ListParagraph"/>
-        <w:numPr>
-          <w:ilvl w:val="0"/>
-          <w:numId w:val="2"/>
-        </w:numPr>
-        <w:spacing w:after="0" w:line="240" w:lineRule="auto"/>
-        <w:ind w:left="180" w:hanging="180"/>
-        <w:rPr>
-          <w:rFonts w:cstheme="minorHAnsi"/>
-          <w:bCs/>
-        </w:rPr>
-      </w:pPr>
-      <w:r>
-        <w:rPr>
-          <w:rFonts w:cstheme="minorHAnsi"/>
-          <w:b/>
-          <w:bCs/>
-          <w:smallCaps/>
-        </w:rPr>
-        <w:t>Bioinformatics Capstone</w:t>
-      </w:r>
-      <w:r>
-        <w:rPr>
-          <w:rFonts w:cstheme="minorHAnsi"/>
-          <w:bCs/>
-        </w:rPr>
-        <w:t xml:space="preserve"> (Utah Valley University, BIOL 4600)</w:t>
-      </w:r>
-    </w:p>
-    <w:p>
-      <w:pPr>
-        <w:pStyle w:val="ListParagraph"/>
-        <w:spacing w:after="0" w:line="240" w:lineRule="auto"/>
-        <w:ind w:left="360"/>
-        <w:rPr>
-          <w:rFonts w:cstheme="minorHAnsi"/>
-          <w:bCs/>
-        </w:rPr>
-      </w:pPr>
-      <w:r>
-        <w:rPr>
-          <w:rFonts w:cstheme="minorHAnsi"/>
-          <w:bCs/>
-        </w:rPr>
-        <w:t>Guide upper-level bioinformatics students on implementing and critiquing bioinformatic pipelines. Students complete independent projects and compose a written and oral presentation of their work.</w:t>
+        <w:t>Spring 2024—1 student</w:t>
       </w:r>
     </w:p>
     <w:p>
@@ -13475,7 +13458,56 @@
           <w:rFonts w:cstheme="minorHAnsi"/>
           <w:bCs/>
         </w:rPr>
-        <w:t>Spring 2024—1 student</w:t>
+        <w:t>Spring 2025—7 students</w:t>
+      </w:r>
+    </w:p>
+    <w:p>
+      <w:pPr>
+        <w:pStyle w:val="ListParagraph"/>
+        <w:numPr>
+          <w:ilvl w:val="0"/>
+          <w:numId w:val="2"/>
+        </w:numPr>
+        <w:spacing w:after="0" w:line="240" w:lineRule="auto"/>
+        <w:ind w:left="180" w:hanging="180"/>
+        <w:rPr>
+          <w:rFonts w:cstheme="minorHAnsi"/>
+          <w:bCs/>
+        </w:rPr>
+      </w:pPr>
+      <w:r>
+        <w:rPr>
+          <w:rFonts w:cstheme="minorHAnsi"/>
+          <w:b/>
+          <w:bCs/>
+          <w:smallCaps/>
+        </w:rPr>
+        <w:t>Entomology</w:t>
+      </w:r>
+      <w:r>
+        <w:rPr>
+          <w:rFonts w:cstheme="minorHAnsi"/>
+          <w:bCs/>
+        </w:rPr>
+        <w:t xml:space="preserve"> (Utah Valley University, ZOOL 3430, ZOOL 3435)</w:t>
+      </w:r>
+    </w:p>
+    <w:p>
+      <w:pPr>
+        <w:pStyle w:val="ListParagraph"/>
+        <w:spacing w:after="0" w:line="240" w:lineRule="auto"/>
+        <w:ind w:left="360"/>
+        <w:rPr>
+          <w:rFonts w:cstheme="minorHAnsi"/>
+          <w:bCs/>
+        </w:rPr>
+      </w:pPr>
+      <w:r>
+        <w:rPr>
+          <w:rFonts w:cstheme="minorHAnsi"/>
+          <w:bCs/>
+        </w:rPr>
+        <w:t>Introduce the study of insects, including insect diversity and classification, anatomy and physiology, etc. Students curate museum quality collections with identifications to family level</w:t>
       </w:r>
     </w:p>
     <w:p>
@@ -13497,54 +13529,50 @@
           <w:rFonts w:cstheme="minorHAnsi"/>
           <w:bCs/>
         </w:rPr>
-        <w:t>Spring 2025—7 students</w:t>
+        <w:t>Fall 2024—10 students</w:t>
       </w:r>
     </w:p>
     <w:p>
       <w:pPr>
         <w:pStyle w:val="ListParagraph"/>
-        <w:spacing w:after="0" w:line="240" w:lineRule="auto"/>
-        <w:ind w:left="450"/>
-        <w:rPr>
-          <w:rFonts w:cstheme="minorHAnsi"/>
-          <w:bCs/>
-        </w:rPr>
-      </w:pPr>
+        <w:numPr>
+          <w:ilvl w:val="0"/>
+          <w:numId w:val="2"/>
+        </w:numPr>
+        <w:spacing w:after="0" w:line="240" w:lineRule="auto"/>
+        <w:ind w:left="180" w:hanging="180"/>
+        <w:rPr>
+          <w:rFonts w:cstheme="minorHAnsi"/>
+          <w:bCs/>
+        </w:rPr>
+      </w:pPr>
+      <w:r>
+        <w:rPr>
+          <w:rFonts w:cstheme="minorHAnsi"/>
+          <w:b/>
+          <w:bCs/>
+          <w:smallCaps/>
+        </w:rPr>
+        <w:t xml:space="preserve">Evolution of Sex </w:t>
+      </w:r>
+      <w:r>
+        <w:rPr>
+          <w:rFonts w:cstheme="minorHAnsi"/>
+          <w:bCs/>
+        </w:rPr>
+        <w:t>(</w:t>
+      </w:r>
+      <w:r>
+        <w:rPr>
+          <w:rFonts w:cstheme="minorHAnsi"/>
+          <w:bCs/>
+        </w:rPr>
+        <w:t>Utah Valley University, BIOL 490R-1, Co-Instructor with Dr. Jessica Cusick)</w:t>
+      </w:r>
     </w:p>
     <w:p>
       <w:pPr>
         <w:pStyle w:val="ListParagraph"/>
-        <w:numPr>
-          <w:ilvl w:val="0"/>
-          <w:numId w:val="2"/>
-        </w:numPr>
-        <w:spacing w:after="0" w:line="240" w:lineRule="auto"/>
-        <w:ind w:left="180" w:hanging="180"/>
-        <w:rPr>
-          <w:rFonts w:cstheme="minorHAnsi"/>
-          <w:bCs/>
-        </w:rPr>
-      </w:pPr>
-      <w:r>
-        <w:rPr>
-          <w:rFonts w:cstheme="minorHAnsi"/>
-          <w:b/>
-          <w:bCs/>
-          <w:smallCaps/>
-        </w:rPr>
-        <w:t>Entomology</w:t>
-      </w:r>
-      <w:r>
-        <w:rPr>
-          <w:rFonts w:cstheme="minorHAnsi"/>
-          <w:bCs/>
-        </w:rPr>
-        <w:t xml:space="preserve"> (Utah Valley University, ZOOL 3430, ZOOL 3435)</w:t>
-      </w:r>
-    </w:p>
-    <w:p>
-      <w:pPr>
-        <w:pStyle w:val="ListParagraph"/>
         <w:spacing w:after="0" w:line="240" w:lineRule="auto"/>
         <w:ind w:left="360"/>
         <w:rPr>
@@ -13557,7 +13585,49 @@
           <w:rFonts w:cstheme="minorHAnsi"/>
           <w:bCs/>
         </w:rPr>
-        <w:t>Introduce the study of insects, including insect diversity and classification, anatomy and physiology, etc. Students curate museum quality collections with identifications to family level</w:t>
+        <w:t xml:space="preserve">An upper-level seminar style course in which students learn and discuss the evolution sex from the prospective of both the molecular and behavior.  </w:t>
+      </w:r>
+      <w:r>
+        <w:rPr>
+          <w:rFonts w:cstheme="minorHAnsi"/>
+          <w:bCs/>
+        </w:rPr>
+        <w:t xml:space="preserve">This course </w:t>
+      </w:r>
+      <w:r>
+        <w:rPr>
+          <w:rFonts w:cstheme="minorHAnsi"/>
+          <w:bCs/>
+        </w:rPr>
+        <w:t>challenges</w:t>
+      </w:r>
+      <w:r>
+        <w:rPr>
+          <w:rFonts w:cstheme="minorHAnsi"/>
+          <w:bCs/>
+        </w:rPr>
+        <w:t xml:space="preserve"> students to critically engage with the latest research, discuss emerging questions,</w:t>
+      </w:r>
+      <w:r>
+        <w:rPr>
+          <w:rFonts w:cstheme="minorHAnsi"/>
+          <w:bCs/>
+        </w:rPr>
+        <w:t xml:space="preserve"> </w:t>
+      </w:r>
+      <w:r>
+        <w:rPr>
+          <w:rFonts w:cstheme="minorHAnsi"/>
+          <w:bCs/>
+        </w:rPr>
+        <w:t>and reflect on the broader implications of sex in biology. </w:t>
+      </w:r>
+      <w:r>
+        <w:rPr>
+          <w:rFonts w:cstheme="minorHAnsi"/>
+          <w:bCs/>
+        </w:rPr>
+        <w:t xml:space="preserve"> </w:t>
       </w:r>
     </w:p>
     <w:p>
@@ -13585,110 +13655,50 @@
     <w:p>
       <w:pPr>
         <w:pStyle w:val="ListParagraph"/>
-        <w:spacing w:after="0" w:line="240" w:lineRule="auto"/>
-        <w:ind w:left="450"/>
-        <w:rPr>
-          <w:rFonts w:cstheme="minorHAnsi"/>
-          <w:bCs/>
-        </w:rPr>
-      </w:pPr>
+        <w:numPr>
+          <w:ilvl w:val="0"/>
+          <w:numId w:val="2"/>
+        </w:numPr>
+        <w:spacing w:after="0" w:line="240" w:lineRule="auto"/>
+        <w:ind w:left="180" w:hanging="180"/>
+        <w:rPr>
+          <w:rFonts w:cstheme="minorHAnsi"/>
+          <w:bCs/>
+        </w:rPr>
+      </w:pPr>
+      <w:r>
+        <w:rPr>
+          <w:rFonts w:cstheme="minorHAnsi"/>
+          <w:b/>
+          <w:bCs/>
+          <w:smallCaps/>
+        </w:rPr>
+        <w:t>Ethical Issues in Biology</w:t>
+      </w:r>
+      <w:r>
+        <w:rPr>
+          <w:rFonts w:cstheme="minorHAnsi"/>
+          <w:bCs/>
+        </w:rPr>
+        <w:t xml:space="preserve"> (Utah Valley University, BIOL 4260)—Instructor of Record</w:t>
+      </w:r>
     </w:p>
     <w:p>
       <w:pPr>
         <w:pStyle w:val="ListParagraph"/>
-        <w:numPr>
-          <w:ilvl w:val="0"/>
-          <w:numId w:val="2"/>
-        </w:numPr>
-        <w:spacing w:after="0" w:line="240" w:lineRule="auto"/>
-        <w:ind w:left="180" w:hanging="180"/>
-        <w:rPr>
-          <w:rFonts w:cstheme="minorHAnsi"/>
-          <w:bCs/>
-        </w:rPr>
-      </w:pPr>
-      <w:r>
-        <w:rPr>
-          <w:rFonts w:cstheme="minorHAnsi"/>
-          <w:b/>
-          <w:bCs/>
-          <w:smallCaps/>
-        </w:rPr>
-        <w:t xml:space="preserve">Evolution of Sex </w:t>
-      </w:r>
-      <w:r>
-        <w:rPr>
-          <w:rFonts w:cstheme="minorHAnsi"/>
-          <w:bCs/>
-        </w:rPr>
-        <w:t>(</w:t>
-      </w:r>
-      <w:r>
-        <w:rPr>
-          <w:rFonts w:cstheme="minorHAnsi"/>
-          <w:bCs/>
-        </w:rPr>
-        <w:t>Utah Valley University, BIOL 490R-1, Co-Instructor with Dr. Jessica Cusick)</w:t>
-      </w:r>
-    </w:p>
-    <w:p>
-      <w:pPr>
-        <w:pStyle w:val="ListParagraph"/>
-        <w:spacing w:after="0" w:line="240" w:lineRule="auto"/>
-        <w:ind w:left="360"/>
-        <w:rPr>
-          <w:rFonts w:cstheme="minorHAnsi"/>
-          <w:bCs/>
-        </w:rPr>
-      </w:pPr>
-      <w:r>
-        <w:rPr>
-          <w:rFonts w:cstheme="minorHAnsi"/>
-          <w:bCs/>
-        </w:rPr>
-        <w:t xml:space="preserve">An upper-level seminar style course in which students learn and discuss the evolution sex from the prospective of both the molecular and behavior.  </w:t>
-      </w:r>
-      <w:r>
-        <w:rPr>
-          <w:rFonts w:cstheme="minorHAnsi"/>
-          <w:bCs/>
-        </w:rPr>
-        <w:t xml:space="preserve">This course </w:t>
-      </w:r>
-      <w:r>
-        <w:rPr>
-          <w:rFonts w:cstheme="minorHAnsi"/>
-          <w:bCs/>
-        </w:rPr>
-        <w:t>challenges</w:t>
-      </w:r>
-      <w:r>
-        <w:rPr>
-          <w:rFonts w:cstheme="minorHAnsi"/>
-          <w:bCs/>
-        </w:rPr>
-        <w:t xml:space="preserve"> students to critically engage with the latest research, discuss emerging questions,</w:t>
-      </w:r>
-      <w:r>
-        <w:rPr>
-          <w:rFonts w:cstheme="minorHAnsi"/>
-          <w:bCs/>
-        </w:rPr>
-        <w:t xml:space="preserve"> </w:t>
-      </w:r>
-      <w:r>
-        <w:rPr>
-          <w:rFonts w:cstheme="minorHAnsi"/>
-          <w:bCs/>
-        </w:rPr>
-        <w:t>and reflect on the broader implications of sex in biology. </w:t>
-      </w:r>
-      <w:r>
-        <w:rPr>
-          <w:rFonts w:cstheme="minorHAnsi"/>
-          <w:bCs/>
-        </w:rPr>
-        <w:t xml:space="preserve"> </w:t>
+        <w:spacing w:after="0" w:line="240" w:lineRule="auto"/>
+        <w:ind w:left="180"/>
+        <w:rPr>
+          <w:rFonts w:cstheme="minorHAnsi"/>
+          <w:bCs/>
+        </w:rPr>
+      </w:pPr>
+      <w:r>
+        <w:rPr>
+          <w:rFonts w:cstheme="minorHAnsi"/>
+          <w:bCs/>
+        </w:rPr>
+        <w:t>Upper-level discussion driven courses covering current and future ethical issues in biology, such as AI, genome editing, polygenic risk scores, etc.</w:t>
       </w:r>
     </w:p>
     <w:p>
@@ -13710,23 +13720,12 @@
           <w:rFonts w:cstheme="minorHAnsi"/>
           <w:bCs/>
         </w:rPr>
-        <w:t>Fall 2024—10 students</w:t>
+        <w:t>Spring 2026—13 students</w:t>
       </w:r>
     </w:p>
     <w:p>
       <w:pPr>
         <w:pStyle w:val="ListParagraph"/>
-        <w:spacing w:after="0" w:line="240" w:lineRule="auto"/>
-        <w:ind w:left="450"/>
-        <w:rPr>
-          <w:rFonts w:cstheme="minorHAnsi"/>
-          <w:bCs/>
-        </w:rPr>
-      </w:pPr>
-    </w:p>
-    <w:p>
-      <w:pPr>
-        <w:pStyle w:val="ListParagraph"/>
         <w:numPr>
           <w:ilvl w:val="0"/>
           <w:numId w:val="2"/>
@@ -13745,131 +13744,6 @@
           <w:bCs/>
           <w:smallCaps/>
         </w:rPr>
-        <w:t>Ethical Issues in Biology</w:t>
-      </w:r>
-      <w:r>
-        <w:rPr>
-          <w:rFonts w:cstheme="minorHAnsi"/>
-          <w:bCs/>
-        </w:rPr>
-        <w:t xml:space="preserve"> (Utah Valley University, BIOL 4260)—Instructor of Record</w:t>
-      </w:r>
-    </w:p>
-    <w:p>
-      <w:pPr>
-        <w:pStyle w:val="ListParagraph"/>
-        <w:spacing w:after="0" w:line="240" w:lineRule="auto"/>
-        <w:ind w:left="180"/>
-        <w:rPr>
-          <w:rFonts w:cstheme="minorHAnsi"/>
-          <w:bCs/>
-        </w:rPr>
-      </w:pPr>
-      <w:r>
-        <w:rPr>
-          <w:rFonts w:cstheme="minorHAnsi"/>
-          <w:bCs/>
-        </w:rPr>
-        <w:t>Upper-level discussion driven courses covering current and future ethical issues in biology, such as AI, genome editing, polygenic risk scores, etc.</w:t>
-      </w:r>
-    </w:p>
-    <w:p>
-      <w:pPr>
-        <w:pStyle w:val="ListParagraph"/>
-        <w:numPr>
-          <w:ilvl w:val="1"/>
-          <w:numId w:val="2"/>
-        </w:numPr>
-        <w:spacing w:after="0" w:line="240" w:lineRule="auto"/>
-        <w:ind w:left="450" w:hanging="270"/>
-        <w:rPr>
-          <w:rFonts w:cstheme="minorHAnsi"/>
-          <w:bCs/>
-        </w:rPr>
-      </w:pPr>
-      <w:r>
-        <w:rPr>
-          <w:rFonts w:cstheme="minorHAnsi"/>
-          <w:bCs/>
-        </w:rPr>
-        <w:t>Spring</w:t>
-      </w:r>
-      <w:r>
-        <w:rPr>
-          <w:rFonts w:cstheme="minorHAnsi"/>
-          <w:bCs/>
-        </w:rPr>
-        <w:t xml:space="preserve"> 202</w:t>
-      </w:r>
-      <w:r>
-        <w:rPr>
-          <w:rFonts w:cstheme="minorHAnsi"/>
-          <w:bCs/>
-        </w:rPr>
-        <w:t>6</w:t>
-      </w:r>
-      <w:r>
-        <w:rPr>
-          <w:rFonts w:cstheme="minorHAnsi"/>
-          <w:bCs/>
-        </w:rPr>
-        <w:t>—1</w:t>
-      </w:r>
-      <w:r>
-        <w:rPr>
-          <w:rFonts w:cstheme="minorHAnsi"/>
-          <w:bCs/>
-        </w:rPr>
-        <w:t>3</w:t>
-      </w:r>
-      <w:r>
-        <w:rPr>
-          <w:rFonts w:cstheme="minorHAnsi"/>
-          <w:bCs/>
-        </w:rPr>
-        <w:t xml:space="preserve"> students</w:t>
-      </w:r>
-    </w:p>
-    <w:p>
-      <w:pPr>
-        <w:spacing w:after="0" w:line="240" w:lineRule="auto"/>
-        <w:rPr>
-          <w:rFonts w:cstheme="minorHAnsi"/>
-          <w:bCs/>
-        </w:rPr>
-      </w:pPr>
-    </w:p>
-    <w:p>
-      <w:pPr>
-        <w:spacing w:after="0" w:line="240" w:lineRule="auto"/>
-        <w:rPr>
-          <w:rFonts w:cstheme="minorHAnsi"/>
-          <w:bCs/>
-        </w:rPr>
-      </w:pPr>
-    </w:p>
-    <w:p>
-      <w:pPr>
-        <w:pStyle w:val="ListParagraph"/>
-        <w:numPr>
-          <w:ilvl w:val="0"/>
-          <w:numId w:val="2"/>
-        </w:numPr>
-        <w:spacing w:after="0" w:line="240" w:lineRule="auto"/>
-        <w:ind w:left="180" w:hanging="180"/>
-        <w:rPr>
-          <w:rFonts w:cstheme="minorHAnsi"/>
-          <w:bCs/>
-        </w:rPr>
-      </w:pPr>
-      <w:r>
-        <w:rPr>
-          <w:rFonts w:cstheme="minorHAnsi"/>
-          <w:b/>
-          <w:bCs/>
-          <w:smallCaps/>
-        </w:rPr>
-        <w:lastRenderedPageBreak/>
         <w:t>Student Seminar</w:t>
       </w:r>
       <w:r>
@@ -13983,6 +13857,7 @@
           <w:bCs/>
           <w:smallCaps/>
         </w:rPr>
+        <w:lastRenderedPageBreak/>
         <w:t xml:space="preserve">Department of </w:t>
       </w:r>
       <w:r>
@@ -14302,7 +14177,118 @@
         <w:pStyle w:val="ListParagraph"/>
         <w:numPr>
           <w:ilvl w:val="0"/>
-          <w:numId w:val="16"/>
+          <w:numId w:val="2"/>
+        </w:numPr>
+        <w:spacing w:after="0" w:line="240" w:lineRule="auto"/>
+        <w:ind w:left="180" w:hanging="180"/>
+        <w:rPr>
+          <w:rFonts w:cstheme="minorHAnsi"/>
+          <w:bCs/>
+        </w:rPr>
+      </w:pPr>
+      <w:r>
+        <w:rPr>
+          <w:rFonts w:cstheme="minorHAnsi"/>
+          <w:bCs/>
+        </w:rPr>
+        <w:t>Spring 2016—430 Students</w:t>
+      </w:r>
+      <w:r>
+        <w:rPr>
+          <w:rFonts w:cstheme="minorHAnsi"/>
+          <w:bCs/>
+        </w:rPr>
+        <w:br/>
+      </w:r>
+      <w:r>
+        <w:rPr>
+          <w:rFonts w:cstheme="minorHAnsi"/>
+          <w:bCs/>
+        </w:rPr>
+        <w:br/>
+      </w:r>
+      <w:r>
+        <w:rPr>
+          <w:rFonts w:cstheme="minorHAnsi"/>
+          <w:bCs/>
+        </w:rPr>
+        <w:br/>
+      </w:r>
+      <w:r>
+        <w:rPr>
+          <w:rFonts w:cstheme="minorHAnsi"/>
+          <w:bCs/>
+        </w:rPr>
+        <w:br/>
+      </w:r>
+      <w:r>
+        <w:rPr>
+          <w:rFonts w:cstheme="minorHAnsi"/>
+          <w:bCs/>
+        </w:rPr>
+        <w:br/>
+      </w:r>
+      <w:r>
+        <w:rPr>
+          <w:rFonts w:cstheme="minorHAnsi"/>
+          <w:bCs/>
+        </w:rPr>
+        <w:br/>
+      </w:r>
+      <w:r>
+        <w:rPr>
+          <w:rFonts w:cstheme="minorHAnsi"/>
+          <w:b/>
+          <w:bCs/>
+          <w:smallCaps/>
+        </w:rPr>
+        <w:t>Forensic Implications of Inheritance</w:t>
+      </w:r>
+      <w:r>
+        <w:rPr>
+          <w:rFonts w:cstheme="minorHAnsi"/>
+          <w:bCs/>
+        </w:rPr>
+        <w:t xml:space="preserve"> (Texas A&amp;M University, FIVS 308)—Laboratory TA</w:t>
+      </w:r>
+    </w:p>
+    <w:p>
+      <w:pPr>
+        <w:spacing w:after="0" w:line="240" w:lineRule="auto"/>
+        <w:ind w:left="180"/>
+        <w:contextualSpacing/>
+        <w:rPr>
+          <w:rFonts w:cstheme="minorHAnsi"/>
+          <w:bCs/>
+        </w:rPr>
+      </w:pPr>
+      <w:r>
+        <w:rPr>
+          <w:rFonts w:cstheme="minorHAnsi"/>
+        </w:rPr>
+        <w:t xml:space="preserve">Instruct </w:t>
+      </w:r>
+      <w:proofErr w:type="gramStart"/>
+      <w:r>
+        <w:rPr>
+          <w:rFonts w:cstheme="minorHAnsi"/>
+        </w:rPr>
+        <w:t>upper level</w:t>
+      </w:r>
+      <w:proofErr w:type="gramEnd"/>
+      <w:r>
+        <w:rPr>
+          <w:rFonts w:cstheme="minorHAnsi"/>
+        </w:rPr>
+        <w:t xml:space="preserve"> Forensics majors in basic genetics, including laboratory techniques, such as DNA extraction, PCR, and gel electrophoresis.</w:t>
+      </w:r>
+    </w:p>
+    <w:p>
+      <w:pPr>
+        <w:pStyle w:val="ListParagraph"/>
+        <w:numPr>
+          <w:ilvl w:val="0"/>
+          <w:numId w:val="17"/>
         </w:numPr>
         <w:spacing w:after="0" w:line="240" w:lineRule="auto"/>
         <w:ind w:left="360" w:hanging="180"/>
@@ -14316,25 +14302,100 @@
           <w:rFonts w:cstheme="minorHAnsi"/>
           <w:bCs/>
         </w:rPr>
-        <w:t>Spring 2016—430 Students</w:t>
+        <w:t>Fall 2016—13 Students</w:t>
       </w:r>
     </w:p>
     <w:p>
       <w:pPr>
         <w:pStyle w:val="ListParagraph"/>
-        <w:spacing w:after="0" w:line="240" w:lineRule="auto"/>
-        <w:ind w:left="360"/>
-        <w:rPr>
-          <w:rFonts w:cstheme="minorHAnsi"/>
-          <w:bCs/>
-        </w:rPr>
-      </w:pPr>
+        <w:numPr>
+          <w:ilvl w:val="0"/>
+          <w:numId w:val="2"/>
+        </w:numPr>
+        <w:spacing w:after="0" w:line="240" w:lineRule="auto"/>
+        <w:ind w:left="180" w:hanging="180"/>
+        <w:rPr>
+          <w:rFonts w:cstheme="minorHAnsi"/>
+          <w:bCs/>
+        </w:rPr>
+      </w:pPr>
+      <w:r>
+        <w:rPr>
+          <w:rFonts w:cstheme="minorHAnsi"/>
+          <w:b/>
+          <w:bCs/>
+          <w:smallCaps/>
+        </w:rPr>
+        <w:t>Biology of Insects</w:t>
+      </w:r>
+      <w:r>
+        <w:rPr>
+          <w:rFonts w:cstheme="minorHAnsi"/>
+          <w:bCs/>
+        </w:rPr>
+        <w:t xml:space="preserve"> (</w:t>
+      </w:r>
+      <w:r>
+        <w:rPr>
+          <w:rFonts w:cstheme="minorHAnsi"/>
+          <w:bCs/>
+        </w:rPr>
+        <w:t xml:space="preserve">Texas A&amp;M University, </w:t>
+      </w:r>
+      <w:r>
+        <w:rPr>
+          <w:rFonts w:cstheme="minorHAnsi"/>
+          <w:bCs/>
+        </w:rPr>
+        <w:t>ENTO 313)—Laboratory TA</w:t>
+      </w:r>
+    </w:p>
+    <w:p>
+      <w:pPr>
+        <w:spacing w:after="0" w:line="240" w:lineRule="auto"/>
+        <w:ind w:left="180"/>
+        <w:contextualSpacing/>
+        <w:rPr>
+          <w:rFonts w:cstheme="minorHAnsi"/>
+          <w:b/>
+          <w:bCs/>
+        </w:rPr>
+      </w:pPr>
+      <w:r>
+        <w:rPr>
+          <w:rFonts w:cstheme="minorHAnsi"/>
+        </w:rPr>
+        <w:t>Instruct non-major students on important biological aspects of insects, stressing biodiversity. Teach how to correctly curate and identify insects to order and family level.</w:t>
+      </w:r>
     </w:p>
     <w:p>
       <w:pPr>
         <w:pStyle w:val="ListParagraph"/>
         <w:numPr>
           <w:ilvl w:val="0"/>
+          <w:numId w:val="17"/>
+        </w:numPr>
+        <w:spacing w:after="0" w:line="240" w:lineRule="auto"/>
+        <w:ind w:left="360" w:hanging="180"/>
+        <w:rPr>
+          <w:rFonts w:cstheme="minorHAnsi"/>
+          <w:b/>
+          <w:bCs/>
+        </w:rPr>
+      </w:pPr>
+      <w:r>
+        <w:rPr>
+          <w:rFonts w:cstheme="minorHAnsi"/>
+          <w:bCs/>
+        </w:rPr>
+        <w:t>Fall 2015—30 Students</w:t>
+      </w:r>
+    </w:p>
+    <w:p>
+      <w:pPr>
+        <w:pStyle w:val="ListParagraph"/>
+        <w:numPr>
+          <w:ilvl w:val="0"/>
           <w:numId w:val="2"/>
         </w:numPr>
         <w:spacing w:after="0" w:line="240" w:lineRule="auto"/>
@@ -14351,7 +14412,7 @@
           <w:bCs/>
           <w:smallCaps/>
         </w:rPr>
-        <w:t>Forensic Implications of Inheritance</w:t>
+        <w:t>Insect Biodiversity and Biology</w:t>
       </w:r>
       <w:r>
         <w:rPr>
@@ -14372,7 +14433,7 @@
           <w:rFonts w:cstheme="minorHAnsi"/>
           <w:bCs/>
         </w:rPr>
-        <w:t>FIVS 308)—Laboratory TA</w:t>
+        <w:t>ENTO 301)—Laboratory TA</w:t>
       </w:r>
     </w:p>
     <w:p>
@@ -14382,28 +14443,15 @@
         <w:contextualSpacing/>
         <w:rPr>
           <w:rFonts w:cstheme="minorHAnsi"/>
-          <w:bCs/>
-        </w:rPr>
-      </w:pPr>
-      <w:r>
-        <w:rPr>
-          <w:rFonts w:cstheme="minorHAnsi"/>
-        </w:rPr>
-        <w:t xml:space="preserve">Instruct </w:t>
-      </w:r>
-      <w:proofErr w:type="gramStart"/>
-      <w:r>
-        <w:rPr>
-          <w:rFonts w:cstheme="minorHAnsi"/>
-        </w:rPr>
-        <w:t>upper level</w:t>
-      </w:r>
-      <w:proofErr w:type="gramEnd"/>
-      <w:r>
-        <w:rPr>
-          <w:rFonts w:cstheme="minorHAnsi"/>
-        </w:rPr>
-        <w:t xml:space="preserve"> Forensics majors in basic genetics, including laboratory techniques, such as DNA extraction, PCR, and gel electrophoresis.</w:t>
+          <w:b/>
+          <w:bCs/>
+        </w:rPr>
+      </w:pPr>
+      <w:r>
+        <w:rPr>
+          <w:rFonts w:cstheme="minorHAnsi"/>
+        </w:rPr>
+        <w:t>Instruct upper-level undergraduate entomology majors to correctly curate and identify insects to family using morphological information.</w:t>
       </w:r>
     </w:p>
     <w:p>
@@ -14417,233 +14465,6 @@
         <w:ind w:left="360" w:hanging="180"/>
         <w:rPr>
           <w:rFonts w:cstheme="minorHAnsi"/>
-          <w:bCs/>
-        </w:rPr>
-      </w:pPr>
-      <w:r>
-        <w:rPr>
-          <w:rFonts w:cstheme="minorHAnsi"/>
-          <w:bCs/>
-        </w:rPr>
-        <w:t>Fall 2016—13 Students</w:t>
-      </w:r>
-    </w:p>
-    <w:p>
-      <w:pPr>
-        <w:pStyle w:val="ListParagraph"/>
-        <w:spacing w:after="0" w:line="240" w:lineRule="auto"/>
-        <w:ind w:left="360"/>
-        <w:rPr>
-          <w:rFonts w:cstheme="minorHAnsi"/>
-          <w:bCs/>
-        </w:rPr>
-      </w:pPr>
-    </w:p>
-    <w:p>
-      <w:pPr>
-        <w:pStyle w:val="ListParagraph"/>
-        <w:spacing w:after="0" w:line="240" w:lineRule="auto"/>
-        <w:ind w:left="360"/>
-        <w:rPr>
-          <w:rFonts w:cstheme="minorHAnsi"/>
-          <w:bCs/>
-        </w:rPr>
-      </w:pPr>
-    </w:p>
-    <w:p>
-      <w:pPr>
-        <w:pStyle w:val="ListParagraph"/>
-        <w:spacing w:after="0" w:line="240" w:lineRule="auto"/>
-        <w:ind w:left="360"/>
-        <w:rPr>
-          <w:rFonts w:cstheme="minorHAnsi"/>
-          <w:bCs/>
-        </w:rPr>
-      </w:pPr>
-    </w:p>
-    <w:p>
-      <w:pPr>
-        <w:pStyle w:val="ListParagraph"/>
-        <w:spacing w:after="0" w:line="240" w:lineRule="auto"/>
-        <w:ind w:left="360"/>
-        <w:rPr>
-          <w:rFonts w:cstheme="minorHAnsi"/>
-          <w:bCs/>
-        </w:rPr>
-      </w:pPr>
-    </w:p>
-    <w:p>
-      <w:pPr>
-        <w:pStyle w:val="ListParagraph"/>
-        <w:numPr>
-          <w:ilvl w:val="0"/>
-          <w:numId w:val="2"/>
-        </w:numPr>
-        <w:spacing w:after="0" w:line="240" w:lineRule="auto"/>
-        <w:ind w:left="180" w:hanging="180"/>
-        <w:rPr>
-          <w:rFonts w:cstheme="minorHAnsi"/>
-          <w:bCs/>
-        </w:rPr>
-      </w:pPr>
-      <w:r>
-        <w:rPr>
-          <w:rFonts w:cstheme="minorHAnsi"/>
-          <w:b/>
-          <w:bCs/>
-          <w:smallCaps/>
-        </w:rPr>
-        <w:t>Biology of Insects</w:t>
-      </w:r>
-      <w:r>
-        <w:rPr>
-          <w:rFonts w:cstheme="minorHAnsi"/>
-          <w:bCs/>
-        </w:rPr>
-        <w:t xml:space="preserve"> (</w:t>
-      </w:r>
-      <w:r>
-        <w:rPr>
-          <w:rFonts w:cstheme="minorHAnsi"/>
-          <w:bCs/>
-        </w:rPr>
-        <w:t xml:space="preserve">Texas A&amp;M University, </w:t>
-      </w:r>
-      <w:r>
-        <w:rPr>
-          <w:rFonts w:cstheme="minorHAnsi"/>
-          <w:bCs/>
-        </w:rPr>
-        <w:t>ENTO 313)—Laboratory TA</w:t>
-      </w:r>
-    </w:p>
-    <w:p>
-      <w:pPr>
-        <w:spacing w:after="0" w:line="240" w:lineRule="auto"/>
-        <w:ind w:left="180"/>
-        <w:contextualSpacing/>
-        <w:rPr>
-          <w:rFonts w:cstheme="minorHAnsi"/>
-          <w:b/>
-          <w:bCs/>
-        </w:rPr>
-      </w:pPr>
-      <w:r>
-        <w:rPr>
-          <w:rFonts w:cstheme="minorHAnsi"/>
-        </w:rPr>
-        <w:t>Instruct non-major students on important biological aspects of insects, stressing biodiversity. Teach how to correctly curate and identify insects to order and family level.</w:t>
-      </w:r>
-    </w:p>
-    <w:p>
-      <w:pPr>
-        <w:pStyle w:val="ListParagraph"/>
-        <w:numPr>
-          <w:ilvl w:val="0"/>
-          <w:numId w:val="17"/>
-        </w:numPr>
-        <w:spacing w:after="0" w:line="240" w:lineRule="auto"/>
-        <w:ind w:left="360" w:hanging="180"/>
-        <w:rPr>
-          <w:rFonts w:cstheme="minorHAnsi"/>
-          <w:b/>
-          <w:bCs/>
-        </w:rPr>
-      </w:pPr>
-      <w:r>
-        <w:rPr>
-          <w:rFonts w:cstheme="minorHAnsi"/>
-          <w:bCs/>
-        </w:rPr>
-        <w:t>Fall 2015—30 Students</w:t>
-      </w:r>
-    </w:p>
-    <w:p>
-      <w:pPr>
-        <w:pStyle w:val="ListParagraph"/>
-        <w:spacing w:after="0" w:line="240" w:lineRule="auto"/>
-        <w:ind w:left="360"/>
-        <w:rPr>
-          <w:rFonts w:cstheme="minorHAnsi"/>
-          <w:b/>
-          <w:bCs/>
-        </w:rPr>
-      </w:pPr>
-    </w:p>
-    <w:p>
-      <w:pPr>
-        <w:pStyle w:val="ListParagraph"/>
-        <w:numPr>
-          <w:ilvl w:val="0"/>
-          <w:numId w:val="2"/>
-        </w:numPr>
-        <w:spacing w:after="0" w:line="240" w:lineRule="auto"/>
-        <w:ind w:left="180" w:hanging="180"/>
-        <w:rPr>
-          <w:rFonts w:cstheme="minorHAnsi"/>
-          <w:bCs/>
-        </w:rPr>
-      </w:pPr>
-      <w:r>
-        <w:rPr>
-          <w:rFonts w:cstheme="minorHAnsi"/>
-          <w:b/>
-          <w:bCs/>
-          <w:smallCaps/>
-        </w:rPr>
-        <w:t>Insect Biodiversity and Biology</w:t>
-      </w:r>
-      <w:r>
-        <w:rPr>
-          <w:rFonts w:cstheme="minorHAnsi"/>
-          <w:bCs/>
-        </w:rPr>
-        <w:t xml:space="preserve"> (</w:t>
-      </w:r>
-      <w:r>
-        <w:rPr>
-          <w:rFonts w:cstheme="minorHAnsi"/>
-          <w:bCs/>
-        </w:rPr>
-        <w:t xml:space="preserve">Texas A&amp;M University, </w:t>
-      </w:r>
-      <w:r>
-        <w:rPr>
-          <w:rFonts w:cstheme="minorHAnsi"/>
-          <w:bCs/>
-        </w:rPr>
-        <w:t>ENTO 301)—Laboratory TA</w:t>
-      </w:r>
-    </w:p>
-    <w:p>
-      <w:pPr>
-        <w:spacing w:after="0" w:line="240" w:lineRule="auto"/>
-        <w:ind w:left="180"/>
-        <w:contextualSpacing/>
-        <w:rPr>
-          <w:rFonts w:cstheme="minorHAnsi"/>
-          <w:b/>
-          <w:bCs/>
-        </w:rPr>
-      </w:pPr>
-      <w:r>
-        <w:rPr>
-          <w:rFonts w:cstheme="minorHAnsi"/>
-        </w:rPr>
-        <w:t>Instruct upper-level undergraduate entomology majors to correctly curate and identify insects to family using morphological information.</w:t>
-      </w:r>
-    </w:p>
-    <w:p>
-      <w:pPr>
-        <w:pStyle w:val="ListParagraph"/>
-        <w:numPr>
-          <w:ilvl w:val="0"/>
-          <w:numId w:val="17"/>
-        </w:numPr>
-        <w:spacing w:after="0" w:line="240" w:lineRule="auto"/>
-        <w:ind w:left="360" w:hanging="180"/>
-        <w:rPr>
-          <w:rFonts w:cstheme="minorHAnsi"/>
           <w:b/>
           <w:bCs/>
         </w:rPr>
@@ -14655,18 +14476,6 @@
         </w:rPr>
         <w:t>Spring 2015—30 Students</w:t>
       </w:r>
-    </w:p>
-    <w:p>
-      <w:pPr>
-        <w:pStyle w:val="ListParagraph"/>
-        <w:spacing w:after="0" w:line="240" w:lineRule="auto"/>
-        <w:ind w:left="360"/>
-        <w:rPr>
-          <w:rFonts w:cstheme="minorHAnsi"/>
-          <w:b/>
-          <w:bCs/>
-        </w:rPr>
-      </w:pPr>
     </w:p>
     <w:p>
       <w:pPr>
@@ -15034,7 +14843,6 @@
         <w:rPr>
           <w:rFonts w:cstheme="minorHAnsi"/>
         </w:rPr>
-        <w:lastRenderedPageBreak/>
         <w:t>Genome Size Evolution</w:t>
       </w:r>
       <w:r>
@@ -15173,6 +14981,7 @@
           <w:sz w:val="36"/>
           <w:szCs w:val="40"/>
         </w:rPr>
+        <w:lastRenderedPageBreak/>
         <w:t>Mentored Students and Directed Learning</w:t>
       </w:r>
     </w:p>
@@ -15476,6 +15285,13 @@
         <w:t>Caselle</w:t>
       </w:r>
       <w:proofErr w:type="spellEnd"/>
+      <w:r>
+        <w:rPr>
+          <w:rFonts w:cstheme="minorHAnsi"/>
+          <w:bCs/>
+        </w:rPr>
+        <w:t>)</w:t>
+      </w:r>
     </w:p>
     <w:p>
       <w:pPr>
@@ -16707,16 +16523,6 @@
     </w:p>
     <w:p>
       <w:pPr>
-        <w:pStyle w:val="Heading3"/>
-        <w:rPr>
-          <w:rFonts w:ascii="Calibri" w:hAnsi="Calibri" w:cs="Calibri"/>
-          <w:b/>
-          <w:bCs/>
-          <w:smallCaps/>
-          <w:color w:val="000000" w:themeColor="text1"/>
-          <w:sz w:val="36"/>
-          <w:szCs w:val="40"/>
-        </w:rPr>
         <w:sectPr>
           <w:type w:val="continuous"/>
           <w:pgSz w:w="12240" w:h="15840"/>

--- a/assets/publications/CV.docx
+++ b/assets/publications/CV.docx
@@ -6005,40 +6005,40 @@
         <w:rPr>
           <w:rFonts w:cstheme="minorHAnsi"/>
         </w:rPr>
+        <w:t>Entomological Society of America Meeting, Minneapolis, MN (1</w:t>
+      </w:r>
+      <w:r>
+        <w:rPr>
+          <w:rFonts w:cstheme="minorHAnsi"/>
+          <w:vertAlign w:val="superscript"/>
+        </w:rPr>
+        <w:t>st</w:t>
+      </w:r>
+      <w:r>
+        <w:rPr>
+          <w:rFonts w:cstheme="minorHAnsi"/>
+        </w:rPr>
+        <w:t xml:space="preserve"> place)</w:t>
+      </w:r>
+    </w:p>
+    <w:p>
+      <w:pPr>
+        <w:pStyle w:val="ListParagraph"/>
+        <w:numPr>
+          <w:ilvl w:val="0"/>
+          <w:numId w:val="2"/>
+        </w:numPr>
+        <w:spacing w:after="0" w:line="240" w:lineRule="auto"/>
+        <w:ind w:left="180" w:hanging="180"/>
+        <w:rPr>
+          <w:rFonts w:cstheme="minorHAnsi"/>
+        </w:rPr>
+      </w:pPr>
+      <w:r>
+        <w:rPr>
+          <w:rFonts w:cstheme="minorHAnsi"/>
+        </w:rPr>
         <w:lastRenderedPageBreak/>
-        <w:t>Entomological Society of America Meeting, Minneapolis, MN (1</w:t>
-      </w:r>
-      <w:r>
-        <w:rPr>
-          <w:rFonts w:cstheme="minorHAnsi"/>
-          <w:vertAlign w:val="superscript"/>
-        </w:rPr>
-        <w:t>st</w:t>
-      </w:r>
-      <w:r>
-        <w:rPr>
-          <w:rFonts w:cstheme="minorHAnsi"/>
-        </w:rPr>
-        <w:t xml:space="preserve"> place)</w:t>
-      </w:r>
-    </w:p>
-    <w:p>
-      <w:pPr>
-        <w:pStyle w:val="ListParagraph"/>
-        <w:numPr>
-          <w:ilvl w:val="0"/>
-          <w:numId w:val="2"/>
-        </w:numPr>
-        <w:spacing w:after="0" w:line="240" w:lineRule="auto"/>
-        <w:ind w:left="180" w:hanging="180"/>
-        <w:rPr>
-          <w:rFonts w:cstheme="minorHAnsi"/>
-        </w:rPr>
-      </w:pPr>
-      <w:r>
-        <w:rPr>
-          <w:rFonts w:cstheme="minorHAnsi"/>
-        </w:rPr>
         <w:t xml:space="preserve">Use of phylogenetic analysis to better understand genome size evolution in </w:t>
       </w:r>
       <w:r>
@@ -7754,27 +7754,27 @@
           <w:b/>
           <w:i/>
         </w:rPr>
+        <w:t>2020</w:t>
+      </w:r>
+    </w:p>
+    <w:p>
+      <w:pPr>
+        <w:pStyle w:val="ListParagraph"/>
+        <w:numPr>
+          <w:ilvl w:val="0"/>
+          <w:numId w:val="2"/>
+        </w:numPr>
+        <w:spacing w:after="0" w:line="240" w:lineRule="auto"/>
+        <w:ind w:left="180" w:hanging="180"/>
+        <w:rPr>
+          <w:rFonts w:cstheme="minorHAnsi"/>
+        </w:rPr>
+      </w:pPr>
+      <w:r>
+        <w:rPr>
+          <w:rFonts w:cstheme="minorHAnsi"/>
+        </w:rPr>
         <w:lastRenderedPageBreak/>
-        <w:t>2020</w:t>
-      </w:r>
-    </w:p>
-    <w:p>
-      <w:pPr>
-        <w:pStyle w:val="ListParagraph"/>
-        <w:numPr>
-          <w:ilvl w:val="0"/>
-          <w:numId w:val="2"/>
-        </w:numPr>
-        <w:spacing w:after="0" w:line="240" w:lineRule="auto"/>
-        <w:ind w:left="180" w:hanging="180"/>
-        <w:rPr>
-          <w:rFonts w:cstheme="minorHAnsi"/>
-        </w:rPr>
-      </w:pPr>
-      <w:r>
-        <w:rPr>
-          <w:rFonts w:cstheme="minorHAnsi"/>
-        </w:rPr>
         <w:t>An evaluation of differentially spliced genes as markers of sex for forensic entomology. *</w:t>
       </w:r>
       <w:proofErr w:type="spellStart"/>
@@ -9556,7 +9556,6 @@
         <w:rPr>
           <w:rFonts w:cstheme="minorHAnsi"/>
         </w:rPr>
-        <w:lastRenderedPageBreak/>
         <w:t>Utah Valley University Showcase, Orem, UT</w:t>
       </w:r>
     </w:p>
@@ -9682,6 +9681,7 @@
           <w:rFonts w:cstheme="minorHAnsi"/>
           <w:bCs/>
         </w:rPr>
+        <w:lastRenderedPageBreak/>
         <w:t>Utah Conference on Undergraduate Research 2023 Meeting, University of Utah, Salt Lake City, UT</w:t>
       </w:r>
     </w:p>
@@ -11444,7 +11444,6 @@
           <w:b/>
           <w:i/>
         </w:rPr>
-        <w:lastRenderedPageBreak/>
         <w:t>2015</w:t>
       </w:r>
     </w:p>
@@ -11557,6 +11556,7 @@
         <w:rPr>
           <w:rFonts w:cstheme="minorHAnsi"/>
         </w:rPr>
+        <w:lastRenderedPageBreak/>
         <w:t>Arthropod Genomics Symposium, Kansas State University</w:t>
       </w:r>
     </w:p>
@@ -19405,7 +19405,6 @@
           <w:iCs/>
           <w:smallCaps/>
         </w:rPr>
-        <w:lastRenderedPageBreak/>
         <w:t>University</w:t>
       </w:r>
       <w:r>
@@ -19448,6 +19447,7 @@
           <w:rFonts w:cstheme="minorHAnsi"/>
           <w:bCs/>
         </w:rPr>
+        <w:lastRenderedPageBreak/>
         <w:t>2024</w:t>
       </w:r>
       <w:r>
@@ -22819,7 +22819,6 @@
         <w:rPr>
           <w:rFonts w:cstheme="minorHAnsi"/>
         </w:rPr>
-        <w:lastRenderedPageBreak/>
         <w:t>2014</w:t>
       </w:r>
       <w:r>
@@ -22860,6 +22859,7 @@
         <w:rPr>
           <w:rFonts w:cstheme="minorHAnsi"/>
         </w:rPr>
+        <w:lastRenderedPageBreak/>
         <w:t>2013</w:t>
       </w:r>
       <w:r>
@@ -24420,9 +24420,6 @@
   <w:p>
     <w:pPr>
       <w:pStyle w:val="Header"/>
-      <w:rPr>
-        <w:color w:val="AEAAAA" w:themeColor="background2" w:themeShade="BF"/>
-      </w:rPr>
     </w:pPr>
     <w:r>
       <w:rPr>
@@ -24434,19 +24431,8 @@
       <w:rPr>
         <w:color w:val="AEAAAA" w:themeColor="background2" w:themeShade="BF"/>
       </w:rPr>
-      <w:t>Nov. 16</w:t>
+      <w:t>March 31, 2026</w:t>
     </w:r>
-    <w:r>
-      <w:rPr>
-        <w:color w:val="AEAAAA" w:themeColor="background2" w:themeShade="BF"/>
-      </w:rPr>
-      <w:t>, 2025</w:t>
-    </w:r>
-  </w:p>
-  <w:p>
-    <w:pPr>
-      <w:pStyle w:val="Header"/>
-    </w:pPr>
   </w:p>
 </w:hdr>
 </file>

--- a/assets/publications/CV.docx
+++ b/assets/publications/CV.docx
@@ -26,39 +26,7 @@
           <w:sz w:val="22"/>
           <w:szCs w:val="22"/>
         </w:rPr>
-        <w:t xml:space="preserve">Associate </w:t>
-      </w:r>
-      <w:proofErr w:type="gramStart"/>
-      <w:r>
-        <w:rPr>
-          <w:sz w:val="22"/>
-          <w:szCs w:val="22"/>
-        </w:rPr>
-        <w:t>Professor  |</w:t>
-      </w:r>
-      <w:proofErr w:type="gramEnd"/>
-      <w:r>
-        <w:rPr>
-          <w:sz w:val="22"/>
-          <w:szCs w:val="22"/>
-        </w:rPr>
-        <w:t xml:space="preserve">  Department of </w:t>
-      </w:r>
-      <w:proofErr w:type="gramStart"/>
-      <w:r>
-        <w:rPr>
-          <w:sz w:val="22"/>
-          <w:szCs w:val="22"/>
-        </w:rPr>
-        <w:t>Biology  |</w:t>
-      </w:r>
-      <w:proofErr w:type="gramEnd"/>
-      <w:r>
-        <w:rPr>
-          <w:sz w:val="22"/>
-          <w:szCs w:val="22"/>
-        </w:rPr>
-        <w:t xml:space="preserve">  Utah Valley University</w:t>
+        <w:t>Associate Professor  |  Department of Biology  |  Utah Valley University</w:t>
       </w:r>
     </w:p>
     <w:p>
@@ -66,44 +34,15 @@
         <w:spacing w:after="20"/>
       </w:pPr>
       <w:r>
-        <w:t>SB 242</w:t>
-      </w:r>
-      <w:proofErr w:type="gramStart"/>
-      <w:r>
-        <w:t>b  |</w:t>
-      </w:r>
-      <w:proofErr w:type="gramEnd"/>
-      <w:r>
-        <w:t xml:space="preserve">  800 W. University </w:t>
-      </w:r>
-      <w:proofErr w:type="gramStart"/>
-      <w:r>
-        <w:t>Pkwy  |</w:t>
-      </w:r>
-      <w:proofErr w:type="gramEnd"/>
-      <w:r>
-        <w:t xml:space="preserve">  Orem, UT 84058</w:t>
+        <w:t>SB 242b  |  800 W. University Pkwy  |  Orem, UT 84058</w:t>
       </w:r>
     </w:p>
     <w:p>
       <w:pPr>
         <w:spacing w:after="80"/>
       </w:pPr>
-      <w:proofErr w:type="gramStart"/>
-      <w:r>
-        <w:t>cehjelmen@gmail.com  |</w:t>
-      </w:r>
-      <w:proofErr w:type="gramEnd"/>
-      <w:r>
-        <w:t xml:space="preserve">  </w:t>
-      </w:r>
-      <w:proofErr w:type="gramStart"/>
-      <w:r>
-        <w:t>Carl.Hjelmen@uvu.edu  |</w:t>
-      </w:r>
-      <w:proofErr w:type="gramEnd"/>
-      <w:r>
-        <w:t xml:space="preserve">  cehjelmen.github.io</w:t>
+      <w:r>
+        <w:t>cehjelmen@gmail.com  |  Carl.Hjelmen@uvu.edu  |  cehjelmen.github.io</w:t>
       </w:r>
     </w:p>
     <w:p>
@@ -146,12 +85,6 @@
         <w:gridCol w:w="7920"/>
       </w:tblGrid>
       <w:tr>
-        <w:tblPrEx>
-          <w:tblCellMar>
-            <w:top w:w="0" w:type="dxa"/>
-            <w:bottom w:w="0" w:type="dxa"/>
-          </w:tblCellMar>
-        </w:tblPrEx>
         <w:tc>
           <w:tcPr>
             <w:tcW w:w="1440" w:type="dxa"/>
@@ -178,86 +111,104 @@
                 <w:bCs/>
                 <w:color w:val="1F3864"/>
               </w:rPr>
-              <w:t>2025–Pres.</w:t>
-            </w:r>
-          </w:p>
-        </w:tc>
-        <w:tc>
-          <w:tcPr>
-            <w:tcW w:w="7920" w:type="dxa"/>
-            <w:tcBorders>
-              <w:top w:val="none" w:sz="0" w:space="0" w:color="FFFFFF"/>
-              <w:left w:val="none" w:sz="0" w:space="0" w:color="FFFFFF"/>
-              <w:bottom w:val="none" w:sz="0" w:space="0" w:color="FFFFFF"/>
-              <w:right w:val="none" w:sz="0" w:space="0" w:color="FFFFFF"/>
-            </w:tcBorders>
-            <w:tcMar>
-              <w:top w:w="0" w:type="dxa"/>
-              <w:left w:w="80" w:type="dxa"/>
-              <w:bottom w:w="0" w:type="dxa"/>
-              <w:right w:w="0" w:type="dxa"/>
-            </w:tcMar>
-          </w:tcPr>
-          <w:p>
-            <w:pPr>
-              <w:spacing w:before="20" w:after="10"/>
-            </w:pPr>
-            <w:r>
-              <w:t>Associate Professor, Dept. of Biology, Utah Valley University, Orem, UT</w:t>
-            </w:r>
-          </w:p>
-          <w:p>
-            <w:pPr>
-              <w:spacing w:before="10" w:after="10"/>
-            </w:pPr>
-            <w:r>
-              <w:t>Bioinformatics Degree Program Coordinator</w:t>
-            </w:r>
-          </w:p>
-          <w:p>
-            <w:pPr>
-              <w:spacing w:before="10" w:after="10"/>
-            </w:pPr>
-            <w:r>
-              <w:t>Hiring Committee Chair</w:t>
-            </w:r>
-          </w:p>
-        </w:tc>
-      </w:tr>
-      <w:tr>
-        <w:tblPrEx>
-          <w:tblCellMar>
-            <w:top w:w="0" w:type="dxa"/>
-            <w:bottom w:w="0" w:type="dxa"/>
-          </w:tblCellMar>
-        </w:tblPrEx>
-        <w:tc>
-          <w:tcPr>
-            <w:tcW w:w="1440" w:type="dxa"/>
-            <w:tcBorders>
-              <w:top w:val="none" w:sz="0" w:space="0" w:color="FFFFFF"/>
-              <w:left w:val="none" w:sz="0" w:space="0" w:color="FFFFFF"/>
-              <w:bottom w:val="none" w:sz="0" w:space="0" w:color="FFFFFF"/>
-              <w:right w:val="none" w:sz="0" w:space="0" w:color="FFFFFF"/>
-            </w:tcBorders>
-            <w:tcMar>
-              <w:top w:w="0" w:type="dxa"/>
-              <w:left w:w="0" w:type="dxa"/>
-              <w:bottom w:w="0" w:type="dxa"/>
-              <w:right w:w="80" w:type="dxa"/>
-            </w:tcMar>
-          </w:tcPr>
-          <w:p>
-            <w:pPr>
-              <w:spacing w:before="20" w:after="20"/>
-            </w:pPr>
+              <w:t>202</w:t>
+            </w:r>
             <w:r>
               <w:rPr>
                 <w:b/>
                 <w:bCs/>
                 <w:color w:val="1F3864"/>
               </w:rPr>
-              <w:t>2021–2025</w:t>
+              <w:t>6</w:t>
+            </w:r>
+            <w:r>
+              <w:rPr>
+                <w:b/>
+                <w:bCs/>
+                <w:color w:val="1F3864"/>
+              </w:rPr>
+              <w:t>–Pres.</w:t>
+            </w:r>
+          </w:p>
+        </w:tc>
+        <w:tc>
+          <w:tcPr>
+            <w:tcW w:w="7920" w:type="dxa"/>
+            <w:tcBorders>
+              <w:top w:val="none" w:sz="0" w:space="0" w:color="FFFFFF"/>
+              <w:left w:val="none" w:sz="0" w:space="0" w:color="FFFFFF"/>
+              <w:bottom w:val="none" w:sz="0" w:space="0" w:color="FFFFFF"/>
+              <w:right w:val="none" w:sz="0" w:space="0" w:color="FFFFFF"/>
+            </w:tcBorders>
+            <w:tcMar>
+              <w:top w:w="0" w:type="dxa"/>
+              <w:left w:w="80" w:type="dxa"/>
+              <w:bottom w:w="0" w:type="dxa"/>
+              <w:right w:w="0" w:type="dxa"/>
+            </w:tcMar>
+          </w:tcPr>
+          <w:p>
+            <w:pPr>
+              <w:spacing w:before="20" w:after="10"/>
+            </w:pPr>
+            <w:r>
+              <w:t>Associate Professor, Dept. of Biology, Utah Valley University, Orem, UT</w:t>
+            </w:r>
+          </w:p>
+          <w:p>
+            <w:pPr>
+              <w:spacing w:before="10" w:after="10"/>
+            </w:pPr>
+            <w:r>
+              <w:t>Bioinformatics Degree Program Coordinator</w:t>
+            </w:r>
+          </w:p>
+          <w:p>
+            <w:pPr>
+              <w:spacing w:before="10" w:after="10"/>
+            </w:pPr>
+            <w:r>
+              <w:t>Hiring Committee Chair</w:t>
+            </w:r>
+          </w:p>
+        </w:tc>
+      </w:tr>
+      <w:tr>
+        <w:tc>
+          <w:tcPr>
+            <w:tcW w:w="1440" w:type="dxa"/>
+            <w:tcBorders>
+              <w:top w:val="none" w:sz="0" w:space="0" w:color="FFFFFF"/>
+              <w:left w:val="none" w:sz="0" w:space="0" w:color="FFFFFF"/>
+              <w:bottom w:val="none" w:sz="0" w:space="0" w:color="FFFFFF"/>
+              <w:right w:val="none" w:sz="0" w:space="0" w:color="FFFFFF"/>
+            </w:tcBorders>
+            <w:tcMar>
+              <w:top w:w="0" w:type="dxa"/>
+              <w:left w:w="0" w:type="dxa"/>
+              <w:bottom w:w="0" w:type="dxa"/>
+              <w:right w:w="80" w:type="dxa"/>
+            </w:tcMar>
+          </w:tcPr>
+          <w:p>
+            <w:pPr>
+              <w:spacing w:before="20" w:after="20"/>
+            </w:pPr>
+            <w:r>
+              <w:rPr>
+                <w:b/>
+                <w:bCs/>
+                <w:color w:val="1F3864"/>
+              </w:rPr>
+              <w:t>2021–202</w:t>
+            </w:r>
+            <w:r>
+              <w:rPr>
+                <w:b/>
+                <w:bCs/>
+                <w:color w:val="1F3864"/>
+              </w:rPr>
+              <w:t>6</w:t>
             </w:r>
           </w:p>
         </w:tc>
@@ -328,12 +279,6 @@
         <w:gridCol w:w="7920"/>
       </w:tblGrid>
       <w:tr>
-        <w:tblPrEx>
-          <w:tblCellMar>
-            <w:top w:w="0" w:type="dxa"/>
-            <w:bottom w:w="0" w:type="dxa"/>
-          </w:tblCellMar>
-        </w:tblPrEx>
         <w:tc>
           <w:tcPr>
             <w:tcW w:w="1440" w:type="dxa"/>
@@ -399,12 +344,6 @@
         </w:tc>
       </w:tr>
       <w:tr>
-        <w:tblPrEx>
-          <w:tblCellMar>
-            <w:top w:w="0" w:type="dxa"/>
-            <w:bottom w:w="0" w:type="dxa"/>
-          </w:tblCellMar>
-        </w:tblPrEx>
         <w:tc>
           <w:tcPr>
             <w:tcW w:w="1440" w:type="dxa"/>
@@ -478,12 +417,6 @@
         </w:tc>
       </w:tr>
       <w:tr>
-        <w:tblPrEx>
-          <w:tblCellMar>
-            <w:top w:w="0" w:type="dxa"/>
-            <w:bottom w:w="0" w:type="dxa"/>
-          </w:tblCellMar>
-        </w:tblPrEx>
         <w:tc>
           <w:tcPr>
             <w:tcW w:w="1440" w:type="dxa"/>
@@ -557,12 +490,6 @@
         </w:tc>
       </w:tr>
       <w:tr>
-        <w:tblPrEx>
-          <w:tblCellMar>
-            <w:top w:w="0" w:type="dxa"/>
-            <w:bottom w:w="0" w:type="dxa"/>
-          </w:tblCellMar>
-        </w:tblPrEx>
         <w:tc>
           <w:tcPr>
             <w:tcW w:w="1440" w:type="dxa"/>
@@ -648,43 +575,7 @@
           <w:bCs/>
           <w:color w:val="1F3864"/>
         </w:rPr>
-        <w:t>Reviewed Publications</w:t>
-      </w:r>
-      <w:proofErr w:type="gramStart"/>
-      <w:r>
-        <w:rPr>
-          <w:b/>
-          <w:bCs/>
-          <w:color w:val="1F3864"/>
-        </w:rPr>
-        <w:t xml:space="preserve">   (</w:t>
-      </w:r>
-      <w:proofErr w:type="gramEnd"/>
-      <w:r>
-        <w:rPr>
-          <w:b/>
-          <w:bCs/>
-          <w:color w:val="1F3864"/>
-        </w:rPr>
-        <w:t xml:space="preserve">Ϯ = Mentored </w:t>
-      </w:r>
-      <w:proofErr w:type="gramStart"/>
-      <w:r>
-        <w:rPr>
-          <w:b/>
-          <w:bCs/>
-          <w:color w:val="1F3864"/>
-        </w:rPr>
-        <w:t>Student;  !</w:t>
-      </w:r>
-      <w:proofErr w:type="gramEnd"/>
-      <w:r>
-        <w:rPr>
-          <w:b/>
-          <w:bCs/>
-          <w:color w:val="1F3864"/>
-        </w:rPr>
-        <w:t xml:space="preserve"> = Undergraduate Author)</w:t>
+        <w:t>Reviewed Publications   (Ϯ = Mentored Student;  ! = Undergraduate Author)</w:t>
       </w:r>
     </w:p>
     <w:p>
@@ -697,60 +588,60 @@
       </w:r>
       <w:r>
         <w:tab/>
-        <w:t xml:space="preserve">Sylvester T, Hjelmen CE, Thompson MJ, Blackmon LT, Alfieri JM, Hoover Z, </w:t>
-      </w:r>
-      <w:proofErr w:type="spellStart"/>
-      <w:r>
-        <w:t>Esfandani</w:t>
-      </w:r>
-      <w:proofErr w:type="spellEnd"/>
-      <w:r>
-        <w:t xml:space="preserve"> T, Blackmon H. Population Structure of the Jewel Scarab </w:t>
-      </w:r>
-      <w:proofErr w:type="spellStart"/>
+        <w:t xml:space="preserve">Sylvester T, Hjelmen CE, Thompson MJ, Blackmon LT, Alfieri JM, Hoover Z, Esfandani T, Blackmon H. Population Structure of the Jewel Scarab </w:t>
+      </w:r>
       <w:r>
         <w:rPr>
           <w:i/>
           <w:iCs/>
         </w:rPr>
-        <w:t>Chrysina</w:t>
-      </w:r>
-      <w:proofErr w:type="spellEnd"/>
+        <w:t>Chrysina gloriosa</w:t>
+      </w:r>
+      <w:r>
+        <w:t xml:space="preserve">. </w:t>
+      </w:r>
       <w:r>
         <w:rPr>
           <w:i/>
           <w:iCs/>
         </w:rPr>
-        <w:t xml:space="preserve"> gloriosa</w:t>
-      </w:r>
-      <w:r>
-        <w:t xml:space="preserve">. </w:t>
+        <w:t>Genome Biology and Evolution</w:t>
+      </w:r>
+      <w:r>
+        <w:t>. doi: 10.1093/gbe/evag123</w:t>
+      </w:r>
+    </w:p>
+    <w:p>
+      <w:pPr>
+        <w:spacing w:before="60" w:after="30"/>
+        <w:ind w:left="480" w:hanging="480"/>
+      </w:pPr>
+      <w:r>
+        <w:t>27.</w:t>
+      </w:r>
+      <w:r>
+        <w:tab/>
+        <w:t xml:space="preserve">Abair A, Egan AN, Ϯ!Bugg B, et al., Hjelmen CE, Bailey CD. Phylotranscriptomics and genome size evolution in </w:t>
       </w:r>
       <w:r>
         <w:rPr>
           <w:i/>
           <w:iCs/>
         </w:rPr>
-        <w:t>Genome Biology and Evolution</w:t>
-      </w:r>
-      <w:r>
-        <w:t xml:space="preserve">. </w:t>
-      </w:r>
-      <w:proofErr w:type="spellStart"/>
-      <w:r>
-        <w:t>doi</w:t>
-      </w:r>
-      <w:proofErr w:type="spellEnd"/>
-      <w:r>
-        <w:t>: 10.1093/</w:t>
-      </w:r>
-      <w:proofErr w:type="spellStart"/>
-      <w:r>
-        <w:t>gbe</w:t>
-      </w:r>
-      <w:proofErr w:type="spellEnd"/>
-      <w:r>
-        <w:t>/evag123</w:t>
+        <w:t>Leucaena</w:t>
+      </w:r>
+      <w:r>
+        <w:t xml:space="preserve"> (Fabaceae). </w:t>
+      </w:r>
+      <w:r>
+        <w:rPr>
+          <w:i/>
+          <w:iCs/>
+        </w:rPr>
+        <w:t>American Journal of Botany</w:t>
+      </w:r>
+      <w:r>
+        <w:t>. doi: 10.1002/ajb2.70178</w:t>
       </w:r>
     </w:p>
     <w:p>
@@ -759,57 +650,44 @@
         <w:ind w:left="480" w:hanging="480"/>
       </w:pPr>
       <w:r>
-        <w:t>27.</w:t>
+        <w:t>26.</w:t>
       </w:r>
       <w:r>
         <w:tab/>
-        <w:t xml:space="preserve">Abair A, Egan AN, </w:t>
-      </w:r>
-      <w:proofErr w:type="spellStart"/>
-      <w:proofErr w:type="gramStart"/>
-      <w:r>
-        <w:t>Ϯ!Bugg</w:t>
-      </w:r>
-      <w:proofErr w:type="spellEnd"/>
-      <w:proofErr w:type="gramEnd"/>
-      <w:r>
-        <w:t xml:space="preserve"> B, et al., Hjelmen CE, Bailey CD. </w:t>
-      </w:r>
-      <w:proofErr w:type="spellStart"/>
-      <w:r>
-        <w:t>Phylotranscriptomics</w:t>
-      </w:r>
-      <w:proofErr w:type="spellEnd"/>
-      <w:r>
-        <w:t xml:space="preserve"> and genome size evolution in </w:t>
+        <w:t xml:space="preserve">Zahn G, Hjelmen CE, Wainwright B. Distinct temporal trajectories of bacterial and fungal networks during agricultural rewilding. </w:t>
       </w:r>
       <w:r>
         <w:rPr>
           <w:i/>
           <w:iCs/>
         </w:rPr>
-        <w:t>Leucaena</w:t>
-      </w:r>
-      <w:r>
-        <w:t xml:space="preserve"> (Fabaceae). </w:t>
+        <w:t>Science of the Total Environment</w:t>
+      </w:r>
+      <w:r>
+        <w:t>. doi: 10.1016/j.scitotenv.2025.180999</w:t>
+      </w:r>
+    </w:p>
+    <w:p>
+      <w:pPr>
+        <w:spacing w:before="60" w:after="30"/>
+        <w:ind w:left="480" w:hanging="480"/>
+      </w:pPr>
+      <w:r>
+        <w:t>25.</w:t>
+      </w:r>
+      <w:r>
+        <w:tab/>
+        <w:t xml:space="preserve">Ϯ!Motte RR, Hjelmen CE. DSCAM1 evolution and its relationship to sociality: Hymenopteran DSCAM1 exhibits accelerated evolution in variable exon regions. </w:t>
       </w:r>
       <w:r>
         <w:rPr>
           <w:i/>
           <w:iCs/>
         </w:rPr>
-        <w:t>American Journal of Botany</w:t>
-      </w:r>
-      <w:r>
-        <w:t xml:space="preserve">. </w:t>
-      </w:r>
-      <w:proofErr w:type="spellStart"/>
-      <w:r>
-        <w:t>doi</w:t>
-      </w:r>
-      <w:proofErr w:type="spellEnd"/>
-      <w:r>
-        <w:t>: 10.1002/ajb2.70178</w:t>
+        <w:t>Insect Systematics and Diversity</w:t>
+      </w:r>
+      <w:r>
+        <w:t>. doi.org/10.1093/isd/ixaf031</w:t>
       </w:r>
     </w:p>
     <w:p>
@@ -818,29 +696,21 @@
         <w:ind w:left="480" w:hanging="480"/>
       </w:pPr>
       <w:r>
-        <w:t>26.</w:t>
+        <w:t>24.</w:t>
       </w:r>
       <w:r>
         <w:tab/>
-        <w:t xml:space="preserve">Zahn G, Hjelmen CE, Wainwright B. Distinct temporal trajectories of bacterial and fungal networks during agricultural rewilding. </w:t>
+        <w:t xml:space="preserve">Oakes J, Kuddus JN, Downs E, Oakey C, Davis K, Mohammad L, Whitely K, Hjelmen CE, Kuddus R. Isolation and Characterization of a Crude Oil-Tolerant Obligate Halophilic Bacterium from the Great Salt Lake. </w:t>
       </w:r>
       <w:r>
         <w:rPr>
           <w:i/>
           <w:iCs/>
         </w:rPr>
-        <w:t>Science of the Total Environment</w:t>
-      </w:r>
-      <w:r>
-        <w:t xml:space="preserve">. </w:t>
-      </w:r>
-      <w:proofErr w:type="spellStart"/>
-      <w:r>
-        <w:t>doi</w:t>
-      </w:r>
-      <w:proofErr w:type="spellEnd"/>
-      <w:r>
-        <w:t>: 10.1016/j.scitotenv.2025.180999</w:t>
+        <w:t>Microorganisms</w:t>
+      </w:r>
+      <w:r>
+        <w:t>. doi.org/10.3390/microorganisms13071568</w:t>
       </w:r>
     </w:p>
     <w:p>
@@ -849,38 +719,31 @@
         <w:ind w:left="480" w:hanging="480"/>
       </w:pPr>
       <w:r>
-        <w:t>25.</w:t>
+        <w:t>23.</w:t>
       </w:r>
       <w:r>
         <w:tab/>
-      </w:r>
-      <w:proofErr w:type="spellStart"/>
-      <w:proofErr w:type="gramStart"/>
-      <w:r>
-        <w:t>Ϯ!Motte</w:t>
-      </w:r>
-      <w:proofErr w:type="spellEnd"/>
-      <w:proofErr w:type="gramEnd"/>
-      <w:r>
-        <w:t xml:space="preserve"> RR, Hjelmen CE. DSCAM1 evolution and its relationship to sociality: Hymenopteran DSCAM1 exhibits accelerated evolution in variable exon regions. </w:t>
+        <w:t xml:space="preserve">Copeland M, et al., Hjelmen CE, Rieski LK, Blackmon H, Casola C. (2024). Genome assembly of the southern pine beetle reveals the origins of gene content reduction in </w:t>
       </w:r>
       <w:r>
         <w:rPr>
           <w:i/>
           <w:iCs/>
         </w:rPr>
-        <w:t>Insect Systematics and Diversity</w:t>
-      </w:r>
-      <w:r>
-        <w:t>. doi.org/10.1093/</w:t>
-      </w:r>
-      <w:proofErr w:type="spellStart"/>
-      <w:r>
-        <w:t>isd</w:t>
-      </w:r>
-      <w:proofErr w:type="spellEnd"/>
-      <w:r>
-        <w:t>/ixaf031</w:t>
+        <w:t>Dendroctonus</w:t>
+      </w:r>
+      <w:r>
+        <w:t xml:space="preserve">. </w:t>
+      </w:r>
+      <w:r>
+        <w:rPr>
+          <w:i/>
+          <w:iCs/>
+        </w:rPr>
+        <w:t>R. Soc. Open Sci</w:t>
+      </w:r>
+      <w:r>
+        <w:t>. 11: 240755. doi:10.1098/rsos.240755</w:t>
       </w:r>
     </w:p>
     <w:p>
@@ -889,37 +752,21 @@
         <w:ind w:left="480" w:hanging="480"/>
       </w:pPr>
       <w:r>
-        <w:t>24.</w:t>
+        <w:t>22.</w:t>
       </w:r>
       <w:r>
         <w:tab/>
-        <w:t xml:space="preserve">Oakes J, </w:t>
-      </w:r>
-      <w:proofErr w:type="spellStart"/>
-      <w:r>
-        <w:t>Kuddus</w:t>
-      </w:r>
-      <w:proofErr w:type="spellEnd"/>
-      <w:r>
-        <w:t xml:space="preserve"> JN, Downs E, Oakey C, Davis K, Mohammad L, Whitely K, Hjelmen CE, </w:t>
-      </w:r>
-      <w:proofErr w:type="spellStart"/>
-      <w:r>
-        <w:t>Kuddus</w:t>
-      </w:r>
-      <w:proofErr w:type="spellEnd"/>
-      <w:r>
-        <w:t xml:space="preserve"> R. Isolation and Characterization of a Crude Oil-Tolerant Obligate Halophilic Bacterium from the Great Salt Lake. </w:t>
+        <w:t xml:space="preserve">Hjelmen CE. (2024). Genome size and chromosome number are critical metrics for accurate genome assembly assessment in Eukaryota. </w:t>
       </w:r>
       <w:r>
         <w:rPr>
           <w:i/>
           <w:iCs/>
         </w:rPr>
-        <w:t>Microorganisms</w:t>
-      </w:r>
-      <w:r>
-        <w:t>. doi.org/10.3390/microorganisms13071568</w:t>
+        <w:t>Genetics</w:t>
+      </w:r>
+      <w:r>
+        <w:t>. doi: 10.1093/genetics/iyae099</w:t>
       </w:r>
     </w:p>
     <w:p>
@@ -928,39 +775,54 @@
         <w:ind w:left="480" w:hanging="480"/>
       </w:pPr>
       <w:r>
-        <w:t>23.</w:t>
+        <w:t>21.</w:t>
       </w:r>
       <w:r>
         <w:tab/>
-        <w:t xml:space="preserve">Copeland M, et al., Hjelmen CE, </w:t>
-      </w:r>
-      <w:proofErr w:type="spellStart"/>
-      <w:r>
-        <w:t>Rieski</w:t>
-      </w:r>
-      <w:proofErr w:type="spellEnd"/>
-      <w:r>
-        <w:t xml:space="preserve"> LK, Blackmon H, Casola C. (2024). Genome assembly of the southern pine beetle reveals the origins of gene content reduction in </w:t>
+        <w:t xml:space="preserve">Sylvester T, Hoover Z, Hjelmen CE, et al., Blackmon H. (2024). A reference quality genome assembly for the Jewel scarab Chrysina gloriosa. </w:t>
       </w:r>
       <w:r>
         <w:rPr>
           <w:i/>
           <w:iCs/>
         </w:rPr>
-        <w:t>Dendroctonus</w:t>
-      </w:r>
-      <w:r>
-        <w:t xml:space="preserve">. </w:t>
+        <w:t>Genes, Genomes, Genetics</w:t>
+      </w:r>
+      <w:r>
+        <w:t>. doi: 10.1093/g3journal/jkae084</w:t>
+      </w:r>
+    </w:p>
+    <w:p>
+      <w:pPr>
+        <w:spacing w:before="60" w:after="30"/>
+        <w:ind w:left="480" w:hanging="480"/>
+      </w:pPr>
+      <w:r>
+        <w:t>20.</w:t>
+      </w:r>
+      <w:r>
+        <w:tab/>
+        <w:t xml:space="preserve">Hjelmen CE, Yuan Y, Parrot JJ, !McGuane AS, Srivastav SP, Purcell AC, Pimsler ML, Sze S-H, Tarone AM. (2022). Identification and Characterization of Small RNA Markers of Age in the Blow Fly </w:t>
       </w:r>
       <w:r>
         <w:rPr>
           <w:i/>
           <w:iCs/>
         </w:rPr>
-        <w:t>R. Soc. Open Sci</w:t>
-      </w:r>
-      <w:r>
-        <w:t>. 11: 240755. doi:10.1098/rsos.240755</w:t>
+        <w:t>Cochliomyia macellaria</w:t>
+      </w:r>
+      <w:r>
+        <w:t xml:space="preserve">. </w:t>
+      </w:r>
+      <w:r>
+        <w:rPr>
+          <w:i/>
+          <w:iCs/>
+        </w:rPr>
+        <w:t>Insects</w:t>
+      </w:r>
+      <w:r>
+        <w:t>. doi.org/10.3390/insects13100948</w:t>
       </w:r>
     </w:p>
     <w:p>
@@ -969,37 +831,32 @@
         <w:ind w:left="480" w:hanging="480"/>
       </w:pPr>
       <w:r>
-        <w:t>22.</w:t>
+        <w:lastRenderedPageBreak/>
+        <w:t>19.</w:t>
       </w:r>
       <w:r>
         <w:tab/>
-        <w:t xml:space="preserve">Hjelmen CE. (2024). Genome size and chromosome number are critical metrics for accurate genome assembly assessment in </w:t>
-      </w:r>
-      <w:proofErr w:type="spellStart"/>
-      <w:r>
-        <w:t>Eukaryota</w:t>
-      </w:r>
-      <w:proofErr w:type="spellEnd"/>
-      <w:r>
-        <w:t xml:space="preserve">. </w:t>
+        <w:t xml:space="preserve">Morelli MWϮ!, Blackmon H, Hjelmen CE. (2022). Diptera and </w:t>
       </w:r>
       <w:r>
         <w:rPr>
           <w:i/>
           <w:iCs/>
         </w:rPr>
-        <w:t>Genetics</w:t>
-      </w:r>
-      <w:r>
-        <w:t xml:space="preserve">. </w:t>
-      </w:r>
-      <w:proofErr w:type="spellStart"/>
-      <w:r>
-        <w:t>doi</w:t>
-      </w:r>
-      <w:proofErr w:type="spellEnd"/>
-      <w:r>
-        <w:t>: 10.1093/genetics/iyae099</w:t>
+        <w:t>Drosophila</w:t>
+      </w:r>
+      <w:r>
+        <w:t xml:space="preserve"> Karyotype Databases. </w:t>
+      </w:r>
+      <w:r>
+        <w:rPr>
+          <w:i/>
+          <w:iCs/>
+        </w:rPr>
+        <w:t>Frontiers in Ecology and Evolution</w:t>
+      </w:r>
+      <w:r>
+        <w:t>. doi: 10.3389/fevo.2022.832378</w:t>
       </w:r>
     </w:p>
     <w:p>
@@ -1008,37 +865,31 @@
         <w:ind w:left="480" w:hanging="480"/>
       </w:pPr>
       <w:r>
-        <w:t>21.</w:t>
+        <w:t>18.</w:t>
       </w:r>
       <w:r>
         <w:tab/>
-        <w:t xml:space="preserve">Sylvester T, Hoover Z, Hjelmen CE, et al., Blackmon H. (2024). A reference quality genome assembly for the Jewel scarab </w:t>
-      </w:r>
-      <w:proofErr w:type="spellStart"/>
-      <w:r>
-        <w:t>Chrysina</w:t>
-      </w:r>
-      <w:proofErr w:type="spellEnd"/>
-      <w:r>
-        <w:t xml:space="preserve"> gloriosa. </w:t>
+        <w:t xml:space="preserve">Pimsler ML, Hjelmen CE, Jonika MM, et al. (2021). Sexual dimorphism in growth rate and gene expression </w:t>
       </w:r>
       <w:r>
         <w:rPr>
           <w:i/>
           <w:iCs/>
         </w:rPr>
-        <w:t>Genes, Genomes, Genetics</w:t>
+        <w:t>in Chrysomya rufifacies</w:t>
       </w:r>
       <w:r>
         <w:t xml:space="preserve">. </w:t>
       </w:r>
-      <w:proofErr w:type="spellStart"/>
-      <w:r>
-        <w:t>doi</w:t>
-      </w:r>
-      <w:proofErr w:type="spellEnd"/>
-      <w:r>
-        <w:t>: 10.1093/g3journal/jkae084</w:t>
+      <w:r>
+        <w:rPr>
+          <w:i/>
+          <w:iCs/>
+        </w:rPr>
+        <w:t>Frontiers in Ecology and Evolution</w:t>
+      </w:r>
+      <w:r>
+        <w:t>, 9:696638. doi: 10.3389/fevo.2021.696638</w:t>
       </w:r>
     </w:p>
     <w:p>
@@ -1047,56 +898,67 @@
         <w:ind w:left="480" w:hanging="480"/>
       </w:pPr>
       <w:r>
-        <w:t>20.</w:t>
+        <w:t>17.</w:t>
       </w:r>
       <w:r>
         <w:tab/>
-        <w:t>Hjelmen CE, Yuan Y, Parrot JJ</w:t>
-      </w:r>
-      <w:proofErr w:type="gramStart"/>
-      <w:r>
-        <w:t>, !McGuane</w:t>
-      </w:r>
-      <w:proofErr w:type="gramEnd"/>
-      <w:r>
-        <w:t xml:space="preserve"> AS, Srivastav SP, Purcell AC, </w:t>
-      </w:r>
-      <w:proofErr w:type="spellStart"/>
-      <w:r>
-        <w:t>Pimsler</w:t>
-      </w:r>
-      <w:proofErr w:type="spellEnd"/>
-      <w:r>
-        <w:t xml:space="preserve"> ML, Sze S-H, Tarone AM. (2022). Identification and Characterization of Small RNA Markers of Age in the Blow Fly </w:t>
-      </w:r>
-      <w:proofErr w:type="spellStart"/>
+        <w:t xml:space="preserve">Tvedte ES, et al., Hjelmen CE, Johnston JS, et al. (2021). Comparison of long-read sequencing technologies in interrogating bacteria and fly genomes. </w:t>
+      </w:r>
       <w:r>
         <w:rPr>
           <w:i/>
           <w:iCs/>
         </w:rPr>
-        <w:t>Cochliomyia</w:t>
-      </w:r>
-      <w:proofErr w:type="spellEnd"/>
+        <w:t>G3: Genes, Genomes, Genetics</w:t>
+      </w:r>
+      <w:r>
+        <w:t>. doi: 10.1093/g3journal/jkab083</w:t>
+      </w:r>
+    </w:p>
+    <w:p>
+      <w:pPr>
+        <w:spacing w:before="60" w:after="30"/>
+        <w:ind w:left="480" w:hanging="480"/>
+      </w:pPr>
+      <w:r>
+        <w:t>16.</w:t>
+      </w:r>
+      <w:r>
+        <w:tab/>
+        <w:t>!Anderson NW, Hjelmen CE, Blackmon H. (2020). The probability of fusions joining sex chromosomes and autosomes</w:t>
+      </w:r>
       <w:r>
         <w:rPr>
           <w:i/>
           <w:iCs/>
         </w:rPr>
-        <w:t xml:space="preserve"> macellaria</w:t>
-      </w:r>
-      <w:r>
-        <w:t xml:space="preserve">. </w:t>
+        <w:t>. Biology Letters</w:t>
+      </w:r>
+      <w:r>
+        <w:t>. doi: 10.1098/rsbl.2020.0648</w:t>
+      </w:r>
+    </w:p>
+    <w:p>
+      <w:pPr>
+        <w:spacing w:before="60" w:after="30"/>
+        <w:ind w:left="480" w:hanging="480"/>
+      </w:pPr>
+      <w:r>
+        <w:t>15.</w:t>
+      </w:r>
+      <w:r>
+        <w:tab/>
+        <w:t>Sylvester TP, Hjelmen CE, Hanrahan SJ, Lehnart PA, Johnston JS, Blackmon H. (2020). Lineage-specific patterns of chromosome evolution in Polyneopteran insects.</w:t>
       </w:r>
       <w:r>
         <w:rPr>
           <w:i/>
           <w:iCs/>
         </w:rPr>
-        <w:t>Insects</w:t>
-      </w:r>
-      <w:r>
-        <w:t>. doi.org/10.3390/insects13100948</w:t>
+        <w:t xml:space="preserve"> Proc. R. Soc. B</w:t>
+      </w:r>
+      <w:r>
+        <w:t>, 287: 20201388. doi: 10.1098/rspb.2020.1388</w:t>
       </w:r>
     </w:p>
     <w:p>
@@ -1105,48 +967,54 @@
         <w:ind w:left="480" w:hanging="480"/>
       </w:pPr>
       <w:r>
-        <w:lastRenderedPageBreak/>
-        <w:t>19.</w:t>
+        <w:t>14.</w:t>
       </w:r>
       <w:r>
         <w:tab/>
-        <w:t>Morelli MW</w:t>
-      </w:r>
-      <w:proofErr w:type="gramStart"/>
-      <w:r>
-        <w:t>Ϯ!,</w:t>
-      </w:r>
-      <w:proofErr w:type="gramEnd"/>
-      <w:r>
-        <w:t xml:space="preserve"> Blackmon H, Hjelmen CE. (2022). Diptera and </w:t>
+        <w:t xml:space="preserve">Malawey AS, et al., Hjelmen CE, et al. (2020). Interaction of age and temperature on heat shock protein expression in the Black Soldier Fly. </w:t>
       </w:r>
       <w:r>
         <w:rPr>
           <w:i/>
           <w:iCs/>
         </w:rPr>
-        <w:t>Drosophila</w:t>
-      </w:r>
-      <w:r>
-        <w:t xml:space="preserve"> Karyotype Databases. </w:t>
+        <w:t>Journal of Insects as Food and Feed</w:t>
+      </w:r>
+      <w:r>
+        <w:t>. doi: 10.3920/JIFF2020.0017</w:t>
+      </w:r>
+    </w:p>
+    <w:p>
+      <w:pPr>
+        <w:spacing w:before="60" w:after="30"/>
+        <w:ind w:left="480" w:hanging="480"/>
+      </w:pPr>
+      <w:r>
+        <w:t>13.</w:t>
+      </w:r>
+      <w:r>
+        <w:tab/>
+        <w:t xml:space="preserve">Hjelmen CE, ϮHolmes VR, !Burrus CG, Ϯ!Piron E, Ϯ!Mynes M, Ϯ!Garrett M, Blackmon H, Johnston JS. (2020). Thoracic underreplication in </w:t>
       </w:r>
       <w:r>
         <w:rPr>
           <w:i/>
           <w:iCs/>
         </w:rPr>
-        <w:t>Frontiers in Ecology and Evolution</w:t>
-      </w:r>
-      <w:r>
-        <w:t xml:space="preserve">. </w:t>
-      </w:r>
-      <w:proofErr w:type="spellStart"/>
-      <w:r>
-        <w:t>doi</w:t>
-      </w:r>
-      <w:proofErr w:type="spellEnd"/>
-      <w:r>
-        <w:t>: 10.3389/fevo.2022.832378</w:t>
+        <w:t>Drosophila</w:t>
+      </w:r>
+      <w:r>
+        <w:t xml:space="preserve"> estimates a minimum genome size. </w:t>
+      </w:r>
+      <w:r>
+        <w:rPr>
+          <w:i/>
+          <w:iCs/>
+        </w:rPr>
+        <w:t>Evolution</w:t>
+      </w:r>
+      <w:r>
+        <w:t>. doi: 10.1111/evo.14022</w:t>
       </w:r>
     </w:p>
     <w:p>
@@ -1155,71 +1023,110 @@
         <w:ind w:left="480" w:hanging="480"/>
       </w:pPr>
       <w:r>
-        <w:t>18.</w:t>
+        <w:t>12.</w:t>
       </w:r>
       <w:r>
         <w:tab/>
-      </w:r>
-      <w:proofErr w:type="spellStart"/>
-      <w:r>
-        <w:t>Pimsler</w:t>
-      </w:r>
-      <w:proofErr w:type="spellEnd"/>
-      <w:r>
-        <w:t xml:space="preserve"> ML, Hjelmen CE, Jonika MM, et al. (2021). Sexual dimorphism in growth rate and gene expression </w:t>
+        <w:t xml:space="preserve">Ϯ!Jonika MM, Hjelmen CE, Faris AM, Ϯ!McGuane AS, Tarone AM. (2020). Differentially spliced genes as markers for sex for forensic entomology. </w:t>
       </w:r>
       <w:r>
         <w:rPr>
           <w:i/>
           <w:iCs/>
         </w:rPr>
-        <w:t xml:space="preserve">in </w:t>
-      </w:r>
-      <w:proofErr w:type="spellStart"/>
+        <w:t>Journal of Forensic Sciences</w:t>
+      </w:r>
+      <w:r>
+        <w:t>. doi: 10.1111/1556-4029.14461</w:t>
+      </w:r>
+    </w:p>
+    <w:p>
+      <w:pPr>
+        <w:spacing w:before="60" w:after="30"/>
+        <w:ind w:left="480" w:hanging="480"/>
+      </w:pPr>
+      <w:r>
+        <w:t>11.</w:t>
+      </w:r>
+      <w:r>
+        <w:tab/>
+        <w:t xml:space="preserve">Johnston JS, !Zapalac ME, Hjelmen CE. (2020). Flying High—Muscle specific underreplication in </w:t>
+      </w:r>
       <w:r>
         <w:rPr>
           <w:i/>
           <w:iCs/>
         </w:rPr>
-        <w:t>Chrysomya</w:t>
-      </w:r>
-      <w:proofErr w:type="spellEnd"/>
+        <w:t>Drosophila</w:t>
+      </w:r>
+      <w:r>
+        <w:t xml:space="preserve">. </w:t>
+      </w:r>
       <w:r>
         <w:rPr>
           <w:i/>
           <w:iCs/>
         </w:rPr>
-        <w:t xml:space="preserve"> </w:t>
-      </w:r>
-      <w:proofErr w:type="spellStart"/>
+        <w:t>Genes</w:t>
+      </w:r>
+      <w:r>
+        <w:t xml:space="preserve"> 11, 246. doi: 10.3390/genes11030246</w:t>
+      </w:r>
+    </w:p>
+    <w:p>
+      <w:pPr>
+        <w:spacing w:before="60" w:after="30"/>
+        <w:ind w:left="480" w:hanging="480"/>
+      </w:pPr>
+      <w:r>
+        <w:t>10.</w:t>
+      </w:r>
+      <w:r>
+        <w:tab/>
+        <w:t xml:space="preserve">Hjelmen CE, Parrott JJ, Srivastav S, Ϯ!McGuane AS, et al. (2020). Effect of phenotype selection on genome size variation in two species of Diptera. </w:t>
+      </w:r>
       <w:r>
         <w:rPr>
           <w:i/>
           <w:iCs/>
         </w:rPr>
-        <w:t>rufifacies</w:t>
-      </w:r>
-      <w:proofErr w:type="spellEnd"/>
-      <w:r>
-        <w:t xml:space="preserve">. </w:t>
+        <w:t>Genes</w:t>
+      </w:r>
+      <w:r>
+        <w:t xml:space="preserve"> 11, 218. doi: 10.3390/genes11020218</w:t>
+      </w:r>
+    </w:p>
+    <w:p>
+      <w:pPr>
+        <w:spacing w:before="60" w:after="30"/>
+        <w:ind w:left="480" w:hanging="480"/>
+      </w:pPr>
+      <w:r>
+        <w:t>9.</w:t>
+      </w:r>
+      <w:r>
+        <w:tab/>
+        <w:t xml:space="preserve">Hjelmen CE, Blackmon H, ϮHolmes VR, !Burrus CG, Johnston JS. (2019). Genome size evolution differs between </w:t>
       </w:r>
       <w:r>
         <w:rPr>
           <w:i/>
           <w:iCs/>
         </w:rPr>
-        <w:t>Frontiers in Ecology and Evolution</w:t>
-      </w:r>
-      <w:r>
-        <w:t xml:space="preserve">, 9:696638. </w:t>
-      </w:r>
-      <w:proofErr w:type="spellStart"/>
-      <w:r>
-        <w:t>doi</w:t>
-      </w:r>
-      <w:proofErr w:type="spellEnd"/>
-      <w:r>
-        <w:t>: 10.3389/fevo.2021.696638</w:t>
+        <w:t>Drosophila</w:t>
+      </w:r>
+      <w:r>
+        <w:t xml:space="preserve"> subgenera. </w:t>
+      </w:r>
+      <w:r>
+        <w:rPr>
+          <w:i/>
+          <w:iCs/>
+        </w:rPr>
+        <w:t>G3: Genes, Genomes, Genetics</w:t>
+      </w:r>
+      <w:r>
+        <w:t xml:space="preserve"> 9(10): 3167–3179</w:t>
       </w:r>
     </w:p>
     <w:p>
@@ -1228,36 +1135,21 @@
         <w:ind w:left="480" w:hanging="480"/>
       </w:pPr>
       <w:r>
-        <w:t>17.</w:t>
+        <w:t>8.</w:t>
       </w:r>
       <w:r>
         <w:tab/>
-      </w:r>
-      <w:proofErr w:type="spellStart"/>
-      <w:r>
-        <w:t>Tvedte</w:t>
-      </w:r>
-      <w:proofErr w:type="spellEnd"/>
-      <w:r>
-        <w:t xml:space="preserve"> ES, et al., Hjelmen CE, Johnston JS, et al. (2021). Comparison of long-read sequencing technologies in interrogating bacteria and fly genomes. </w:t>
+        <w:t xml:space="preserve">Hjelmen CE, Ϯ!Garrett M, Ϯ!Holmes VR, Ϯ!Mynes M, Ϯ!Piron E, Johnston JS. (2018). Genome size evolution within and between the sexes. </w:t>
       </w:r>
       <w:r>
         <w:rPr>
           <w:i/>
           <w:iCs/>
         </w:rPr>
-        <w:t>G3: Genes, Genomes, Genetics</w:t>
-      </w:r>
-      <w:r>
-        <w:t xml:space="preserve">. </w:t>
-      </w:r>
-      <w:proofErr w:type="spellStart"/>
-      <w:r>
-        <w:t>doi</w:t>
-      </w:r>
-      <w:proofErr w:type="spellEnd"/>
-      <w:r>
-        <w:t>: 10.1093/g3journal/jkab083</w:t>
+        <w:t>Journal of Heredity</w:t>
+      </w:r>
+      <w:r>
+        <w:t>. 110(2): 219–228</w:t>
       </w:r>
     </w:p>
     <w:p>
@@ -1266,34 +1158,21 @@
         <w:ind w:left="480" w:hanging="480"/>
       </w:pPr>
       <w:r>
-        <w:t>16.</w:t>
-      </w:r>
-      <w:proofErr w:type="gramStart"/>
+        <w:t>7.</w:t>
+      </w:r>
       <w:r>
         <w:tab/>
-        <w:t>!Anderson</w:t>
-      </w:r>
-      <w:proofErr w:type="gramEnd"/>
-      <w:r>
-        <w:t xml:space="preserve"> NW, Hjelmen CE, Blackmon H. (2020). The probability of fusions joining sex chromosomes and autosomes</w:t>
+        <w:t xml:space="preserve">Lower SS, Johnston JS, Stanger-Hall K, Hjelmen CE, et al. (2017). Genome size in North American fireflies: Substantial variation likely driven by neutral processes. </w:t>
       </w:r>
       <w:r>
         <w:rPr>
           <w:i/>
           <w:iCs/>
         </w:rPr>
-        <w:t>. Biology Letters</w:t>
-      </w:r>
-      <w:r>
-        <w:t xml:space="preserve">. </w:t>
-      </w:r>
-      <w:proofErr w:type="spellStart"/>
-      <w:r>
-        <w:t>doi</w:t>
-      </w:r>
-      <w:proofErr w:type="spellEnd"/>
-      <w:r>
-        <w:t>: 10.1098/rsbl.2020.0648</w:t>
+        <w:t>Genome Biol. Evol</w:t>
+      </w:r>
+      <w:r>
+        <w:t>. evx097</w:t>
       </w:r>
     </w:p>
     <w:p>
@@ -1302,45 +1181,31 @@
         <w:ind w:left="480" w:hanging="480"/>
       </w:pPr>
       <w:r>
-        <w:t>15.</w:t>
+        <w:t>6.</w:t>
       </w:r>
       <w:r>
         <w:tab/>
-        <w:t xml:space="preserve">Sylvester TP, Hjelmen CE, Hanrahan SJ, </w:t>
-      </w:r>
-      <w:proofErr w:type="spellStart"/>
-      <w:r>
-        <w:t>Lehnart</w:t>
-      </w:r>
-      <w:proofErr w:type="spellEnd"/>
-      <w:r>
-        <w:t xml:space="preserve"> PA, Johnston JS, Blackmon H. (2020). Lineage-specific patterns of chromosome evolution in </w:t>
-      </w:r>
-      <w:proofErr w:type="spellStart"/>
-      <w:r>
-        <w:t>Polyneopteran</w:t>
-      </w:r>
-      <w:proofErr w:type="spellEnd"/>
-      <w:r>
-        <w:t xml:space="preserve"> insects.</w:t>
+        <w:t xml:space="preserve">Hjelmen CE and Johnston JS. (2017). The mode and tempo of genome size evolution in the subgenus </w:t>
       </w:r>
       <w:r>
         <w:rPr>
           <w:i/>
           <w:iCs/>
         </w:rPr>
-        <w:t xml:space="preserve"> Proc. R. Soc. B</w:t>
-      </w:r>
-      <w:r>
-        <w:t xml:space="preserve">, 287: 20201388. </w:t>
-      </w:r>
-      <w:proofErr w:type="spellStart"/>
-      <w:r>
-        <w:t>doi</w:t>
-      </w:r>
-      <w:proofErr w:type="spellEnd"/>
-      <w:r>
-        <w:t>: 10.1098/rspb.2020.1388</w:t>
+        <w:t>Sophophora</w:t>
+      </w:r>
+      <w:r>
+        <w:t xml:space="preserve">. </w:t>
+      </w:r>
+      <w:r>
+        <w:rPr>
+          <w:i/>
+          <w:iCs/>
+        </w:rPr>
+        <w:t>PLOS One</w:t>
+      </w:r>
+      <w:r>
+        <w:t xml:space="preserve"> 12(3), e0173505</w:t>
       </w:r>
     </w:p>
     <w:p>
@@ -1349,36 +1214,21 @@
         <w:ind w:left="480" w:hanging="480"/>
       </w:pPr>
       <w:r>
-        <w:t>14.</w:t>
+        <w:t>5.</w:t>
       </w:r>
       <w:r>
         <w:tab/>
-      </w:r>
-      <w:proofErr w:type="spellStart"/>
-      <w:r>
-        <w:t>Malawey</w:t>
-      </w:r>
-      <w:proofErr w:type="spellEnd"/>
-      <w:r>
-        <w:t xml:space="preserve"> AS, et al., Hjelmen CE, et al. (2020). Interaction of age and temperature on heat shock protein expression in the Black Soldier Fly. </w:t>
+        <w:t>Arnqvist G, Sayadi A, Immonen E, Hotzy C, Rankin D, Tuda M, Hjelmen CE, Johnston JS. (2015). Genome size correlates with reproductive fitness in seed beetles</w:t>
       </w:r>
       <w:r>
         <w:rPr>
           <w:i/>
           <w:iCs/>
         </w:rPr>
-        <w:t>Journal of Insects as Food and Feed</w:t>
-      </w:r>
-      <w:r>
-        <w:t xml:space="preserve">. </w:t>
-      </w:r>
-      <w:proofErr w:type="spellStart"/>
-      <w:r>
-        <w:t>doi</w:t>
-      </w:r>
-      <w:proofErr w:type="spellEnd"/>
-      <w:r>
-        <w:t>: 10.3920/JIFF2020.0017</w:t>
+        <w:t>. Proc. R. Soc. B</w:t>
+      </w:r>
+      <w:r>
+        <w:t>. 282(1815)</w:t>
       </w:r>
     </w:p>
     <w:p>
@@ -1387,93 +1237,54 @@
         <w:ind w:left="480" w:hanging="480"/>
       </w:pPr>
       <w:r>
-        <w:t>13.</w:t>
+        <w:t>4.</w:t>
       </w:r>
       <w:r>
         <w:tab/>
-        <w:t xml:space="preserve">Hjelmen CE, </w:t>
-      </w:r>
-      <w:proofErr w:type="spellStart"/>
-      <w:r>
-        <w:t>ϮHolmes</w:t>
-      </w:r>
-      <w:proofErr w:type="spellEnd"/>
-      <w:r>
-        <w:t xml:space="preserve"> VR</w:t>
-      </w:r>
-      <w:proofErr w:type="gramStart"/>
-      <w:r>
-        <w:t>, !Burrus</w:t>
-      </w:r>
-      <w:proofErr w:type="gramEnd"/>
-      <w:r>
-        <w:t xml:space="preserve"> CG, </w:t>
-      </w:r>
-      <w:proofErr w:type="spellStart"/>
-      <w:proofErr w:type="gramStart"/>
-      <w:r>
-        <w:t>Ϯ!Piron</w:t>
-      </w:r>
-      <w:proofErr w:type="spellEnd"/>
-      <w:proofErr w:type="gramEnd"/>
-      <w:r>
-        <w:t xml:space="preserve"> E, </w:t>
-      </w:r>
-      <w:proofErr w:type="spellStart"/>
-      <w:proofErr w:type="gramStart"/>
-      <w:r>
-        <w:t>Ϯ!Mynes</w:t>
-      </w:r>
-      <w:proofErr w:type="spellEnd"/>
-      <w:proofErr w:type="gramEnd"/>
-      <w:r>
-        <w:t xml:space="preserve"> M, </w:t>
-      </w:r>
-      <w:proofErr w:type="spellStart"/>
-      <w:proofErr w:type="gramStart"/>
-      <w:r>
-        <w:t>Ϯ!Garrett</w:t>
-      </w:r>
-      <w:proofErr w:type="spellEnd"/>
-      <w:proofErr w:type="gramEnd"/>
-      <w:r>
-        <w:t xml:space="preserve"> M, Blackmon H, Johnston JS. (2020). Thoracic </w:t>
-      </w:r>
-      <w:proofErr w:type="spellStart"/>
-      <w:r>
-        <w:t>underreplication</w:t>
-      </w:r>
-      <w:proofErr w:type="spellEnd"/>
-      <w:r>
-        <w:t xml:space="preserve"> in </w:t>
+        <w:t xml:space="preserve">Rangel J, !Strauss K, !Seedorf K, Hjelmen CE, Johnston JS. (2015). Endopolyploidy changes with age-related polyethism in the honey bee. </w:t>
       </w:r>
       <w:r>
         <w:rPr>
           <w:i/>
           <w:iCs/>
         </w:rPr>
-        <w:t>Drosophila</w:t>
-      </w:r>
-      <w:r>
-        <w:t xml:space="preserve"> estimates a minimum genome size. </w:t>
+        <w:t>PLoS One</w:t>
+      </w:r>
+      <w:r>
+        <w:t>, 10(4), e0122208</w:t>
+      </w:r>
+    </w:p>
+    <w:p>
+      <w:pPr>
+        <w:spacing w:before="60" w:after="30"/>
+        <w:ind w:left="480" w:hanging="480"/>
+      </w:pPr>
+      <w:r>
+        <w:t>3.</w:t>
+      </w:r>
+      <w:r>
+        <w:tab/>
+        <w:t xml:space="preserve">Ellis LL, et al., Hjelmen CE, Moore KL, Mackay TFC, Johnston JS, Tarone AM. (2014). Intrapopulation Genome Size Variation in </w:t>
       </w:r>
       <w:r>
         <w:rPr>
           <w:i/>
           <w:iCs/>
         </w:rPr>
-        <w:t>Evolution</w:t>
+        <w:t>D. melanogaster</w:t>
       </w:r>
       <w:r>
         <w:t xml:space="preserve">. </w:t>
       </w:r>
-      <w:proofErr w:type="spellStart"/>
-      <w:r>
-        <w:t>doi</w:t>
-      </w:r>
-      <w:proofErr w:type="spellEnd"/>
-      <w:r>
-        <w:t>: 10.1111/evo.14022</w:t>
+      <w:r>
+        <w:rPr>
+          <w:i/>
+          <w:iCs/>
+        </w:rPr>
+        <w:t>PLoS Genet</w:t>
+      </w:r>
+      <w:r>
+        <w:t xml:space="preserve"> 10(7): e1004522</w:t>
       </w:r>
     </w:p>
     <w:p>
@@ -1482,48 +1293,31 @@
         <w:ind w:left="480" w:hanging="480"/>
       </w:pPr>
       <w:r>
-        <w:t>12.</w:t>
+        <w:t>2.</w:t>
       </w:r>
       <w:r>
         <w:tab/>
-      </w:r>
-      <w:proofErr w:type="spellStart"/>
-      <w:proofErr w:type="gramStart"/>
-      <w:r>
-        <w:t>Ϯ!Jonika</w:t>
-      </w:r>
-      <w:proofErr w:type="spellEnd"/>
-      <w:proofErr w:type="gramEnd"/>
-      <w:r>
-        <w:t xml:space="preserve"> MM, Hjelmen CE, Faris AM, </w:t>
-      </w:r>
-      <w:proofErr w:type="spellStart"/>
-      <w:proofErr w:type="gramStart"/>
-      <w:r>
-        <w:t>Ϯ!McGuane</w:t>
-      </w:r>
-      <w:proofErr w:type="spellEnd"/>
-      <w:proofErr w:type="gramEnd"/>
-      <w:r>
-        <w:t xml:space="preserve"> AS, Tarone AM. (2020). Differentially spliced genes as markers for sex for forensic entomology. </w:t>
+        <w:t xml:space="preserve">The DGRP Consortium. (2014). Natural variation in genome architecture among 205 </w:t>
       </w:r>
       <w:r>
         <w:rPr>
           <w:i/>
           <w:iCs/>
         </w:rPr>
-        <w:t>Journal of Forensic Sciences</w:t>
-      </w:r>
-      <w:r>
-        <w:t xml:space="preserve">. </w:t>
-      </w:r>
-      <w:proofErr w:type="spellStart"/>
-      <w:r>
-        <w:t>doi</w:t>
-      </w:r>
-      <w:proofErr w:type="spellEnd"/>
-      <w:r>
-        <w:t>: 10.1111/1556-4029.14461</w:t>
+        <w:t>D. melanogaster</w:t>
+      </w:r>
+      <w:r>
+        <w:t xml:space="preserve"> Genetic Reference Panel lines. </w:t>
+      </w:r>
+      <w:r>
+        <w:rPr>
+          <w:i/>
+          <w:iCs/>
+        </w:rPr>
+        <w:t>Genome Research</w:t>
+      </w:r>
+      <w:r>
+        <w:t>: 1193–1208</w:t>
       </w:r>
     </w:p>
     <w:p>
@@ -1532,489 +1326,19 @@
         <w:ind w:left="480" w:hanging="480"/>
       </w:pPr>
       <w:r>
-        <w:t>11.</w:t>
+        <w:t>1.</w:t>
       </w:r>
       <w:r>
         <w:tab/>
-        <w:t>Johnston JS</w:t>
-      </w:r>
-      <w:proofErr w:type="gramStart"/>
-      <w:r>
-        <w:t>, !Zapalac</w:t>
-      </w:r>
-      <w:proofErr w:type="gramEnd"/>
-      <w:r>
-        <w:t xml:space="preserve"> ME, Hjelmen CE. (2020). Flying High—Muscle specific </w:t>
-      </w:r>
-      <w:proofErr w:type="spellStart"/>
-      <w:r>
-        <w:t>underreplication</w:t>
-      </w:r>
-      <w:proofErr w:type="spellEnd"/>
-      <w:r>
-        <w:t xml:space="preserve"> in </w:t>
+        <w:t xml:space="preserve">Larson MK, Tormoen GW, Weaver LJ, Luepke KJ, Patel IA, Hjelmen CE, Ensz NM, McComas LS, McCarty OJ. (2012). Exogenous modification of platelet membranes with EPA and DHA reduces platelet procoagulant activity. </w:t>
       </w:r>
       <w:r>
         <w:rPr>
           <w:i/>
           <w:iCs/>
         </w:rPr>
-        <w:t>Drosophila</w:t>
-      </w:r>
-      <w:r>
-        <w:t xml:space="preserve">. </w:t>
-      </w:r>
-      <w:r>
-        <w:rPr>
-          <w:i/>
-          <w:iCs/>
-        </w:rPr>
-        <w:t>Genes</w:t>
-      </w:r>
-      <w:r>
-        <w:t xml:space="preserve"> 11, 246. </w:t>
-      </w:r>
-      <w:proofErr w:type="spellStart"/>
-      <w:r>
-        <w:t>doi</w:t>
-      </w:r>
-      <w:proofErr w:type="spellEnd"/>
-      <w:r>
-        <w:t>: 10.3390/genes11030246</w:t>
-      </w:r>
-    </w:p>
-    <w:p>
-      <w:pPr>
-        <w:spacing w:before="60" w:after="30"/>
-        <w:ind w:left="480" w:hanging="480"/>
-      </w:pPr>
-      <w:r>
-        <w:t>10.</w:t>
-      </w:r>
-      <w:r>
-        <w:tab/>
-        <w:t xml:space="preserve">Hjelmen CE, Parrott JJ, Srivastav S, </w:t>
-      </w:r>
-      <w:proofErr w:type="spellStart"/>
-      <w:proofErr w:type="gramStart"/>
-      <w:r>
-        <w:t>Ϯ!McGuane</w:t>
-      </w:r>
-      <w:proofErr w:type="spellEnd"/>
-      <w:proofErr w:type="gramEnd"/>
-      <w:r>
-        <w:t xml:space="preserve"> AS, et al. (2020). Effect of phenotype selection on genome size variation in two species of Diptera. </w:t>
-      </w:r>
-      <w:r>
-        <w:rPr>
-          <w:i/>
-          <w:iCs/>
-        </w:rPr>
-        <w:t>Genes</w:t>
-      </w:r>
-      <w:r>
-        <w:t xml:space="preserve"> 11, 218. </w:t>
-      </w:r>
-      <w:proofErr w:type="spellStart"/>
-      <w:r>
-        <w:t>doi</w:t>
-      </w:r>
-      <w:proofErr w:type="spellEnd"/>
-      <w:r>
-        <w:t>: 10.3390/genes11020218</w:t>
-      </w:r>
-    </w:p>
-    <w:p>
-      <w:pPr>
-        <w:spacing w:before="60" w:after="30"/>
-        <w:ind w:left="480" w:hanging="480"/>
-      </w:pPr>
-      <w:r>
-        <w:t>9.</w:t>
-      </w:r>
-      <w:r>
-        <w:tab/>
-        <w:t xml:space="preserve">Hjelmen CE, Blackmon H, </w:t>
-      </w:r>
-      <w:proofErr w:type="spellStart"/>
-      <w:r>
-        <w:t>ϮHolmes</w:t>
-      </w:r>
-      <w:proofErr w:type="spellEnd"/>
-      <w:r>
-        <w:t xml:space="preserve"> VR</w:t>
-      </w:r>
-      <w:proofErr w:type="gramStart"/>
-      <w:r>
-        <w:t>, !Burrus</w:t>
-      </w:r>
-      <w:proofErr w:type="gramEnd"/>
-      <w:r>
-        <w:t xml:space="preserve"> CG, Johnston JS. (2019). Genome size evolution differs between </w:t>
-      </w:r>
-      <w:r>
-        <w:rPr>
-          <w:i/>
-          <w:iCs/>
-        </w:rPr>
-        <w:t>Drosophila</w:t>
-      </w:r>
-      <w:r>
-        <w:t xml:space="preserve"> subgenera. </w:t>
-      </w:r>
-      <w:r>
-        <w:rPr>
-          <w:i/>
-          <w:iCs/>
-        </w:rPr>
-        <w:t>G3: Genes, Genomes, Genetics</w:t>
-      </w:r>
-      <w:r>
-        <w:t xml:space="preserve"> 9(10): 3167–3179</w:t>
-      </w:r>
-    </w:p>
-    <w:p>
-      <w:pPr>
-        <w:spacing w:before="60" w:after="30"/>
-        <w:ind w:left="480" w:hanging="480"/>
-      </w:pPr>
-      <w:r>
-        <w:t>8.</w:t>
-      </w:r>
-      <w:r>
-        <w:tab/>
-        <w:t xml:space="preserve">Hjelmen CE, </w:t>
-      </w:r>
-      <w:proofErr w:type="spellStart"/>
-      <w:proofErr w:type="gramStart"/>
-      <w:r>
-        <w:t>Ϯ!Garrett</w:t>
-      </w:r>
-      <w:proofErr w:type="spellEnd"/>
-      <w:proofErr w:type="gramEnd"/>
-      <w:r>
-        <w:t xml:space="preserve"> M, </w:t>
-      </w:r>
-      <w:proofErr w:type="spellStart"/>
-      <w:proofErr w:type="gramStart"/>
-      <w:r>
-        <w:t>Ϯ!Holmes</w:t>
-      </w:r>
-      <w:proofErr w:type="spellEnd"/>
-      <w:proofErr w:type="gramEnd"/>
-      <w:r>
-        <w:t xml:space="preserve"> VR, </w:t>
-      </w:r>
-      <w:proofErr w:type="spellStart"/>
-      <w:proofErr w:type="gramStart"/>
-      <w:r>
-        <w:t>Ϯ!Mynes</w:t>
-      </w:r>
-      <w:proofErr w:type="spellEnd"/>
-      <w:proofErr w:type="gramEnd"/>
-      <w:r>
-        <w:t xml:space="preserve"> M, </w:t>
-      </w:r>
-      <w:proofErr w:type="spellStart"/>
-      <w:proofErr w:type="gramStart"/>
-      <w:r>
-        <w:t>Ϯ!Piron</w:t>
-      </w:r>
-      <w:proofErr w:type="spellEnd"/>
-      <w:proofErr w:type="gramEnd"/>
-      <w:r>
-        <w:t xml:space="preserve"> E, Johnston JS. (2018). Genome size evolution within and between the sexes. </w:t>
-      </w:r>
-      <w:r>
-        <w:rPr>
-          <w:i/>
-          <w:iCs/>
-        </w:rPr>
-        <w:t>Journal of Heredity</w:t>
-      </w:r>
-      <w:r>
-        <w:t>. 110(2): 219–228</w:t>
-      </w:r>
-    </w:p>
-    <w:p>
-      <w:pPr>
-        <w:spacing w:before="60" w:after="30"/>
-        <w:ind w:left="480" w:hanging="480"/>
-      </w:pPr>
-      <w:r>
-        <w:t>7.</w:t>
-      </w:r>
-      <w:r>
-        <w:tab/>
-        <w:t xml:space="preserve">Lower SS, Johnston JS, Stanger-Hall K, Hjelmen CE, et al. (2017). Genome size in North American fireflies: Substantial variation likely driven by neutral processes. </w:t>
-      </w:r>
-      <w:r>
-        <w:rPr>
-          <w:i/>
-          <w:iCs/>
-        </w:rPr>
-        <w:t>Genome Biol. Evol</w:t>
-      </w:r>
-      <w:r>
-        <w:t>. evx097</w:t>
-      </w:r>
-    </w:p>
-    <w:p>
-      <w:pPr>
-        <w:spacing w:before="60" w:after="30"/>
-        <w:ind w:left="480" w:hanging="480"/>
-      </w:pPr>
-      <w:r>
-        <w:t>6.</w:t>
-      </w:r>
-      <w:r>
-        <w:tab/>
-        <w:t xml:space="preserve">Hjelmen CE and Johnston JS. (2017). The mode and tempo of genome size evolution in the subgenus </w:t>
-      </w:r>
-      <w:proofErr w:type="spellStart"/>
-      <w:r>
-        <w:rPr>
-          <w:i/>
-          <w:iCs/>
-        </w:rPr>
-        <w:t>Sophophora</w:t>
-      </w:r>
-      <w:proofErr w:type="spellEnd"/>
-      <w:r>
-        <w:t xml:space="preserve">. </w:t>
-      </w:r>
-      <w:r>
-        <w:rPr>
-          <w:i/>
-          <w:iCs/>
-        </w:rPr>
-        <w:t>PLOS One</w:t>
-      </w:r>
-      <w:r>
-        <w:t xml:space="preserve"> 12(3), e0173505</w:t>
-      </w:r>
-    </w:p>
-    <w:p>
-      <w:pPr>
-        <w:spacing w:before="60" w:after="30"/>
-        <w:ind w:left="480" w:hanging="480"/>
-      </w:pPr>
-      <w:r>
-        <w:t>5.</w:t>
-      </w:r>
-      <w:r>
-        <w:tab/>
-      </w:r>
-      <w:proofErr w:type="spellStart"/>
-      <w:r>
-        <w:t>Arnqvist</w:t>
-      </w:r>
-      <w:proofErr w:type="spellEnd"/>
-      <w:r>
-        <w:t xml:space="preserve"> G, Sayadi A, Immonen E, </w:t>
-      </w:r>
-      <w:proofErr w:type="spellStart"/>
-      <w:r>
-        <w:t>Hotzy</w:t>
-      </w:r>
-      <w:proofErr w:type="spellEnd"/>
-      <w:r>
-        <w:t xml:space="preserve"> C, Rankin D, Tuda M, Hjelmen CE, Johnston JS. (2015). Genome size correlates with reproductive fitness in seed beetles</w:t>
-      </w:r>
-      <w:r>
-        <w:rPr>
-          <w:i/>
-          <w:iCs/>
-        </w:rPr>
-        <w:t>. Proc. R. Soc. B</w:t>
-      </w:r>
-      <w:r>
-        <w:t>. 282(1815)</w:t>
-      </w:r>
-    </w:p>
-    <w:p>
-      <w:pPr>
-        <w:spacing w:before="60" w:after="30"/>
-        <w:ind w:left="480" w:hanging="480"/>
-      </w:pPr>
-      <w:r>
-        <w:t>4.</w:t>
-      </w:r>
-      <w:r>
-        <w:tab/>
-        <w:t>Rangel J</w:t>
-      </w:r>
-      <w:proofErr w:type="gramStart"/>
-      <w:r>
-        <w:t>, !Strauss</w:t>
-      </w:r>
-      <w:proofErr w:type="gramEnd"/>
-      <w:r>
-        <w:t xml:space="preserve"> K</w:t>
-      </w:r>
-      <w:proofErr w:type="gramStart"/>
-      <w:r>
-        <w:t>, !Seedorf</w:t>
-      </w:r>
-      <w:proofErr w:type="gramEnd"/>
-      <w:r>
-        <w:t xml:space="preserve"> K, Hjelmen CE, Johnston JS. (2015). Endopolyploidy changes with age-related </w:t>
-      </w:r>
-      <w:proofErr w:type="spellStart"/>
-      <w:r>
-        <w:t>polyethism</w:t>
-      </w:r>
-      <w:proofErr w:type="spellEnd"/>
-      <w:r>
-        <w:t xml:space="preserve"> in the </w:t>
-      </w:r>
-      <w:proofErr w:type="gramStart"/>
-      <w:r>
-        <w:t>honey bee</w:t>
-      </w:r>
-      <w:proofErr w:type="gramEnd"/>
-      <w:r>
-        <w:t xml:space="preserve">. </w:t>
-      </w:r>
-      <w:proofErr w:type="spellStart"/>
-      <w:r>
-        <w:rPr>
-          <w:i/>
-          <w:iCs/>
-        </w:rPr>
-        <w:t>PLoS</w:t>
-      </w:r>
-      <w:proofErr w:type="spellEnd"/>
-      <w:r>
-        <w:rPr>
-          <w:i/>
-          <w:iCs/>
-        </w:rPr>
-        <w:t xml:space="preserve"> One</w:t>
-      </w:r>
-      <w:r>
-        <w:t>, 10(4), e0122208</w:t>
-      </w:r>
-    </w:p>
-    <w:p>
-      <w:pPr>
-        <w:spacing w:before="60" w:after="30"/>
-        <w:ind w:left="480" w:hanging="480"/>
-      </w:pPr>
-      <w:r>
-        <w:t>3.</w:t>
-      </w:r>
-      <w:r>
-        <w:tab/>
-        <w:t xml:space="preserve">Ellis LL, et al., Hjelmen CE, Moore KL, Mackay TFC, Johnston JS, Tarone AM. (2014). Intrapopulation Genome Size Variation in </w:t>
-      </w:r>
-      <w:r>
-        <w:rPr>
-          <w:i/>
-          <w:iCs/>
-        </w:rPr>
-        <w:t>D. melanogaster</w:t>
-      </w:r>
-      <w:r>
-        <w:t xml:space="preserve">. </w:t>
-      </w:r>
-      <w:proofErr w:type="spellStart"/>
-      <w:r>
-        <w:rPr>
-          <w:i/>
-          <w:iCs/>
-        </w:rPr>
-        <w:t>PLoS</w:t>
-      </w:r>
-      <w:proofErr w:type="spellEnd"/>
-      <w:r>
-        <w:rPr>
-          <w:i/>
-          <w:iCs/>
-        </w:rPr>
-        <w:t xml:space="preserve"> Genet</w:t>
-      </w:r>
-      <w:r>
-        <w:t xml:space="preserve"> 10(7): e1004522</w:t>
-      </w:r>
-    </w:p>
-    <w:p>
-      <w:pPr>
-        <w:spacing w:before="60" w:after="30"/>
-        <w:ind w:left="480" w:hanging="480"/>
-      </w:pPr>
-      <w:r>
-        <w:t>2.</w:t>
-      </w:r>
-      <w:r>
-        <w:tab/>
-        <w:t xml:space="preserve">The DGRP Consortium. (2014). Natural variation in genome architecture among 205 </w:t>
-      </w:r>
-      <w:r>
-        <w:rPr>
-          <w:i/>
-          <w:iCs/>
-        </w:rPr>
-        <w:t>D. melanogaster</w:t>
-      </w:r>
-      <w:r>
-        <w:t xml:space="preserve"> Genetic Reference Panel lines. </w:t>
-      </w:r>
-      <w:r>
-        <w:rPr>
-          <w:i/>
-          <w:iCs/>
-        </w:rPr>
-        <w:t>Genome Research</w:t>
-      </w:r>
-      <w:r>
-        <w:t>: 1193–1208</w:t>
-      </w:r>
-    </w:p>
-    <w:p>
-      <w:pPr>
-        <w:spacing w:before="60" w:after="30"/>
-        <w:ind w:left="480" w:hanging="480"/>
-      </w:pPr>
-      <w:r>
-        <w:t>1.</w:t>
-      </w:r>
-      <w:r>
-        <w:tab/>
-        <w:t xml:space="preserve">Larson MK, Tormoen GW, Weaver LJ, Luepke KJ, Patel IA, Hjelmen CE, Ensz NM, McComas LS, McCarty OJ. (2012). Exogenous modification of platelet membranes with EPA and DHA reduces platelet procoagulant activity. </w:t>
-      </w:r>
-      <w:r>
-        <w:rPr>
-          <w:i/>
-          <w:iCs/>
-        </w:rPr>
-        <w:t xml:space="preserve">Am J </w:t>
-      </w:r>
-      <w:proofErr w:type="spellStart"/>
-      <w:r>
-        <w:rPr>
-          <w:i/>
-          <w:iCs/>
-        </w:rPr>
-        <w:t>Physiol</w:t>
-      </w:r>
-      <w:proofErr w:type="spellEnd"/>
-      <w:r>
-        <w:rPr>
-          <w:i/>
-          <w:iCs/>
-        </w:rPr>
-        <w:t xml:space="preserve"> Cell </w:t>
-      </w:r>
-      <w:proofErr w:type="spellStart"/>
-      <w:r>
-        <w:rPr>
-          <w:i/>
-          <w:iCs/>
-        </w:rPr>
-        <w:t>Physiol</w:t>
-      </w:r>
-      <w:proofErr w:type="spellEnd"/>
+        <w:t>Am J Physiol Cell Physiol</w:t>
+      </w:r>
       <w:r>
         <w:t xml:space="preserve"> 304(3):273</w:t>
       </w:r>
@@ -2046,15 +1370,8 @@
         </w:numPr>
         <w:spacing w:before="20" w:after="20"/>
       </w:pPr>
-      <w:proofErr w:type="spellStart"/>
-      <w:proofErr w:type="gramStart"/>
-      <w:r>
-        <w:t>Ϯ!Curnow</w:t>
-      </w:r>
-      <w:proofErr w:type="spellEnd"/>
-      <w:proofErr w:type="gramEnd"/>
-      <w:r>
-        <w:t xml:space="preserve"> SP, Olson M, Hjelmen CE. Unraveling the Enigma: </w:t>
+      <w:r>
+        <w:t xml:space="preserve">Ϯ!Curnow SP, Olson M, Hjelmen CE. Unraveling the Enigma: </w:t>
       </w:r>
       <w:r>
         <w:rPr>
@@ -2077,15 +1394,7 @@
         <w:spacing w:before="20" w:after="20"/>
       </w:pPr>
       <w:r>
-        <w:t>Hjelmen CE, Fout S</w:t>
-      </w:r>
-      <w:proofErr w:type="gramStart"/>
-      <w:r>
-        <w:t>Ϯ!,</w:t>
-      </w:r>
-      <w:proofErr w:type="gramEnd"/>
-      <w:r>
-        <w:t xml:space="preserve"> Parrott JJ, McGuane AS, Jonika MM, Purcell AC, Srivastav S, Sing-Hoi S, Tarone AM. Characterization of miRNA in four forensically relevant species of Diptera. [In prep / data analysis]</w:t>
+        <w:t>Hjelmen CE, Fout SϮ!, Parrott JJ, McGuane AS, Jonika MM, Purcell AC, Srivastav S, Sing-Hoi S, Tarone AM. Characterization of miRNA in four forensically relevant species of Diptera. [In prep / data analysis]</w:t>
       </w:r>
     </w:p>
     <w:p>
@@ -2209,25 +1518,7 @@
           <w:bCs/>
           <w:color w:val="1F3864"/>
         </w:rPr>
-        <w:t>(*Presenting Author; Ϯ = Mentored Student</w:t>
-      </w:r>
-      <w:proofErr w:type="gramStart"/>
-      <w:r>
-        <w:rPr>
-          <w:b/>
-          <w:bCs/>
-          <w:color w:val="1F3864"/>
-        </w:rPr>
-        <w:t>; !</w:t>
-      </w:r>
-      <w:proofErr w:type="gramEnd"/>
-      <w:r>
-        <w:rPr>
-          <w:b/>
-          <w:bCs/>
-          <w:color w:val="1F3864"/>
-        </w:rPr>
-        <w:t xml:space="preserve"> = Undergraduate Author)</w:t>
+        <w:t>(*Presenting Author; Ϯ = Mentored Student; ! = Undergraduate Author)</w:t>
       </w:r>
     </w:p>
     <w:p>
@@ -2575,20 +1866,7 @@
         <w:t>Drosophila</w:t>
       </w:r>
       <w:r>
-        <w:t xml:space="preserve"> genomes. </w:t>
-      </w:r>
-      <w:proofErr w:type="gramStart"/>
-      <w:r>
-        <w:t>!</w:t>
-      </w:r>
-      <w:proofErr w:type="spellStart"/>
-      <w:r>
-        <w:t>Ohran</w:t>
-      </w:r>
-      <w:proofErr w:type="spellEnd"/>
-      <w:proofErr w:type="gramEnd"/>
-      <w:r>
-        <w:t xml:space="preserve"> M, *Hjelmen CE.</w:t>
+        <w:t xml:space="preserve"> genomes. !Ohran M, *Hjelmen CE.</w:t>
       </w:r>
     </w:p>
     <w:p>
@@ -2833,15 +2111,7 @@
         <w:ind w:left="360"/>
       </w:pPr>
       <w:r>
-        <w:t xml:space="preserve">Differential expression of proteins in species of forensically relevant Diptera. *Hjelmen CE, Srivastav S, Parrott JJ, </w:t>
-      </w:r>
-      <w:proofErr w:type="spellStart"/>
-      <w:r>
-        <w:t>Dangott</w:t>
-      </w:r>
-      <w:proofErr w:type="spellEnd"/>
-      <w:r>
-        <w:t xml:space="preserve"> LJ, Tarone AM.</w:t>
+        <w:t>Differential expression of proteins in species of forensically relevant Diptera. *Hjelmen CE, Srivastav S, Parrott JJ, Dangott LJ, Tarone AM.</w:t>
       </w:r>
     </w:p>
     <w:p>
@@ -2887,15 +2157,7 @@
         <w:ind w:left="360"/>
       </w:pPr>
       <w:r>
-        <w:t xml:space="preserve">What amount of DNA is just right? *Hjelmen CE, </w:t>
-      </w:r>
-      <w:proofErr w:type="spellStart"/>
-      <w:r>
-        <w:t>ϮHolmes</w:t>
-      </w:r>
-      <w:proofErr w:type="spellEnd"/>
-      <w:r>
-        <w:t xml:space="preserve"> VR, Johnston JS.</w:t>
+        <w:t>What amount of DNA is just right? *Hjelmen CE, ϮHolmes VR, Johnston JS.</w:t>
       </w:r>
     </w:p>
     <w:p>
@@ -2930,15 +2192,7 @@
         <w:ind w:left="360"/>
       </w:pPr>
       <w:r>
-        <w:t xml:space="preserve">What is </w:t>
-      </w:r>
-      <w:proofErr w:type="spellStart"/>
-      <w:r>
-        <w:t>underreplication</w:t>
-      </w:r>
-      <w:proofErr w:type="spellEnd"/>
-      <w:r>
-        <w:t xml:space="preserve"> and how does this phenomenon contribute to the enigma of genome size evolution in </w:t>
+        <w:t xml:space="preserve">What is underreplication and how does this phenomenon contribute to the enigma of genome size evolution in </w:t>
       </w:r>
       <w:r>
         <w:rPr>
@@ -2995,7 +2249,6 @@
       <w:r>
         <w:t xml:space="preserve"> genome size: A phylogenetic comparison of </w:t>
       </w:r>
-      <w:proofErr w:type="spellStart"/>
       <w:r>
         <w:rPr>
           <w:i/>
@@ -3003,7 +2256,6 @@
         </w:rPr>
         <w:t>Sophophora</w:t>
       </w:r>
-      <w:proofErr w:type="spellEnd"/>
       <w:r>
         <w:t xml:space="preserve"> and </w:t>
       </w:r>
@@ -3205,17 +2457,7 @@
         <w:ind w:left="360"/>
       </w:pPr>
       <w:r>
-        <w:t xml:space="preserve">What flies eat and excrete: Insights from puke, poop, and gut contents of blow flies. *Weidner LM, Morales C, </w:t>
-      </w:r>
-      <w:proofErr w:type="spellStart"/>
-      <w:proofErr w:type="gramStart"/>
-      <w:r>
-        <w:t>Ϯ!Jannuzzi</w:t>
-      </w:r>
-      <w:proofErr w:type="spellEnd"/>
-      <w:proofErr w:type="gramEnd"/>
-      <w:r>
-        <w:t xml:space="preserve"> B, et al., Hjelmen CE.</w:t>
+        <w:t>What flies eat and excrete: Insights from puke, poop, and gut contents of blow flies. *Weidner LM, Morales C, Ϯ!Jannuzzi B, et al., Hjelmen CE.</w:t>
       </w:r>
     </w:p>
     <w:p>
@@ -3238,20 +2480,7 @@
         <w:ind w:left="360"/>
       </w:pPr>
       <w:r>
-        <w:t xml:space="preserve">Enhancing entomology education by creating online resources and upgrading a teaching collection. </w:t>
-      </w:r>
-      <w:proofErr w:type="gramStart"/>
-      <w:r>
-        <w:t>!*</w:t>
-      </w:r>
-      <w:proofErr w:type="spellStart"/>
-      <w:proofErr w:type="gramEnd"/>
-      <w:r>
-        <w:t>ϮNielsen</w:t>
-      </w:r>
-      <w:proofErr w:type="spellEnd"/>
-      <w:r>
-        <w:t xml:space="preserve"> C, Rotter M, Hjelmen CE.</w:t>
+        <w:t>Enhancing entomology education by creating online resources and upgrading a teaching collection. !*ϮNielsen C, Rotter M, Hjelmen CE.</w:t>
       </w:r>
     </w:p>
     <w:p>
@@ -3275,28 +2504,7 @@
         <w:ind w:left="360"/>
       </w:pPr>
       <w:r>
-        <w:t xml:space="preserve">Optimizing bioinformatic pipelines for profiling blow fly diets. </w:t>
-      </w:r>
-      <w:proofErr w:type="gramStart"/>
-      <w:r>
-        <w:t>!*</w:t>
-      </w:r>
-      <w:proofErr w:type="spellStart"/>
-      <w:proofErr w:type="gramEnd"/>
-      <w:r>
-        <w:t>ϮJannuzzi</w:t>
-      </w:r>
-      <w:proofErr w:type="spellEnd"/>
-      <w:r>
-        <w:t xml:space="preserve"> B, </w:t>
-      </w:r>
-      <w:proofErr w:type="spellStart"/>
-      <w:r>
-        <w:t>Meeds</w:t>
-      </w:r>
-      <w:proofErr w:type="spellEnd"/>
-      <w:r>
-        <w:t xml:space="preserve"> A, Weidner LM, Hjelmen CE.</w:t>
+        <w:t>Optimizing bioinformatic pipelines for profiling blow fly diets. !*ϮJannuzzi B, Meeds A, Weidner LM, Hjelmen CE.</w:t>
       </w:r>
     </w:p>
     <w:p>
@@ -3319,36 +2527,7 @@
         <w:ind w:left="360"/>
       </w:pPr>
       <w:r>
-        <w:t xml:space="preserve">Genome size evolution in Hymenoptera: Phylogenetic insights into social structure. </w:t>
-      </w:r>
-      <w:proofErr w:type="gramStart"/>
-      <w:r>
-        <w:t>!*</w:t>
-      </w:r>
-      <w:proofErr w:type="spellStart"/>
-      <w:proofErr w:type="gramEnd"/>
-      <w:r>
-        <w:t>ϮFrary</w:t>
-      </w:r>
-      <w:proofErr w:type="spellEnd"/>
-      <w:r>
-        <w:t xml:space="preserve"> O</w:t>
-      </w:r>
-      <w:proofErr w:type="gramStart"/>
-      <w:r>
-        <w:t>, !</w:t>
-      </w:r>
-      <w:proofErr w:type="spellStart"/>
-      <w:r>
-        <w:t>Ϯ</w:t>
-      </w:r>
-      <w:proofErr w:type="gramEnd"/>
-      <w:r>
-        <w:t>Jetton</w:t>
-      </w:r>
-      <w:proofErr w:type="spellEnd"/>
-      <w:r>
-        <w:t xml:space="preserve"> B, Hjelmen CE.</w:t>
+        <w:t>Genome size evolution in Hymenoptera: Phylogenetic insights into social structure. !*ϮFrary O, !ϮJetton B, Hjelmen CE.</w:t>
       </w:r>
     </w:p>
     <w:p>
@@ -3371,15 +2550,7 @@
         <w:ind w:left="360"/>
       </w:pPr>
       <w:r>
-        <w:t xml:space="preserve">Blow fly biodiversity and ecological roles in Utah's diverse landscapes. </w:t>
-      </w:r>
-      <w:proofErr w:type="gramStart"/>
-      <w:r>
-        <w:t>!*</w:t>
-      </w:r>
-      <w:proofErr w:type="gramEnd"/>
-      <w:r>
-        <w:t>Beck H, Weidner LM, Hjelmen CE.</w:t>
+        <w:t>Blow fly biodiversity and ecological roles in Utah's diverse landscapes. !*Beck H, Weidner LM, Hjelmen CE.</w:t>
       </w:r>
     </w:p>
     <w:p>
@@ -3402,15 +2573,7 @@
         <w:ind w:left="360"/>
       </w:pPr>
       <w:r>
-        <w:t xml:space="preserve">Unpacking chromosomal evolution in Diptera. </w:t>
-      </w:r>
-      <w:proofErr w:type="gramStart"/>
-      <w:r>
-        <w:t>!*</w:t>
-      </w:r>
-      <w:proofErr w:type="gramEnd"/>
-      <w:r>
-        <w:t>Jetton B, Hjelmen CE.</w:t>
+        <w:t>Unpacking chromosomal evolution in Diptera. !*Jetton B, Hjelmen CE.</w:t>
       </w:r>
     </w:p>
     <w:p>
@@ -3445,15 +2608,7 @@
         <w:ind w:left="360"/>
       </w:pPr>
       <w:r>
-        <w:t xml:space="preserve">A phylogenetic analysis of genome size evolution and social structure in Hymenoptera. </w:t>
-      </w:r>
-      <w:proofErr w:type="gramStart"/>
-      <w:r>
-        <w:t>!*</w:t>
-      </w:r>
-      <w:proofErr w:type="gramEnd"/>
-      <w:r>
-        <w:t>Frary O, Hjelmen CE.</w:t>
+        <w:t>A phylogenetic analysis of genome size evolution and social structure in Hymenoptera. !*Frary O, Hjelmen CE.</w:t>
       </w:r>
     </w:p>
     <w:p>
@@ -3486,15 +2641,7 @@
         <w:t>Drosophila</w:t>
       </w:r>
       <w:r>
-        <w:t xml:space="preserve"> karyotypes. </w:t>
-      </w:r>
-      <w:proofErr w:type="gramStart"/>
-      <w:r>
-        <w:t>!*</w:t>
-      </w:r>
-      <w:proofErr w:type="gramEnd"/>
-      <w:r>
-        <w:t>French A, Hjelmen CE.</w:t>
+        <w:t xml:space="preserve"> karyotypes. !*French A, Hjelmen CE.</w:t>
       </w:r>
     </w:p>
     <w:p>
@@ -3517,15 +2664,7 @@
         <w:ind w:left="360"/>
       </w:pPr>
       <w:r>
-        <w:t>The 'fly'-</w:t>
-      </w:r>
-      <w:proofErr w:type="spellStart"/>
-      <w:r>
-        <w:t>logeny</w:t>
-      </w:r>
-      <w:proofErr w:type="spellEnd"/>
-      <w:r>
-        <w:t xml:space="preserve"> of </w:t>
+        <w:t xml:space="preserve">The 'fly'-logeny of </w:t>
       </w:r>
       <w:r>
         <w:rPr>
@@ -3535,15 +2674,7 @@
         <w:t>Drosophila</w:t>
       </w:r>
       <w:r>
-        <w:t xml:space="preserve"> Chromosome Evolution. </w:t>
-      </w:r>
-      <w:proofErr w:type="gramStart"/>
-      <w:r>
-        <w:t>!*</w:t>
-      </w:r>
-      <w:proofErr w:type="gramEnd"/>
-      <w:r>
-        <w:t>French A, Hjelmen CE.</w:t>
+        <w:t xml:space="preserve"> Chromosome Evolution. !*French A, Hjelmen CE.</w:t>
       </w:r>
     </w:p>
     <w:p>
@@ -3566,15 +2697,7 @@
         <w:ind w:left="360"/>
       </w:pPr>
       <w:r>
-        <w:t xml:space="preserve">Accelerated Rates of Evolution in hymenopteran DSCAM genes. </w:t>
-      </w:r>
-      <w:proofErr w:type="gramStart"/>
-      <w:r>
-        <w:t>!*</w:t>
-      </w:r>
-      <w:proofErr w:type="gramEnd"/>
-      <w:r>
-        <w:t>Motte R, Hjelmen CE.</w:t>
+        <w:t>Accelerated Rates of Evolution in hymenopteran DSCAM genes. !*Motte R, Hjelmen CE.</w:t>
       </w:r>
     </w:p>
     <w:p>
@@ -3609,15 +2732,7 @@
         <w:ind w:left="360"/>
       </w:pPr>
       <w:r>
-        <w:t xml:space="preserve">The evolution of an undergraduate independent research project. </w:t>
-      </w:r>
-      <w:proofErr w:type="gramStart"/>
-      <w:r>
-        <w:t>!*</w:t>
-      </w:r>
-      <w:proofErr w:type="gramEnd"/>
-      <w:r>
-        <w:t>Motte R, Hjelmen CE.</w:t>
+        <w:t>The evolution of an undergraduate independent research project. !*Motte R, Hjelmen CE.</w:t>
       </w:r>
     </w:p>
     <w:p>
@@ -3650,20 +2765,7 @@
         <w:t>Drosophila</w:t>
       </w:r>
       <w:r>
-        <w:t xml:space="preserve"> genomes. </w:t>
-      </w:r>
-      <w:proofErr w:type="gramStart"/>
-      <w:r>
-        <w:t>!*</w:t>
-      </w:r>
-      <w:proofErr w:type="spellStart"/>
-      <w:proofErr w:type="gramEnd"/>
-      <w:r>
-        <w:t>Ohran</w:t>
-      </w:r>
-      <w:proofErr w:type="spellEnd"/>
-      <w:r>
-        <w:t xml:space="preserve"> M, Hjelmen CE.</w:t>
+        <w:t xml:space="preserve"> genomes. !*Ohran M, Hjelmen CE.</w:t>
       </w:r>
     </w:p>
     <w:p>
@@ -3686,15 +2788,7 @@
         <w:ind w:left="360"/>
       </w:pPr>
       <w:r>
-        <w:t xml:space="preserve">Investigating the relationship between DSCAM evolution and arthropod sociality. </w:t>
-      </w:r>
-      <w:proofErr w:type="gramStart"/>
-      <w:r>
-        <w:t>!*</w:t>
-      </w:r>
-      <w:proofErr w:type="gramEnd"/>
-      <w:r>
-        <w:t>Motte RR, Hjelmen CE.</w:t>
+        <w:t>Investigating the relationship between DSCAM evolution and arthropod sociality. !*Motte RR, Hjelmen CE.</w:t>
       </w:r>
     </w:p>
     <w:p>
@@ -3729,15 +2823,7 @@
         <w:ind w:left="360"/>
       </w:pPr>
       <w:r>
-        <w:t>An evaluation of differentially spliced genes as markers of sex for forensic entomology. *</w:t>
-      </w:r>
-      <w:proofErr w:type="spellStart"/>
-      <w:r>
-        <w:t>ϮJonika</w:t>
-      </w:r>
-      <w:proofErr w:type="spellEnd"/>
-      <w:r>
-        <w:t xml:space="preserve"> MM, Hjelmen CE, Faris AM, McGuane AS, Tarone AM.</w:t>
+        <w:t>An evaluation of differentially spliced genes as markers of sex for forensic entomology. *ϮJonika MM, Hjelmen CE, Faris AM, McGuane AS, Tarone AM.</w:t>
       </w:r>
     </w:p>
     <w:p>
@@ -3772,15 +2858,7 @@
         <w:ind w:left="360"/>
       </w:pPr>
       <w:r>
-        <w:t>Transcriptional Markers of Sex Determination for Forensic Entomology. *</w:t>
-      </w:r>
-      <w:proofErr w:type="spellStart"/>
-      <w:r>
-        <w:t>ϮJonika</w:t>
-      </w:r>
-      <w:proofErr w:type="spellEnd"/>
-      <w:r>
-        <w:t xml:space="preserve"> MM, Faris AM, Hjelmen CE, Tarone AM.</w:t>
+        <w:t>Transcriptional Markers of Sex Determination for Forensic Entomology. *ϮJonika MM, Faris AM, Hjelmen CE, Tarone AM.</w:t>
       </w:r>
     </w:p>
     <w:p>
@@ -3815,17 +2893,7 @@
         <w:ind w:left="360"/>
       </w:pPr>
       <w:r>
-        <w:t>Transcript-based sex determination for forensic entomology. *</w:t>
-      </w:r>
-      <w:proofErr w:type="spellStart"/>
-      <w:proofErr w:type="gramStart"/>
-      <w:r>
-        <w:t>Ϯ!Jonika</w:t>
-      </w:r>
-      <w:proofErr w:type="spellEnd"/>
-      <w:proofErr w:type="gramEnd"/>
-      <w:r>
-        <w:t xml:space="preserve"> MM, Faris AM, Hjelmen CE, Tarone AM.</w:t>
+        <w:t>Transcript-based sex determination for forensic entomology. *Ϯ!Jonika MM, Faris AM, Hjelmen CE, Tarone AM.</w:t>
       </w:r>
     </w:p>
     <w:p>
@@ -3879,27 +2947,7 @@
         <w:ind w:left="360"/>
       </w:pPr>
       <w:r>
-        <w:t>From city to canyon: A survey of blow fly biodiversity across Utah ecoregions. *</w:t>
-      </w:r>
-      <w:proofErr w:type="spellStart"/>
-      <w:proofErr w:type="gramStart"/>
-      <w:r>
-        <w:t>Ϯ!Beck</w:t>
-      </w:r>
-      <w:proofErr w:type="spellEnd"/>
-      <w:proofErr w:type="gramEnd"/>
-      <w:r>
-        <w:t xml:space="preserve"> H, </w:t>
-      </w:r>
-      <w:proofErr w:type="spellStart"/>
-      <w:proofErr w:type="gramStart"/>
-      <w:r>
-        <w:t>Ϯ!Jannuzzi</w:t>
-      </w:r>
-      <w:proofErr w:type="spellEnd"/>
-      <w:proofErr w:type="gramEnd"/>
-      <w:r>
-        <w:t xml:space="preserve"> B, Weidner LM, Hjelmen CE.</w:t>
+        <w:t>From city to canyon: A survey of blow fly biodiversity across Utah ecoregions. *Ϯ!Beck H, Ϯ!Jannuzzi B, Weidner LM, Hjelmen CE.</w:t>
       </w:r>
     </w:p>
     <w:p>
@@ -3922,25 +2970,7 @@
         <w:ind w:left="360"/>
       </w:pPr>
       <w:r>
-        <w:t>Oxford Nanopore Technology sequencing and identification of fly gut content. *</w:t>
-      </w:r>
-      <w:proofErr w:type="spellStart"/>
-      <w:proofErr w:type="gramStart"/>
-      <w:r>
-        <w:t>Ϯ!Jannuzzi</w:t>
-      </w:r>
-      <w:proofErr w:type="spellEnd"/>
-      <w:proofErr w:type="gramEnd"/>
-      <w:r>
-        <w:t xml:space="preserve"> B, </w:t>
-      </w:r>
-      <w:proofErr w:type="spellStart"/>
-      <w:r>
-        <w:t>Meeds</w:t>
-      </w:r>
-      <w:proofErr w:type="spellEnd"/>
-      <w:r>
-        <w:t xml:space="preserve"> A, Weidner LM, Hjelmen CE.</w:t>
+        <w:t>Oxford Nanopore Technology sequencing and identification of fly gut content. *Ϯ!Jannuzzi B, Meeds A, Weidner LM, Hjelmen CE.</w:t>
       </w:r>
     </w:p>
     <w:p>
@@ -3976,17 +3006,7 @@
         <w:ind w:left="360"/>
       </w:pPr>
       <w:r>
-        <w:t>Decoding Diptera: Unraveling chromosome evolution across fly families. *</w:t>
-      </w:r>
-      <w:proofErr w:type="spellStart"/>
-      <w:proofErr w:type="gramStart"/>
-      <w:r>
-        <w:t>Ϯ!Jetton</w:t>
-      </w:r>
-      <w:proofErr w:type="spellEnd"/>
-      <w:proofErr w:type="gramEnd"/>
-      <w:r>
-        <w:t xml:space="preserve"> B, Hjelmen CE.</w:t>
+        <w:t>Decoding Diptera: Unraveling chromosome evolution across fly families. *Ϯ!Jetton B, Hjelmen CE.</w:t>
       </w:r>
     </w:p>
     <w:p>
@@ -4009,17 +3029,7 @@
         <w:ind w:left="360"/>
       </w:pPr>
       <w:r>
-        <w:t>Preliminary survey of blow fly species (Diptera: Calliphoridae) across Utah. *</w:t>
-      </w:r>
-      <w:proofErr w:type="spellStart"/>
-      <w:proofErr w:type="gramStart"/>
-      <w:r>
-        <w:t>Ϯ!Beck</w:t>
-      </w:r>
-      <w:proofErr w:type="spellEnd"/>
-      <w:proofErr w:type="gramEnd"/>
-      <w:r>
-        <w:t xml:space="preserve"> H, Hjelmen CE.</w:t>
+        <w:t>Preliminary survey of blow fly species (Diptera: Calliphoridae) across Utah. *Ϯ!Beck H, Hjelmen CE.</w:t>
       </w:r>
     </w:p>
     <w:p>
@@ -4042,17 +3052,7 @@
         <w:ind w:left="360"/>
       </w:pPr>
       <w:r>
-        <w:t>Do the differences in size between heteromorphic sex chromosomes influence organism longevity? *</w:t>
-      </w:r>
-      <w:proofErr w:type="spellStart"/>
-      <w:proofErr w:type="gramStart"/>
-      <w:r>
-        <w:t>Ϯ!Frary</w:t>
-      </w:r>
-      <w:proofErr w:type="spellEnd"/>
-      <w:proofErr w:type="gramEnd"/>
-      <w:r>
-        <w:t xml:space="preserve"> O, Hjelmen CE.</w:t>
+        <w:t>Do the differences in size between heteromorphic sex chromosomes influence organism longevity? *Ϯ!Frary O, Hjelmen CE.</w:t>
       </w:r>
     </w:p>
     <w:p>
@@ -4075,17 +3075,7 @@
         <w:ind w:left="360"/>
       </w:pPr>
       <w:r>
-        <w:t>Creating a universal framework for reconstructing phylogenies using R. *</w:t>
-      </w:r>
-      <w:proofErr w:type="spellStart"/>
-      <w:proofErr w:type="gramStart"/>
-      <w:r>
-        <w:t>Ϯ!Jetton</w:t>
-      </w:r>
-      <w:proofErr w:type="spellEnd"/>
-      <w:proofErr w:type="gramEnd"/>
-      <w:r>
-        <w:t xml:space="preserve"> B, Hjelmen CE.</w:t>
+        <w:t>Creating a universal framework for reconstructing phylogenies using R. *Ϯ!Jetton B, Hjelmen CE.</w:t>
       </w:r>
     </w:p>
     <w:p>
@@ -4108,17 +3098,7 @@
         <w:ind w:left="360"/>
       </w:pPr>
       <w:r>
-        <w:t>Survey of Blow Fly Species Across Utah and Salt Lake Counties. *</w:t>
-      </w:r>
-      <w:proofErr w:type="spellStart"/>
-      <w:proofErr w:type="gramStart"/>
-      <w:r>
-        <w:t>Ϯ!Beck</w:t>
-      </w:r>
-      <w:proofErr w:type="spellEnd"/>
-      <w:proofErr w:type="gramEnd"/>
-      <w:r>
-        <w:t xml:space="preserve"> H, Weidner LM, Hjelmen CE.</w:t>
+        <w:t>Survey of Blow Fly Species Across Utah and Salt Lake Counties. *Ϯ!Beck H, Weidner LM, Hjelmen CE.</w:t>
       </w:r>
     </w:p>
     <w:p>
@@ -4141,25 +3121,7 @@
         <w:ind w:left="360"/>
       </w:pPr>
       <w:r>
-        <w:t xml:space="preserve">Investigating the relationship between natural environment and </w:t>
-      </w:r>
-      <w:proofErr w:type="spellStart"/>
-      <w:r>
-        <w:t>drosophilid</w:t>
-      </w:r>
-      <w:proofErr w:type="spellEnd"/>
-      <w:r>
-        <w:t xml:space="preserve"> genome size. *</w:t>
-      </w:r>
-      <w:proofErr w:type="spellStart"/>
-      <w:proofErr w:type="gramStart"/>
-      <w:r>
-        <w:t>Ϯ!Curnow</w:t>
-      </w:r>
-      <w:proofErr w:type="spellEnd"/>
-      <w:proofErr w:type="gramEnd"/>
-      <w:r>
-        <w:t xml:space="preserve"> S, Hjelmen CE.</w:t>
+        <w:t>Investigating the relationship between natural environment and drosophilid genome size. *Ϯ!Curnow S, Hjelmen CE.</w:t>
       </w:r>
     </w:p>
     <w:p>
@@ -4227,17 +3189,7 @@
         <w:t>Drosophila</w:t>
       </w:r>
       <w:r>
-        <w:t>. *</w:t>
-      </w:r>
-      <w:proofErr w:type="spellStart"/>
-      <w:proofErr w:type="gramStart"/>
-      <w:r>
-        <w:t>Ϯ!French</w:t>
-      </w:r>
-      <w:proofErr w:type="spellEnd"/>
-      <w:proofErr w:type="gramEnd"/>
-      <w:r>
-        <w:t xml:space="preserve"> A, Hjelmen CE.</w:t>
+        <w:t>. *Ϯ!French A, Hjelmen CE.</w:t>
       </w:r>
     </w:p>
     <w:p>
@@ -4260,15 +3212,7 @@
         <w:ind w:left="360"/>
       </w:pPr>
       <w:r>
-        <w:t xml:space="preserve">Comparing highly heterochromatic </w:t>
-      </w:r>
-      <w:proofErr w:type="spellStart"/>
-      <w:r>
-        <w:t>cactophilic</w:t>
-      </w:r>
-      <w:proofErr w:type="spellEnd"/>
-      <w:r>
-        <w:t xml:space="preserve"> </w:t>
+        <w:t xml:space="preserve">Comparing highly heterochromatic cactophilic </w:t>
       </w:r>
       <w:r>
         <w:rPr>
@@ -4278,17 +3222,7 @@
         <w:t>Drosophila</w:t>
       </w:r>
       <w:r>
-        <w:t xml:space="preserve"> genome assemblies. *</w:t>
-      </w:r>
-      <w:proofErr w:type="spellStart"/>
-      <w:proofErr w:type="gramStart"/>
-      <w:r>
-        <w:t>Ϯ!Ohran</w:t>
-      </w:r>
-      <w:proofErr w:type="spellEnd"/>
-      <w:proofErr w:type="gramEnd"/>
-      <w:r>
-        <w:t xml:space="preserve"> M, Hjelmen CE.</w:t>
+        <w:t xml:space="preserve"> genome assemblies. *Ϯ!Ohran M, Hjelmen CE.</w:t>
       </w:r>
     </w:p>
     <w:p>
@@ -4311,25 +3245,7 @@
         <w:ind w:left="360"/>
       </w:pPr>
       <w:r>
-        <w:t xml:space="preserve">Environmental factors have little influence on </w:t>
-      </w:r>
-      <w:proofErr w:type="spellStart"/>
-      <w:r>
-        <w:t>drosophilid</w:t>
-      </w:r>
-      <w:proofErr w:type="spellEnd"/>
-      <w:r>
-        <w:t xml:space="preserve"> genome size. *</w:t>
-      </w:r>
-      <w:proofErr w:type="spellStart"/>
-      <w:proofErr w:type="gramStart"/>
-      <w:r>
-        <w:t>Ϯ!Curnow</w:t>
-      </w:r>
-      <w:proofErr w:type="spellEnd"/>
-      <w:proofErr w:type="gramEnd"/>
-      <w:r>
-        <w:t xml:space="preserve"> S, Hjelmen CE.</w:t>
+        <w:t>Environmental factors have little influence on drosophilid genome size. *Ϯ!Curnow S, Hjelmen CE.</w:t>
       </w:r>
     </w:p>
     <w:p>
@@ -4352,17 +3268,7 @@
         <w:ind w:left="360"/>
       </w:pPr>
       <w:r>
-        <w:t>Smart animals and social critters: DSCAM evolution and sociality. *</w:t>
-      </w:r>
-      <w:proofErr w:type="spellStart"/>
-      <w:proofErr w:type="gramStart"/>
-      <w:r>
-        <w:t>Ϯ!Motte</w:t>
-      </w:r>
-      <w:proofErr w:type="spellEnd"/>
-      <w:proofErr w:type="gramEnd"/>
-      <w:r>
-        <w:t xml:space="preserve"> RR, Hjelmen CE.</w:t>
+        <w:t>Smart animals and social critters: DSCAM evolution and sociality. *Ϯ!Motte RR, Hjelmen CE.</w:t>
       </w:r>
     </w:p>
     <w:p>
@@ -4397,15 +3303,7 @@
         <w:ind w:left="360"/>
       </w:pPr>
       <w:r>
-        <w:t xml:space="preserve">Assembly of highly heterochromatic </w:t>
-      </w:r>
-      <w:proofErr w:type="spellStart"/>
-      <w:r>
-        <w:t>cactophilic</w:t>
-      </w:r>
-      <w:proofErr w:type="spellEnd"/>
-      <w:r>
-        <w:t xml:space="preserve"> </w:t>
+        <w:t xml:space="preserve">Assembly of highly heterochromatic cactophilic </w:t>
       </w:r>
       <w:r>
         <w:rPr>
@@ -4415,17 +3313,7 @@
         <w:t>Drosophila</w:t>
       </w:r>
       <w:r>
-        <w:t xml:space="preserve"> genomes. *</w:t>
-      </w:r>
-      <w:proofErr w:type="spellStart"/>
-      <w:proofErr w:type="gramStart"/>
-      <w:r>
-        <w:t>Ϯ!Ohran</w:t>
-      </w:r>
-      <w:proofErr w:type="spellEnd"/>
-      <w:proofErr w:type="gramEnd"/>
-      <w:r>
-        <w:t xml:space="preserve"> M, Hjelmen CE.</w:t>
+        <w:t xml:space="preserve"> genomes. *Ϯ!Ohran M, Hjelmen CE.</w:t>
       </w:r>
     </w:p>
     <w:p>
@@ -4448,25 +3336,7 @@
         <w:ind w:left="360"/>
       </w:pPr>
       <w:r>
-        <w:t xml:space="preserve">Do environmental factors impact </w:t>
-      </w:r>
-      <w:proofErr w:type="spellStart"/>
-      <w:r>
-        <w:t>drosophilid</w:t>
-      </w:r>
-      <w:proofErr w:type="spellEnd"/>
-      <w:r>
-        <w:t xml:space="preserve"> genome size evolution? *</w:t>
-      </w:r>
-      <w:proofErr w:type="spellStart"/>
-      <w:proofErr w:type="gramStart"/>
-      <w:r>
-        <w:t>Ϯ!Curnow</w:t>
-      </w:r>
-      <w:proofErr w:type="spellEnd"/>
-      <w:proofErr w:type="gramEnd"/>
-      <w:r>
-        <w:t xml:space="preserve"> S, Hjelmen CE.</w:t>
+        <w:t>Do environmental factors impact drosophilid genome size evolution? *Ϯ!Curnow S, Hjelmen CE.</w:t>
       </w:r>
     </w:p>
     <w:p>
@@ -4534,53 +3404,7 @@
         <w:ind w:left="360"/>
       </w:pPr>
       <w:r>
-        <w:t xml:space="preserve">Rates of Change in Heterochromatin and Estimating the Minimum Genome Size of a Fly. *Hjelmen CE, </w:t>
-      </w:r>
-      <w:proofErr w:type="spellStart"/>
-      <w:r>
-        <w:t>ϮHolmes</w:t>
-      </w:r>
-      <w:proofErr w:type="spellEnd"/>
-      <w:r>
-        <w:t xml:space="preserve"> VR</w:t>
-      </w:r>
-      <w:proofErr w:type="gramStart"/>
-      <w:r>
-        <w:t>, !Burrus</w:t>
-      </w:r>
-      <w:proofErr w:type="gramEnd"/>
-      <w:r>
-        <w:t xml:space="preserve"> CG, </w:t>
-      </w:r>
-      <w:proofErr w:type="spellStart"/>
-      <w:proofErr w:type="gramStart"/>
-      <w:r>
-        <w:t>Ϯ!Piron</w:t>
-      </w:r>
-      <w:proofErr w:type="spellEnd"/>
-      <w:proofErr w:type="gramEnd"/>
-      <w:r>
-        <w:t xml:space="preserve"> E, </w:t>
-      </w:r>
-      <w:proofErr w:type="spellStart"/>
-      <w:proofErr w:type="gramStart"/>
-      <w:r>
-        <w:t>Ϯ!Mynes</w:t>
-      </w:r>
-      <w:proofErr w:type="spellEnd"/>
-      <w:proofErr w:type="gramEnd"/>
-      <w:r>
-        <w:t xml:space="preserve"> M, </w:t>
-      </w:r>
-      <w:proofErr w:type="spellStart"/>
-      <w:proofErr w:type="gramStart"/>
-      <w:r>
-        <w:t>Ϯ!Garrett</w:t>
-      </w:r>
-      <w:proofErr w:type="spellEnd"/>
-      <w:proofErr w:type="gramEnd"/>
-      <w:r>
-        <w:t xml:space="preserve"> MA, Blackmon H, Johnston JS.</w:t>
+        <w:t>Rates of Change in Heterochromatin and Estimating the Minimum Genome Size of a Fly. *Hjelmen CE, ϮHolmes VR, !Burrus CG, Ϯ!Piron E, Ϯ!Mynes M, Ϯ!Garrett MA, Blackmon H, Johnston JS.</w:t>
       </w:r>
     </w:p>
     <w:p>
@@ -4625,15 +3449,7 @@
         <w:t>Drosophila</w:t>
       </w:r>
       <w:r>
-        <w:t xml:space="preserve"> subgenera. *Hjelmen CE, Blackmon H, Holmes VR</w:t>
-      </w:r>
-      <w:proofErr w:type="gramStart"/>
-      <w:r>
-        <w:t>, !Burrus</w:t>
-      </w:r>
-      <w:proofErr w:type="gramEnd"/>
-      <w:r>
-        <w:t xml:space="preserve"> CG, Johnston JS.</w:t>
+        <w:t xml:space="preserve"> subgenera. *Hjelmen CE, Blackmon H, Holmes VR, !Burrus CG, Johnston JS.</w:t>
       </w:r>
     </w:p>
     <w:p>
@@ -4656,15 +3472,7 @@
         <w:ind w:left="360"/>
       </w:pPr>
       <w:r>
-        <w:t xml:space="preserve">Thoracic </w:t>
-      </w:r>
-      <w:proofErr w:type="spellStart"/>
-      <w:r>
-        <w:t>underreplication</w:t>
-      </w:r>
-      <w:proofErr w:type="spellEnd"/>
-      <w:r>
-        <w:t xml:space="preserve"> predicts minimal </w:t>
+        <w:t xml:space="preserve">Thoracic underreplication predicts minimal </w:t>
       </w:r>
       <w:r>
         <w:rPr>
@@ -4674,15 +3482,7 @@
         <w:t>Drosophila</w:t>
       </w:r>
       <w:r>
-        <w:t xml:space="preserve"> genome size. *Hjelmen CE, Holmes VR</w:t>
-      </w:r>
-      <w:proofErr w:type="gramStart"/>
-      <w:r>
-        <w:t>, !Burrus</w:t>
-      </w:r>
-      <w:proofErr w:type="gramEnd"/>
-      <w:r>
-        <w:t xml:space="preserve"> C, Johnston JS.</w:t>
+        <w:t xml:space="preserve"> genome size. *Hjelmen CE, Holmes VR, !Burrus C, Johnston JS.</w:t>
       </w:r>
     </w:p>
     <w:p>
@@ -4717,17 +3517,7 @@
         <w:ind w:left="360"/>
       </w:pPr>
       <w:r>
-        <w:t>Markers of Sex Determination in Blow Flies. *</w:t>
-      </w:r>
-      <w:proofErr w:type="spellStart"/>
-      <w:proofErr w:type="gramStart"/>
-      <w:r>
-        <w:t>Ϯ!Jonika</w:t>
-      </w:r>
-      <w:proofErr w:type="spellEnd"/>
-      <w:proofErr w:type="gramEnd"/>
-      <w:r>
-        <w:t xml:space="preserve"> MM, Faris AM, Hjelmen CE, Tarone AM.</w:t>
+        <w:t>Markers of Sex Determination in Blow Flies. *Ϯ!Jonika MM, Faris AM, Hjelmen CE, Tarone AM.</w:t>
       </w:r>
     </w:p>
     <w:p>
@@ -4871,25 +3661,7 @@
         <w:ind w:left="360"/>
       </w:pPr>
       <w:r>
-        <w:t xml:space="preserve">Transcriptomics must </w:t>
-      </w:r>
-      <w:proofErr w:type="gramStart"/>
-      <w:r>
-        <w:t>take into account</w:t>
-      </w:r>
-      <w:proofErr w:type="gramEnd"/>
-      <w:r>
-        <w:t xml:space="preserve"> unexpected levels of endoreduplication. *Hjelmen CE, </w:t>
-      </w:r>
-      <w:proofErr w:type="spellStart"/>
-      <w:proofErr w:type="gramStart"/>
-      <w:r>
-        <w:t>Ϯ!Mynes</w:t>
-      </w:r>
-      <w:proofErr w:type="spellEnd"/>
-      <w:proofErr w:type="gramEnd"/>
-      <w:r>
-        <w:t xml:space="preserve"> M, Johnston JS.</w:t>
+        <w:t>Transcriptomics must take into account unexpected levels of endoreduplication. *Hjelmen CE, Ϯ!Mynes M, Johnston JS.</w:t>
       </w:r>
     </w:p>
     <w:p>
@@ -4957,33 +3729,8 @@
           <w:i/>
           <w:iCs/>
         </w:rPr>
-        <w:t xml:space="preserve"> </w:t>
-      </w:r>
-      <w:proofErr w:type="spellStart"/>
-      <w:r>
-        <w:rPr>
-          <w:i/>
-          <w:iCs/>
-        </w:rPr>
-        <w:t>Belonocnema</w:t>
-      </w:r>
-      <w:proofErr w:type="spellEnd"/>
-      <w:r>
-        <w:rPr>
-          <w:i/>
-          <w:iCs/>
-        </w:rPr>
-        <w:t xml:space="preserve"> </w:t>
-      </w:r>
-      <w:proofErr w:type="spellStart"/>
-      <w:r>
-        <w:rPr>
-          <w:i/>
-          <w:iCs/>
-        </w:rPr>
-        <w:t>treatae</w:t>
-      </w:r>
-      <w:proofErr w:type="spellEnd"/>
+        <w:t xml:space="preserve"> Belonocnema treatae</w:t>
+      </w:r>
       <w:r>
         <w:t>. *Hjelmen CE, Ott JR, Egan SP, Johnston JS.</w:t>
       </w:r>
@@ -5033,31 +3780,13 @@
       <w:r>
         <w:t xml:space="preserve">Sex, ecology, and the genome in </w:t>
       </w:r>
-      <w:proofErr w:type="spellStart"/>
       <w:r>
         <w:rPr>
           <w:i/>
           <w:iCs/>
         </w:rPr>
-        <w:t>Belonocnema</w:t>
-      </w:r>
-      <w:proofErr w:type="spellEnd"/>
-      <w:r>
-        <w:rPr>
-          <w:i/>
-          <w:iCs/>
-        </w:rPr>
-        <w:t xml:space="preserve"> </w:t>
-      </w:r>
-      <w:proofErr w:type="spellStart"/>
-      <w:r>
-        <w:rPr>
-          <w:i/>
-          <w:iCs/>
-        </w:rPr>
-        <w:t>treatae</w:t>
-      </w:r>
-      <w:proofErr w:type="spellEnd"/>
+        <w:t>Belonocnema treatae</w:t>
+      </w:r>
       <w:r>
         <w:t>. *Hjelmen CE, Ott JR, Egan SP, Johnston JS.</w:t>
       </w:r>
@@ -5096,31 +3825,13 @@
       <w:r>
         <w:t xml:space="preserve">Extensive variation in genome size among populations in the gall wasp </w:t>
       </w:r>
-      <w:proofErr w:type="spellStart"/>
       <w:r>
         <w:rPr>
           <w:i/>
           <w:iCs/>
         </w:rPr>
-        <w:t>Belonocnema</w:t>
-      </w:r>
-      <w:proofErr w:type="spellEnd"/>
-      <w:r>
-        <w:rPr>
-          <w:i/>
-          <w:iCs/>
-        </w:rPr>
-        <w:t xml:space="preserve"> </w:t>
-      </w:r>
-      <w:proofErr w:type="spellStart"/>
-      <w:r>
-        <w:rPr>
-          <w:i/>
-          <w:iCs/>
-        </w:rPr>
-        <w:t>treatae</w:t>
-      </w:r>
-      <w:proofErr w:type="spellEnd"/>
+        <w:t>Belonocnema treatae</w:t>
+      </w:r>
       <w:r>
         <w:t>. *Hjelmen CE, Ott JR, Egan SP, Johnston JS.</w:t>
       </w:r>
@@ -5183,15 +3894,7 @@
         <w:t xml:space="preserve">Introduction to Bioinformatics </w:t>
       </w:r>
       <w:r>
-        <w:t>(BIOL 1011</w:t>
-      </w:r>
-      <w:proofErr w:type="gramStart"/>
-      <w:r>
-        <w:t>)  —</w:t>
-      </w:r>
-      <w:proofErr w:type="gramEnd"/>
-      <w:r>
-        <w:t xml:space="preserve">  Instructor of Record</w:t>
+        <w:t>(BIOL 1011)  —  Instructor of Record</w:t>
       </w:r>
     </w:p>
     <w:p>
@@ -5355,15 +4058,7 @@
         <w:t xml:space="preserve">Genetics </w:t>
       </w:r>
       <w:r>
-        <w:t>(BIOL 3500</w:t>
-      </w:r>
-      <w:proofErr w:type="gramStart"/>
-      <w:r>
-        <w:t>)  —</w:t>
-      </w:r>
-      <w:proofErr w:type="gramEnd"/>
-      <w:r>
-        <w:t xml:space="preserve">  Instructor of Record</w:t>
+        <w:t>(BIOL 3500)  —  Instructor of Record</w:t>
       </w:r>
     </w:p>
     <w:p>
@@ -5528,15 +4223,7 @@
         <w:t xml:space="preserve">Genomics </w:t>
       </w:r>
       <w:r>
-        <w:t>(BIOL 3550</w:t>
-      </w:r>
-      <w:proofErr w:type="gramStart"/>
-      <w:r>
-        <w:t>)  —</w:t>
-      </w:r>
-      <w:proofErr w:type="gramEnd"/>
-      <w:r>
-        <w:t xml:space="preserve">  Instructor of Record</w:t>
+        <w:t>(BIOL 3550)  —  Instructor of Record</w:t>
       </w:r>
     </w:p>
     <w:p>
@@ -5545,15 +4232,7 @@
         <w:ind w:left="360"/>
       </w:pPr>
       <w:r>
-        <w:t xml:space="preserve">Sequencing, assembly, annotation, </w:t>
-      </w:r>
-      <w:proofErr w:type="spellStart"/>
-      <w:r>
-        <w:t>phylogenomics</w:t>
-      </w:r>
-      <w:proofErr w:type="spellEnd"/>
-      <w:r>
-        <w:t>, comparative genomics, and population genomics. Weekly literature discussion and student-driven final projects.</w:t>
+        <w:t>Sequencing, assembly, annotation, phylogenomics, comparative genomics, and population genomics. Weekly literature discussion and student-driven final projects.</w:t>
       </w:r>
     </w:p>
     <w:p>
@@ -5624,15 +4303,7 @@
         <w:t xml:space="preserve">Phylogenetics </w:t>
       </w:r>
       <w:r>
-        <w:t>(BIOL 4300</w:t>
-      </w:r>
-      <w:proofErr w:type="gramStart"/>
-      <w:r>
-        <w:t>)  —</w:t>
-      </w:r>
-      <w:proofErr w:type="gramEnd"/>
-      <w:r>
-        <w:t xml:space="preserve">  Co-Instructor (with Dr. Heath Ogden)</w:t>
+        <w:t>(BIOL 4300)  —  Co-Instructor (with Dr. Heath Ogden)</w:t>
       </w:r>
     </w:p>
     <w:p>
@@ -5670,15 +4341,7 @@
         <w:t xml:space="preserve">S-STEM Introduction to Undergraduate Research </w:t>
       </w:r>
       <w:r>
-        <w:t>(BIOL 2900</w:t>
-      </w:r>
-      <w:proofErr w:type="gramStart"/>
-      <w:r>
-        <w:t>)  —</w:t>
-      </w:r>
-      <w:proofErr w:type="gramEnd"/>
-      <w:r>
-        <w:t xml:space="preserve">  Instructor of Record</w:t>
+        <w:t>(BIOL 2900)  —  Instructor of Record</w:t>
       </w:r>
     </w:p>
     <w:p>
@@ -5716,15 +4379,7 @@
         <w:t xml:space="preserve">Principles of Evolution </w:t>
       </w:r>
       <w:r>
-        <w:t>(BIOL 4500</w:t>
-      </w:r>
-      <w:proofErr w:type="gramStart"/>
-      <w:r>
-        <w:t>)  —</w:t>
-      </w:r>
-      <w:proofErr w:type="gramEnd"/>
-      <w:r>
-        <w:t xml:space="preserve">  Instructor of Record</w:t>
+        <w:t>(BIOL 4500)  —  Instructor of Record</w:t>
       </w:r>
     </w:p>
     <w:p>
@@ -5818,15 +4473,7 @@
         <w:t xml:space="preserve">Molecular Evolution and Bioinformatics </w:t>
       </w:r>
       <w:r>
-        <w:t>(BIOL 4550</w:t>
-      </w:r>
-      <w:proofErr w:type="gramStart"/>
-      <w:r>
-        <w:t>)  —</w:t>
-      </w:r>
-      <w:proofErr w:type="gramEnd"/>
-      <w:r>
-        <w:t xml:space="preserve">  Instructor of Record</w:t>
+        <w:t>(BIOL 4550)  —  Instructor of Record</w:t>
       </w:r>
     </w:p>
     <w:p>
@@ -5864,15 +4511,7 @@
         <w:t xml:space="preserve">Bioinformatics Capstone </w:t>
       </w:r>
       <w:r>
-        <w:t>(BIOL 4600</w:t>
-      </w:r>
-      <w:proofErr w:type="gramStart"/>
-      <w:r>
-        <w:t>)  —</w:t>
-      </w:r>
-      <w:proofErr w:type="gramEnd"/>
-      <w:r>
-        <w:t xml:space="preserve">  Instructor of Record</w:t>
+        <w:t>(BIOL 4600)  —  Instructor of Record</w:t>
       </w:r>
     </w:p>
     <w:p>
@@ -5924,15 +4563,7 @@
         <w:t xml:space="preserve">Entomology </w:t>
       </w:r>
       <w:r>
-        <w:t>(ZOOL 3430/3435</w:t>
-      </w:r>
-      <w:proofErr w:type="gramStart"/>
-      <w:r>
-        <w:t>)  —</w:t>
-      </w:r>
-      <w:proofErr w:type="gramEnd"/>
-      <w:r>
-        <w:t xml:space="preserve">  Instructor of Record</w:t>
+        <w:t>(ZOOL 3430/3435)  —  Instructor of Record</w:t>
       </w:r>
     </w:p>
     <w:p>
@@ -5970,15 +4601,7 @@
         <w:t xml:space="preserve">Evolution of Sex </w:t>
       </w:r>
       <w:r>
-        <w:t>(BIOL 490R-1</w:t>
-      </w:r>
-      <w:proofErr w:type="gramStart"/>
-      <w:r>
-        <w:t>)  —</w:t>
-      </w:r>
-      <w:proofErr w:type="gramEnd"/>
-      <w:r>
-        <w:t xml:space="preserve">  Co-Instructor (with Dr. Jessica Cusick)</w:t>
+        <w:t>(BIOL 490R-1)  —  Co-Instructor (with Dr. Jessica Cusick)</w:t>
       </w:r>
     </w:p>
     <w:p>
@@ -6016,15 +4639,7 @@
         <w:t xml:space="preserve">Ethical Issues in Biology </w:t>
       </w:r>
       <w:r>
-        <w:t>(BIOL 4260</w:t>
-      </w:r>
-      <w:proofErr w:type="gramStart"/>
-      <w:r>
-        <w:t>)  —</w:t>
-      </w:r>
-      <w:proofErr w:type="gramEnd"/>
-      <w:r>
-        <w:t xml:space="preserve">  Instructor of Record</w:t>
+        <w:t>(BIOL 4260)  —  Instructor of Record</w:t>
       </w:r>
     </w:p>
     <w:p>
@@ -6062,15 +4677,7 @@
         <w:t xml:space="preserve">Student Seminar </w:t>
       </w:r>
       <w:r>
-        <w:t>(BIOL 494</w:t>
-      </w:r>
-      <w:proofErr w:type="gramStart"/>
-      <w:r>
-        <w:t>R)  —</w:t>
-      </w:r>
-      <w:proofErr w:type="gramEnd"/>
-      <w:r>
-        <w:t xml:space="preserve">  Instructor of Record</w:t>
+        <w:t>(BIOL 494R)  —  Instructor of Record</w:t>
       </w:r>
     </w:p>
     <w:p>
@@ -6128,15 +4735,7 @@
         <w:t xml:space="preserve">The Science of Forensic Entomology </w:t>
       </w:r>
       <w:r>
-        <w:t>(ENTO/FIVS 431</w:t>
-      </w:r>
-      <w:proofErr w:type="gramStart"/>
-      <w:r>
-        <w:t>)  —</w:t>
-      </w:r>
-      <w:proofErr w:type="gramEnd"/>
-      <w:r>
-        <w:t xml:space="preserve">  Lecture TA</w:t>
+        <w:t>(ENTO/FIVS 431)  —  Lecture TA</w:t>
       </w:r>
     </w:p>
     <w:p>
@@ -6174,15 +4773,7 @@
         <w:t xml:space="preserve">Applied Forensic Entomology </w:t>
       </w:r>
       <w:r>
-        <w:t>(ENTO/FIVS 432</w:t>
-      </w:r>
-      <w:proofErr w:type="gramStart"/>
-      <w:r>
-        <w:t>)  —</w:t>
-      </w:r>
-      <w:proofErr w:type="gramEnd"/>
-      <w:r>
-        <w:t xml:space="preserve">  Laboratory TA</w:t>
+        <w:t>(ENTO/FIVS 432)  —  Laboratory TA</w:t>
       </w:r>
     </w:p>
     <w:p>
@@ -6220,15 +4811,7 @@
         <w:t xml:space="preserve">Forensic Investigations </w:t>
       </w:r>
       <w:r>
-        <w:t>(FIVS 123</w:t>
-      </w:r>
-      <w:proofErr w:type="gramStart"/>
-      <w:r>
-        <w:t>)  —</w:t>
-      </w:r>
-      <w:proofErr w:type="gramEnd"/>
-      <w:r>
-        <w:t xml:space="preserve">  Online/Distance Learning TA</w:t>
+        <w:t>(FIVS 123)  —  Online/Distance Learning TA</w:t>
       </w:r>
     </w:p>
     <w:p>
@@ -6294,15 +4877,7 @@
         <w:t xml:space="preserve">Forensic Implications of Inheritance </w:t>
       </w:r>
       <w:r>
-        <w:t>(FIVS 308</w:t>
-      </w:r>
-      <w:proofErr w:type="gramStart"/>
-      <w:r>
-        <w:t>)  —</w:t>
-      </w:r>
-      <w:proofErr w:type="gramEnd"/>
-      <w:r>
-        <w:t xml:space="preserve">  Laboratory TA</w:t>
+        <w:t>(FIVS 308)  —  Laboratory TA</w:t>
       </w:r>
     </w:p>
     <w:p>
@@ -6340,15 +4915,7 @@
         <w:t xml:space="preserve">Biology of Insects </w:t>
       </w:r>
       <w:r>
-        <w:t>(ENTO 313</w:t>
-      </w:r>
-      <w:proofErr w:type="gramStart"/>
-      <w:r>
-        <w:t>)  —</w:t>
-      </w:r>
-      <w:proofErr w:type="gramEnd"/>
-      <w:r>
-        <w:t xml:space="preserve">  Laboratory TA</w:t>
+        <w:t>(ENTO 313)  —  Laboratory TA</w:t>
       </w:r>
     </w:p>
     <w:p>
@@ -6386,15 +4953,7 @@
         <w:t xml:space="preserve">Insect Biodiversity and Biology </w:t>
       </w:r>
       <w:r>
-        <w:t>(ENTO 301</w:t>
-      </w:r>
-      <w:proofErr w:type="gramStart"/>
-      <w:r>
-        <w:t>)  —</w:t>
-      </w:r>
-      <w:proofErr w:type="gramEnd"/>
-      <w:r>
-        <w:t xml:space="preserve">  Laboratory TA</w:t>
+        <w:t>(ENTO 301)  —  Laboratory TA</w:t>
       </w:r>
     </w:p>
     <w:p>
@@ -6432,15 +4991,7 @@
         <w:t xml:space="preserve">General Entomology </w:t>
       </w:r>
       <w:r>
-        <w:t>(ENTO 201</w:t>
-      </w:r>
-      <w:proofErr w:type="gramStart"/>
-      <w:r>
-        <w:t>)  —</w:t>
-      </w:r>
-      <w:proofErr w:type="gramEnd"/>
-      <w:r>
-        <w:t xml:space="preserve">  Laboratory TA</w:t>
+        <w:t>(ENTO 201)  —  Laboratory TA</w:t>
       </w:r>
     </w:p>
     <w:p>
@@ -6630,27 +5181,7 @@
           <w:sz w:val="22"/>
           <w:szCs w:val="22"/>
         </w:rPr>
-        <w:t xml:space="preserve">Research Students </w:t>
-      </w:r>
-      <w:proofErr w:type="gramStart"/>
-      <w:r>
-        <w:rPr>
-          <w:b/>
-          <w:bCs/>
-          <w:sz w:val="22"/>
-          <w:szCs w:val="22"/>
-        </w:rPr>
-        <w:t>Mentored  —</w:t>
-      </w:r>
-      <w:proofErr w:type="gramEnd"/>
-      <w:r>
-        <w:rPr>
-          <w:b/>
-          <w:bCs/>
-          <w:sz w:val="22"/>
-          <w:szCs w:val="22"/>
-        </w:rPr>
-        <w:t xml:space="preserve">  (Current Position)</w:t>
+        <w:t>Research Students Mentored  —  (Current Position)</w:t>
       </w:r>
     </w:p>
     <w:p>
@@ -6755,15 +5286,7 @@
         <w:spacing w:before="20" w:after="20"/>
       </w:pPr>
       <w:r>
-        <w:t>Sarah Fout (</w:t>
-      </w:r>
-      <w:proofErr w:type="spellStart"/>
-      <w:r>
-        <w:t>Pharmatech</w:t>
-      </w:r>
-      <w:proofErr w:type="spellEnd"/>
-      <w:r>
-        <w:t xml:space="preserve"> Labs)</w:t>
+        <w:t>Sarah Fout (Pharmatech Labs)</w:t>
       </w:r>
     </w:p>
     <w:p>
@@ -6776,15 +5299,7 @@
         <w:spacing w:before="20" w:after="20"/>
       </w:pPr>
       <w:r>
-        <w:t xml:space="preserve">Sam Curnow (Quality Assurance Tester at </w:t>
-      </w:r>
-      <w:proofErr w:type="spellStart"/>
-      <w:r>
-        <w:t>Caselle</w:t>
-      </w:r>
-      <w:proofErr w:type="spellEnd"/>
-      <w:r>
-        <w:t>)</w:t>
+        <w:t>Sam Curnow (Quality Assurance Tester at Caselle)</w:t>
       </w:r>
     </w:p>
     <w:p>
@@ -6836,23 +5351,7 @@
         <w:spacing w:before="20" w:after="20"/>
       </w:pPr>
       <w:r>
-        <w:t xml:space="preserve">Marissa </w:t>
-      </w:r>
-      <w:proofErr w:type="spellStart"/>
-      <w:r>
-        <w:t>Ohran</w:t>
-      </w:r>
-      <w:proofErr w:type="spellEnd"/>
-      <w:r>
-        <w:t xml:space="preserve"> (NSF RAMP Post-</w:t>
-      </w:r>
-      <w:proofErr w:type="spellStart"/>
-      <w:r>
-        <w:t>Bacc</w:t>
-      </w:r>
-      <w:proofErr w:type="spellEnd"/>
-      <w:r>
-        <w:t xml:space="preserve"> Scholar)</w:t>
+        <w:t>Marissa Ohran (NSF RAMP Post-Bacc Scholar)</w:t>
       </w:r>
     </w:p>
     <w:p>
@@ -7013,12 +5512,6 @@
         <w:gridCol w:w="7920"/>
       </w:tblGrid>
       <w:tr>
-        <w:tblPrEx>
-          <w:tblCellMar>
-            <w:top w:w="0" w:type="dxa"/>
-            <w:bottom w:w="0" w:type="dxa"/>
-          </w:tblCellMar>
-        </w:tblPrEx>
         <w:tc>
           <w:tcPr>
             <w:tcW w:w="1440" w:type="dxa"/>
@@ -7084,12 +5577,6 @@
         </w:tc>
       </w:tr>
       <w:tr>
-        <w:tblPrEx>
-          <w:tblCellMar>
-            <w:top w:w="0" w:type="dxa"/>
-            <w:bottom w:w="0" w:type="dxa"/>
-          </w:tblCellMar>
-        </w:tblPrEx>
         <w:tc>
           <w:tcPr>
             <w:tcW w:w="1440" w:type="dxa"/>
@@ -7155,12 +5642,6 @@
         </w:tc>
       </w:tr>
       <w:tr>
-        <w:tblPrEx>
-          <w:tblCellMar>
-            <w:top w:w="0" w:type="dxa"/>
-            <w:bottom w:w="0" w:type="dxa"/>
-          </w:tblCellMar>
-        </w:tblPrEx>
         <w:tc>
           <w:tcPr>
             <w:tcW w:w="1440" w:type="dxa"/>
@@ -7226,12 +5707,6 @@
         </w:tc>
       </w:tr>
       <w:tr>
-        <w:tblPrEx>
-          <w:tblCellMar>
-            <w:top w:w="0" w:type="dxa"/>
-            <w:bottom w:w="0" w:type="dxa"/>
-          </w:tblCellMar>
-        </w:tblPrEx>
         <w:tc>
           <w:tcPr>
             <w:tcW w:w="1440" w:type="dxa"/>
@@ -7297,12 +5772,6 @@
         </w:tc>
       </w:tr>
       <w:tr>
-        <w:tblPrEx>
-          <w:tblCellMar>
-            <w:top w:w="0" w:type="dxa"/>
-            <w:bottom w:w="0" w:type="dxa"/>
-          </w:tblCellMar>
-        </w:tblPrEx>
         <w:tc>
           <w:tcPr>
             <w:tcW w:w="1440" w:type="dxa"/>
@@ -7368,12 +5837,6 @@
         </w:tc>
       </w:tr>
       <w:tr>
-        <w:tblPrEx>
-          <w:tblCellMar>
-            <w:top w:w="0" w:type="dxa"/>
-            <w:bottom w:w="0" w:type="dxa"/>
-          </w:tblCellMar>
-        </w:tblPrEx>
         <w:tc>
           <w:tcPr>
             <w:tcW w:w="1440" w:type="dxa"/>
@@ -7433,26 +5896,12 @@
               <w:spacing w:before="10" w:after="10"/>
             </w:pPr>
             <w:r>
-              <w:t xml:space="preserve">Title: A Phylogenomic Analysis of </w:t>
-            </w:r>
-            <w:proofErr w:type="spellStart"/>
-            <w:r>
-              <w:t>Baetidae</w:t>
-            </w:r>
-            <w:proofErr w:type="spellEnd"/>
-            <w:r>
-              <w:t xml:space="preserve"> (Ephemeroptera)</w:t>
+              <w:t>Title: A Phylogenomic Analysis of Baetidae (Ephemeroptera)</w:t>
             </w:r>
           </w:p>
         </w:tc>
       </w:tr>
       <w:tr>
-        <w:tblPrEx>
-          <w:tblCellMar>
-            <w:top w:w="0" w:type="dxa"/>
-            <w:bottom w:w="0" w:type="dxa"/>
-          </w:tblCellMar>
-        </w:tblPrEx>
         <w:tc>
           <w:tcPr>
             <w:tcW w:w="1440" w:type="dxa"/>
@@ -7518,12 +5967,6 @@
         </w:tc>
       </w:tr>
       <w:tr>
-        <w:tblPrEx>
-          <w:tblCellMar>
-            <w:top w:w="0" w:type="dxa"/>
-            <w:bottom w:w="0" w:type="dxa"/>
-          </w:tblCellMar>
-        </w:tblPrEx>
         <w:tc>
           <w:tcPr>
             <w:tcW w:w="1440" w:type="dxa"/>
@@ -7643,12 +6086,6 @@
         <w:gridCol w:w="7920"/>
       </w:tblGrid>
       <w:tr>
-        <w:tblPrEx>
-          <w:tblCellMar>
-            <w:top w:w="0" w:type="dxa"/>
-            <w:bottom w:w="0" w:type="dxa"/>
-          </w:tblCellMar>
-        </w:tblPrEx>
         <w:tc>
           <w:tcPr>
             <w:tcW w:w="1440" w:type="dxa"/>
@@ -7714,12 +6151,6 @@
         </w:tc>
       </w:tr>
       <w:tr>
-        <w:tblPrEx>
-          <w:tblCellMar>
-            <w:top w:w="0" w:type="dxa"/>
-            <w:bottom w:w="0" w:type="dxa"/>
-          </w:tblCellMar>
-        </w:tblPrEx>
         <w:tc>
           <w:tcPr>
             <w:tcW w:w="1440" w:type="dxa"/>
@@ -7785,12 +6216,6 @@
         </w:tc>
       </w:tr>
       <w:tr>
-        <w:tblPrEx>
-          <w:tblCellMar>
-            <w:top w:w="0" w:type="dxa"/>
-            <w:bottom w:w="0" w:type="dxa"/>
-          </w:tblCellMar>
-        </w:tblPrEx>
         <w:tc>
           <w:tcPr>
             <w:tcW w:w="1440" w:type="dxa"/>
@@ -7856,12 +6281,6 @@
         </w:tc>
       </w:tr>
       <w:tr>
-        <w:tblPrEx>
-          <w:tblCellMar>
-            <w:top w:w="0" w:type="dxa"/>
-            <w:bottom w:w="0" w:type="dxa"/>
-          </w:tblCellMar>
-        </w:tblPrEx>
         <w:tc>
           <w:tcPr>
             <w:tcW w:w="1440" w:type="dxa"/>
@@ -7968,12 +6387,6 @@
         <w:gridCol w:w="7920"/>
       </w:tblGrid>
       <w:tr>
-        <w:tblPrEx>
-          <w:tblCellMar>
-            <w:top w:w="0" w:type="dxa"/>
-            <w:bottom w:w="0" w:type="dxa"/>
-          </w:tblCellMar>
-        </w:tblPrEx>
         <w:tc>
           <w:tcPr>
             <w:tcW w:w="1440" w:type="dxa"/>
@@ -8031,12 +6444,6 @@
         </w:tc>
       </w:tr>
       <w:tr>
-        <w:tblPrEx>
-          <w:tblCellMar>
-            <w:top w:w="0" w:type="dxa"/>
-            <w:bottom w:w="0" w:type="dxa"/>
-          </w:tblCellMar>
-        </w:tblPrEx>
         <w:tc>
           <w:tcPr>
             <w:tcW w:w="1440" w:type="dxa"/>
@@ -8094,12 +6501,6 @@
         </w:tc>
       </w:tr>
       <w:tr>
-        <w:tblPrEx>
-          <w:tblCellMar>
-            <w:top w:w="0" w:type="dxa"/>
-            <w:bottom w:w="0" w:type="dxa"/>
-          </w:tblCellMar>
-        </w:tblPrEx>
         <w:tc>
           <w:tcPr>
             <w:tcW w:w="1440" w:type="dxa"/>
@@ -8157,12 +6558,6 @@
         </w:tc>
       </w:tr>
       <w:tr>
-        <w:tblPrEx>
-          <w:tblCellMar>
-            <w:top w:w="0" w:type="dxa"/>
-            <w:bottom w:w="0" w:type="dxa"/>
-          </w:tblCellMar>
-        </w:tblPrEx>
         <w:tc>
           <w:tcPr>
             <w:tcW w:w="1440" w:type="dxa"/>
@@ -8220,12 +6615,6 @@
         </w:tc>
       </w:tr>
       <w:tr>
-        <w:tblPrEx>
-          <w:tblCellMar>
-            <w:top w:w="0" w:type="dxa"/>
-            <w:bottom w:w="0" w:type="dxa"/>
-          </w:tblCellMar>
-        </w:tblPrEx>
         <w:tc>
           <w:tcPr>
             <w:tcW w:w="1440" w:type="dxa"/>
@@ -8337,12 +6726,6 @@
         <w:gridCol w:w="7920"/>
       </w:tblGrid>
       <w:tr>
-        <w:tblPrEx>
-          <w:tblCellMar>
-            <w:top w:w="0" w:type="dxa"/>
-            <w:bottom w:w="0" w:type="dxa"/>
-          </w:tblCellMar>
-        </w:tblPrEx>
         <w:tc>
           <w:tcPr>
             <w:tcW w:w="1440" w:type="dxa"/>
@@ -8416,12 +6799,6 @@
         </w:tc>
       </w:tr>
       <w:tr>
-        <w:tblPrEx>
-          <w:tblCellMar>
-            <w:top w:w="0" w:type="dxa"/>
-            <w:bottom w:w="0" w:type="dxa"/>
-          </w:tblCellMar>
-        </w:tblPrEx>
         <w:tc>
           <w:tcPr>
             <w:tcW w:w="1440" w:type="dxa"/>
@@ -8489,26 +6866,12 @@
               <w:spacing w:before="10" w:after="10"/>
             </w:pPr>
             <w:r>
-              <w:t xml:space="preserve">Co-organized with Carly </w:t>
-            </w:r>
-            <w:proofErr w:type="spellStart"/>
-            <w:r>
-              <w:t>Tribull</w:t>
-            </w:r>
-            <w:proofErr w:type="spellEnd"/>
-            <w:r>
-              <w:t xml:space="preserve"> (Farmingdale State College)</w:t>
+              <w:t>Co-organized with Carly Tribull (Farmingdale State College)</w:t>
             </w:r>
           </w:p>
         </w:tc>
       </w:tr>
       <w:tr>
-        <w:tblPrEx>
-          <w:tblCellMar>
-            <w:top w:w="0" w:type="dxa"/>
-            <w:bottom w:w="0" w:type="dxa"/>
-          </w:tblCellMar>
-        </w:tblPrEx>
         <w:tc>
           <w:tcPr>
             <w:tcW w:w="1440" w:type="dxa"/>
@@ -8582,12 +6945,6 @@
         </w:tc>
       </w:tr>
       <w:tr>
-        <w:tblPrEx>
-          <w:tblCellMar>
-            <w:top w:w="0" w:type="dxa"/>
-            <w:bottom w:w="0" w:type="dxa"/>
-          </w:tblCellMar>
-        </w:tblPrEx>
         <w:tc>
           <w:tcPr>
             <w:tcW w:w="1440" w:type="dxa"/>
@@ -8661,12 +7018,6 @@
         </w:tc>
       </w:tr>
       <w:tr>
-        <w:tblPrEx>
-          <w:tblCellMar>
-            <w:top w:w="0" w:type="dxa"/>
-            <w:bottom w:w="0" w:type="dxa"/>
-          </w:tblCellMar>
-        </w:tblPrEx>
         <w:tc>
           <w:tcPr>
             <w:tcW w:w="1440" w:type="dxa"/>
@@ -8781,12 +7132,6 @@
         <w:gridCol w:w="7920"/>
       </w:tblGrid>
       <w:tr>
-        <w:tblPrEx>
-          <w:tblCellMar>
-            <w:top w:w="0" w:type="dxa"/>
-            <w:bottom w:w="0" w:type="dxa"/>
-          </w:tblCellMar>
-        </w:tblPrEx>
         <w:tc>
           <w:tcPr>
             <w:tcW w:w="1440" w:type="dxa"/>
@@ -8852,12 +7197,6 @@
         </w:tc>
       </w:tr>
       <w:tr>
-        <w:tblPrEx>
-          <w:tblCellMar>
-            <w:top w:w="0" w:type="dxa"/>
-            <w:bottom w:w="0" w:type="dxa"/>
-          </w:tblCellMar>
-        </w:tblPrEx>
         <w:tc>
           <w:tcPr>
             <w:tcW w:w="1440" w:type="dxa"/>
@@ -8923,12 +7262,6 @@
         </w:tc>
       </w:tr>
       <w:tr>
-        <w:tblPrEx>
-          <w:tblCellMar>
-            <w:top w:w="0" w:type="dxa"/>
-            <w:bottom w:w="0" w:type="dxa"/>
-          </w:tblCellMar>
-        </w:tblPrEx>
         <w:tc>
           <w:tcPr>
             <w:tcW w:w="1440" w:type="dxa"/>
@@ -9035,12 +7368,6 @@
         <w:gridCol w:w="7920"/>
       </w:tblGrid>
       <w:tr>
-        <w:tblPrEx>
-          <w:tblCellMar>
-            <w:top w:w="0" w:type="dxa"/>
-            <w:bottom w:w="0" w:type="dxa"/>
-          </w:tblCellMar>
-        </w:tblPrEx>
         <w:tc>
           <w:tcPr>
             <w:tcW w:w="1440" w:type="dxa"/>
@@ -9131,51 +7458,11 @@
         <w:spacing w:before="20" w:after="20"/>
       </w:pPr>
       <w:r>
-        <w:t xml:space="preserve">Agricultural and Forest Entomology (2) • Biology (2) • BMC Genomics (2) • Cells (3) • Communications Biology (1) • Diversity (1) • Evolution (1) • Frontiers in Genetics (1) • Genes (5) • Genetics (1) • Genome (3) • </w:t>
-      </w:r>
-      <w:proofErr w:type="spellStart"/>
-      <w:r>
-        <w:t>Insectes</w:t>
-      </w:r>
-      <w:proofErr w:type="spellEnd"/>
-      <w:r>
-        <w:t xml:space="preserve"> </w:t>
-      </w:r>
-      <w:proofErr w:type="spellStart"/>
-      <w:r>
-        <w:t>Sociaux</w:t>
-      </w:r>
-      <w:proofErr w:type="spellEnd"/>
-      <w:r>
-        <w:t xml:space="preserve"> (1) • Insects (3) • International Journal of Acarology (1) • International Journal of Environmental Research and Public Health (1) • International Journal of Molecular Sciences (1) • Journal of Heredity (1) • Journal of Insect Science (1) • Journal of Medical Entomology (1) • Mitochondrial DNA Part B (4) • Molecular Biology and Evolution (2) • Molecular Ecology Resources (4) • Plants (1) • Systematic Entomology (2) • </w:t>
-      </w:r>
-      <w:proofErr w:type="spellStart"/>
-      <w:r>
-        <w:t>Wellcome</w:t>
-      </w:r>
-      <w:proofErr w:type="spellEnd"/>
-      <w:r>
-        <w:t xml:space="preserve"> Open Research (3) • </w:t>
+        <w:t xml:space="preserve">Agricultural and Forest Entomology (2) • Biology (2) • BMC Genomics (2) • Cells (3) • Communications Biology (1) • Diversity (1) • Evolution (1) • Frontiers in Genetics (1) • Genes (5) • Genetics (1) • Genome (3) • Insectes Sociaux (1) • Insects (3) • International Journal of Acarology (1) • International Journal of Environmental Research and Public Health (1) • International Journal of Molecular Sciences (1) • Journal of Heredity (1) • Journal of Insect Science (1) • Journal of Medical Entomology (1) • Mitochondrial DNA Part B (4) • Molecular Biology and Evolution (2) • Molecular Ecology Resources (4) • Plants (1) • Systematic Entomology (2) • Wellcome Open Research (3) • </w:t>
       </w:r>
       <w:r>
         <w:lastRenderedPageBreak/>
-        <w:t xml:space="preserve">Western North American Naturalist (1) • PLOS Computational Biology (1) • PLOS Genetics (1) • G3: </w:t>
-      </w:r>
-      <w:proofErr w:type="spellStart"/>
-      <w:r>
-        <w:t>Genes|Genomes|Genetics</w:t>
-      </w:r>
-      <w:proofErr w:type="spellEnd"/>
-      <w:r>
-        <w:t xml:space="preserve"> (1) • Royal Society Open Science (1) • Scientific Reports (1) • </w:t>
-      </w:r>
-      <w:proofErr w:type="spellStart"/>
-      <w:r>
-        <w:t>iMeta</w:t>
-      </w:r>
-      <w:proofErr w:type="spellEnd"/>
-      <w:r>
-        <w:t xml:space="preserve"> (1)</w:t>
+        <w:t>Western North American Naturalist (1) • PLOS Computational Biology (1) • PLOS Genetics (1) • G3: Genes|Genomes|Genetics (1) • Royal Society Open Science (1) • Scientific Reports (1) • iMeta (1)</w:t>
       </w:r>
     </w:p>
     <w:p>
@@ -9232,12 +7519,6 @@
         <w:gridCol w:w="7920"/>
       </w:tblGrid>
       <w:tr>
-        <w:tblPrEx>
-          <w:tblCellMar>
-            <w:top w:w="0" w:type="dxa"/>
-            <w:bottom w:w="0" w:type="dxa"/>
-          </w:tblCellMar>
-        </w:tblPrEx>
         <w:tc>
           <w:tcPr>
             <w:tcW w:w="1440" w:type="dxa"/>
@@ -9295,12 +7576,6 @@
         </w:tc>
       </w:tr>
       <w:tr>
-        <w:tblPrEx>
-          <w:tblCellMar>
-            <w:top w:w="0" w:type="dxa"/>
-            <w:bottom w:w="0" w:type="dxa"/>
-          </w:tblCellMar>
-        </w:tblPrEx>
         <w:tc>
           <w:tcPr>
             <w:tcW w:w="1440" w:type="dxa"/>
@@ -9358,12 +7633,6 @@
         </w:tc>
       </w:tr>
       <w:tr>
-        <w:tblPrEx>
-          <w:tblCellMar>
-            <w:top w:w="0" w:type="dxa"/>
-            <w:bottom w:w="0" w:type="dxa"/>
-          </w:tblCellMar>
-        </w:tblPrEx>
         <w:tc>
           <w:tcPr>
             <w:tcW w:w="1440" w:type="dxa"/>
@@ -9421,12 +7690,6 @@
         </w:tc>
       </w:tr>
       <w:tr>
-        <w:tblPrEx>
-          <w:tblCellMar>
-            <w:top w:w="0" w:type="dxa"/>
-            <w:bottom w:w="0" w:type="dxa"/>
-          </w:tblCellMar>
-        </w:tblPrEx>
         <w:tc>
           <w:tcPr>
             <w:tcW w:w="1440" w:type="dxa"/>
@@ -9484,12 +7747,6 @@
         </w:tc>
       </w:tr>
       <w:tr>
-        <w:tblPrEx>
-          <w:tblCellMar>
-            <w:top w:w="0" w:type="dxa"/>
-            <w:bottom w:w="0" w:type="dxa"/>
-          </w:tblCellMar>
-        </w:tblPrEx>
         <w:tc>
           <w:tcPr>
             <w:tcW w:w="1440" w:type="dxa"/>
@@ -9547,12 +7804,6 @@
         </w:tc>
       </w:tr>
       <w:tr>
-        <w:tblPrEx>
-          <w:tblCellMar>
-            <w:top w:w="0" w:type="dxa"/>
-            <w:bottom w:w="0" w:type="dxa"/>
-          </w:tblCellMar>
-        </w:tblPrEx>
         <w:tc>
           <w:tcPr>
             <w:tcW w:w="1440" w:type="dxa"/>
@@ -9610,12 +7861,6 @@
         </w:tc>
       </w:tr>
       <w:tr>
-        <w:tblPrEx>
-          <w:tblCellMar>
-            <w:top w:w="0" w:type="dxa"/>
-            <w:bottom w:w="0" w:type="dxa"/>
-          </w:tblCellMar>
-        </w:tblPrEx>
         <w:tc>
           <w:tcPr>
             <w:tcW w:w="1440" w:type="dxa"/>
@@ -9708,12 +7953,6 @@
         <w:gridCol w:w="7920"/>
       </w:tblGrid>
       <w:tr>
-        <w:tblPrEx>
-          <w:tblCellMar>
-            <w:top w:w="0" w:type="dxa"/>
-            <w:bottom w:w="0" w:type="dxa"/>
-          </w:tblCellMar>
-        </w:tblPrEx>
         <w:tc>
           <w:tcPr>
             <w:tcW w:w="1440" w:type="dxa"/>
@@ -9771,12 +8010,6 @@
         </w:tc>
       </w:tr>
       <w:tr>
-        <w:tblPrEx>
-          <w:tblCellMar>
-            <w:top w:w="0" w:type="dxa"/>
-            <w:bottom w:w="0" w:type="dxa"/>
-          </w:tblCellMar>
-        </w:tblPrEx>
         <w:tc>
           <w:tcPr>
             <w:tcW w:w="1440" w:type="dxa"/>
@@ -9834,12 +8067,6 @@
         </w:tc>
       </w:tr>
       <w:tr>
-        <w:tblPrEx>
-          <w:tblCellMar>
-            <w:top w:w="0" w:type="dxa"/>
-            <w:bottom w:w="0" w:type="dxa"/>
-          </w:tblCellMar>
-        </w:tblPrEx>
         <w:tc>
           <w:tcPr>
             <w:tcW w:w="1440" w:type="dxa"/>
@@ -9897,12 +8124,6 @@
         </w:tc>
       </w:tr>
       <w:tr>
-        <w:tblPrEx>
-          <w:tblCellMar>
-            <w:top w:w="0" w:type="dxa"/>
-            <w:bottom w:w="0" w:type="dxa"/>
-          </w:tblCellMar>
-        </w:tblPrEx>
         <w:tc>
           <w:tcPr>
             <w:tcW w:w="1440" w:type="dxa"/>
@@ -9960,12 +8181,6 @@
         </w:tc>
       </w:tr>
       <w:tr>
-        <w:tblPrEx>
-          <w:tblCellMar>
-            <w:top w:w="0" w:type="dxa"/>
-            <w:bottom w:w="0" w:type="dxa"/>
-          </w:tblCellMar>
-        </w:tblPrEx>
         <w:tc>
           <w:tcPr>
             <w:tcW w:w="1440" w:type="dxa"/>
@@ -10023,12 +8238,6 @@
         </w:tc>
       </w:tr>
       <w:tr>
-        <w:tblPrEx>
-          <w:tblCellMar>
-            <w:top w:w="0" w:type="dxa"/>
-            <w:bottom w:w="0" w:type="dxa"/>
-          </w:tblCellMar>
-        </w:tblPrEx>
         <w:tc>
           <w:tcPr>
             <w:tcW w:w="1440" w:type="dxa"/>
@@ -10086,12 +8295,6 @@
         </w:tc>
       </w:tr>
       <w:tr>
-        <w:tblPrEx>
-          <w:tblCellMar>
-            <w:top w:w="0" w:type="dxa"/>
-            <w:bottom w:w="0" w:type="dxa"/>
-          </w:tblCellMar>
-        </w:tblPrEx>
         <w:tc>
           <w:tcPr>
             <w:tcW w:w="1440" w:type="dxa"/>
@@ -10142,24 +8345,13 @@
             <w:pPr>
               <w:spacing w:before="20" w:after="20"/>
             </w:pPr>
-            <w:proofErr w:type="gramStart"/>
-            <w:r>
-              <w:t>Open Source</w:t>
-            </w:r>
-            <w:proofErr w:type="gramEnd"/>
-            <w:r>
-              <w:t xml:space="preserve"> Open Science Workshop — Instructor and assistant, 274 students</w:t>
+            <w:r>
+              <w:t>Open Source Open Science Workshop — Instructor and assistant, 274 students</w:t>
             </w:r>
           </w:p>
         </w:tc>
       </w:tr>
       <w:tr>
-        <w:tblPrEx>
-          <w:tblCellMar>
-            <w:top w:w="0" w:type="dxa"/>
-            <w:bottom w:w="0" w:type="dxa"/>
-          </w:tblCellMar>
-        </w:tblPrEx>
         <w:tc>
           <w:tcPr>
             <w:tcW w:w="1440" w:type="dxa"/>
@@ -10210,13 +8402,8 @@
             <w:pPr>
               <w:spacing w:before="20" w:after="20"/>
             </w:pPr>
-            <w:proofErr w:type="gramStart"/>
-            <w:r>
-              <w:t>Open Source</w:t>
-            </w:r>
-            <w:proofErr w:type="gramEnd"/>
-            <w:r>
-              <w:t xml:space="preserve"> Open Science Workshop — Instructor and assistant, 292 students</w:t>
+            <w:r>
+              <w:t>Open Source Open Science Workshop — Instructor and assistant, 292 students</w:t>
             </w:r>
           </w:p>
         </w:tc>
@@ -10257,12 +8444,6 @@
         <w:gridCol w:w="7920"/>
       </w:tblGrid>
       <w:tr>
-        <w:tblPrEx>
-          <w:tblCellMar>
-            <w:top w:w="0" w:type="dxa"/>
-            <w:bottom w:w="0" w:type="dxa"/>
-          </w:tblCellMar>
-        </w:tblPrEx>
         <w:tc>
           <w:tcPr>
             <w:tcW w:w="1440" w:type="dxa"/>
@@ -10320,12 +8501,6 @@
         </w:tc>
       </w:tr>
       <w:tr>
-        <w:tblPrEx>
-          <w:tblCellMar>
-            <w:top w:w="0" w:type="dxa"/>
-            <w:bottom w:w="0" w:type="dxa"/>
-          </w:tblCellMar>
-        </w:tblPrEx>
         <w:tc>
           <w:tcPr>
             <w:tcW w:w="1440" w:type="dxa"/>
@@ -10383,12 +8558,6 @@
         </w:tc>
       </w:tr>
       <w:tr>
-        <w:tblPrEx>
-          <w:tblCellMar>
-            <w:top w:w="0" w:type="dxa"/>
-            <w:bottom w:w="0" w:type="dxa"/>
-          </w:tblCellMar>
-        </w:tblPrEx>
         <w:tc>
           <w:tcPr>
             <w:tcW w:w="1440" w:type="dxa"/>
@@ -10481,12 +8650,6 @@
         <w:gridCol w:w="7920"/>
       </w:tblGrid>
       <w:tr>
-        <w:tblPrEx>
-          <w:tblCellMar>
-            <w:top w:w="0" w:type="dxa"/>
-            <w:bottom w:w="0" w:type="dxa"/>
-          </w:tblCellMar>
-        </w:tblPrEx>
         <w:tc>
           <w:tcPr>
             <w:tcW w:w="1440" w:type="dxa"/>
@@ -10544,12 +8707,6 @@
         </w:tc>
       </w:tr>
       <w:tr>
-        <w:tblPrEx>
-          <w:tblCellMar>
-            <w:top w:w="0" w:type="dxa"/>
-            <w:bottom w:w="0" w:type="dxa"/>
-          </w:tblCellMar>
-        </w:tblPrEx>
         <w:tc>
           <w:tcPr>
             <w:tcW w:w="1440" w:type="dxa"/>
@@ -10607,12 +8764,6 @@
         </w:tc>
       </w:tr>
       <w:tr>
-        <w:tblPrEx>
-          <w:tblCellMar>
-            <w:top w:w="0" w:type="dxa"/>
-            <w:bottom w:w="0" w:type="dxa"/>
-          </w:tblCellMar>
-        </w:tblPrEx>
         <w:tc>
           <w:tcPr>
             <w:tcW w:w="1440" w:type="dxa"/>
@@ -10670,12 +8821,6 @@
         </w:tc>
       </w:tr>
       <w:tr>
-        <w:tblPrEx>
-          <w:tblCellMar>
-            <w:top w:w="0" w:type="dxa"/>
-            <w:bottom w:w="0" w:type="dxa"/>
-          </w:tblCellMar>
-        </w:tblPrEx>
         <w:tc>
           <w:tcPr>
             <w:tcW w:w="1440" w:type="dxa"/>
@@ -10733,12 +8878,6 @@
         </w:tc>
       </w:tr>
       <w:tr>
-        <w:tblPrEx>
-          <w:tblCellMar>
-            <w:top w:w="0" w:type="dxa"/>
-            <w:bottom w:w="0" w:type="dxa"/>
-          </w:tblCellMar>
-        </w:tblPrEx>
         <w:tc>
           <w:tcPr>
             <w:tcW w:w="1440" w:type="dxa"/>
@@ -10796,12 +8935,6 @@
         </w:tc>
       </w:tr>
       <w:tr>
-        <w:tblPrEx>
-          <w:tblCellMar>
-            <w:top w:w="0" w:type="dxa"/>
-            <w:bottom w:w="0" w:type="dxa"/>
-          </w:tblCellMar>
-        </w:tblPrEx>
         <w:tc>
           <w:tcPr>
             <w:tcW w:w="1440" w:type="dxa"/>
@@ -10859,12 +8992,6 @@
         </w:tc>
       </w:tr>
       <w:tr>
-        <w:tblPrEx>
-          <w:tblCellMar>
-            <w:top w:w="0" w:type="dxa"/>
-            <w:bottom w:w="0" w:type="dxa"/>
-          </w:tblCellMar>
-        </w:tblPrEx>
         <w:tc>
           <w:tcPr>
             <w:tcW w:w="1440" w:type="dxa"/>
@@ -10922,12 +9049,6 @@
         </w:tc>
       </w:tr>
       <w:tr>
-        <w:tblPrEx>
-          <w:tblCellMar>
-            <w:top w:w="0" w:type="dxa"/>
-            <w:bottom w:w="0" w:type="dxa"/>
-          </w:tblCellMar>
-        </w:tblPrEx>
         <w:tc>
           <w:tcPr>
             <w:tcW w:w="1440" w:type="dxa"/>
@@ -10985,12 +9106,6 @@
         </w:tc>
       </w:tr>
       <w:tr>
-        <w:tblPrEx>
-          <w:tblCellMar>
-            <w:top w:w="0" w:type="dxa"/>
-            <w:bottom w:w="0" w:type="dxa"/>
-          </w:tblCellMar>
-        </w:tblPrEx>
         <w:tc>
           <w:tcPr>
             <w:tcW w:w="1440" w:type="dxa"/>
@@ -11048,12 +9163,6 @@
         </w:tc>
       </w:tr>
       <w:tr>
-        <w:tblPrEx>
-          <w:tblCellMar>
-            <w:top w:w="0" w:type="dxa"/>
-            <w:bottom w:w="0" w:type="dxa"/>
-          </w:tblCellMar>
-        </w:tblPrEx>
         <w:tc>
           <w:tcPr>
             <w:tcW w:w="1440" w:type="dxa"/>
@@ -11111,12 +9220,6 @@
         </w:tc>
       </w:tr>
       <w:tr>
-        <w:tblPrEx>
-          <w:tblCellMar>
-            <w:top w:w="0" w:type="dxa"/>
-            <w:bottom w:w="0" w:type="dxa"/>
-          </w:tblCellMar>
-        </w:tblPrEx>
         <w:tc>
           <w:tcPr>
             <w:tcW w:w="1440" w:type="dxa"/>
@@ -11174,12 +9277,6 @@
         </w:tc>
       </w:tr>
       <w:tr>
-        <w:tblPrEx>
-          <w:tblCellMar>
-            <w:top w:w="0" w:type="dxa"/>
-            <w:bottom w:w="0" w:type="dxa"/>
-          </w:tblCellMar>
-        </w:tblPrEx>
         <w:tc>
           <w:tcPr>
             <w:tcW w:w="1440" w:type="dxa"/>
@@ -11237,12 +9334,6 @@
         </w:tc>
       </w:tr>
       <w:tr>
-        <w:tblPrEx>
-          <w:tblCellMar>
-            <w:top w:w="0" w:type="dxa"/>
-            <w:bottom w:w="0" w:type="dxa"/>
-          </w:tblCellMar>
-        </w:tblPrEx>
         <w:tc>
           <w:tcPr>
             <w:tcW w:w="1440" w:type="dxa"/>
@@ -11300,12 +9391,6 @@
         </w:tc>
       </w:tr>
       <w:tr>
-        <w:tblPrEx>
-          <w:tblCellMar>
-            <w:top w:w="0" w:type="dxa"/>
-            <w:bottom w:w="0" w:type="dxa"/>
-          </w:tblCellMar>
-        </w:tblPrEx>
         <w:tc>
           <w:tcPr>
             <w:tcW w:w="1440" w:type="dxa"/>
@@ -11363,12 +9448,6 @@
         </w:tc>
       </w:tr>
       <w:tr>
-        <w:tblPrEx>
-          <w:tblCellMar>
-            <w:top w:w="0" w:type="dxa"/>
-            <w:bottom w:w="0" w:type="dxa"/>
-          </w:tblCellMar>
-        </w:tblPrEx>
         <w:tc>
           <w:tcPr>
             <w:tcW w:w="1440" w:type="dxa"/>
@@ -11426,12 +9505,6 @@
         </w:tc>
       </w:tr>
       <w:tr>
-        <w:tblPrEx>
-          <w:tblCellMar>
-            <w:top w:w="0" w:type="dxa"/>
-            <w:bottom w:w="0" w:type="dxa"/>
-          </w:tblCellMar>
-        </w:tblPrEx>
         <w:tc>
           <w:tcPr>
             <w:tcW w:w="1440" w:type="dxa"/>
@@ -11489,12 +9562,6 @@
         </w:tc>
       </w:tr>
       <w:tr>
-        <w:tblPrEx>
-          <w:tblCellMar>
-            <w:top w:w="0" w:type="dxa"/>
-            <w:bottom w:w="0" w:type="dxa"/>
-          </w:tblCellMar>
-        </w:tblPrEx>
         <w:tc>
           <w:tcPr>
             <w:tcW w:w="1440" w:type="dxa"/>
@@ -11552,12 +9619,6 @@
         </w:tc>
       </w:tr>
       <w:tr>
-        <w:tblPrEx>
-          <w:tblCellMar>
-            <w:top w:w="0" w:type="dxa"/>
-            <w:bottom w:w="0" w:type="dxa"/>
-          </w:tblCellMar>
-        </w:tblPrEx>
         <w:tc>
           <w:tcPr>
             <w:tcW w:w="1440" w:type="dxa"/>
@@ -11616,12 +9677,6 @@
         </w:tc>
       </w:tr>
       <w:tr>
-        <w:tblPrEx>
-          <w:tblCellMar>
-            <w:top w:w="0" w:type="dxa"/>
-            <w:bottom w:w="0" w:type="dxa"/>
-          </w:tblCellMar>
-        </w:tblPrEx>
         <w:tc>
           <w:tcPr>
             <w:tcW w:w="1440" w:type="dxa"/>
@@ -11679,12 +9734,6 @@
         </w:tc>
       </w:tr>
       <w:tr>
-        <w:tblPrEx>
-          <w:tblCellMar>
-            <w:top w:w="0" w:type="dxa"/>
-            <w:bottom w:w="0" w:type="dxa"/>
-          </w:tblCellMar>
-        </w:tblPrEx>
         <w:tc>
           <w:tcPr>
             <w:tcW w:w="1440" w:type="dxa"/>
@@ -11742,12 +9791,6 @@
         </w:tc>
       </w:tr>
       <w:tr>
-        <w:tblPrEx>
-          <w:tblCellMar>
-            <w:top w:w="0" w:type="dxa"/>
-            <w:bottom w:w="0" w:type="dxa"/>
-          </w:tblCellMar>
-        </w:tblPrEx>
         <w:tc>
           <w:tcPr>
             <w:tcW w:w="1440" w:type="dxa"/>
@@ -11805,12 +9848,6 @@
         </w:tc>
       </w:tr>
       <w:tr>
-        <w:tblPrEx>
-          <w:tblCellMar>
-            <w:top w:w="0" w:type="dxa"/>
-            <w:bottom w:w="0" w:type="dxa"/>
-          </w:tblCellMar>
-        </w:tblPrEx>
         <w:tc>
           <w:tcPr>
             <w:tcW w:w="1440" w:type="dxa"/>
@@ -11868,12 +9905,6 @@
         </w:tc>
       </w:tr>
       <w:tr>
-        <w:tblPrEx>
-          <w:tblCellMar>
-            <w:top w:w="0" w:type="dxa"/>
-            <w:bottom w:w="0" w:type="dxa"/>
-          </w:tblCellMar>
-        </w:tblPrEx>
         <w:tc>
           <w:tcPr>
             <w:tcW w:w="1440" w:type="dxa"/>
@@ -12238,23 +10269,7 @@
         <w:spacing w:before="20" w:after="20"/>
       </w:pPr>
       <w:r>
-        <w:t xml:space="preserve">Beta </w:t>
-      </w:r>
-      <w:proofErr w:type="spellStart"/>
-      <w:r>
-        <w:t>Beta</w:t>
-      </w:r>
-      <w:proofErr w:type="spellEnd"/>
-      <w:r>
-        <w:t xml:space="preserve"> </w:t>
-      </w:r>
-      <w:proofErr w:type="spellStart"/>
-      <w:r>
-        <w:t>Beta</w:t>
-      </w:r>
-      <w:proofErr w:type="spellEnd"/>
-      <w:r>
-        <w:t xml:space="preserve"> Biological Honor Society</w:t>
+        <w:t>Beta Beta Beta Biological Honor Society</w:t>
       </w:r>
     </w:p>
     <w:p>
@@ -12341,12 +10356,6 @@
         <w:gridCol w:w="7920"/>
       </w:tblGrid>
       <w:tr>
-        <w:tblPrEx>
-          <w:tblCellMar>
-            <w:top w:w="0" w:type="dxa"/>
-            <w:bottom w:w="0" w:type="dxa"/>
-          </w:tblCellMar>
-        </w:tblPrEx>
         <w:tc>
           <w:tcPr>
             <w:tcW w:w="1440" w:type="dxa"/>
@@ -12404,12 +10413,6 @@
         </w:tc>
       </w:tr>
       <w:tr>
-        <w:tblPrEx>
-          <w:tblCellMar>
-            <w:top w:w="0" w:type="dxa"/>
-            <w:bottom w:w="0" w:type="dxa"/>
-          </w:tblCellMar>
-        </w:tblPrEx>
         <w:tc>
           <w:tcPr>
             <w:tcW w:w="1440" w:type="dxa"/>
@@ -12467,12 +10470,6 @@
         </w:tc>
       </w:tr>
       <w:tr>
-        <w:tblPrEx>
-          <w:tblCellMar>
-            <w:top w:w="0" w:type="dxa"/>
-            <w:bottom w:w="0" w:type="dxa"/>
-          </w:tblCellMar>
-        </w:tblPrEx>
         <w:tc>
           <w:tcPr>
             <w:tcW w:w="1440" w:type="dxa"/>
@@ -12530,12 +10527,6 @@
         </w:tc>
       </w:tr>
       <w:tr>
-        <w:tblPrEx>
-          <w:tblCellMar>
-            <w:top w:w="0" w:type="dxa"/>
-            <w:bottom w:w="0" w:type="dxa"/>
-          </w:tblCellMar>
-        </w:tblPrEx>
         <w:tc>
           <w:tcPr>
             <w:tcW w:w="1440" w:type="dxa"/>
@@ -12593,12 +10584,6 @@
         </w:tc>
       </w:tr>
       <w:tr>
-        <w:tblPrEx>
-          <w:tblCellMar>
-            <w:top w:w="0" w:type="dxa"/>
-            <w:bottom w:w="0" w:type="dxa"/>
-          </w:tblCellMar>
-        </w:tblPrEx>
         <w:tc>
           <w:tcPr>
             <w:tcW w:w="1440" w:type="dxa"/>
@@ -12656,12 +10641,6 @@
         </w:tc>
       </w:tr>
       <w:tr>
-        <w:tblPrEx>
-          <w:tblCellMar>
-            <w:top w:w="0" w:type="dxa"/>
-            <w:bottom w:w="0" w:type="dxa"/>
-          </w:tblCellMar>
-        </w:tblPrEx>
         <w:tc>
           <w:tcPr>
             <w:tcW w:w="1440" w:type="dxa"/>
@@ -12719,12 +10698,6 @@
         </w:tc>
       </w:tr>
       <w:tr>
-        <w:tblPrEx>
-          <w:tblCellMar>
-            <w:top w:w="0" w:type="dxa"/>
-            <w:bottom w:w="0" w:type="dxa"/>
-          </w:tblCellMar>
-        </w:tblPrEx>
         <w:tc>
           <w:tcPr>
             <w:tcW w:w="1440" w:type="dxa"/>
@@ -12782,12 +10755,6 @@
         </w:tc>
       </w:tr>
       <w:tr>
-        <w:tblPrEx>
-          <w:tblCellMar>
-            <w:top w:w="0" w:type="dxa"/>
-            <w:bottom w:w="0" w:type="dxa"/>
-          </w:tblCellMar>
-        </w:tblPrEx>
         <w:tc>
           <w:tcPr>
             <w:tcW w:w="1440" w:type="dxa"/>
@@ -12845,12 +10812,6 @@
         </w:tc>
       </w:tr>
       <w:tr>
-        <w:tblPrEx>
-          <w:tblCellMar>
-            <w:top w:w="0" w:type="dxa"/>
-            <w:bottom w:w="0" w:type="dxa"/>
-          </w:tblCellMar>
-        </w:tblPrEx>
         <w:tc>
           <w:tcPr>
             <w:tcW w:w="1440" w:type="dxa"/>
@@ -12908,12 +10869,6 @@
         </w:tc>
       </w:tr>
       <w:tr>
-        <w:tblPrEx>
-          <w:tblCellMar>
-            <w:top w:w="0" w:type="dxa"/>
-            <w:bottom w:w="0" w:type="dxa"/>
-          </w:tblCellMar>
-        </w:tblPrEx>
         <w:tc>
           <w:tcPr>
             <w:tcW w:w="1440" w:type="dxa"/>
@@ -12971,12 +10926,6 @@
         </w:tc>
       </w:tr>
       <w:tr>
-        <w:tblPrEx>
-          <w:tblCellMar>
-            <w:top w:w="0" w:type="dxa"/>
-            <w:bottom w:w="0" w:type="dxa"/>
-          </w:tblCellMar>
-        </w:tblPrEx>
         <w:tc>
           <w:tcPr>
             <w:tcW w:w="1440" w:type="dxa"/>
@@ -13034,12 +10983,6 @@
         </w:tc>
       </w:tr>
       <w:tr>
-        <w:tblPrEx>
-          <w:tblCellMar>
-            <w:top w:w="0" w:type="dxa"/>
-            <w:bottom w:w="0" w:type="dxa"/>
-          </w:tblCellMar>
-        </w:tblPrEx>
         <w:tc>
           <w:tcPr>
             <w:tcW w:w="1440" w:type="dxa"/>
@@ -13098,12 +11041,6 @@
         </w:tc>
       </w:tr>
       <w:tr>
-        <w:tblPrEx>
-          <w:tblCellMar>
-            <w:top w:w="0" w:type="dxa"/>
-            <w:bottom w:w="0" w:type="dxa"/>
-          </w:tblCellMar>
-        </w:tblPrEx>
         <w:tc>
           <w:tcPr>
             <w:tcW w:w="1440" w:type="dxa"/>
@@ -13161,12 +11098,6 @@
         </w:tc>
       </w:tr>
       <w:tr>
-        <w:tblPrEx>
-          <w:tblCellMar>
-            <w:top w:w="0" w:type="dxa"/>
-            <w:bottom w:w="0" w:type="dxa"/>
-          </w:tblCellMar>
-        </w:tblPrEx>
         <w:tc>
           <w:tcPr>
             <w:tcW w:w="1440" w:type="dxa"/>
@@ -13218,26 +11149,12 @@
               <w:spacing w:before="20" w:after="20"/>
             </w:pPr>
             <w:r>
-              <w:t xml:space="preserve">ESA National Meeting 1st Place Graduate Student Talk — </w:t>
-            </w:r>
-            <w:proofErr w:type="spellStart"/>
-            <w:r>
-              <w:t>SysEB</w:t>
-            </w:r>
-            <w:proofErr w:type="spellEnd"/>
-            <w:r>
-              <w:t>: Citizen Science, New Methods, and Physiology Section</w:t>
+              <w:t>ESA National Meeting 1st Place Graduate Student Talk — SysEB: Citizen Science, New Methods, and Physiology Section</w:t>
             </w:r>
           </w:p>
         </w:tc>
       </w:tr>
       <w:tr>
-        <w:tblPrEx>
-          <w:tblCellMar>
-            <w:top w:w="0" w:type="dxa"/>
-            <w:bottom w:w="0" w:type="dxa"/>
-          </w:tblCellMar>
-        </w:tblPrEx>
         <w:tc>
           <w:tcPr>
             <w:tcW w:w="1440" w:type="dxa"/>
@@ -13295,12 +11212,6 @@
         </w:tc>
       </w:tr>
       <w:tr>
-        <w:tblPrEx>
-          <w:tblCellMar>
-            <w:top w:w="0" w:type="dxa"/>
-            <w:bottom w:w="0" w:type="dxa"/>
-          </w:tblCellMar>
-        </w:tblPrEx>
         <w:tc>
           <w:tcPr>
             <w:tcW w:w="1440" w:type="dxa"/>
@@ -13358,12 +11269,6 @@
         </w:tc>
       </w:tr>
       <w:tr>
-        <w:tblPrEx>
-          <w:tblCellMar>
-            <w:top w:w="0" w:type="dxa"/>
-            <w:bottom w:w="0" w:type="dxa"/>
-          </w:tblCellMar>
-        </w:tblPrEx>
         <w:tc>
           <w:tcPr>
             <w:tcW w:w="1440" w:type="dxa"/>
@@ -13421,12 +11326,6 @@
         </w:tc>
       </w:tr>
       <w:tr>
-        <w:tblPrEx>
-          <w:tblCellMar>
-            <w:top w:w="0" w:type="dxa"/>
-            <w:bottom w:w="0" w:type="dxa"/>
-          </w:tblCellMar>
-        </w:tblPrEx>
         <w:tc>
           <w:tcPr>
             <w:tcW w:w="1440" w:type="dxa"/>
@@ -13484,12 +11383,6 @@
         </w:tc>
       </w:tr>
       <w:tr>
-        <w:tblPrEx>
-          <w:tblCellMar>
-            <w:top w:w="0" w:type="dxa"/>
-            <w:bottom w:w="0" w:type="dxa"/>
-          </w:tblCellMar>
-        </w:tblPrEx>
         <w:tc>
           <w:tcPr>
             <w:tcW w:w="1440" w:type="dxa"/>
@@ -13547,12 +11440,6 @@
         </w:tc>
       </w:tr>
       <w:tr>
-        <w:tblPrEx>
-          <w:tblCellMar>
-            <w:top w:w="0" w:type="dxa"/>
-            <w:bottom w:w="0" w:type="dxa"/>
-          </w:tblCellMar>
-        </w:tblPrEx>
         <w:tc>
           <w:tcPr>
             <w:tcW w:w="1440" w:type="dxa"/>
@@ -13610,12 +11497,6 @@
         </w:tc>
       </w:tr>
       <w:tr>
-        <w:tblPrEx>
-          <w:tblCellMar>
-            <w:top w:w="0" w:type="dxa"/>
-            <w:bottom w:w="0" w:type="dxa"/>
-          </w:tblCellMar>
-        </w:tblPrEx>
         <w:tc>
           <w:tcPr>
             <w:tcW w:w="1440" w:type="dxa"/>
@@ -13673,12 +11554,6 @@
         </w:tc>
       </w:tr>
       <w:tr>
-        <w:tblPrEx>
-          <w:tblCellMar>
-            <w:top w:w="0" w:type="dxa"/>
-            <w:bottom w:w="0" w:type="dxa"/>
-          </w:tblCellMar>
-        </w:tblPrEx>
         <w:tc>
           <w:tcPr>
             <w:tcW w:w="1440" w:type="dxa"/>
@@ -13736,12 +11611,6 @@
         </w:tc>
       </w:tr>
       <w:tr>
-        <w:tblPrEx>
-          <w:tblCellMar>
-            <w:top w:w="0" w:type="dxa"/>
-            <w:bottom w:w="0" w:type="dxa"/>
-          </w:tblCellMar>
-        </w:tblPrEx>
         <w:tc>
           <w:tcPr>
             <w:tcW w:w="1440" w:type="dxa"/>
@@ -13799,12 +11668,6 @@
         </w:tc>
       </w:tr>
       <w:tr>
-        <w:tblPrEx>
-          <w:tblCellMar>
-            <w:top w:w="0" w:type="dxa"/>
-            <w:bottom w:w="0" w:type="dxa"/>
-          </w:tblCellMar>
-        </w:tblPrEx>
         <w:tc>
           <w:tcPr>
             <w:tcW w:w="1440" w:type="dxa"/>
@@ -13862,12 +11725,6 @@
         </w:tc>
       </w:tr>
       <w:tr>
-        <w:tblPrEx>
-          <w:tblCellMar>
-            <w:top w:w="0" w:type="dxa"/>
-            <w:bottom w:w="0" w:type="dxa"/>
-          </w:tblCellMar>
-        </w:tblPrEx>
         <w:tc>
           <w:tcPr>
             <w:tcW w:w="1440" w:type="dxa"/>
@@ -13925,12 +11782,6 @@
         </w:tc>
       </w:tr>
       <w:tr>
-        <w:tblPrEx>
-          <w:tblCellMar>
-            <w:top w:w="0" w:type="dxa"/>
-            <w:bottom w:w="0" w:type="dxa"/>
-          </w:tblCellMar>
-        </w:tblPrEx>
         <w:tc>
           <w:tcPr>
             <w:tcW w:w="1440" w:type="dxa"/>
@@ -13982,34 +11833,12 @@
               <w:spacing w:before="20" w:after="20"/>
             </w:pPr>
             <w:r>
-              <w:t xml:space="preserve">BRIN Research Fellowship; Induction into Beta </w:t>
-            </w:r>
-            <w:proofErr w:type="spellStart"/>
-            <w:r>
-              <w:t>Beta</w:t>
-            </w:r>
-            <w:proofErr w:type="spellEnd"/>
-            <w:r>
-              <w:t xml:space="preserve"> </w:t>
-            </w:r>
-            <w:proofErr w:type="spellStart"/>
-            <w:r>
-              <w:t>Beta</w:t>
-            </w:r>
-            <w:proofErr w:type="spellEnd"/>
-            <w:r>
-              <w:t xml:space="preserve"> Biological Honor Society</w:t>
+              <w:t>BRIN Research Fellowship; Induction into Beta Beta Beta Biological Honor Society</w:t>
             </w:r>
           </w:p>
         </w:tc>
       </w:tr>
       <w:tr>
-        <w:tblPrEx>
-          <w:tblCellMar>
-            <w:top w:w="0" w:type="dxa"/>
-            <w:bottom w:w="0" w:type="dxa"/>
-          </w:tblCellMar>
-        </w:tblPrEx>
         <w:tc>
           <w:tcPr>
             <w:tcW w:w="1440" w:type="dxa"/>
@@ -14090,103 +11919,7 @@
         <w:spacing w:before="20" w:after="20"/>
       </w:pPr>
       <w:r>
-        <w:t xml:space="preserve">Flow </w:t>
-      </w:r>
-      <w:proofErr w:type="gramStart"/>
-      <w:r>
-        <w:t>Cytometry  •</w:t>
-      </w:r>
-      <w:proofErr w:type="gramEnd"/>
-      <w:r>
-        <w:t xml:space="preserve">  Genome Size </w:t>
-      </w:r>
-      <w:proofErr w:type="gramStart"/>
-      <w:r>
-        <w:t>Estimation  •</w:t>
-      </w:r>
-      <w:proofErr w:type="gramEnd"/>
-      <w:r>
-        <w:t xml:space="preserve">  </w:t>
-      </w:r>
-      <w:proofErr w:type="gramStart"/>
-      <w:r>
-        <w:t>Phylogenetics  •</w:t>
-      </w:r>
-      <w:proofErr w:type="gramEnd"/>
-      <w:r>
-        <w:t xml:space="preserve">  Western </w:t>
-      </w:r>
-      <w:proofErr w:type="gramStart"/>
-      <w:r>
-        <w:t>Blots  •</w:t>
-      </w:r>
-      <w:proofErr w:type="gramEnd"/>
-      <w:r>
-        <w:t xml:space="preserve">  DNA and RNA </w:t>
-      </w:r>
-      <w:proofErr w:type="gramStart"/>
-      <w:r>
-        <w:t>Extraction  •</w:t>
-      </w:r>
-      <w:proofErr w:type="gramEnd"/>
-      <w:r>
-        <w:t xml:space="preserve">  Model Insect </w:t>
-      </w:r>
-      <w:proofErr w:type="gramStart"/>
-      <w:r>
-        <w:t>Husbandry  •</w:t>
-      </w:r>
-      <w:proofErr w:type="gramEnd"/>
-      <w:r>
-        <w:t xml:space="preserve">  Insect Curation and </w:t>
-      </w:r>
-      <w:proofErr w:type="gramStart"/>
-      <w:r>
-        <w:t>Identification  •</w:t>
-      </w:r>
-      <w:proofErr w:type="gramEnd"/>
-      <w:r>
-        <w:t xml:space="preserve">  R (Statistics and Data </w:t>
-      </w:r>
-      <w:proofErr w:type="gramStart"/>
-      <w:r>
-        <w:t>Visualization)  •</w:t>
-      </w:r>
-      <w:proofErr w:type="gramEnd"/>
-      <w:r>
-        <w:t xml:space="preserve">  Genomic Analyses (Local and </w:t>
-      </w:r>
-      <w:proofErr w:type="gramStart"/>
-      <w:r>
-        <w:t>HPC)  •</w:t>
-      </w:r>
-      <w:proofErr w:type="gramEnd"/>
-      <w:r>
-        <w:t xml:space="preserve">  Genome </w:t>
-      </w:r>
-      <w:proofErr w:type="gramStart"/>
-      <w:r>
-        <w:t>Assembly  •</w:t>
-      </w:r>
-      <w:proofErr w:type="gramEnd"/>
-      <w:r>
-        <w:t xml:space="preserve">  Transcriptomic </w:t>
-      </w:r>
-      <w:proofErr w:type="gramStart"/>
-      <w:r>
-        <w:t>Analysis  •</w:t>
-      </w:r>
-      <w:proofErr w:type="gramEnd"/>
-      <w:r>
-        <w:t xml:space="preserve">  Sequence </w:t>
-      </w:r>
-      <w:proofErr w:type="gramStart"/>
-      <w:r>
-        <w:t>Alignments  •</w:t>
-      </w:r>
-      <w:proofErr w:type="gramEnd"/>
-      <w:r>
-        <w:t xml:space="preserve">  Comparative Phylogenetics</w:t>
+        <w:t>Flow Cytometry  •  Genome Size Estimation  •  Phylogenetics  •  Western Blots  •  DNA and RNA Extraction  •  Model Insect Husbandry  •  Insect Curation and Identification  •  R (Statistics and Data Visualization)  •  Genomic Analyses (Local and HPC)  •  Genome Assembly  •  Transcriptomic Analysis  •  Sequence Alignments  •  Comparative Phylogenetics</w:t>
       </w:r>
     </w:p>
     <w:p>
@@ -14229,12 +11962,6 @@
         <w:gridCol w:w="7020"/>
       </w:tblGrid>
       <w:tr>
-        <w:tblPrEx>
-          <w:tblCellMar>
-            <w:top w:w="0" w:type="dxa"/>
-            <w:bottom w:w="0" w:type="dxa"/>
-          </w:tblCellMar>
-        </w:tblPrEx>
         <w:tc>
           <w:tcPr>
             <w:tcW w:w="2340" w:type="dxa"/>
@@ -14298,13 +12025,8 @@
             <w:pPr>
               <w:spacing w:after="10"/>
             </w:pPr>
-            <w:proofErr w:type="gramStart"/>
-            <w:r>
-              <w:t>Heath.Ogden@uvu.edu  |</w:t>
-            </w:r>
-            <w:proofErr w:type="gramEnd"/>
-            <w:r>
-              <w:t xml:space="preserve">  </w:t>
+            <w:r>
+              <w:t xml:space="preserve">Heath.Ogden@uvu.edu  |  </w:t>
             </w:r>
           </w:p>
         </w:tc>
@@ -14337,12 +12059,6 @@
         <w:gridCol w:w="7020"/>
       </w:tblGrid>
       <w:tr>
-        <w:tblPrEx>
-          <w:tblCellMar>
-            <w:top w:w="0" w:type="dxa"/>
-            <w:bottom w:w="0" w:type="dxa"/>
-          </w:tblCellMar>
-        </w:tblPrEx>
         <w:tc>
           <w:tcPr>
             <w:tcW w:w="2340" w:type="dxa"/>
@@ -14406,13 +12122,8 @@
             <w:pPr>
               <w:spacing w:after="10"/>
             </w:pPr>
-            <w:proofErr w:type="gramStart"/>
-            <w:r>
-              <w:t>blackmon@tamu.edu  |</w:t>
-            </w:r>
-            <w:proofErr w:type="gramEnd"/>
-            <w:r>
-              <w:t xml:space="preserve">  </w:t>
+            <w:r>
+              <w:t xml:space="preserve">blackmon@tamu.edu  |  </w:t>
             </w:r>
           </w:p>
         </w:tc>
@@ -14445,12 +12156,6 @@
         <w:gridCol w:w="7020"/>
       </w:tblGrid>
       <w:tr>
-        <w:tblPrEx>
-          <w:tblCellMar>
-            <w:top w:w="0" w:type="dxa"/>
-            <w:bottom w:w="0" w:type="dxa"/>
-          </w:tblCellMar>
-        </w:tblPrEx>
         <w:tc>
           <w:tcPr>
             <w:tcW w:w="2340" w:type="dxa"/>
@@ -14514,13 +12219,8 @@
             <w:pPr>
               <w:spacing w:after="10"/>
             </w:pPr>
-            <w:proofErr w:type="gramStart"/>
-            <w:r>
-              <w:t>tamlucilia@tamu.edu  |</w:t>
-            </w:r>
-            <w:proofErr w:type="gramEnd"/>
-            <w:r>
-              <w:t xml:space="preserve">  </w:t>
+            <w:r>
+              <w:t xml:space="preserve">tamlucilia@tamu.edu  |  </w:t>
             </w:r>
           </w:p>
         </w:tc>
@@ -14553,12 +12253,6 @@
         <w:gridCol w:w="7020"/>
       </w:tblGrid>
       <w:tr>
-        <w:tblPrEx>
-          <w:tblCellMar>
-            <w:top w:w="0" w:type="dxa"/>
-            <w:bottom w:w="0" w:type="dxa"/>
-          </w:tblCellMar>
-        </w:tblPrEx>
         <w:tc>
           <w:tcPr>
             <w:tcW w:w="2340" w:type="dxa"/>
@@ -14622,13 +12316,8 @@
             <w:pPr>
               <w:spacing w:after="10"/>
             </w:pPr>
-            <w:proofErr w:type="gramStart"/>
-            <w:r>
-              <w:t>spencerj@tamu.edu  |</w:t>
-            </w:r>
-            <w:proofErr w:type="gramEnd"/>
-            <w:r>
-              <w:t xml:space="preserve">  </w:t>
+            <w:r>
+              <w:t xml:space="preserve">spencerj@tamu.edu  |  </w:t>
             </w:r>
           </w:p>
         </w:tc>
@@ -14779,12 +12468,6 @@
       <w:gridCol w:w="2880"/>
     </w:tblGrid>
     <w:tr>
-      <w:tblPrEx>
-        <w:tblCellMar>
-          <w:top w:w="0" w:type="dxa"/>
-          <w:bottom w:w="0" w:type="dxa"/>
-        </w:tblCellMar>
-      </w:tblPrEx>
       <w:tc>
         <w:tcPr>
           <w:tcW w:w="7200" w:type="dxa"/>

--- a/assets/publications/CV.docx
+++ b/assets/publications/CV.docx
@@ -26,7 +26,39 @@
           <w:sz w:val="22"/>
           <w:szCs w:val="22"/>
         </w:rPr>
-        <w:t>Associate Professor  |  Department of Biology  |  Utah Valley University</w:t>
+        <w:t xml:space="preserve">Associate </w:t>
+      </w:r>
+      <w:proofErr w:type="gramStart"/>
+      <w:r>
+        <w:rPr>
+          <w:sz w:val="22"/>
+          <w:szCs w:val="22"/>
+        </w:rPr>
+        <w:t>Professor  |</w:t>
+      </w:r>
+      <w:proofErr w:type="gramEnd"/>
+      <w:r>
+        <w:rPr>
+          <w:sz w:val="22"/>
+          <w:szCs w:val="22"/>
+        </w:rPr>
+        <w:t xml:space="preserve">  Department of </w:t>
+      </w:r>
+      <w:proofErr w:type="gramStart"/>
+      <w:r>
+        <w:rPr>
+          <w:sz w:val="22"/>
+          <w:szCs w:val="22"/>
+        </w:rPr>
+        <w:t>Biology  |</w:t>
+      </w:r>
+      <w:proofErr w:type="gramEnd"/>
+      <w:r>
+        <w:rPr>
+          <w:sz w:val="22"/>
+          <w:szCs w:val="22"/>
+        </w:rPr>
+        <w:t xml:space="preserve">  Utah Valley University</w:t>
       </w:r>
     </w:p>
     <w:p>
@@ -34,15 +66,44 @@
         <w:spacing w:after="20"/>
       </w:pPr>
       <w:r>
-        <w:t>SB 242b  |  800 W. University Pkwy  |  Orem, UT 84058</w:t>
+        <w:t>SB 242</w:t>
+      </w:r>
+      <w:proofErr w:type="gramStart"/>
+      <w:r>
+        <w:t>b  |</w:t>
+      </w:r>
+      <w:proofErr w:type="gramEnd"/>
+      <w:r>
+        <w:t xml:space="preserve">  800 W. University </w:t>
+      </w:r>
+      <w:proofErr w:type="gramStart"/>
+      <w:r>
+        <w:t>Pkwy  |</w:t>
+      </w:r>
+      <w:proofErr w:type="gramEnd"/>
+      <w:r>
+        <w:t xml:space="preserve">  Orem, UT 84058</w:t>
       </w:r>
     </w:p>
     <w:p>
       <w:pPr>
         <w:spacing w:after="80"/>
       </w:pPr>
-      <w:r>
-        <w:t>cehjelmen@gmail.com  |  Carl.Hjelmen@uvu.edu  |  cehjelmen.github.io</w:t>
+      <w:proofErr w:type="gramStart"/>
+      <w:r>
+        <w:t>cehjelmen@gmail.com  |</w:t>
+      </w:r>
+      <w:proofErr w:type="gramEnd"/>
+      <w:r>
+        <w:t xml:space="preserve">  </w:t>
+      </w:r>
+      <w:proofErr w:type="gramStart"/>
+      <w:r>
+        <w:t>Carl.Hjelmen@uvu.edu  |</w:t>
+      </w:r>
+      <w:proofErr w:type="gramEnd"/>
+      <w:r>
+        <w:t xml:space="preserve">  cehjelmen.github.io</w:t>
       </w:r>
     </w:p>
     <w:p>
@@ -575,7 +636,43 @@
           <w:bCs/>
           <w:color w:val="1F3864"/>
         </w:rPr>
-        <w:t>Reviewed Publications   (Ϯ = Mentored Student;  ! = Undergraduate Author)</w:t>
+        <w:t>Reviewed Publications</w:t>
+      </w:r>
+      <w:proofErr w:type="gramStart"/>
+      <w:r>
+        <w:rPr>
+          <w:b/>
+          <w:bCs/>
+          <w:color w:val="1F3864"/>
+        </w:rPr>
+        <w:t xml:space="preserve">   (</w:t>
+      </w:r>
+      <w:proofErr w:type="gramEnd"/>
+      <w:r>
+        <w:rPr>
+          <w:b/>
+          <w:bCs/>
+          <w:color w:val="1F3864"/>
+        </w:rPr>
+        <w:t xml:space="preserve">Ϯ = Mentored </w:t>
+      </w:r>
+      <w:proofErr w:type="gramStart"/>
+      <w:r>
+        <w:rPr>
+          <w:b/>
+          <w:bCs/>
+          <w:color w:val="1F3864"/>
+        </w:rPr>
+        <w:t>Student;  !</w:t>
+      </w:r>
+      <w:proofErr w:type="gramEnd"/>
+      <w:r>
+        <w:rPr>
+          <w:b/>
+          <w:bCs/>
+          <w:color w:val="1F3864"/>
+        </w:rPr>
+        <w:t xml:space="preserve"> = Undergraduate Author)</w:t>
       </w:r>
     </w:p>
     <w:p>
@@ -588,27 +685,60 @@
       </w:r>
       <w:r>
         <w:tab/>
-        <w:t xml:space="preserve">Sylvester T, Hjelmen CE, Thompson MJ, Blackmon LT, Alfieri JM, Hoover Z, Esfandani T, Blackmon H. Population Structure of the Jewel Scarab </w:t>
-      </w:r>
+        <w:t xml:space="preserve">Sylvester T, Hjelmen CE, Thompson MJ, Blackmon LT, Alfieri JM, Hoover Z, </w:t>
+      </w:r>
+      <w:proofErr w:type="spellStart"/>
+      <w:r>
+        <w:t>Esfandani</w:t>
+      </w:r>
+      <w:proofErr w:type="spellEnd"/>
+      <w:r>
+        <w:t xml:space="preserve"> T, Blackmon H. Population Structure of the Jewel Scarab </w:t>
+      </w:r>
+      <w:proofErr w:type="spellStart"/>
       <w:r>
         <w:rPr>
           <w:i/>
           <w:iCs/>
         </w:rPr>
-        <w:t>Chrysina gloriosa</w:t>
-      </w:r>
-      <w:r>
-        <w:t xml:space="preserve">. </w:t>
-      </w:r>
+        <w:t>Chrysina</w:t>
+      </w:r>
+      <w:proofErr w:type="spellEnd"/>
       <w:r>
         <w:rPr>
           <w:i/>
           <w:iCs/>
         </w:rPr>
+        <w:t xml:space="preserve"> gloriosa</w:t>
+      </w:r>
+      <w:r>
+        <w:t xml:space="preserve">. </w:t>
+      </w:r>
+      <w:r>
+        <w:rPr>
+          <w:i/>
+          <w:iCs/>
+        </w:rPr>
         <w:t>Genome Biology and Evolution</w:t>
       </w:r>
       <w:r>
-        <w:t>. doi: 10.1093/gbe/evag123</w:t>
+        <w:t xml:space="preserve">. </w:t>
+      </w:r>
+      <w:proofErr w:type="spellStart"/>
+      <w:r>
+        <w:t>doi</w:t>
+      </w:r>
+      <w:proofErr w:type="spellEnd"/>
+      <w:r>
+        <w:t>: 10.1093/</w:t>
+      </w:r>
+      <w:proofErr w:type="spellStart"/>
+      <w:r>
+        <w:t>gbe</w:t>
+      </w:r>
+      <w:proofErr w:type="spellEnd"/>
+      <w:r>
+        <w:t>/evag123</w:t>
       </w:r>
     </w:p>
     <w:p>
@@ -621,7 +751,25 @@
       </w:r>
       <w:r>
         <w:tab/>
-        <w:t xml:space="preserve">Abair A, Egan AN, Ϯ!Bugg B, et al., Hjelmen CE, Bailey CD. Phylotranscriptomics and genome size evolution in </w:t>
+        <w:t xml:space="preserve">Abair A, Egan AN, </w:t>
+      </w:r>
+      <w:proofErr w:type="spellStart"/>
+      <w:proofErr w:type="gramStart"/>
+      <w:r>
+        <w:t>Ϯ!Bugg</w:t>
+      </w:r>
+      <w:proofErr w:type="spellEnd"/>
+      <w:proofErr w:type="gramEnd"/>
+      <w:r>
+        <w:t xml:space="preserve"> B, et al., Hjelmen CE, Bailey CD. </w:t>
+      </w:r>
+      <w:proofErr w:type="spellStart"/>
+      <w:r>
+        <w:t>Phylotranscriptomics</w:t>
+      </w:r>
+      <w:proofErr w:type="spellEnd"/>
+      <w:r>
+        <w:t xml:space="preserve"> and genome size evolution in </w:t>
       </w:r>
       <w:r>
         <w:rPr>
@@ -641,7 +789,15 @@
         <w:t>American Journal of Botany</w:t>
       </w:r>
       <w:r>
-        <w:t>. doi: 10.1002/ajb2.70178</w:t>
+        <w:t xml:space="preserve">. </w:t>
+      </w:r>
+      <w:proofErr w:type="spellStart"/>
+      <w:r>
+        <w:t>doi</w:t>
+      </w:r>
+      <w:proofErr w:type="spellEnd"/>
+      <w:r>
+        <w:t>: 10.1002/ajb2.70178</w:t>
       </w:r>
     </w:p>
     <w:p>
@@ -664,7 +820,15 @@
         <w:t>Science of the Total Environment</w:t>
       </w:r>
       <w:r>
-        <w:t>. doi: 10.1016/j.scitotenv.2025.180999</w:t>
+        <w:t xml:space="preserve">. </w:t>
+      </w:r>
+      <w:proofErr w:type="spellStart"/>
+      <w:r>
+        <w:t>doi</w:t>
+      </w:r>
+      <w:proofErr w:type="spellEnd"/>
+      <w:r>
+        <w:t>: 10.1016/j.scitotenv.2025.180999</w:t>
       </w:r>
     </w:p>
     <w:p>
@@ -677,7 +841,16 @@
       </w:r>
       <w:r>
         <w:tab/>
-        <w:t xml:space="preserve">Ϯ!Motte RR, Hjelmen CE. DSCAM1 evolution and its relationship to sociality: Hymenopteran DSCAM1 exhibits accelerated evolution in variable exon regions. </w:t>
+      </w:r>
+      <w:proofErr w:type="spellStart"/>
+      <w:proofErr w:type="gramStart"/>
+      <w:r>
+        <w:t>Ϯ!Motte</w:t>
+      </w:r>
+      <w:proofErr w:type="spellEnd"/>
+      <w:proofErr w:type="gramEnd"/>
+      <w:r>
+        <w:t xml:space="preserve"> RR, Hjelmen CE. DSCAM1 evolution and its relationship to sociality: Hymenopteran DSCAM1 exhibits accelerated evolution in variable exon regions. </w:t>
       </w:r>
       <w:r>
         <w:rPr>
@@ -687,7 +860,15 @@
         <w:t>Insect Systematics and Diversity</w:t>
       </w:r>
       <w:r>
-        <w:t>. doi.org/10.1093/isd/ixaf031</w:t>
+        <w:t>. doi.org/10.1093/</w:t>
+      </w:r>
+      <w:proofErr w:type="spellStart"/>
+      <w:r>
+        <w:t>isd</w:t>
+      </w:r>
+      <w:proofErr w:type="spellEnd"/>
+      <w:r>
+        <w:t>/ixaf031</w:t>
       </w:r>
     </w:p>
     <w:p>
@@ -700,7 +881,23 @@
       </w:r>
       <w:r>
         <w:tab/>
-        <w:t xml:space="preserve">Oakes J, Kuddus JN, Downs E, Oakey C, Davis K, Mohammad L, Whitely K, Hjelmen CE, Kuddus R. Isolation and Characterization of a Crude Oil-Tolerant Obligate Halophilic Bacterium from the Great Salt Lake. </w:t>
+        <w:t xml:space="preserve">Oakes J, </w:t>
+      </w:r>
+      <w:proofErr w:type="spellStart"/>
+      <w:r>
+        <w:t>Kuddus</w:t>
+      </w:r>
+      <w:proofErr w:type="spellEnd"/>
+      <w:r>
+        <w:t xml:space="preserve"> JN, Downs E, Oakey C, Davis K, Mohammad L, Whitely K, Hjelmen CE, </w:t>
+      </w:r>
+      <w:proofErr w:type="spellStart"/>
+      <w:r>
+        <w:t>Kuddus</w:t>
+      </w:r>
+      <w:proofErr w:type="spellEnd"/>
+      <w:r>
+        <w:t xml:space="preserve"> R. Isolation and Characterization of a Crude Oil-Tolerant Obligate Halophilic Bacterium from the Great Salt Lake. </w:t>
       </w:r>
       <w:r>
         <w:rPr>
@@ -723,7 +920,15 @@
       </w:r>
       <w:r>
         <w:tab/>
-        <w:t xml:space="preserve">Copeland M, et al., Hjelmen CE, Rieski LK, Blackmon H, Casola C. (2024). Genome assembly of the southern pine beetle reveals the origins of gene content reduction in </w:t>
+        <w:t xml:space="preserve">Copeland M, et al., Hjelmen CE, </w:t>
+      </w:r>
+      <w:proofErr w:type="spellStart"/>
+      <w:r>
+        <w:t>Rieski</w:t>
+      </w:r>
+      <w:proofErr w:type="spellEnd"/>
+      <w:r>
+        <w:t xml:space="preserve"> LK, Blackmon H, Casola C. (2024). Genome assembly of the southern pine beetle reveals the origins of gene content reduction in </w:t>
       </w:r>
       <w:r>
         <w:rPr>
@@ -756,7 +961,15 @@
       </w:r>
       <w:r>
         <w:tab/>
-        <w:t xml:space="preserve">Hjelmen CE. (2024). Genome size and chromosome number are critical metrics for accurate genome assembly assessment in Eukaryota. </w:t>
+        <w:t xml:space="preserve">Hjelmen CE. (2024). Genome size and chromosome number are critical metrics for accurate genome assembly assessment in </w:t>
+      </w:r>
+      <w:proofErr w:type="spellStart"/>
+      <w:r>
+        <w:t>Eukaryota</w:t>
+      </w:r>
+      <w:proofErr w:type="spellEnd"/>
+      <w:r>
+        <w:t xml:space="preserve">. </w:t>
       </w:r>
       <w:r>
         <w:rPr>
@@ -766,7 +979,15 @@
         <w:t>Genetics</w:t>
       </w:r>
       <w:r>
-        <w:t>. doi: 10.1093/genetics/iyae099</w:t>
+        <w:t xml:space="preserve">. </w:t>
+      </w:r>
+      <w:proofErr w:type="spellStart"/>
+      <w:r>
+        <w:t>doi</w:t>
+      </w:r>
+      <w:proofErr w:type="spellEnd"/>
+      <w:r>
+        <w:t>: 10.1093/genetics/iyae099</w:t>
       </w:r>
     </w:p>
     <w:p>
@@ -779,7 +1000,15 @@
       </w:r>
       <w:r>
         <w:tab/>
-        <w:t xml:space="preserve">Sylvester T, Hoover Z, Hjelmen CE, et al., Blackmon H. (2024). A reference quality genome assembly for the Jewel scarab Chrysina gloriosa. </w:t>
+        <w:t xml:space="preserve">Sylvester T, Hoover Z, Hjelmen CE, et al., Blackmon H. (2024). A reference quality genome assembly for the Jewel scarab </w:t>
+      </w:r>
+      <w:proofErr w:type="spellStart"/>
+      <w:r>
+        <w:t>Chrysina</w:t>
+      </w:r>
+      <w:proofErr w:type="spellEnd"/>
+      <w:r>
+        <w:t xml:space="preserve"> gloriosa. </w:t>
       </w:r>
       <w:r>
         <w:rPr>
@@ -789,7 +1018,15 @@
         <w:t>Genes, Genomes, Genetics</w:t>
       </w:r>
       <w:r>
-        <w:t>. doi: 10.1093/g3journal/jkae084</w:t>
+        <w:t xml:space="preserve">. </w:t>
+      </w:r>
+      <w:proofErr w:type="spellStart"/>
+      <w:r>
+        <w:t>doi</w:t>
+      </w:r>
+      <w:proofErr w:type="spellEnd"/>
+      <w:r>
+        <w:t>: 10.1093/g3journal/jkae084</w:t>
       </w:r>
     </w:p>
     <w:p>
@@ -802,23 +1039,48 @@
       </w:r>
       <w:r>
         <w:tab/>
-        <w:t xml:space="preserve">Hjelmen CE, Yuan Y, Parrot JJ, !McGuane AS, Srivastav SP, Purcell AC, Pimsler ML, Sze S-H, Tarone AM. (2022). Identification and Characterization of Small RNA Markers of Age in the Blow Fly </w:t>
-      </w:r>
+        <w:t>Hjelmen CE, Yuan Y, Parrot JJ</w:t>
+      </w:r>
+      <w:proofErr w:type="gramStart"/>
+      <w:r>
+        <w:t>, !McGuane</w:t>
+      </w:r>
+      <w:proofErr w:type="gramEnd"/>
+      <w:r>
+        <w:t xml:space="preserve"> AS, Srivastav SP, Purcell AC, </w:t>
+      </w:r>
+      <w:proofErr w:type="spellStart"/>
+      <w:r>
+        <w:t>Pimsler</w:t>
+      </w:r>
+      <w:proofErr w:type="spellEnd"/>
+      <w:r>
+        <w:t xml:space="preserve"> ML, Sze S-H, Tarone AM. (2022). Identification and Characterization of Small RNA Markers of Age in the Blow Fly </w:t>
+      </w:r>
+      <w:proofErr w:type="spellStart"/>
       <w:r>
         <w:rPr>
           <w:i/>
           <w:iCs/>
         </w:rPr>
-        <w:t>Cochliomyia macellaria</w:t>
-      </w:r>
-      <w:r>
-        <w:t xml:space="preserve">. </w:t>
-      </w:r>
+        <w:t>Cochliomyia</w:t>
+      </w:r>
+      <w:proofErr w:type="spellEnd"/>
       <w:r>
         <w:rPr>
           <w:i/>
           <w:iCs/>
         </w:rPr>
+        <w:t xml:space="preserve"> macellaria</w:t>
+      </w:r>
+      <w:r>
+        <w:t xml:space="preserve">. </w:t>
+      </w:r>
+      <w:r>
+        <w:rPr>
+          <w:i/>
+          <w:iCs/>
+        </w:rPr>
         <w:t>Insects</w:t>
       </w:r>
       <w:r>
@@ -836,7 +1098,15 @@
       </w:r>
       <w:r>
         <w:tab/>
-        <w:t xml:space="preserve">Morelli MWϮ!, Blackmon H, Hjelmen CE. (2022). Diptera and </w:t>
+        <w:t>Morelli MW</w:t>
+      </w:r>
+      <w:proofErr w:type="gramStart"/>
+      <w:r>
+        <w:t>Ϯ!,</w:t>
+      </w:r>
+      <w:proofErr w:type="gramEnd"/>
+      <w:r>
+        <w:t xml:space="preserve"> Blackmon H, Hjelmen CE. (2022). Diptera and </w:t>
       </w:r>
       <w:r>
         <w:rPr>
@@ -856,7 +1126,15 @@
         <w:t>Frontiers in Ecology and Evolution</w:t>
       </w:r>
       <w:r>
-        <w:t>. doi: 10.3389/fevo.2022.832378</w:t>
+        <w:t xml:space="preserve">. </w:t>
+      </w:r>
+      <w:proofErr w:type="spellStart"/>
+      <w:r>
+        <w:t>doi</w:t>
+      </w:r>
+      <w:proofErr w:type="spellEnd"/>
+      <w:r>
+        <w:t>: 10.3389/fevo.2022.832378</w:t>
       </w:r>
     </w:p>
     <w:p>
@@ -869,27 +1147,67 @@
       </w:r>
       <w:r>
         <w:tab/>
-        <w:t xml:space="preserve">Pimsler ML, Hjelmen CE, Jonika MM, et al. (2021). Sexual dimorphism in growth rate and gene expression </w:t>
+      </w:r>
+      <w:proofErr w:type="spellStart"/>
+      <w:r>
+        <w:t>Pimsler</w:t>
+      </w:r>
+      <w:proofErr w:type="spellEnd"/>
+      <w:r>
+        <w:t xml:space="preserve"> ML, Hjelmen CE, Jonika MM, et al. (2021). Sexual dimorphism in growth rate and gene expression </w:t>
       </w:r>
       <w:r>
         <w:rPr>
           <w:i/>
           <w:iCs/>
         </w:rPr>
-        <w:t>in Chrysomya rufifacies</w:t>
-      </w:r>
-      <w:r>
-        <w:t xml:space="preserve">. </w:t>
-      </w:r>
+        <w:t xml:space="preserve">in </w:t>
+      </w:r>
+      <w:proofErr w:type="spellStart"/>
       <w:r>
         <w:rPr>
           <w:i/>
           <w:iCs/>
         </w:rPr>
+        <w:t>Chrysomya</w:t>
+      </w:r>
+      <w:proofErr w:type="spellEnd"/>
+      <w:r>
+        <w:rPr>
+          <w:i/>
+          <w:iCs/>
+        </w:rPr>
+        <w:t xml:space="preserve"> </w:t>
+      </w:r>
+      <w:proofErr w:type="spellStart"/>
+      <w:r>
+        <w:rPr>
+          <w:i/>
+          <w:iCs/>
+        </w:rPr>
+        <w:t>rufifacies</w:t>
+      </w:r>
+      <w:proofErr w:type="spellEnd"/>
+      <w:r>
+        <w:t xml:space="preserve">. </w:t>
+      </w:r>
+      <w:r>
+        <w:rPr>
+          <w:i/>
+          <w:iCs/>
+        </w:rPr>
         <w:t>Frontiers in Ecology and Evolution</w:t>
       </w:r>
       <w:r>
-        <w:t>, 9:696638. doi: 10.3389/fevo.2021.696638</w:t>
+        <w:t xml:space="preserve">, 9:696638. </w:t>
+      </w:r>
+      <w:proofErr w:type="spellStart"/>
+      <w:r>
+        <w:t>doi</w:t>
+      </w:r>
+      <w:proofErr w:type="spellEnd"/>
+      <w:r>
+        <w:t>: 10.3389/fevo.2021.696638</w:t>
       </w:r>
     </w:p>
     <w:p>
@@ -902,7 +1220,14 @@
       </w:r>
       <w:r>
         <w:tab/>
-        <w:t xml:space="preserve">Tvedte ES, et al., Hjelmen CE, Johnston JS, et al. (2021). Comparison of long-read sequencing technologies in interrogating bacteria and fly genomes. </w:t>
+      </w:r>
+      <w:proofErr w:type="spellStart"/>
+      <w:r>
+        <w:t>Tvedte</w:t>
+      </w:r>
+      <w:proofErr w:type="spellEnd"/>
+      <w:r>
+        <w:t xml:space="preserve"> ES, et al., Hjelmen CE, Johnston JS, et al. (2021). Comparison of long-read sequencing technologies in interrogating bacteria and fly genomes. </w:t>
       </w:r>
       <w:r>
         <w:rPr>
@@ -912,7 +1237,15 @@
         <w:t>G3: Genes, Genomes, Genetics</w:t>
       </w:r>
       <w:r>
-        <w:t>. doi: 10.1093/g3journal/jkab083</w:t>
+        <w:t xml:space="preserve">. </w:t>
+      </w:r>
+      <w:proofErr w:type="spellStart"/>
+      <w:r>
+        <w:t>doi</w:t>
+      </w:r>
+      <w:proofErr w:type="spellEnd"/>
+      <w:r>
+        <w:t>: 10.1093/g3journal/jkab083</w:t>
       </w:r>
     </w:p>
     <w:p>
@@ -923,9 +1256,14 @@
       <w:r>
         <w:t>16.</w:t>
       </w:r>
+      <w:proofErr w:type="gramStart"/>
       <w:r>
         <w:tab/>
-        <w:t>!Anderson NW, Hjelmen CE, Blackmon H. (2020). The probability of fusions joining sex chromosomes and autosomes</w:t>
+        <w:t>!Anderson</w:t>
+      </w:r>
+      <w:proofErr w:type="gramEnd"/>
+      <w:r>
+        <w:t xml:space="preserve"> NW, Hjelmen CE, Blackmon H. (2020). The probability of fusions joining sex chromosomes and autosomes</w:t>
       </w:r>
       <w:r>
         <w:rPr>
@@ -935,7 +1273,15 @@
         <w:t>. Biology Letters</w:t>
       </w:r>
       <w:r>
-        <w:t>. doi: 10.1098/rsbl.2020.0648</w:t>
+        <w:t xml:space="preserve">. </w:t>
+      </w:r>
+      <w:proofErr w:type="spellStart"/>
+      <w:r>
+        <w:t>doi</w:t>
+      </w:r>
+      <w:proofErr w:type="spellEnd"/>
+      <w:r>
+        <w:t>: 10.1098/rsbl.2020.0648</w:t>
       </w:r>
     </w:p>
     <w:p>
@@ -948,7 +1294,23 @@
       </w:r>
       <w:r>
         <w:tab/>
-        <w:t>Sylvester TP, Hjelmen CE, Hanrahan SJ, Lehnart PA, Johnston JS, Blackmon H. (2020). Lineage-specific patterns of chromosome evolution in Polyneopteran insects.</w:t>
+        <w:t xml:space="preserve">Sylvester TP, Hjelmen CE, Hanrahan SJ, </w:t>
+      </w:r>
+      <w:proofErr w:type="spellStart"/>
+      <w:r>
+        <w:t>Lehnart</w:t>
+      </w:r>
+      <w:proofErr w:type="spellEnd"/>
+      <w:r>
+        <w:t xml:space="preserve"> PA, Johnston JS, Blackmon H. (2020). Lineage-specific patterns of chromosome evolution in </w:t>
+      </w:r>
+      <w:proofErr w:type="spellStart"/>
+      <w:r>
+        <w:t>Polyneopteran</w:t>
+      </w:r>
+      <w:proofErr w:type="spellEnd"/>
+      <w:r>
+        <w:t xml:space="preserve"> insects.</w:t>
       </w:r>
       <w:r>
         <w:rPr>
@@ -958,7 +1320,15 @@
         <w:t xml:space="preserve"> Proc. R. Soc. B</w:t>
       </w:r>
       <w:r>
-        <w:t>, 287: 20201388. doi: 10.1098/rspb.2020.1388</w:t>
+        <w:t xml:space="preserve">, 287: 20201388. </w:t>
+      </w:r>
+      <w:proofErr w:type="spellStart"/>
+      <w:r>
+        <w:t>doi</w:t>
+      </w:r>
+      <w:proofErr w:type="spellEnd"/>
+      <w:r>
+        <w:t>: 10.1098/rspb.2020.1388</w:t>
       </w:r>
     </w:p>
     <w:p>
@@ -971,7 +1341,14 @@
       </w:r>
       <w:r>
         <w:tab/>
-        <w:t xml:space="preserve">Malawey AS, et al., Hjelmen CE, et al. (2020). Interaction of age and temperature on heat shock protein expression in the Black Soldier Fly. </w:t>
+      </w:r>
+      <w:proofErr w:type="spellStart"/>
+      <w:r>
+        <w:t>Malawey</w:t>
+      </w:r>
+      <w:proofErr w:type="spellEnd"/>
+      <w:r>
+        <w:t xml:space="preserve"> AS, et al., Hjelmen CE, et al. (2020). Interaction of age and temperature on heat shock protein expression in the Black Soldier Fly. </w:t>
       </w:r>
       <w:r>
         <w:rPr>
@@ -981,7 +1358,15 @@
         <w:t>Journal of Insects as Food and Feed</w:t>
       </w:r>
       <w:r>
-        <w:t>. doi: 10.3920/JIFF2020.0017</w:t>
+        <w:t xml:space="preserve">. </w:t>
+      </w:r>
+      <w:proofErr w:type="spellStart"/>
+      <w:r>
+        <w:t>doi</w:t>
+      </w:r>
+      <w:proofErr w:type="spellEnd"/>
+      <w:r>
+        <w:t>: 10.3920/JIFF2020.0017</w:t>
       </w:r>
     </w:p>
     <w:p>
@@ -994,7 +1379,61 @@
       </w:r>
       <w:r>
         <w:tab/>
-        <w:t xml:space="preserve">Hjelmen CE, ϮHolmes VR, !Burrus CG, Ϯ!Piron E, Ϯ!Mynes M, Ϯ!Garrett M, Blackmon H, Johnston JS. (2020). Thoracic underreplication in </w:t>
+        <w:t xml:space="preserve">Hjelmen CE, </w:t>
+      </w:r>
+      <w:proofErr w:type="spellStart"/>
+      <w:r>
+        <w:t>ϮHolmes</w:t>
+      </w:r>
+      <w:proofErr w:type="spellEnd"/>
+      <w:r>
+        <w:t xml:space="preserve"> VR</w:t>
+      </w:r>
+      <w:proofErr w:type="gramStart"/>
+      <w:r>
+        <w:t>, !Burrus</w:t>
+      </w:r>
+      <w:proofErr w:type="gramEnd"/>
+      <w:r>
+        <w:t xml:space="preserve"> CG, </w:t>
+      </w:r>
+      <w:proofErr w:type="spellStart"/>
+      <w:proofErr w:type="gramStart"/>
+      <w:r>
+        <w:t>Ϯ!Piron</w:t>
+      </w:r>
+      <w:proofErr w:type="spellEnd"/>
+      <w:proofErr w:type="gramEnd"/>
+      <w:r>
+        <w:t xml:space="preserve"> E, </w:t>
+      </w:r>
+      <w:proofErr w:type="spellStart"/>
+      <w:proofErr w:type="gramStart"/>
+      <w:r>
+        <w:t>Ϯ!Mynes</w:t>
+      </w:r>
+      <w:proofErr w:type="spellEnd"/>
+      <w:proofErr w:type="gramEnd"/>
+      <w:r>
+        <w:t xml:space="preserve"> M, </w:t>
+      </w:r>
+      <w:proofErr w:type="spellStart"/>
+      <w:proofErr w:type="gramStart"/>
+      <w:r>
+        <w:t>Ϯ!Garrett</w:t>
+      </w:r>
+      <w:proofErr w:type="spellEnd"/>
+      <w:proofErr w:type="gramEnd"/>
+      <w:r>
+        <w:t xml:space="preserve"> M, Blackmon H, Johnston JS. (2020). Thoracic </w:t>
+      </w:r>
+      <w:proofErr w:type="spellStart"/>
+      <w:r>
+        <w:t>underreplication</w:t>
+      </w:r>
+      <w:proofErr w:type="spellEnd"/>
+      <w:r>
+        <w:t xml:space="preserve"> in </w:t>
       </w:r>
       <w:r>
         <w:rPr>
@@ -1014,7 +1453,15 @@
         <w:t>Evolution</w:t>
       </w:r>
       <w:r>
-        <w:t>. doi: 10.1111/evo.14022</w:t>
+        <w:t xml:space="preserve">. </w:t>
+      </w:r>
+      <w:proofErr w:type="spellStart"/>
+      <w:r>
+        <w:t>doi</w:t>
+      </w:r>
+      <w:proofErr w:type="spellEnd"/>
+      <w:r>
+        <w:t>: 10.1111/evo.14022</w:t>
       </w:r>
     </w:p>
     <w:p>
@@ -1027,7 +1474,26 @@
       </w:r>
       <w:r>
         <w:tab/>
-        <w:t xml:space="preserve">Ϯ!Jonika MM, Hjelmen CE, Faris AM, Ϯ!McGuane AS, Tarone AM. (2020). Differentially spliced genes as markers for sex for forensic entomology. </w:t>
+      </w:r>
+      <w:proofErr w:type="spellStart"/>
+      <w:proofErr w:type="gramStart"/>
+      <w:r>
+        <w:t>Ϯ!Jonika</w:t>
+      </w:r>
+      <w:proofErr w:type="spellEnd"/>
+      <w:proofErr w:type="gramEnd"/>
+      <w:r>
+        <w:t xml:space="preserve"> MM, Hjelmen CE, Faris AM, </w:t>
+      </w:r>
+      <w:proofErr w:type="spellStart"/>
+      <w:proofErr w:type="gramStart"/>
+      <w:r>
+        <w:t>Ϯ!McGuane</w:t>
+      </w:r>
+      <w:proofErr w:type="spellEnd"/>
+      <w:proofErr w:type="gramEnd"/>
+      <w:r>
+        <w:t xml:space="preserve"> AS, Tarone AM. (2020). Differentially spliced genes as markers for sex for forensic entomology. </w:t>
       </w:r>
       <w:r>
         <w:rPr>
@@ -1037,7 +1503,15 @@
         <w:t>Journal of Forensic Sciences</w:t>
       </w:r>
       <w:r>
-        <w:t>. doi: 10.1111/1556-4029.14461</w:t>
+        <w:t xml:space="preserve">. </w:t>
+      </w:r>
+      <w:proofErr w:type="spellStart"/>
+      <w:r>
+        <w:t>doi</w:t>
+      </w:r>
+      <w:proofErr w:type="spellEnd"/>
+      <w:r>
+        <w:t>: 10.1111/1556-4029.14461</w:t>
       </w:r>
     </w:p>
     <w:p>
@@ -1050,7 +1524,23 @@
       </w:r>
       <w:r>
         <w:tab/>
-        <w:t xml:space="preserve">Johnston JS, !Zapalac ME, Hjelmen CE. (2020). Flying High—Muscle specific underreplication in </w:t>
+        <w:t>Johnston JS</w:t>
+      </w:r>
+      <w:proofErr w:type="gramStart"/>
+      <w:r>
+        <w:t>, !Zapalac</w:t>
+      </w:r>
+      <w:proofErr w:type="gramEnd"/>
+      <w:r>
+        <w:t xml:space="preserve"> ME, Hjelmen CE. (2020). Flying High—Muscle specific </w:t>
+      </w:r>
+      <w:proofErr w:type="spellStart"/>
+      <w:r>
+        <w:t>underreplication</w:t>
+      </w:r>
+      <w:proofErr w:type="spellEnd"/>
+      <w:r>
+        <w:t xml:space="preserve"> in </w:t>
       </w:r>
       <w:r>
         <w:rPr>
@@ -1070,7 +1560,15 @@
         <w:t>Genes</w:t>
       </w:r>
       <w:r>
-        <w:t xml:space="preserve"> 11, 246. doi: 10.3390/genes11030246</w:t>
+        <w:t xml:space="preserve"> 11, 246. </w:t>
+      </w:r>
+      <w:proofErr w:type="spellStart"/>
+      <w:r>
+        <w:t>doi</w:t>
+      </w:r>
+      <w:proofErr w:type="spellEnd"/>
+      <w:r>
+        <w:t>: 10.3390/genes11030246</w:t>
       </w:r>
     </w:p>
     <w:p>
@@ -1083,7 +1581,17 @@
       </w:r>
       <w:r>
         <w:tab/>
-        <w:t xml:space="preserve">Hjelmen CE, Parrott JJ, Srivastav S, Ϯ!McGuane AS, et al. (2020). Effect of phenotype selection on genome size variation in two species of Diptera. </w:t>
+        <w:t xml:space="preserve">Hjelmen CE, Parrott JJ, Srivastav S, </w:t>
+      </w:r>
+      <w:proofErr w:type="spellStart"/>
+      <w:proofErr w:type="gramStart"/>
+      <w:r>
+        <w:t>Ϯ!McGuane</w:t>
+      </w:r>
+      <w:proofErr w:type="spellEnd"/>
+      <w:proofErr w:type="gramEnd"/>
+      <w:r>
+        <w:t xml:space="preserve"> AS, et al. (2020). Effect of phenotype selection on genome size variation in two species of Diptera. </w:t>
       </w:r>
       <w:r>
         <w:rPr>
@@ -1093,7 +1601,15 @@
         <w:t>Genes</w:t>
       </w:r>
       <w:r>
-        <w:t xml:space="preserve"> 11, 218. doi: 10.3390/genes11020218</w:t>
+        <w:t xml:space="preserve"> 11, 218. </w:t>
+      </w:r>
+      <w:proofErr w:type="spellStart"/>
+      <w:r>
+        <w:t>doi</w:t>
+      </w:r>
+      <w:proofErr w:type="spellEnd"/>
+      <w:r>
+        <w:t>: 10.3390/genes11020218</w:t>
       </w:r>
     </w:p>
     <w:p>
@@ -1106,7 +1622,23 @@
       </w:r>
       <w:r>
         <w:tab/>
-        <w:t xml:space="preserve">Hjelmen CE, Blackmon H, ϮHolmes VR, !Burrus CG, Johnston JS. (2019). Genome size evolution differs between </w:t>
+        <w:t xml:space="preserve">Hjelmen CE, Blackmon H, </w:t>
+      </w:r>
+      <w:proofErr w:type="spellStart"/>
+      <w:r>
+        <w:t>ϮHolmes</w:t>
+      </w:r>
+      <w:proofErr w:type="spellEnd"/>
+      <w:r>
+        <w:t xml:space="preserve"> VR</w:t>
+      </w:r>
+      <w:proofErr w:type="gramStart"/>
+      <w:r>
+        <w:t>, !Burrus</w:t>
+      </w:r>
+      <w:proofErr w:type="gramEnd"/>
+      <w:r>
+        <w:t xml:space="preserve"> CG, Johnston JS. (2019). Genome size evolution differs between </w:t>
       </w:r>
       <w:r>
         <w:rPr>
@@ -1139,7 +1671,47 @@
       </w:r>
       <w:r>
         <w:tab/>
-        <w:t xml:space="preserve">Hjelmen CE, Ϯ!Garrett M, Ϯ!Holmes VR, Ϯ!Mynes M, Ϯ!Piron E, Johnston JS. (2018). Genome size evolution within and between the sexes. </w:t>
+        <w:t xml:space="preserve">Hjelmen CE, </w:t>
+      </w:r>
+      <w:proofErr w:type="spellStart"/>
+      <w:proofErr w:type="gramStart"/>
+      <w:r>
+        <w:t>Ϯ!Garrett</w:t>
+      </w:r>
+      <w:proofErr w:type="spellEnd"/>
+      <w:proofErr w:type="gramEnd"/>
+      <w:r>
+        <w:t xml:space="preserve"> M, </w:t>
+      </w:r>
+      <w:proofErr w:type="spellStart"/>
+      <w:proofErr w:type="gramStart"/>
+      <w:r>
+        <w:t>Ϯ!Holmes</w:t>
+      </w:r>
+      <w:proofErr w:type="spellEnd"/>
+      <w:proofErr w:type="gramEnd"/>
+      <w:r>
+        <w:t xml:space="preserve"> VR, </w:t>
+      </w:r>
+      <w:proofErr w:type="spellStart"/>
+      <w:proofErr w:type="gramStart"/>
+      <w:r>
+        <w:t>Ϯ!Mynes</w:t>
+      </w:r>
+      <w:proofErr w:type="spellEnd"/>
+      <w:proofErr w:type="gramEnd"/>
+      <w:r>
+        <w:t xml:space="preserve"> M, </w:t>
+      </w:r>
+      <w:proofErr w:type="spellStart"/>
+      <w:proofErr w:type="gramStart"/>
+      <w:r>
+        <w:t>Ϯ!Piron</w:t>
+      </w:r>
+      <w:proofErr w:type="spellEnd"/>
+      <w:proofErr w:type="gramEnd"/>
+      <w:r>
+        <w:t xml:space="preserve"> E, Johnston JS. (2018). Genome size evolution within and between the sexes. </w:t>
       </w:r>
       <w:r>
         <w:rPr>
@@ -1187,6 +1759,7 @@
         <w:tab/>
         <w:t xml:space="preserve">Hjelmen CE and Johnston JS. (2017). The mode and tempo of genome size evolution in the subgenus </w:t>
       </w:r>
+      <w:proofErr w:type="spellStart"/>
       <w:r>
         <w:rPr>
           <w:i/>
@@ -1194,6 +1767,7 @@
         </w:rPr>
         <w:t>Sophophora</w:t>
       </w:r>
+      <w:proofErr w:type="spellEnd"/>
       <w:r>
         <w:t xml:space="preserve">. </w:t>
       </w:r>
@@ -1218,7 +1792,22 @@
       </w:r>
       <w:r>
         <w:tab/>
-        <w:t>Arnqvist G, Sayadi A, Immonen E, Hotzy C, Rankin D, Tuda M, Hjelmen CE, Johnston JS. (2015). Genome size correlates with reproductive fitness in seed beetles</w:t>
+      </w:r>
+      <w:proofErr w:type="spellStart"/>
+      <w:r>
+        <w:t>Arnqvist</w:t>
+      </w:r>
+      <w:proofErr w:type="spellEnd"/>
+      <w:r>
+        <w:t xml:space="preserve"> G, Sayadi A, Immonen E, </w:t>
+      </w:r>
+      <w:proofErr w:type="spellStart"/>
+      <w:r>
+        <w:t>Hotzy</w:t>
+      </w:r>
+      <w:proofErr w:type="spellEnd"/>
+      <w:r>
+        <w:t xml:space="preserve"> C, Rankin D, Tuda M, Hjelmen CE, Johnston JS. (2015). Genome size correlates with reproductive fitness in seed beetles</w:t>
       </w:r>
       <w:r>
         <w:rPr>
@@ -1241,14 +1830,55 @@
       </w:r>
       <w:r>
         <w:tab/>
-        <w:t xml:space="preserve">Rangel J, !Strauss K, !Seedorf K, Hjelmen CE, Johnston JS. (2015). Endopolyploidy changes with age-related polyethism in the honey bee. </w:t>
-      </w:r>
+        <w:t>Rangel J</w:t>
+      </w:r>
+      <w:proofErr w:type="gramStart"/>
+      <w:r>
+        <w:t>, !Strauss</w:t>
+      </w:r>
+      <w:proofErr w:type="gramEnd"/>
+      <w:r>
+        <w:t xml:space="preserve"> K</w:t>
+      </w:r>
+      <w:proofErr w:type="gramStart"/>
+      <w:r>
+        <w:t>, !Seedorf</w:t>
+      </w:r>
+      <w:proofErr w:type="gramEnd"/>
+      <w:r>
+        <w:t xml:space="preserve"> K, Hjelmen CE, Johnston JS. (2015). Endopolyploidy changes with age-related </w:t>
+      </w:r>
+      <w:proofErr w:type="spellStart"/>
+      <w:r>
+        <w:t>polyethism</w:t>
+      </w:r>
+      <w:proofErr w:type="spellEnd"/>
+      <w:r>
+        <w:t xml:space="preserve"> in the </w:t>
+      </w:r>
+      <w:proofErr w:type="gramStart"/>
+      <w:r>
+        <w:t>honey bee</w:t>
+      </w:r>
+      <w:proofErr w:type="gramEnd"/>
+      <w:r>
+        <w:t xml:space="preserve">. </w:t>
+      </w:r>
+      <w:proofErr w:type="spellStart"/>
       <w:r>
         <w:rPr>
           <w:i/>
           <w:iCs/>
         </w:rPr>
-        <w:t>PLoS One</w:t>
+        <w:t>PLoS</w:t>
+      </w:r>
+      <w:proofErr w:type="spellEnd"/>
+      <w:r>
+        <w:rPr>
+          <w:i/>
+          <w:iCs/>
+        </w:rPr>
+        <w:t xml:space="preserve"> One</w:t>
       </w:r>
       <w:r>
         <w:t>, 10(4), e0122208</w:t>
@@ -1276,12 +1906,21 @@
       <w:r>
         <w:t xml:space="preserve">. </w:t>
       </w:r>
+      <w:proofErr w:type="spellStart"/>
       <w:r>
         <w:rPr>
           <w:i/>
           <w:iCs/>
         </w:rPr>
-        <w:t>PLoS Genet</w:t>
+        <w:t>PLoS</w:t>
+      </w:r>
+      <w:proofErr w:type="spellEnd"/>
+      <w:r>
+        <w:rPr>
+          <w:i/>
+          <w:iCs/>
+        </w:rPr>
+        <w:t xml:space="preserve"> Genet</w:t>
       </w:r>
       <w:r>
         <w:t xml:space="preserve"> 10(7): e1004522</w:t>
@@ -1337,8 +1976,33 @@
           <w:i/>
           <w:iCs/>
         </w:rPr>
-        <w:t>Am J Physiol Cell Physiol</w:t>
-      </w:r>
+        <w:t xml:space="preserve">Am J </w:t>
+      </w:r>
+      <w:proofErr w:type="spellStart"/>
+      <w:r>
+        <w:rPr>
+          <w:i/>
+          <w:iCs/>
+        </w:rPr>
+        <w:t>Physiol</w:t>
+      </w:r>
+      <w:proofErr w:type="spellEnd"/>
+      <w:r>
+        <w:rPr>
+          <w:i/>
+          <w:iCs/>
+        </w:rPr>
+        <w:t xml:space="preserve"> Cell </w:t>
+      </w:r>
+      <w:proofErr w:type="spellStart"/>
+      <w:r>
+        <w:rPr>
+          <w:i/>
+          <w:iCs/>
+        </w:rPr>
+        <w:t>Physiol</w:t>
+      </w:r>
+      <w:proofErr w:type="spellEnd"/>
       <w:r>
         <w:t xml:space="preserve"> 304(3):273</w:t>
       </w:r>
@@ -1370,8 +2034,15 @@
         </w:numPr>
         <w:spacing w:before="20" w:after="20"/>
       </w:pPr>
-      <w:r>
-        <w:t xml:space="preserve">Ϯ!Curnow SP, Olson M, Hjelmen CE. Unraveling the Enigma: </w:t>
+      <w:proofErr w:type="spellStart"/>
+      <w:proofErr w:type="gramStart"/>
+      <w:r>
+        <w:t>Ϯ!Curnow</w:t>
+      </w:r>
+      <w:proofErr w:type="spellEnd"/>
+      <w:proofErr w:type="gramEnd"/>
+      <w:r>
+        <w:t xml:space="preserve"> SP, Olson M, Hjelmen CE. Unraveling the Enigma: </w:t>
       </w:r>
       <w:r>
         <w:rPr>
@@ -1394,7 +2065,15 @@
         <w:spacing w:before="20" w:after="20"/>
       </w:pPr>
       <w:r>
-        <w:t>Hjelmen CE, Fout SϮ!, Parrott JJ, McGuane AS, Jonika MM, Purcell AC, Srivastav S, Sing-Hoi S, Tarone AM. Characterization of miRNA in four forensically relevant species of Diptera. [In prep / data analysis]</w:t>
+        <w:t>Hjelmen CE, Fout S</w:t>
+      </w:r>
+      <w:proofErr w:type="gramStart"/>
+      <w:r>
+        <w:t>Ϯ!,</w:t>
+      </w:r>
+      <w:proofErr w:type="gramEnd"/>
+      <w:r>
+        <w:t xml:space="preserve"> Parrott JJ, McGuane AS, Jonika MM, Purcell AC, Srivastav S, Sing-Hoi S, Tarone AM. Characterization of miRNA in four forensically relevant species of Diptera. [In prep / data analysis]</w:t>
       </w:r>
     </w:p>
     <w:p>
@@ -1518,7 +2197,25 @@
           <w:bCs/>
           <w:color w:val="1F3864"/>
         </w:rPr>
-        <w:t>(*Presenting Author; Ϯ = Mentored Student; ! = Undergraduate Author)</w:t>
+        <w:t>(*Presenting Author; Ϯ = Mentored Student</w:t>
+      </w:r>
+      <w:proofErr w:type="gramStart"/>
+      <w:r>
+        <w:rPr>
+          <w:b/>
+          <w:bCs/>
+          <w:color w:val="1F3864"/>
+        </w:rPr>
+        <w:t>; !</w:t>
+      </w:r>
+      <w:proofErr w:type="gramEnd"/>
+      <w:r>
+        <w:rPr>
+          <w:b/>
+          <w:bCs/>
+          <w:color w:val="1F3864"/>
+        </w:rPr>
+        <w:t xml:space="preserve"> = Undergraduate Author)</w:t>
       </w:r>
     </w:p>
     <w:p>
@@ -1866,7 +2563,20 @@
         <w:t>Drosophila</w:t>
       </w:r>
       <w:r>
-        <w:t xml:space="preserve"> genomes. !Ohran M, *Hjelmen CE.</w:t>
+        <w:t xml:space="preserve"> genomes. </w:t>
+      </w:r>
+      <w:proofErr w:type="gramStart"/>
+      <w:r>
+        <w:t>!</w:t>
+      </w:r>
+      <w:proofErr w:type="spellStart"/>
+      <w:r>
+        <w:t>Ohran</w:t>
+      </w:r>
+      <w:proofErr w:type="spellEnd"/>
+      <w:proofErr w:type="gramEnd"/>
+      <w:r>
+        <w:t xml:space="preserve"> M, *Hjelmen CE.</w:t>
       </w:r>
     </w:p>
     <w:p>
@@ -2111,7 +2821,15 @@
         <w:ind w:left="360"/>
       </w:pPr>
       <w:r>
-        <w:t>Differential expression of proteins in species of forensically relevant Diptera. *Hjelmen CE, Srivastav S, Parrott JJ, Dangott LJ, Tarone AM.</w:t>
+        <w:t xml:space="preserve">Differential expression of proteins in species of forensically relevant Diptera. *Hjelmen CE, Srivastav S, Parrott JJ, </w:t>
+      </w:r>
+      <w:proofErr w:type="spellStart"/>
+      <w:r>
+        <w:t>Dangott</w:t>
+      </w:r>
+      <w:proofErr w:type="spellEnd"/>
+      <w:r>
+        <w:t xml:space="preserve"> LJ, Tarone AM.</w:t>
       </w:r>
     </w:p>
     <w:p>
@@ -2157,7 +2875,15 @@
         <w:ind w:left="360"/>
       </w:pPr>
       <w:r>
-        <w:t>What amount of DNA is just right? *Hjelmen CE, ϮHolmes VR, Johnston JS.</w:t>
+        <w:t xml:space="preserve">What amount of DNA is just right? *Hjelmen CE, </w:t>
+      </w:r>
+      <w:proofErr w:type="spellStart"/>
+      <w:r>
+        <w:t>ϮHolmes</w:t>
+      </w:r>
+      <w:proofErr w:type="spellEnd"/>
+      <w:r>
+        <w:t xml:space="preserve"> VR, Johnston JS.</w:t>
       </w:r>
     </w:p>
     <w:p>
@@ -2192,7 +2918,15 @@
         <w:ind w:left="360"/>
       </w:pPr>
       <w:r>
-        <w:t xml:space="preserve">What is underreplication and how does this phenomenon contribute to the enigma of genome size evolution in </w:t>
+        <w:t xml:space="preserve">What is </w:t>
+      </w:r>
+      <w:proofErr w:type="spellStart"/>
+      <w:r>
+        <w:t>underreplication</w:t>
+      </w:r>
+      <w:proofErr w:type="spellEnd"/>
+      <w:r>
+        <w:t xml:space="preserve"> and how does this phenomenon contribute to the enigma of genome size evolution in </w:t>
       </w:r>
       <w:r>
         <w:rPr>
@@ -2249,6 +2983,7 @@
       <w:r>
         <w:t xml:space="preserve"> genome size: A phylogenetic comparison of </w:t>
       </w:r>
+      <w:proofErr w:type="spellStart"/>
       <w:r>
         <w:rPr>
           <w:i/>
@@ -2256,6 +2991,7 @@
         </w:rPr>
         <w:t>Sophophora</w:t>
       </w:r>
+      <w:proofErr w:type="spellEnd"/>
       <w:r>
         <w:t xml:space="preserve"> and </w:t>
       </w:r>
@@ -2448,7 +3184,14 @@
           <w:b/>
           <w:bCs/>
         </w:rPr>
-        <w:t>2025</w:t>
+        <w:t>202</w:t>
+      </w:r>
+      <w:r>
+        <w:rPr>
+          <w:b/>
+          <w:bCs/>
+        </w:rPr>
+        <w:t>6</w:t>
       </w:r>
     </w:p>
     <w:p>
@@ -2457,7 +3200,47 @@
         <w:ind w:left="360"/>
       </w:pPr>
       <w:r>
-        <w:t>What flies eat and excrete: Insights from puke, poop, and gut contents of blow flies. *Weidner LM, Morales C, Ϯ!Jannuzzi B, et al., Hjelmen CE.</w:t>
+        <w:t>From Gut to Database: Leveraging Blow Fly Dietary DNA for Forensic and Conservation Applications</w:t>
+      </w:r>
+      <w:r>
+        <w:t>. *</w:t>
+      </w:r>
+      <w:proofErr w:type="spellStart"/>
+      <w:proofErr w:type="gramStart"/>
+      <w:r>
+        <w:t>Ϯ!Jannuzzi</w:t>
+      </w:r>
+      <w:proofErr w:type="spellEnd"/>
+      <w:proofErr w:type="gramEnd"/>
+      <w:r>
+        <w:t xml:space="preserve"> B,</w:t>
+      </w:r>
+      <w:r>
+        <w:t xml:space="preserve"> </w:t>
+      </w:r>
+      <w:proofErr w:type="spellStart"/>
+      <w:proofErr w:type="gramStart"/>
+      <w:r>
+        <w:t>Ϯ!</w:t>
+      </w:r>
+      <w:r>
+        <w:t>Hornsby</w:t>
+      </w:r>
+      <w:proofErr w:type="spellEnd"/>
+      <w:proofErr w:type="gramEnd"/>
+      <w:r>
+        <w:t xml:space="preserve"> D, </w:t>
+      </w:r>
+      <w:proofErr w:type="spellStart"/>
+      <w:r>
+        <w:t>Meeds</w:t>
+      </w:r>
+      <w:proofErr w:type="spellEnd"/>
+      <w:r>
+        <w:t xml:space="preserve"> A, Weidner LM</w:t>
+      </w:r>
+      <w:r>
+        <w:t>, Hjelmen CE.</w:t>
       </w:r>
     </w:p>
     <w:p>
@@ -2471,7 +3254,7 @@
           <w:sz w:val="18"/>
           <w:szCs w:val="18"/>
         </w:rPr>
-        <w:t>ESA Annual Meeting, Portland, OR</w:t>
+        <w:t>North American Forensic Entomology Association Meeting, Grand Junction, CO</w:t>
       </w:r>
     </w:p>
     <w:p>
@@ -2480,7 +3263,41 @@
         <w:ind w:left="360"/>
       </w:pPr>
       <w:r>
-        <w:t>Enhancing entomology education by creating online resources and upgrading a teaching collection. !*ϮNielsen C, Rotter M, Hjelmen CE.</w:t>
+        <w:t>Characterizing Calliphoridae Diversity in the Mountain West: A Statewide Survey of Blow Fly Communities in Utah</w:t>
+      </w:r>
+      <w:r>
+        <w:t>. *</w:t>
+      </w:r>
+      <w:proofErr w:type="spellStart"/>
+      <w:proofErr w:type="gramStart"/>
+      <w:r>
+        <w:t>Ϯ!</w:t>
+      </w:r>
+      <w:r>
+        <w:t>Beck</w:t>
+      </w:r>
+      <w:proofErr w:type="spellEnd"/>
+      <w:proofErr w:type="gramEnd"/>
+      <w:r>
+        <w:t xml:space="preserve"> H, </w:t>
+      </w:r>
+      <w:proofErr w:type="spellStart"/>
+      <w:proofErr w:type="gramStart"/>
+      <w:r>
+        <w:t>Ϯ!Jannuzzi</w:t>
+      </w:r>
+      <w:proofErr w:type="spellEnd"/>
+      <w:proofErr w:type="gramEnd"/>
+      <w:r>
+        <w:t xml:space="preserve"> B, </w:t>
+      </w:r>
+      <w:proofErr w:type="spellStart"/>
+      <w:r>
+        <w:t>Weidner L</w:t>
+      </w:r>
+      <w:proofErr w:type="spellEnd"/>
+      <w:r>
+        <w:t>M, Hjelmen CE.</w:t>
       </w:r>
     </w:p>
     <w:p>
@@ -2495,7 +3312,28 @@
           <w:szCs w:val="18"/>
         </w:rPr>
         <w:lastRenderedPageBreak/>
-        <w:t>ESA Annual Meeting, Portland, OR (1st Place)</w:t>
+        <w:t>North American Forensic Entomology Association Meeting, Grand Junction, CO</w:t>
+      </w:r>
+    </w:p>
+    <w:p>
+      <w:pPr>
+        <w:spacing w:before="160" w:after="20"/>
+        <w:rPr>
+          <w:b/>
+          <w:bCs/>
+        </w:rPr>
+      </w:pPr>
+    </w:p>
+    <w:p>
+      <w:pPr>
+        <w:spacing w:before="160" w:after="20"/>
+      </w:pPr>
+      <w:r>
+        <w:rPr>
+          <w:b/>
+          <w:bCs/>
+        </w:rPr>
+        <w:t>2025</w:t>
       </w:r>
     </w:p>
     <w:p>
@@ -2504,7 +3342,17 @@
         <w:ind w:left="360"/>
       </w:pPr>
       <w:r>
-        <w:t>Optimizing bioinformatic pipelines for profiling blow fly diets. !*ϮJannuzzi B, Meeds A, Weidner LM, Hjelmen CE.</w:t>
+        <w:t xml:space="preserve">What flies eat and excrete: Insights from puke, poop, and gut contents of blow flies. *Weidner LM, Morales C, </w:t>
+      </w:r>
+      <w:proofErr w:type="spellStart"/>
+      <w:proofErr w:type="gramStart"/>
+      <w:r>
+        <w:t>Ϯ!Jannuzzi</w:t>
+      </w:r>
+      <w:proofErr w:type="spellEnd"/>
+      <w:proofErr w:type="gramEnd"/>
+      <w:r>
+        <w:t xml:space="preserve"> B, et al., Hjelmen CE.</w:t>
       </w:r>
     </w:p>
     <w:p>
@@ -2518,7 +3366,7 @@
           <w:sz w:val="18"/>
           <w:szCs w:val="18"/>
         </w:rPr>
-        <w:t>ESA Annual Meeting, Portland, OR (2nd Place)</w:t>
+        <w:t>ESA Annual Meeting, Portland, OR</w:t>
       </w:r>
     </w:p>
     <w:p>
@@ -2527,7 +3375,20 @@
         <w:ind w:left="360"/>
       </w:pPr>
       <w:r>
-        <w:t>Genome size evolution in Hymenoptera: Phylogenetic insights into social structure. !*ϮFrary O, !ϮJetton B, Hjelmen CE.</w:t>
+        <w:t xml:space="preserve">Enhancing entomology education by creating online resources and upgrading a teaching collection. </w:t>
+      </w:r>
+      <w:proofErr w:type="gramStart"/>
+      <w:r>
+        <w:t>!*</w:t>
+      </w:r>
+      <w:proofErr w:type="spellStart"/>
+      <w:proofErr w:type="gramEnd"/>
+      <w:r>
+        <w:t>ϮNielsen</w:t>
+      </w:r>
+      <w:proofErr w:type="spellEnd"/>
+      <w:r>
+        <w:t xml:space="preserve"> C, Rotter M, Hjelmen CE.</w:t>
       </w:r>
     </w:p>
     <w:p>
@@ -2541,7 +3402,7 @@
           <w:sz w:val="18"/>
           <w:szCs w:val="18"/>
         </w:rPr>
-        <w:t>Pacific Branch of ESA Annual Meeting, Salt Lake City, UT</w:t>
+        <w:t>ESA Annual Meeting, Portland, OR (1st Place)</w:t>
       </w:r>
     </w:p>
     <w:p>
@@ -2550,7 +3411,28 @@
         <w:ind w:left="360"/>
       </w:pPr>
       <w:r>
-        <w:t>Blow fly biodiversity and ecological roles in Utah's diverse landscapes. !*Beck H, Weidner LM, Hjelmen CE.</w:t>
+        <w:t xml:space="preserve">Optimizing bioinformatic pipelines for profiling blow fly diets. </w:t>
+      </w:r>
+      <w:proofErr w:type="gramStart"/>
+      <w:r>
+        <w:t>!*</w:t>
+      </w:r>
+      <w:proofErr w:type="spellStart"/>
+      <w:proofErr w:type="gramEnd"/>
+      <w:r>
+        <w:t>ϮJannuzzi</w:t>
+      </w:r>
+      <w:proofErr w:type="spellEnd"/>
+      <w:r>
+        <w:t xml:space="preserve"> B, </w:t>
+      </w:r>
+      <w:proofErr w:type="spellStart"/>
+      <w:r>
+        <w:t>Meeds</w:t>
+      </w:r>
+      <w:proofErr w:type="spellEnd"/>
+      <w:r>
+        <w:t xml:space="preserve"> A, Weidner LM, Hjelmen CE.</w:t>
       </w:r>
     </w:p>
     <w:p>
@@ -2564,7 +3446,7 @@
           <w:sz w:val="18"/>
           <w:szCs w:val="18"/>
         </w:rPr>
-        <w:t>Pacific Branch of ESA Annual Meeting, Salt Lake City, UT</w:t>
+        <w:t>ESA Annual Meeting, Portland, OR (2nd Place)</w:t>
       </w:r>
     </w:p>
     <w:p>
@@ -2573,7 +3455,36 @@
         <w:ind w:left="360"/>
       </w:pPr>
       <w:r>
-        <w:t>Unpacking chromosomal evolution in Diptera. !*Jetton B, Hjelmen CE.</w:t>
+        <w:t xml:space="preserve">Genome size evolution in Hymenoptera: Phylogenetic insights into social structure. </w:t>
+      </w:r>
+      <w:proofErr w:type="gramStart"/>
+      <w:r>
+        <w:t>!*</w:t>
+      </w:r>
+      <w:proofErr w:type="spellStart"/>
+      <w:proofErr w:type="gramEnd"/>
+      <w:r>
+        <w:t>ϮFrary</w:t>
+      </w:r>
+      <w:proofErr w:type="spellEnd"/>
+      <w:r>
+        <w:t xml:space="preserve"> O</w:t>
+      </w:r>
+      <w:proofErr w:type="gramStart"/>
+      <w:r>
+        <w:t>, !</w:t>
+      </w:r>
+      <w:proofErr w:type="spellStart"/>
+      <w:r>
+        <w:t>Ϯ</w:t>
+      </w:r>
+      <w:proofErr w:type="gramEnd"/>
+      <w:r>
+        <w:t>Jetton</w:t>
+      </w:r>
+      <w:proofErr w:type="spellEnd"/>
+      <w:r>
+        <w:t xml:space="preserve"> B, Hjelmen CE.</w:t>
       </w:r>
     </w:p>
     <w:p>
@@ -2592,23 +3503,19 @@
     </w:p>
     <w:p>
       <w:pPr>
-        <w:spacing w:before="160" w:after="20"/>
-      </w:pPr>
-      <w:r>
-        <w:rPr>
-          <w:b/>
-          <w:bCs/>
-        </w:rPr>
-        <w:t>2024</w:t>
-      </w:r>
-    </w:p>
-    <w:p>
-      <w:pPr>
         <w:spacing w:before="60" w:after="10"/>
         <w:ind w:left="360"/>
       </w:pPr>
       <w:r>
-        <w:t>A phylogenetic analysis of genome size evolution and social structure in Hymenoptera. !*Frary O, Hjelmen CE.</w:t>
+        <w:t xml:space="preserve">Blow fly biodiversity and ecological roles in Utah's diverse landscapes. </w:t>
+      </w:r>
+      <w:proofErr w:type="gramStart"/>
+      <w:r>
+        <w:t>!*</w:t>
+      </w:r>
+      <w:proofErr w:type="gramEnd"/>
+      <w:r>
+        <w:t>Beck H, Weidner LM, Hjelmen CE.</w:t>
       </w:r>
     </w:p>
     <w:p>
@@ -2622,7 +3529,7 @@
           <w:sz w:val="18"/>
           <w:szCs w:val="18"/>
         </w:rPr>
-        <w:t>ESA Annual Meeting, Phoenix, AZ</w:t>
+        <w:t>Pacific Branch of ESA Annual Meeting, Salt Lake City, UT</w:t>
       </w:r>
     </w:p>
     <w:p>
@@ -2631,17 +3538,15 @@
         <w:ind w:left="360"/>
       </w:pPr>
       <w:r>
-        <w:t xml:space="preserve">Counting chromosomes: Exploring evolutionary insights from </w:t>
-      </w:r>
-      <w:r>
-        <w:rPr>
-          <w:i/>
-          <w:iCs/>
-        </w:rPr>
-        <w:t>Drosophila</w:t>
-      </w:r>
-      <w:r>
-        <w:t xml:space="preserve"> karyotypes. !*French A, Hjelmen CE.</w:t>
+        <w:t xml:space="preserve">Unpacking chromosomal evolution in Diptera. </w:t>
+      </w:r>
+      <w:proofErr w:type="gramStart"/>
+      <w:r>
+        <w:t>!*</w:t>
+      </w:r>
+      <w:proofErr w:type="gramEnd"/>
+      <w:r>
+        <w:t>Jetton B, Hjelmen CE.</w:t>
       </w:r>
     </w:p>
     <w:p>
@@ -2655,7 +3560,19 @@
           <w:sz w:val="18"/>
           <w:szCs w:val="18"/>
         </w:rPr>
-        <w:t>ESA Annual Meeting, Phoenix, AZ</w:t>
+        <w:t>Pacific Branch of ESA Annual Meeting, Salt Lake City, UT</w:t>
+      </w:r>
+    </w:p>
+    <w:p>
+      <w:pPr>
+        <w:spacing w:before="160" w:after="20"/>
+      </w:pPr>
+      <w:r>
+        <w:rPr>
+          <w:b/>
+          <w:bCs/>
+        </w:rPr>
+        <w:t>2024</w:t>
       </w:r>
     </w:p>
     <w:p>
@@ -2664,17 +3581,15 @@
         <w:ind w:left="360"/>
       </w:pPr>
       <w:r>
-        <w:t xml:space="preserve">The 'fly'-logeny of </w:t>
-      </w:r>
-      <w:r>
-        <w:rPr>
-          <w:i/>
-          <w:iCs/>
-        </w:rPr>
-        <w:t>Drosophila</w:t>
-      </w:r>
-      <w:r>
-        <w:t xml:space="preserve"> Chromosome Evolution. !*French A, Hjelmen CE.</w:t>
+        <w:t xml:space="preserve">A phylogenetic analysis of genome size evolution and social structure in Hymenoptera. </w:t>
+      </w:r>
+      <w:proofErr w:type="gramStart"/>
+      <w:r>
+        <w:t>!*</w:t>
+      </w:r>
+      <w:proofErr w:type="gramEnd"/>
+      <w:r>
+        <w:t>Frary O, Hjelmen CE.</w:t>
       </w:r>
     </w:p>
     <w:p>
@@ -2688,7 +3603,7 @@
           <w:sz w:val="18"/>
           <w:szCs w:val="18"/>
         </w:rPr>
-        <w:t>Utah Conference on Undergraduate Research 2024, Utah Valley University</w:t>
+        <w:t>ESA Annual Meeting, Phoenix, AZ</w:t>
       </w:r>
     </w:p>
     <w:p>
@@ -2697,7 +3612,25 @@
         <w:ind w:left="360"/>
       </w:pPr>
       <w:r>
-        <w:t>Accelerated Rates of Evolution in hymenopteran DSCAM genes. !*Motte R, Hjelmen CE.</w:t>
+        <w:t xml:space="preserve">Counting chromosomes: Exploring evolutionary insights from </w:t>
+      </w:r>
+      <w:r>
+        <w:rPr>
+          <w:i/>
+          <w:iCs/>
+        </w:rPr>
+        <w:t>Drosophila</w:t>
+      </w:r>
+      <w:r>
+        <w:t xml:space="preserve"> karyotypes. </w:t>
+      </w:r>
+      <w:proofErr w:type="gramStart"/>
+      <w:r>
+        <w:t>!*</w:t>
+      </w:r>
+      <w:proofErr w:type="gramEnd"/>
+      <w:r>
+        <w:t>French A, Hjelmen CE.</w:t>
       </w:r>
     </w:p>
     <w:p>
@@ -2711,19 +3644,7 @@
           <w:sz w:val="18"/>
           <w:szCs w:val="18"/>
         </w:rPr>
-        <w:t>Utah Conference on Undergraduate Research 2024, Utah Valley University</w:t>
-      </w:r>
-    </w:p>
-    <w:p>
-      <w:pPr>
-        <w:spacing w:before="160" w:after="20"/>
-      </w:pPr>
-      <w:r>
-        <w:rPr>
-          <w:b/>
-          <w:bCs/>
-        </w:rPr>
-        <w:t>2023</w:t>
+        <w:t>ESA Annual Meeting, Phoenix, AZ</w:t>
       </w:r>
     </w:p>
     <w:p>
@@ -2732,7 +3653,33 @@
         <w:ind w:left="360"/>
       </w:pPr>
       <w:r>
-        <w:t>The evolution of an undergraduate independent research project. !*Motte R, Hjelmen CE.</w:t>
+        <w:t>The 'fly'-</w:t>
+      </w:r>
+      <w:proofErr w:type="spellStart"/>
+      <w:r>
+        <w:t>logeny</w:t>
+      </w:r>
+      <w:proofErr w:type="spellEnd"/>
+      <w:r>
+        <w:t xml:space="preserve"> of </w:t>
+      </w:r>
+      <w:r>
+        <w:rPr>
+          <w:i/>
+          <w:iCs/>
+        </w:rPr>
+        <w:t>Drosophila</w:t>
+      </w:r>
+      <w:r>
+        <w:t xml:space="preserve"> Chromosome Evolution. </w:t>
+      </w:r>
+      <w:proofErr w:type="gramStart"/>
+      <w:r>
+        <w:t>!*</w:t>
+      </w:r>
+      <w:proofErr w:type="gramEnd"/>
+      <w:r>
+        <w:t>French A, Hjelmen CE.</w:t>
       </w:r>
     </w:p>
     <w:p>
@@ -2746,7 +3693,7 @@
           <w:sz w:val="18"/>
           <w:szCs w:val="18"/>
         </w:rPr>
-        <w:t>ESA Annual Meeting, National Harbor, MD</w:t>
+        <w:t>Utah Conference on Undergraduate Research 2024, Utah Valley University</w:t>
       </w:r>
     </w:p>
     <w:p>
@@ -2755,17 +3702,15 @@
         <w:ind w:left="360"/>
       </w:pPr>
       <w:r>
-        <w:t xml:space="preserve">Sifting through the mess of heterochromatin: Assembling heterochromatic </w:t>
-      </w:r>
-      <w:r>
-        <w:rPr>
-          <w:i/>
-          <w:iCs/>
-        </w:rPr>
-        <w:t>Drosophila</w:t>
-      </w:r>
-      <w:r>
-        <w:t xml:space="preserve"> genomes. !*Ohran M, Hjelmen CE.</w:t>
+        <w:t xml:space="preserve">Accelerated Rates of Evolution in hymenopteran DSCAM genes. </w:t>
+      </w:r>
+      <w:proofErr w:type="gramStart"/>
+      <w:r>
+        <w:t>!*</w:t>
+      </w:r>
+      <w:proofErr w:type="gramEnd"/>
+      <w:r>
+        <w:t>Motte R, Hjelmen CE.</w:t>
       </w:r>
     </w:p>
     <w:p>
@@ -2779,7 +3724,19 @@
           <w:sz w:val="18"/>
           <w:szCs w:val="18"/>
         </w:rPr>
-        <w:t>UVU Showcase, Orem, UT</w:t>
+        <w:t>Utah Conference on Undergraduate Research 2024, Utah Valley University</w:t>
+      </w:r>
+    </w:p>
+    <w:p>
+      <w:pPr>
+        <w:spacing w:before="160" w:after="20"/>
+      </w:pPr>
+      <w:r>
+        <w:rPr>
+          <w:b/>
+          <w:bCs/>
+        </w:rPr>
+        <w:t>2023</w:t>
       </w:r>
     </w:p>
     <w:p>
@@ -2788,7 +3745,15 @@
         <w:ind w:left="360"/>
       </w:pPr>
       <w:r>
-        <w:t>Investigating the relationship between DSCAM evolution and arthropod sociality. !*Motte RR, Hjelmen CE.</w:t>
+        <w:t xml:space="preserve">The evolution of an undergraduate independent research project. </w:t>
+      </w:r>
+      <w:proofErr w:type="gramStart"/>
+      <w:r>
+        <w:t>!*</w:t>
+      </w:r>
+      <w:proofErr w:type="gramEnd"/>
+      <w:r>
+        <w:t>Motte R, Hjelmen CE.</w:t>
       </w:r>
     </w:p>
     <w:p>
@@ -2802,19 +3767,7 @@
           <w:sz w:val="18"/>
           <w:szCs w:val="18"/>
         </w:rPr>
-        <w:t>Pacific Branch of ESA Annual Meeting, Seattle, WA</w:t>
-      </w:r>
-    </w:p>
-    <w:p>
-      <w:pPr>
-        <w:spacing w:before="160" w:after="20"/>
-      </w:pPr>
-      <w:r>
-        <w:rPr>
-          <w:b/>
-          <w:bCs/>
-        </w:rPr>
-        <w:t>2020</w:t>
+        <w:t>ESA Annual Meeting, National Harbor, MD</w:t>
       </w:r>
     </w:p>
     <w:p>
@@ -2823,7 +3776,30 @@
         <w:ind w:left="360"/>
       </w:pPr>
       <w:r>
-        <w:t>An evaluation of differentially spliced genes as markers of sex for forensic entomology. *ϮJonika MM, Hjelmen CE, Faris AM, McGuane AS, Tarone AM.</w:t>
+        <w:t xml:space="preserve">Sifting through the mess of heterochromatin: Assembling heterochromatic </w:t>
+      </w:r>
+      <w:r>
+        <w:rPr>
+          <w:i/>
+          <w:iCs/>
+        </w:rPr>
+        <w:t>Drosophila</w:t>
+      </w:r>
+      <w:r>
+        <w:t xml:space="preserve"> genomes. </w:t>
+      </w:r>
+      <w:proofErr w:type="gramStart"/>
+      <w:r>
+        <w:t>!*</w:t>
+      </w:r>
+      <w:proofErr w:type="spellStart"/>
+      <w:proofErr w:type="gramEnd"/>
+      <w:r>
+        <w:t>Ohran</w:t>
+      </w:r>
+      <w:proofErr w:type="spellEnd"/>
+      <w:r>
+        <w:t xml:space="preserve"> M, Hjelmen CE.</w:t>
       </w:r>
     </w:p>
     <w:p>
@@ -2837,19 +3813,7 @@
           <w:sz w:val="18"/>
           <w:szCs w:val="18"/>
         </w:rPr>
-        <w:t>Annual Meeting of the North American Forensic Entomology Association</w:t>
-      </w:r>
-    </w:p>
-    <w:p>
-      <w:pPr>
-        <w:spacing w:before="160" w:after="20"/>
-      </w:pPr>
-      <w:r>
-        <w:rPr>
-          <w:b/>
-          <w:bCs/>
-        </w:rPr>
-        <w:t>2019</w:t>
+        <w:t>UVU Showcase, Orem, UT</w:t>
       </w:r>
     </w:p>
     <w:p>
@@ -2858,7 +3822,15 @@
         <w:ind w:left="360"/>
       </w:pPr>
       <w:r>
-        <w:t>Transcriptional Markers of Sex Determination for Forensic Entomology. *ϮJonika MM, Faris AM, Hjelmen CE, Tarone AM.</w:t>
+        <w:t xml:space="preserve">Investigating the relationship between DSCAM evolution and arthropod sociality. </w:t>
+      </w:r>
+      <w:proofErr w:type="gramStart"/>
+      <w:r>
+        <w:t>!*</w:t>
+      </w:r>
+      <w:proofErr w:type="gramEnd"/>
+      <w:r>
+        <w:t>Motte RR, Hjelmen CE.</w:t>
       </w:r>
     </w:p>
     <w:p>
@@ -2872,7 +3844,7 @@
           <w:sz w:val="18"/>
           <w:szCs w:val="18"/>
         </w:rPr>
-        <w:t>American Academy of Forensic Sciences Annual Meeting, Baltimore, MD</w:t>
+        <w:t>Pacific Branch of ESA Annual Meeting, Seattle, WA</w:t>
       </w:r>
     </w:p>
     <w:p>
@@ -2884,6 +3856,92 @@
           <w:b/>
           <w:bCs/>
         </w:rPr>
+        <w:t>2020</w:t>
+      </w:r>
+    </w:p>
+    <w:p>
+      <w:pPr>
+        <w:spacing w:before="60" w:after="10"/>
+        <w:ind w:left="360"/>
+      </w:pPr>
+      <w:r>
+        <w:t>An evaluation of differentially spliced genes as markers of sex for forensic entomology. *</w:t>
+      </w:r>
+      <w:proofErr w:type="spellStart"/>
+      <w:r>
+        <w:t>ϮJonika</w:t>
+      </w:r>
+      <w:proofErr w:type="spellEnd"/>
+      <w:r>
+        <w:t xml:space="preserve"> MM, Hjelmen CE, Faris AM, McGuane AS, Tarone AM.</w:t>
+      </w:r>
+    </w:p>
+    <w:p>
+      <w:pPr>
+        <w:spacing w:after="20"/>
+        <w:ind w:left="360"/>
+      </w:pPr>
+      <w:r>
+        <w:rPr>
+          <w:color w:val="666666"/>
+          <w:sz w:val="18"/>
+          <w:szCs w:val="18"/>
+        </w:rPr>
+        <w:t>Annual Meeting of the North American Forensic Entomology Association</w:t>
+      </w:r>
+    </w:p>
+    <w:p>
+      <w:pPr>
+        <w:spacing w:before="160" w:after="20"/>
+      </w:pPr>
+      <w:r>
+        <w:rPr>
+          <w:b/>
+          <w:bCs/>
+        </w:rPr>
+        <w:t>2019</w:t>
+      </w:r>
+    </w:p>
+    <w:p>
+      <w:pPr>
+        <w:spacing w:before="60" w:after="10"/>
+        <w:ind w:left="360"/>
+      </w:pPr>
+      <w:r>
+        <w:t>Transcriptional Markers of Sex Determination for Forensic Entomology. *</w:t>
+      </w:r>
+      <w:proofErr w:type="spellStart"/>
+      <w:r>
+        <w:t>ϮJonika</w:t>
+      </w:r>
+      <w:proofErr w:type="spellEnd"/>
+      <w:r>
+        <w:t xml:space="preserve"> MM, Faris AM, Hjelmen CE, Tarone AM.</w:t>
+      </w:r>
+    </w:p>
+    <w:p>
+      <w:pPr>
+        <w:spacing w:after="20"/>
+        <w:ind w:left="360"/>
+      </w:pPr>
+      <w:r>
+        <w:rPr>
+          <w:color w:val="666666"/>
+          <w:sz w:val="18"/>
+          <w:szCs w:val="18"/>
+        </w:rPr>
+        <w:t>American Academy of Forensic Sciences Annual Meeting, Baltimore, MD</w:t>
+      </w:r>
+    </w:p>
+    <w:p>
+      <w:pPr>
+        <w:spacing w:before="160" w:after="20"/>
+      </w:pPr>
+      <w:r>
+        <w:rPr>
+          <w:b/>
+          <w:bCs/>
+        </w:rPr>
         <w:t>2018</w:t>
       </w:r>
     </w:p>
@@ -2893,7 +3951,17 @@
         <w:ind w:left="360"/>
       </w:pPr>
       <w:r>
-        <w:t>Transcript-based sex determination for forensic entomology. *Ϯ!Jonika MM, Faris AM, Hjelmen CE, Tarone AM.</w:t>
+        <w:t>Transcript-based sex determination for forensic entomology. *</w:t>
+      </w:r>
+      <w:proofErr w:type="spellStart"/>
+      <w:proofErr w:type="gramStart"/>
+      <w:r>
+        <w:t>Ϯ!Jonika</w:t>
+      </w:r>
+      <w:proofErr w:type="spellEnd"/>
+      <w:proofErr w:type="gramEnd"/>
+      <w:r>
+        <w:t xml:space="preserve"> MM, Faris AM, Hjelmen CE, Tarone AM.</w:t>
       </w:r>
     </w:p>
     <w:p>
@@ -2926,6 +3994,7 @@
           <w:sz w:val="22"/>
           <w:szCs w:val="22"/>
         </w:rPr>
+        <w:lastRenderedPageBreak/>
         <w:t>Poster Presentations</w:t>
       </w:r>
     </w:p>
@@ -2947,7 +4016,27 @@
         <w:ind w:left="360"/>
       </w:pPr>
       <w:r>
-        <w:t>From city to canyon: A survey of blow fly biodiversity across Utah ecoregions. *Ϯ!Beck H, Ϯ!Jannuzzi B, Weidner LM, Hjelmen CE.</w:t>
+        <w:t>From city to canyon: A survey of blow fly biodiversity across Utah ecoregions. *</w:t>
+      </w:r>
+      <w:proofErr w:type="spellStart"/>
+      <w:proofErr w:type="gramStart"/>
+      <w:r>
+        <w:t>Ϯ!Beck</w:t>
+      </w:r>
+      <w:proofErr w:type="spellEnd"/>
+      <w:proofErr w:type="gramEnd"/>
+      <w:r>
+        <w:t xml:space="preserve"> H, </w:t>
+      </w:r>
+      <w:proofErr w:type="spellStart"/>
+      <w:proofErr w:type="gramStart"/>
+      <w:r>
+        <w:t>Ϯ!Jannuzzi</w:t>
+      </w:r>
+      <w:proofErr w:type="spellEnd"/>
+      <w:proofErr w:type="gramEnd"/>
+      <w:r>
+        <w:t xml:space="preserve"> B, Weidner LM, Hjelmen CE.</w:t>
       </w:r>
     </w:p>
     <w:p>
@@ -2970,7 +4059,25 @@
         <w:ind w:left="360"/>
       </w:pPr>
       <w:r>
-        <w:t>Oxford Nanopore Technology sequencing and identification of fly gut content. *Ϯ!Jannuzzi B, Meeds A, Weidner LM, Hjelmen CE.</w:t>
+        <w:t>Oxford Nanopore Technology sequencing and identification of fly gut content. *</w:t>
+      </w:r>
+      <w:proofErr w:type="spellStart"/>
+      <w:proofErr w:type="gramStart"/>
+      <w:r>
+        <w:t>Ϯ!Jannuzzi</w:t>
+      </w:r>
+      <w:proofErr w:type="spellEnd"/>
+      <w:proofErr w:type="gramEnd"/>
+      <w:r>
+        <w:t xml:space="preserve"> B, </w:t>
+      </w:r>
+      <w:proofErr w:type="spellStart"/>
+      <w:r>
+        <w:t>Meeds</w:t>
+      </w:r>
+      <w:proofErr w:type="spellEnd"/>
+      <w:r>
+        <w:t xml:space="preserve"> A, Weidner LM, Hjelmen CE.</w:t>
       </w:r>
     </w:p>
     <w:p>
@@ -2996,7 +4103,6 @@
           <w:b/>
           <w:bCs/>
         </w:rPr>
-        <w:lastRenderedPageBreak/>
         <w:t>2024</w:t>
       </w:r>
     </w:p>
@@ -3006,7 +4112,17 @@
         <w:ind w:left="360"/>
       </w:pPr>
       <w:r>
-        <w:t>Decoding Diptera: Unraveling chromosome evolution across fly families. *Ϯ!Jetton B, Hjelmen CE.</w:t>
+        <w:t>Decoding Diptera: Unraveling chromosome evolution across fly families. *</w:t>
+      </w:r>
+      <w:proofErr w:type="spellStart"/>
+      <w:proofErr w:type="gramStart"/>
+      <w:r>
+        <w:t>Ϯ!Jetton</w:t>
+      </w:r>
+      <w:proofErr w:type="spellEnd"/>
+      <w:proofErr w:type="gramEnd"/>
+      <w:r>
+        <w:t xml:space="preserve"> B, Hjelmen CE.</w:t>
       </w:r>
     </w:p>
     <w:p>
@@ -3029,7 +4145,17 @@
         <w:ind w:left="360"/>
       </w:pPr>
       <w:r>
-        <w:t>Preliminary survey of blow fly species (Diptera: Calliphoridae) across Utah. *Ϯ!Beck H, Hjelmen CE.</w:t>
+        <w:t>Preliminary survey of blow fly species (Diptera: Calliphoridae) across Utah. *</w:t>
+      </w:r>
+      <w:proofErr w:type="spellStart"/>
+      <w:proofErr w:type="gramStart"/>
+      <w:r>
+        <w:t>Ϯ!Beck</w:t>
+      </w:r>
+      <w:proofErr w:type="spellEnd"/>
+      <w:proofErr w:type="gramEnd"/>
+      <w:r>
+        <w:t xml:space="preserve"> H, Hjelmen CE.</w:t>
       </w:r>
     </w:p>
     <w:p>
@@ -3052,7 +4178,17 @@
         <w:ind w:left="360"/>
       </w:pPr>
       <w:r>
-        <w:t>Do the differences in size between heteromorphic sex chromosomes influence organism longevity? *Ϯ!Frary O, Hjelmen CE.</w:t>
+        <w:t>Do the differences in size between heteromorphic sex chromosomes influence organism longevity? *</w:t>
+      </w:r>
+      <w:proofErr w:type="spellStart"/>
+      <w:proofErr w:type="gramStart"/>
+      <w:r>
+        <w:t>Ϯ!Frary</w:t>
+      </w:r>
+      <w:proofErr w:type="spellEnd"/>
+      <w:proofErr w:type="gramEnd"/>
+      <w:r>
+        <w:t xml:space="preserve"> O, Hjelmen CE.</w:t>
       </w:r>
     </w:p>
     <w:p>
@@ -3075,7 +4211,17 @@
         <w:ind w:left="360"/>
       </w:pPr>
       <w:r>
-        <w:t>Creating a universal framework for reconstructing phylogenies using R. *Ϯ!Jetton B, Hjelmen CE.</w:t>
+        <w:t>Creating a universal framework for reconstructing phylogenies using R. *</w:t>
+      </w:r>
+      <w:proofErr w:type="spellStart"/>
+      <w:proofErr w:type="gramStart"/>
+      <w:r>
+        <w:t>Ϯ!Jetton</w:t>
+      </w:r>
+      <w:proofErr w:type="spellEnd"/>
+      <w:proofErr w:type="gramEnd"/>
+      <w:r>
+        <w:t xml:space="preserve"> B, Hjelmen CE.</w:t>
       </w:r>
     </w:p>
     <w:p>
@@ -3098,7 +4244,17 @@
         <w:ind w:left="360"/>
       </w:pPr>
       <w:r>
-        <w:t>Survey of Blow Fly Species Across Utah and Salt Lake Counties. *Ϯ!Beck H, Weidner LM, Hjelmen CE.</w:t>
+        <w:t>Survey of Blow Fly Species Across Utah and Salt Lake Counties. *</w:t>
+      </w:r>
+      <w:proofErr w:type="spellStart"/>
+      <w:proofErr w:type="gramStart"/>
+      <w:r>
+        <w:t>Ϯ!Beck</w:t>
+      </w:r>
+      <w:proofErr w:type="spellEnd"/>
+      <w:proofErr w:type="gramEnd"/>
+      <w:r>
+        <w:t xml:space="preserve"> H, Weidner LM, Hjelmen CE.</w:t>
       </w:r>
     </w:p>
     <w:p>
@@ -3121,7 +4277,25 @@
         <w:ind w:left="360"/>
       </w:pPr>
       <w:r>
-        <w:t>Investigating the relationship between natural environment and drosophilid genome size. *Ϯ!Curnow S, Hjelmen CE.</w:t>
+        <w:t xml:space="preserve">Investigating the relationship between natural environment and </w:t>
+      </w:r>
+      <w:proofErr w:type="spellStart"/>
+      <w:r>
+        <w:t>drosophilid</w:t>
+      </w:r>
+      <w:proofErr w:type="spellEnd"/>
+      <w:r>
+        <w:t xml:space="preserve"> genome size. *</w:t>
+      </w:r>
+      <w:proofErr w:type="spellStart"/>
+      <w:proofErr w:type="gramStart"/>
+      <w:r>
+        <w:t>Ϯ!Curnow</w:t>
+      </w:r>
+      <w:proofErr w:type="spellEnd"/>
+      <w:proofErr w:type="gramEnd"/>
+      <w:r>
+        <w:t xml:space="preserve"> S, Hjelmen CE.</w:t>
       </w:r>
     </w:p>
     <w:p>
@@ -3189,7 +4363,17 @@
         <w:t>Drosophila</w:t>
       </w:r>
       <w:r>
-        <w:t>. *Ϯ!French A, Hjelmen CE.</w:t>
+        <w:t>. *</w:t>
+      </w:r>
+      <w:proofErr w:type="spellStart"/>
+      <w:proofErr w:type="gramStart"/>
+      <w:r>
+        <w:t>Ϯ!French</w:t>
+      </w:r>
+      <w:proofErr w:type="spellEnd"/>
+      <w:proofErr w:type="gramEnd"/>
+      <w:r>
+        <w:t xml:space="preserve"> A, Hjelmen CE.</w:t>
       </w:r>
     </w:p>
     <w:p>
@@ -3212,7 +4396,15 @@
         <w:ind w:left="360"/>
       </w:pPr>
       <w:r>
-        <w:t xml:space="preserve">Comparing highly heterochromatic cactophilic </w:t>
+        <w:t xml:space="preserve">Comparing highly heterochromatic </w:t>
+      </w:r>
+      <w:proofErr w:type="spellStart"/>
+      <w:r>
+        <w:t>cactophilic</w:t>
+      </w:r>
+      <w:proofErr w:type="spellEnd"/>
+      <w:r>
+        <w:t xml:space="preserve"> </w:t>
       </w:r>
       <w:r>
         <w:rPr>
@@ -3222,7 +4414,17 @@
         <w:t>Drosophila</w:t>
       </w:r>
       <w:r>
-        <w:t xml:space="preserve"> genome assemblies. *Ϯ!Ohran M, Hjelmen CE.</w:t>
+        <w:t xml:space="preserve"> genome assemblies. *</w:t>
+      </w:r>
+      <w:proofErr w:type="spellStart"/>
+      <w:proofErr w:type="gramStart"/>
+      <w:r>
+        <w:t>Ϯ!Ohran</w:t>
+      </w:r>
+      <w:proofErr w:type="spellEnd"/>
+      <w:proofErr w:type="gramEnd"/>
+      <w:r>
+        <w:t xml:space="preserve"> M, Hjelmen CE.</w:t>
       </w:r>
     </w:p>
     <w:p>
@@ -3245,7 +4447,25 @@
         <w:ind w:left="360"/>
       </w:pPr>
       <w:r>
-        <w:t>Environmental factors have little influence on drosophilid genome size. *Ϯ!Curnow S, Hjelmen CE.</w:t>
+        <w:t xml:space="preserve">Environmental factors have little influence on </w:t>
+      </w:r>
+      <w:proofErr w:type="spellStart"/>
+      <w:r>
+        <w:t>drosophilid</w:t>
+      </w:r>
+      <w:proofErr w:type="spellEnd"/>
+      <w:r>
+        <w:t xml:space="preserve"> genome size. *</w:t>
+      </w:r>
+      <w:proofErr w:type="spellStart"/>
+      <w:proofErr w:type="gramStart"/>
+      <w:r>
+        <w:t>Ϯ!Curnow</w:t>
+      </w:r>
+      <w:proofErr w:type="spellEnd"/>
+      <w:proofErr w:type="gramEnd"/>
+      <w:r>
+        <w:t xml:space="preserve"> S, Hjelmen CE.</w:t>
       </w:r>
     </w:p>
     <w:p>
@@ -3268,7 +4488,17 @@
         <w:ind w:left="360"/>
       </w:pPr>
       <w:r>
-        <w:t>Smart animals and social critters: DSCAM evolution and sociality. *Ϯ!Motte RR, Hjelmen CE.</w:t>
+        <w:t>Smart animals and social critters: DSCAM evolution and sociality. *</w:t>
+      </w:r>
+      <w:proofErr w:type="spellStart"/>
+      <w:proofErr w:type="gramStart"/>
+      <w:r>
+        <w:t>Ϯ!Motte</w:t>
+      </w:r>
+      <w:proofErr w:type="spellEnd"/>
+      <w:proofErr w:type="gramEnd"/>
+      <w:r>
+        <w:t xml:space="preserve"> RR, Hjelmen CE.</w:t>
       </w:r>
     </w:p>
     <w:p>
@@ -3303,7 +4533,15 @@
         <w:ind w:left="360"/>
       </w:pPr>
       <w:r>
-        <w:t xml:space="preserve">Assembly of highly heterochromatic cactophilic </w:t>
+        <w:t xml:space="preserve">Assembly of highly heterochromatic </w:t>
+      </w:r>
+      <w:proofErr w:type="spellStart"/>
+      <w:r>
+        <w:t>cactophilic</w:t>
+      </w:r>
+      <w:proofErr w:type="spellEnd"/>
+      <w:r>
+        <w:t xml:space="preserve"> </w:t>
       </w:r>
       <w:r>
         <w:rPr>
@@ -3313,7 +4551,17 @@
         <w:t>Drosophila</w:t>
       </w:r>
       <w:r>
-        <w:t xml:space="preserve"> genomes. *Ϯ!Ohran M, Hjelmen CE.</w:t>
+        <w:t xml:space="preserve"> genomes. *</w:t>
+      </w:r>
+      <w:proofErr w:type="spellStart"/>
+      <w:proofErr w:type="gramStart"/>
+      <w:r>
+        <w:t>Ϯ!Ohran</w:t>
+      </w:r>
+      <w:proofErr w:type="spellEnd"/>
+      <w:proofErr w:type="gramEnd"/>
+      <w:r>
+        <w:t xml:space="preserve"> M, Hjelmen CE.</w:t>
       </w:r>
     </w:p>
     <w:p>
@@ -3336,7 +4584,25 @@
         <w:ind w:left="360"/>
       </w:pPr>
       <w:r>
-        <w:t>Do environmental factors impact drosophilid genome size evolution? *Ϯ!Curnow S, Hjelmen CE.</w:t>
+        <w:t xml:space="preserve">Do environmental factors impact </w:t>
+      </w:r>
+      <w:proofErr w:type="spellStart"/>
+      <w:r>
+        <w:t>drosophilid</w:t>
+      </w:r>
+      <w:proofErr w:type="spellEnd"/>
+      <w:r>
+        <w:t xml:space="preserve"> genome size evolution? *</w:t>
+      </w:r>
+      <w:proofErr w:type="spellStart"/>
+      <w:proofErr w:type="gramStart"/>
+      <w:r>
+        <w:t>Ϯ!Curnow</w:t>
+      </w:r>
+      <w:proofErr w:type="spellEnd"/>
+      <w:proofErr w:type="gramEnd"/>
+      <w:r>
+        <w:t xml:space="preserve"> S, Hjelmen CE.</w:t>
       </w:r>
     </w:p>
     <w:p>
@@ -3404,7 +4670,53 @@
         <w:ind w:left="360"/>
       </w:pPr>
       <w:r>
-        <w:t>Rates of Change in Heterochromatin and Estimating the Minimum Genome Size of a Fly. *Hjelmen CE, ϮHolmes VR, !Burrus CG, Ϯ!Piron E, Ϯ!Mynes M, Ϯ!Garrett MA, Blackmon H, Johnston JS.</w:t>
+        <w:t xml:space="preserve">Rates of Change in Heterochromatin and Estimating the Minimum Genome Size of a Fly. *Hjelmen CE, </w:t>
+      </w:r>
+      <w:proofErr w:type="spellStart"/>
+      <w:r>
+        <w:t>ϮHolmes</w:t>
+      </w:r>
+      <w:proofErr w:type="spellEnd"/>
+      <w:r>
+        <w:t xml:space="preserve"> VR</w:t>
+      </w:r>
+      <w:proofErr w:type="gramStart"/>
+      <w:r>
+        <w:t>, !Burrus</w:t>
+      </w:r>
+      <w:proofErr w:type="gramEnd"/>
+      <w:r>
+        <w:t xml:space="preserve"> CG, </w:t>
+      </w:r>
+      <w:proofErr w:type="spellStart"/>
+      <w:proofErr w:type="gramStart"/>
+      <w:r>
+        <w:t>Ϯ!Piron</w:t>
+      </w:r>
+      <w:proofErr w:type="spellEnd"/>
+      <w:proofErr w:type="gramEnd"/>
+      <w:r>
+        <w:t xml:space="preserve"> E, </w:t>
+      </w:r>
+      <w:proofErr w:type="spellStart"/>
+      <w:proofErr w:type="gramStart"/>
+      <w:r>
+        <w:t>Ϯ!Mynes</w:t>
+      </w:r>
+      <w:proofErr w:type="spellEnd"/>
+      <w:proofErr w:type="gramEnd"/>
+      <w:r>
+        <w:t xml:space="preserve"> M, </w:t>
+      </w:r>
+      <w:proofErr w:type="spellStart"/>
+      <w:proofErr w:type="gramStart"/>
+      <w:r>
+        <w:t>Ϯ!Garrett</w:t>
+      </w:r>
+      <w:proofErr w:type="spellEnd"/>
+      <w:proofErr w:type="gramEnd"/>
+      <w:r>
+        <w:t xml:space="preserve"> MA, Blackmon H, Johnston JS.</w:t>
       </w:r>
     </w:p>
     <w:p>
@@ -3449,7 +4761,15 @@
         <w:t>Drosophila</w:t>
       </w:r>
       <w:r>
-        <w:t xml:space="preserve"> subgenera. *Hjelmen CE, Blackmon H, Holmes VR, !Burrus CG, Johnston JS.</w:t>
+        <w:t xml:space="preserve"> subgenera. *Hjelmen CE, Blackmon H, Holmes VR</w:t>
+      </w:r>
+      <w:proofErr w:type="gramStart"/>
+      <w:r>
+        <w:t>, !Burrus</w:t>
+      </w:r>
+      <w:proofErr w:type="gramEnd"/>
+      <w:r>
+        <w:t xml:space="preserve"> CG, Johnston JS.</w:t>
       </w:r>
     </w:p>
     <w:p>
@@ -3472,7 +4792,16 @@
         <w:ind w:left="360"/>
       </w:pPr>
       <w:r>
-        <w:t xml:space="preserve">Thoracic underreplication predicts minimal </w:t>
+        <w:lastRenderedPageBreak/>
+        <w:t xml:space="preserve">Thoracic </w:t>
+      </w:r>
+      <w:proofErr w:type="spellStart"/>
+      <w:r>
+        <w:t>underreplication</w:t>
+      </w:r>
+      <w:proofErr w:type="spellEnd"/>
+      <w:r>
+        <w:t xml:space="preserve"> predicts minimal </w:t>
       </w:r>
       <w:r>
         <w:rPr>
@@ -3482,7 +4811,15 @@
         <w:t>Drosophila</w:t>
       </w:r>
       <w:r>
-        <w:t xml:space="preserve"> genome size. *Hjelmen CE, Holmes VR, !Burrus C, Johnston JS.</w:t>
+        <w:t xml:space="preserve"> genome size. *Hjelmen CE, Holmes VR</w:t>
+      </w:r>
+      <w:proofErr w:type="gramStart"/>
+      <w:r>
+        <w:t>, !Burrus</w:t>
+      </w:r>
+      <w:proofErr w:type="gramEnd"/>
+      <w:r>
+        <w:t xml:space="preserve"> C, Johnston JS.</w:t>
       </w:r>
     </w:p>
     <w:p>
@@ -3517,7 +4854,17 @@
         <w:ind w:left="360"/>
       </w:pPr>
       <w:r>
-        <w:t>Markers of Sex Determination in Blow Flies. *Ϯ!Jonika MM, Faris AM, Hjelmen CE, Tarone AM.</w:t>
+        <w:t>Markers of Sex Determination in Blow Flies. *</w:t>
+      </w:r>
+      <w:proofErr w:type="spellStart"/>
+      <w:proofErr w:type="gramStart"/>
+      <w:r>
+        <w:t>Ϯ!Jonika</w:t>
+      </w:r>
+      <w:proofErr w:type="spellEnd"/>
+      <w:proofErr w:type="gramEnd"/>
+      <w:r>
+        <w:t xml:space="preserve"> MM, Faris AM, Hjelmen CE, Tarone AM.</w:t>
       </w:r>
     </w:p>
     <w:p>
@@ -3543,7 +4890,6 @@
           <w:b/>
           <w:bCs/>
         </w:rPr>
-        <w:lastRenderedPageBreak/>
         <w:t>2017</w:t>
       </w:r>
     </w:p>
@@ -3661,7 +5007,25 @@
         <w:ind w:left="360"/>
       </w:pPr>
       <w:r>
-        <w:t>Transcriptomics must take into account unexpected levels of endoreduplication. *Hjelmen CE, Ϯ!Mynes M, Johnston JS.</w:t>
+        <w:t xml:space="preserve">Transcriptomics must </w:t>
+      </w:r>
+      <w:proofErr w:type="gramStart"/>
+      <w:r>
+        <w:t>take into account</w:t>
+      </w:r>
+      <w:proofErr w:type="gramEnd"/>
+      <w:r>
+        <w:t xml:space="preserve"> unexpected levels of endoreduplication. *Hjelmen CE, </w:t>
+      </w:r>
+      <w:proofErr w:type="spellStart"/>
+      <w:proofErr w:type="gramStart"/>
+      <w:r>
+        <w:t>Ϯ!Mynes</w:t>
+      </w:r>
+      <w:proofErr w:type="spellEnd"/>
+      <w:proofErr w:type="gramEnd"/>
+      <w:r>
+        <w:t xml:space="preserve"> M, Johnston JS.</w:t>
       </w:r>
     </w:p>
     <w:p>
@@ -3729,8 +5093,33 @@
           <w:i/>
           <w:iCs/>
         </w:rPr>
-        <w:t xml:space="preserve"> Belonocnema treatae</w:t>
-      </w:r>
+        <w:t xml:space="preserve"> </w:t>
+      </w:r>
+      <w:proofErr w:type="spellStart"/>
+      <w:r>
+        <w:rPr>
+          <w:i/>
+          <w:iCs/>
+        </w:rPr>
+        <w:t>Belonocnema</w:t>
+      </w:r>
+      <w:proofErr w:type="spellEnd"/>
+      <w:r>
+        <w:rPr>
+          <w:i/>
+          <w:iCs/>
+        </w:rPr>
+        <w:t xml:space="preserve"> </w:t>
+      </w:r>
+      <w:proofErr w:type="spellStart"/>
+      <w:r>
+        <w:rPr>
+          <w:i/>
+          <w:iCs/>
+        </w:rPr>
+        <w:t>treatae</w:t>
+      </w:r>
+      <w:proofErr w:type="spellEnd"/>
       <w:r>
         <w:t>. *Hjelmen CE, Ott JR, Egan SP, Johnston JS.</w:t>
       </w:r>
@@ -3780,13 +5169,31 @@
       <w:r>
         <w:t xml:space="preserve">Sex, ecology, and the genome in </w:t>
       </w:r>
+      <w:proofErr w:type="spellStart"/>
       <w:r>
         <w:rPr>
           <w:i/>
           <w:iCs/>
         </w:rPr>
-        <w:t>Belonocnema treatae</w:t>
-      </w:r>
+        <w:t>Belonocnema</w:t>
+      </w:r>
+      <w:proofErr w:type="spellEnd"/>
+      <w:r>
+        <w:rPr>
+          <w:i/>
+          <w:iCs/>
+        </w:rPr>
+        <w:t xml:space="preserve"> </w:t>
+      </w:r>
+      <w:proofErr w:type="spellStart"/>
+      <w:r>
+        <w:rPr>
+          <w:i/>
+          <w:iCs/>
+        </w:rPr>
+        <w:t>treatae</w:t>
+      </w:r>
+      <w:proofErr w:type="spellEnd"/>
       <w:r>
         <w:t>. *Hjelmen CE, Ott JR, Egan SP, Johnston JS.</w:t>
       </w:r>
@@ -3825,13 +5232,31 @@
       <w:r>
         <w:t xml:space="preserve">Extensive variation in genome size among populations in the gall wasp </w:t>
       </w:r>
+      <w:proofErr w:type="spellStart"/>
       <w:r>
         <w:rPr>
           <w:i/>
           <w:iCs/>
         </w:rPr>
-        <w:t>Belonocnema treatae</w:t>
-      </w:r>
+        <w:t>Belonocnema</w:t>
+      </w:r>
+      <w:proofErr w:type="spellEnd"/>
+      <w:r>
+        <w:rPr>
+          <w:i/>
+          <w:iCs/>
+        </w:rPr>
+        <w:t xml:space="preserve"> </w:t>
+      </w:r>
+      <w:proofErr w:type="spellStart"/>
+      <w:r>
+        <w:rPr>
+          <w:i/>
+          <w:iCs/>
+        </w:rPr>
+        <w:t>treatae</w:t>
+      </w:r>
+      <w:proofErr w:type="spellEnd"/>
       <w:r>
         <w:t>. *Hjelmen CE, Ott JR, Egan SP, Johnston JS.</w:t>
       </w:r>
@@ -3894,7 +5319,15 @@
         <w:t xml:space="preserve">Introduction to Bioinformatics </w:t>
       </w:r>
       <w:r>
-        <w:t>(BIOL 1011)  —  Instructor of Record</w:t>
+        <w:t>(BIOL 1011</w:t>
+      </w:r>
+      <w:proofErr w:type="gramStart"/>
+      <w:r>
+        <w:t>)  —</w:t>
+      </w:r>
+      <w:proofErr w:type="gramEnd"/>
+      <w:r>
+        <w:t xml:space="preserve">  Instructor of Record</w:t>
       </w:r>
     </w:p>
     <w:p>
@@ -4058,7 +5491,15 @@
         <w:t xml:space="preserve">Genetics </w:t>
       </w:r>
       <w:r>
-        <w:t>(BIOL 3500)  —  Instructor of Record</w:t>
+        <w:t>(BIOL 3500</w:t>
+      </w:r>
+      <w:proofErr w:type="gramStart"/>
+      <w:r>
+        <w:t>)  —</w:t>
+      </w:r>
+      <w:proofErr w:type="gramEnd"/>
+      <w:r>
+        <w:t xml:space="preserve">  Instructor of Record</w:t>
       </w:r>
     </w:p>
     <w:p>
@@ -4067,6 +5508,7 @@
         <w:ind w:left="360"/>
       </w:pPr>
       <w:r>
+        <w:lastRenderedPageBreak/>
         <w:t>Upper-level genetics: central dogma, regulation of gene expression, genome organization, and population genetics.</w:t>
       </w:r>
     </w:p>
@@ -4179,7 +5621,6 @@
           <w:sz w:val="19"/>
           <w:szCs w:val="19"/>
         </w:rPr>
-        <w:lastRenderedPageBreak/>
         <w:t>• Summer 2024: 38 students</w:t>
       </w:r>
     </w:p>
@@ -4223,7 +5664,15 @@
         <w:t xml:space="preserve">Genomics </w:t>
       </w:r>
       <w:r>
-        <w:t>(BIOL 3550)  —  Instructor of Record</w:t>
+        <w:t>(BIOL 3550</w:t>
+      </w:r>
+      <w:proofErr w:type="gramStart"/>
+      <w:r>
+        <w:t>)  —</w:t>
+      </w:r>
+      <w:proofErr w:type="gramEnd"/>
+      <w:r>
+        <w:t xml:space="preserve">  Instructor of Record</w:t>
       </w:r>
     </w:p>
     <w:p>
@@ -4232,7 +5681,15 @@
         <w:ind w:left="360"/>
       </w:pPr>
       <w:r>
-        <w:t>Sequencing, assembly, annotation, phylogenomics, comparative genomics, and population genomics. Weekly literature discussion and student-driven final projects.</w:t>
+        <w:t xml:space="preserve">Sequencing, assembly, annotation, </w:t>
+      </w:r>
+      <w:proofErr w:type="spellStart"/>
+      <w:r>
+        <w:t>phylogenomics</w:t>
+      </w:r>
+      <w:proofErr w:type="spellEnd"/>
+      <w:r>
+        <w:t>, comparative genomics, and population genomics. Weekly literature discussion and student-driven final projects.</w:t>
       </w:r>
     </w:p>
     <w:p>
@@ -4303,7 +5760,15 @@
         <w:t xml:space="preserve">Phylogenetics </w:t>
       </w:r>
       <w:r>
-        <w:t>(BIOL 4300)  —  Co-Instructor (with Dr. Heath Ogden)</w:t>
+        <w:t>(BIOL 4300</w:t>
+      </w:r>
+      <w:proofErr w:type="gramStart"/>
+      <w:r>
+        <w:t>)  —</w:t>
+      </w:r>
+      <w:proofErr w:type="gramEnd"/>
+      <w:r>
+        <w:t xml:space="preserve">  Co-Instructor (with Dr. Heath Ogden)</w:t>
       </w:r>
     </w:p>
     <w:p>
@@ -4341,7 +5806,15 @@
         <w:t xml:space="preserve">S-STEM Introduction to Undergraduate Research </w:t>
       </w:r>
       <w:r>
-        <w:t>(BIOL 2900)  —  Instructor of Record</w:t>
+        <w:t>(BIOL 2900</w:t>
+      </w:r>
+      <w:proofErr w:type="gramStart"/>
+      <w:r>
+        <w:t>)  —</w:t>
+      </w:r>
+      <w:proofErr w:type="gramEnd"/>
+      <w:r>
+        <w:t xml:space="preserve">  Instructor of Record</w:t>
       </w:r>
     </w:p>
     <w:p>
@@ -4379,7 +5852,15 @@
         <w:t xml:space="preserve">Principles of Evolution </w:t>
       </w:r>
       <w:r>
-        <w:t>(BIOL 4500)  —  Instructor of Record</w:t>
+        <w:t>(BIOL 4500</w:t>
+      </w:r>
+      <w:proofErr w:type="gramStart"/>
+      <w:r>
+        <w:t>)  —</w:t>
+      </w:r>
+      <w:proofErr w:type="gramEnd"/>
+      <w:r>
+        <w:t xml:space="preserve">  Instructor of Record</w:t>
       </w:r>
     </w:p>
     <w:p>
@@ -4473,7 +5954,15 @@
         <w:t xml:space="preserve">Molecular Evolution and Bioinformatics </w:t>
       </w:r>
       <w:r>
-        <w:t>(BIOL 4550)  —  Instructor of Record</w:t>
+        <w:t>(BIOL 4550</w:t>
+      </w:r>
+      <w:proofErr w:type="gramStart"/>
+      <w:r>
+        <w:t>)  —</w:t>
+      </w:r>
+      <w:proofErr w:type="gramEnd"/>
+      <w:r>
+        <w:t xml:space="preserve">  Instructor of Record</w:t>
       </w:r>
     </w:p>
     <w:p>
@@ -4511,7 +6000,15 @@
         <w:t xml:space="preserve">Bioinformatics Capstone </w:t>
       </w:r>
       <w:r>
-        <w:t>(BIOL 4600)  —  Instructor of Record</w:t>
+        <w:t>(BIOL 4600</w:t>
+      </w:r>
+      <w:proofErr w:type="gramStart"/>
+      <w:r>
+        <w:t>)  —</w:t>
+      </w:r>
+      <w:proofErr w:type="gramEnd"/>
+      <w:r>
+        <w:t xml:space="preserve">  Instructor of Record</w:t>
       </w:r>
     </w:p>
     <w:p>
@@ -4563,7 +6060,15 @@
         <w:t xml:space="preserve">Entomology </w:t>
       </w:r>
       <w:r>
-        <w:t>(ZOOL 3430/3435)  —  Instructor of Record</w:t>
+        <w:t>(ZOOL 3430/3435</w:t>
+      </w:r>
+      <w:proofErr w:type="gramStart"/>
+      <w:r>
+        <w:t>)  —</w:t>
+      </w:r>
+      <w:proofErr w:type="gramEnd"/>
+      <w:r>
+        <w:t xml:space="preserve">  Instructor of Record</w:t>
       </w:r>
     </w:p>
     <w:p>
@@ -4601,7 +6106,15 @@
         <w:t xml:space="preserve">Evolution of Sex </w:t>
       </w:r>
       <w:r>
-        <w:t>(BIOL 490R-1)  —  Co-Instructor (with Dr. Jessica Cusick)</w:t>
+        <w:t>(BIOL 490R-1</w:t>
+      </w:r>
+      <w:proofErr w:type="gramStart"/>
+      <w:r>
+        <w:t>)  —</w:t>
+      </w:r>
+      <w:proofErr w:type="gramEnd"/>
+      <w:r>
+        <w:t xml:space="preserve">  Co-Instructor (with Dr. Jessica Cusick)</w:t>
       </w:r>
     </w:p>
     <w:p>
@@ -4636,10 +6149,19 @@
           <w:b/>
           <w:bCs/>
         </w:rPr>
+        <w:lastRenderedPageBreak/>
         <w:t xml:space="preserve">Ethical Issues in Biology </w:t>
       </w:r>
       <w:r>
-        <w:t>(BIOL 4260)  —  Instructor of Record</w:t>
+        <w:t>(BIOL 4260</w:t>
+      </w:r>
+      <w:proofErr w:type="gramStart"/>
+      <w:r>
+        <w:t>)  —</w:t>
+      </w:r>
+      <w:proofErr w:type="gramEnd"/>
+      <w:r>
+        <w:t xml:space="preserve">  Instructor of Record</w:t>
       </w:r>
     </w:p>
     <w:p>
@@ -4677,7 +6199,15 @@
         <w:t xml:space="preserve">Student Seminar </w:t>
       </w:r>
       <w:r>
-        <w:t>(BIOL 494R)  —  Instructor of Record</w:t>
+        <w:t>(BIOL 494</w:t>
+      </w:r>
+      <w:proofErr w:type="gramStart"/>
+      <w:r>
+        <w:t>R)  —</w:t>
+      </w:r>
+      <w:proofErr w:type="gramEnd"/>
+      <w:r>
+        <w:t xml:space="preserve">  Instructor of Record</w:t>
       </w:r>
     </w:p>
     <w:p>
@@ -4719,7 +6249,6 @@
           <w:sz w:val="22"/>
           <w:szCs w:val="22"/>
         </w:rPr>
-        <w:lastRenderedPageBreak/>
         <w:t>Texas A&amp;M University — Department of Entomology</w:t>
       </w:r>
     </w:p>
@@ -4735,7 +6264,15 @@
         <w:t xml:space="preserve">The Science of Forensic Entomology </w:t>
       </w:r>
       <w:r>
-        <w:t>(ENTO/FIVS 431)  —  Lecture TA</w:t>
+        <w:t>(ENTO/FIVS 431</w:t>
+      </w:r>
+      <w:proofErr w:type="gramStart"/>
+      <w:r>
+        <w:t>)  —</w:t>
+      </w:r>
+      <w:proofErr w:type="gramEnd"/>
+      <w:r>
+        <w:t xml:space="preserve">  Lecture TA</w:t>
       </w:r>
     </w:p>
     <w:p>
@@ -4773,7 +6310,15 @@
         <w:t xml:space="preserve">Applied Forensic Entomology </w:t>
       </w:r>
       <w:r>
-        <w:t>(ENTO/FIVS 432)  —  Laboratory TA</w:t>
+        <w:t>(ENTO/FIVS 432</w:t>
+      </w:r>
+      <w:proofErr w:type="gramStart"/>
+      <w:r>
+        <w:t>)  —</w:t>
+      </w:r>
+      <w:proofErr w:type="gramEnd"/>
+      <w:r>
+        <w:t xml:space="preserve">  Laboratory TA</w:t>
       </w:r>
     </w:p>
     <w:p>
@@ -4811,7 +6356,15 @@
         <w:t xml:space="preserve">Forensic Investigations </w:t>
       </w:r>
       <w:r>
-        <w:t>(FIVS 123)  —  Online/Distance Learning TA</w:t>
+        <w:t>(FIVS 123</w:t>
+      </w:r>
+      <w:proofErr w:type="gramStart"/>
+      <w:r>
+        <w:t>)  —</w:t>
+      </w:r>
+      <w:proofErr w:type="gramEnd"/>
+      <w:r>
+        <w:t xml:space="preserve">  Online/Distance Learning TA</w:t>
       </w:r>
     </w:p>
     <w:p>
@@ -4877,7 +6430,15 @@
         <w:t xml:space="preserve">Forensic Implications of Inheritance </w:t>
       </w:r>
       <w:r>
-        <w:t>(FIVS 308)  —  Laboratory TA</w:t>
+        <w:t>(FIVS 308</w:t>
+      </w:r>
+      <w:proofErr w:type="gramStart"/>
+      <w:r>
+        <w:t>)  —</w:t>
+      </w:r>
+      <w:proofErr w:type="gramEnd"/>
+      <w:r>
+        <w:t xml:space="preserve">  Laboratory TA</w:t>
       </w:r>
     </w:p>
     <w:p>
@@ -4915,7 +6476,15 @@
         <w:t xml:space="preserve">Biology of Insects </w:t>
       </w:r>
       <w:r>
-        <w:t>(ENTO 313)  —  Laboratory TA</w:t>
+        <w:t>(ENTO 313</w:t>
+      </w:r>
+      <w:proofErr w:type="gramStart"/>
+      <w:r>
+        <w:t>)  —</w:t>
+      </w:r>
+      <w:proofErr w:type="gramEnd"/>
+      <w:r>
+        <w:t xml:space="preserve">  Laboratory TA</w:t>
       </w:r>
     </w:p>
     <w:p>
@@ -4953,7 +6522,15 @@
         <w:t xml:space="preserve">Insect Biodiversity and Biology </w:t>
       </w:r>
       <w:r>
-        <w:t>(ENTO 301)  —  Laboratory TA</w:t>
+        <w:t>(ENTO 301</w:t>
+      </w:r>
+      <w:proofErr w:type="gramStart"/>
+      <w:r>
+        <w:t>)  —</w:t>
+      </w:r>
+      <w:proofErr w:type="gramEnd"/>
+      <w:r>
+        <w:t xml:space="preserve">  Laboratory TA</w:t>
       </w:r>
     </w:p>
     <w:p>
@@ -4991,7 +6568,15 @@
         <w:t xml:space="preserve">General Entomology </w:t>
       </w:r>
       <w:r>
-        <w:t>(ENTO 201)  —  Laboratory TA</w:t>
+        <w:t>(ENTO 201</w:t>
+      </w:r>
+      <w:proofErr w:type="gramStart"/>
+      <w:r>
+        <w:t>)  —</w:t>
+      </w:r>
+      <w:proofErr w:type="gramEnd"/>
+      <w:r>
+        <w:t xml:space="preserve">  Laboratory TA</w:t>
       </w:r>
     </w:p>
     <w:p>
@@ -5167,6 +6752,7 @@
           <w:sz w:val="24"/>
           <w:szCs w:val="24"/>
         </w:rPr>
+        <w:lastRenderedPageBreak/>
         <w:t>MENTORED STUDENTS AND DIRECTED LEARNING</w:t>
       </w:r>
     </w:p>
@@ -5181,7 +6767,27 @@
           <w:sz w:val="22"/>
           <w:szCs w:val="22"/>
         </w:rPr>
-        <w:t>Research Students Mentored  —  (Current Position)</w:t>
+        <w:t xml:space="preserve">Research Students </w:t>
+      </w:r>
+      <w:proofErr w:type="gramStart"/>
+      <w:r>
+        <w:rPr>
+          <w:b/>
+          <w:bCs/>
+          <w:sz w:val="22"/>
+          <w:szCs w:val="22"/>
+        </w:rPr>
+        <w:t>Mentored  —</w:t>
+      </w:r>
+      <w:proofErr w:type="gramEnd"/>
+      <w:r>
+        <w:rPr>
+          <w:b/>
+          <w:bCs/>
+          <w:sz w:val="22"/>
+          <w:szCs w:val="22"/>
+        </w:rPr>
+        <w:t xml:space="preserve">  (Current Position)</w:t>
       </w:r>
     </w:p>
     <w:p>
@@ -5272,7 +6878,6 @@
         <w:spacing w:before="20" w:after="20"/>
       </w:pPr>
       <w:r>
-        <w:lastRenderedPageBreak/>
         <w:t>Barbara Shelley (PhD Student at University of Utah)</w:t>
       </w:r>
     </w:p>
@@ -5286,7 +6891,15 @@
         <w:spacing w:before="20" w:after="20"/>
       </w:pPr>
       <w:r>
-        <w:t>Sarah Fout (Pharmatech Labs)</w:t>
+        <w:t>Sarah Fout (</w:t>
+      </w:r>
+      <w:proofErr w:type="spellStart"/>
+      <w:r>
+        <w:t>Pharmatech</w:t>
+      </w:r>
+      <w:proofErr w:type="spellEnd"/>
+      <w:r>
+        <w:t xml:space="preserve"> Labs)</w:t>
       </w:r>
     </w:p>
     <w:p>
@@ -5299,7 +6912,15 @@
         <w:spacing w:before="20" w:after="20"/>
       </w:pPr>
       <w:r>
-        <w:t>Sam Curnow (Quality Assurance Tester at Caselle)</w:t>
+        <w:t xml:space="preserve">Sam Curnow (Quality Assurance Tester at </w:t>
+      </w:r>
+      <w:proofErr w:type="spellStart"/>
+      <w:r>
+        <w:t>Caselle</w:t>
+      </w:r>
+      <w:proofErr w:type="spellEnd"/>
+      <w:r>
+        <w:t>)</w:t>
       </w:r>
     </w:p>
     <w:p>
@@ -5351,7 +6972,23 @@
         <w:spacing w:before="20" w:after="20"/>
       </w:pPr>
       <w:r>
-        <w:t>Marissa Ohran (NSF RAMP Post-Bacc Scholar)</w:t>
+        <w:t xml:space="preserve">Marissa </w:t>
+      </w:r>
+      <w:proofErr w:type="spellStart"/>
+      <w:r>
+        <w:t>Ohran</w:t>
+      </w:r>
+      <w:proofErr w:type="spellEnd"/>
+      <w:r>
+        <w:t xml:space="preserve"> (NSF RAMP Post-</w:t>
+      </w:r>
+      <w:proofErr w:type="spellStart"/>
+      <w:r>
+        <w:t>Bacc</w:t>
+      </w:r>
+      <w:proofErr w:type="spellEnd"/>
+      <w:r>
+        <w:t xml:space="preserve"> Scholar)</w:t>
       </w:r>
     </w:p>
     <w:p>
@@ -5896,7 +7533,15 @@
               <w:spacing w:before="10" w:after="10"/>
             </w:pPr>
             <w:r>
-              <w:t>Title: A Phylogenomic Analysis of Baetidae (Ephemeroptera)</w:t>
+              <w:t xml:space="preserve">Title: A Phylogenomic Analysis of </w:t>
+            </w:r>
+            <w:proofErr w:type="spellStart"/>
+            <w:r>
+              <w:t>Baetidae</w:t>
+            </w:r>
+            <w:proofErr w:type="spellEnd"/>
+            <w:r>
+              <w:t xml:space="preserve"> (Ephemeroptera)</w:t>
             </w:r>
           </w:p>
         </w:tc>
@@ -6145,6 +7790,7 @@
               <w:spacing w:before="10" w:after="10"/>
             </w:pPr>
             <w:r>
+              <w:lastRenderedPageBreak/>
               <w:t>Instructor presence, peer-to-peer interaction, meaningful learning activities, and secure assessments.</w:t>
             </w:r>
           </w:p>
@@ -6177,6 +7823,7 @@
                 <w:bCs/>
                 <w:color w:val="1F3864"/>
               </w:rPr>
+              <w:lastRenderedPageBreak/>
               <w:t>Summer 2022</w:t>
             </w:r>
           </w:p>
@@ -6866,7 +8513,15 @@
               <w:spacing w:before="10" w:after="10"/>
             </w:pPr>
             <w:r>
-              <w:t>Co-organized with Carly Tribull (Farmingdale State College)</w:t>
+              <w:t xml:space="preserve">Co-organized with Carly </w:t>
+            </w:r>
+            <w:proofErr w:type="spellStart"/>
+            <w:r>
+              <w:t>Tribull</w:t>
+            </w:r>
+            <w:proofErr w:type="spellEnd"/>
+            <w:r>
+              <w:t xml:space="preserve"> (Farmingdale State College)</w:t>
             </w:r>
           </w:p>
         </w:tc>
@@ -7394,6 +9049,7 @@
                 <w:bCs/>
                 <w:color w:val="1F3864"/>
               </w:rPr>
+              <w:lastRenderedPageBreak/>
               <w:t>Editor</w:t>
             </w:r>
           </w:p>
@@ -7458,11 +9114,53 @@
         <w:spacing w:before="20" w:after="20"/>
       </w:pPr>
       <w:r>
-        <w:t xml:space="preserve">Agricultural and Forest Entomology (2) • Biology (2) • BMC Genomics (2) • Cells (3) • Communications Biology (1) • Diversity (1) • Evolution (1) • Frontiers in Genetics (1) • Genes (5) • Genetics (1) • Genome (3) • Insectes Sociaux (1) • Insects (3) • International Journal of Acarology (1) • International Journal of Environmental Research and Public Health (1) • International Journal of Molecular Sciences (1) • Journal of Heredity (1) • Journal of Insect Science (1) • Journal of Medical Entomology (1) • Mitochondrial DNA Part B (4) • Molecular Biology and Evolution (2) • Molecular Ecology Resources (4) • Plants (1) • Systematic Entomology (2) • Wellcome Open Research (3) • </w:t>
-      </w:r>
-      <w:r>
-        <w:lastRenderedPageBreak/>
-        <w:t>Western North American Naturalist (1) • PLOS Computational Biology (1) • PLOS Genetics (1) • G3: Genes|Genomes|Genetics (1) • Royal Society Open Science (1) • Scientific Reports (1) • iMeta (1)</w:t>
+        <w:t xml:space="preserve">Agricultural and Forest Entomology (2) • Biology (2) • BMC Genomics (2) • Cells (3) • Communications Biology (1) • Diversity (1) • Evolution (1) • Frontiers in Genetics (1) • Genes (5) • Genetics (1) • Genome (3) • </w:t>
+      </w:r>
+      <w:proofErr w:type="spellStart"/>
+      <w:r>
+        <w:t>Insectes</w:t>
+      </w:r>
+      <w:proofErr w:type="spellEnd"/>
+      <w:r>
+        <w:t xml:space="preserve"> </w:t>
+      </w:r>
+      <w:proofErr w:type="spellStart"/>
+      <w:r>
+        <w:t>Sociaux</w:t>
+      </w:r>
+      <w:proofErr w:type="spellEnd"/>
+      <w:r>
+        <w:t xml:space="preserve"> (1) • Insects (3) • International Journal of Acarology (1) • International Journal of Environmental Research and Public Health (1) • International Journal of Molecular Sciences (1) • Journal of Heredity (</w:t>
+      </w:r>
+      <w:r>
+        <w:t>2</w:t>
+      </w:r>
+      <w:r>
+        <w:t xml:space="preserve">) • Journal of Insect Science (1) • Journal of Medical Entomology (1) • Mitochondrial DNA Part B (4) • Molecular Biology and Evolution (2) • Molecular Ecology Resources (4) • Plants (1) • Systematic Entomology (2) • </w:t>
+      </w:r>
+      <w:proofErr w:type="spellStart"/>
+      <w:r>
+        <w:t>Wellcome</w:t>
+      </w:r>
+      <w:proofErr w:type="spellEnd"/>
+      <w:r>
+        <w:t xml:space="preserve"> Open Research (3) • Western North American Naturalist (1) • PLOS Computational Biology (1) • PLOS Genetics (1) • G3: </w:t>
+      </w:r>
+      <w:proofErr w:type="spellStart"/>
+      <w:r>
+        <w:t>Genes|Genomes|Genetics</w:t>
+      </w:r>
+      <w:proofErr w:type="spellEnd"/>
+      <w:r>
+        <w:t xml:space="preserve"> (1) • Royal Society Open Science (1) • Scientific Reports (1) • </w:t>
+      </w:r>
+      <w:proofErr w:type="spellStart"/>
+      <w:r>
+        <w:t>iMeta</w:t>
+      </w:r>
+      <w:proofErr w:type="spellEnd"/>
+      <w:r>
+        <w:t xml:space="preserve"> (1)</w:t>
       </w:r>
     </w:p>
     <w:p>
@@ -8036,7 +9734,7 @@
                 <w:bCs/>
                 <w:color w:val="1F3864"/>
               </w:rPr>
-              <w:t>2024</w:t>
+              <w:t>2026</w:t>
             </w:r>
           </w:p>
         </w:tc>
@@ -8061,7 +9759,10 @@
               <w:spacing w:before="20" w:after="20"/>
             </w:pPr>
             <w:r>
-              <w:t>Speaker, UVU STEAM-CON — Finding your Role Model in STEAM</w:t>
+              <w:t xml:space="preserve">Panelist for </w:t>
+            </w:r>
+            <w:r>
+              <w:t>use of AI in Student Evaluations and Tenure Packets</w:t>
             </w:r>
           </w:p>
         </w:tc>
@@ -8345,8 +10046,13 @@
             <w:pPr>
               <w:spacing w:before="20" w:after="20"/>
             </w:pPr>
-            <w:r>
-              <w:t>Open Source Open Science Workshop — Instructor and assistant, 274 students</w:t>
+            <w:proofErr w:type="gramStart"/>
+            <w:r>
+              <w:t>Open Source</w:t>
+            </w:r>
+            <w:proofErr w:type="gramEnd"/>
+            <w:r>
+              <w:t xml:space="preserve"> Open Science Workshop — Instructor and assistant, 274 students</w:t>
             </w:r>
           </w:p>
         </w:tc>
@@ -8402,8 +10108,13 @@
             <w:pPr>
               <w:spacing w:before="20" w:after="20"/>
             </w:pPr>
-            <w:r>
-              <w:t>Open Source Open Science Workshop — Instructor and assistant, 292 students</w:t>
+            <w:proofErr w:type="gramStart"/>
+            <w:r>
+              <w:t>Open Source</w:t>
+            </w:r>
+            <w:proofErr w:type="gramEnd"/>
+            <w:r>
+              <w:t xml:space="preserve"> Open Science Workshop — Instructor and assistant, 292 students</w:t>
             </w:r>
           </w:p>
         </w:tc>
@@ -9132,6 +10843,7 @@
                 <w:bCs/>
                 <w:color w:val="1F3864"/>
               </w:rPr>
+              <w:lastRenderedPageBreak/>
               <w:t>2021–Pres.</w:t>
             </w:r>
           </w:p>
@@ -9645,7 +11357,6 @@
                 <w:bCs/>
                 <w:color w:val="1F3864"/>
               </w:rPr>
-              <w:lastRenderedPageBreak/>
               <w:t>2016–2017</w:t>
             </w:r>
           </w:p>
@@ -10269,7 +11980,23 @@
         <w:spacing w:before="20" w:after="20"/>
       </w:pPr>
       <w:r>
-        <w:t>Beta Beta Beta Biological Honor Society</w:t>
+        <w:t xml:space="preserve">Beta </w:t>
+      </w:r>
+      <w:proofErr w:type="spellStart"/>
+      <w:r>
+        <w:t>Beta</w:t>
+      </w:r>
+      <w:proofErr w:type="spellEnd"/>
+      <w:r>
+        <w:t xml:space="preserve"> </w:t>
+      </w:r>
+      <w:proofErr w:type="spellStart"/>
+      <w:r>
+        <w:t>Beta</w:t>
+      </w:r>
+      <w:proofErr w:type="spellEnd"/>
+      <w:r>
+        <w:t xml:space="preserve"> Biological Honor Society</w:t>
       </w:r>
     </w:p>
     <w:p>
@@ -10553,6 +12280,7 @@
                 <w:bCs/>
                 <w:color w:val="1F3864"/>
               </w:rPr>
+              <w:lastRenderedPageBreak/>
               <w:t>2025</w:t>
             </w:r>
           </w:p>
@@ -11009,7 +12737,6 @@
                 <w:bCs/>
                 <w:color w:val="1F3864"/>
               </w:rPr>
-              <w:lastRenderedPageBreak/>
               <w:t>2016</w:t>
             </w:r>
           </w:p>
@@ -11149,7 +12876,15 @@
               <w:spacing w:before="20" w:after="20"/>
             </w:pPr>
             <w:r>
-              <w:t>ESA National Meeting 1st Place Graduate Student Talk — SysEB: Citizen Science, New Methods, and Physiology Section</w:t>
+              <w:t xml:space="preserve">ESA National Meeting 1st Place Graduate Student Talk — </w:t>
+            </w:r>
+            <w:proofErr w:type="spellStart"/>
+            <w:r>
+              <w:t>SysEB</w:t>
+            </w:r>
+            <w:proofErr w:type="spellEnd"/>
+            <w:r>
+              <w:t>: Citizen Science, New Methods, and Physiology Section</w:t>
             </w:r>
           </w:p>
         </w:tc>
@@ -11833,7 +13568,23 @@
               <w:spacing w:before="20" w:after="20"/>
             </w:pPr>
             <w:r>
-              <w:t>BRIN Research Fellowship; Induction into Beta Beta Beta Biological Honor Society</w:t>
+              <w:t xml:space="preserve">BRIN Research Fellowship; Induction into Beta </w:t>
+            </w:r>
+            <w:proofErr w:type="spellStart"/>
+            <w:r>
+              <w:t>Beta</w:t>
+            </w:r>
+            <w:proofErr w:type="spellEnd"/>
+            <w:r>
+              <w:t xml:space="preserve"> </w:t>
+            </w:r>
+            <w:proofErr w:type="spellStart"/>
+            <w:r>
+              <w:t>Beta</w:t>
+            </w:r>
+            <w:proofErr w:type="spellEnd"/>
+            <w:r>
+              <w:t xml:space="preserve"> Biological Honor Society</w:t>
             </w:r>
           </w:p>
         </w:tc>
@@ -11919,7 +13670,103 @@
         <w:spacing w:before="20" w:after="20"/>
       </w:pPr>
       <w:r>
-        <w:t>Flow Cytometry  •  Genome Size Estimation  •  Phylogenetics  •  Western Blots  •  DNA and RNA Extraction  •  Model Insect Husbandry  •  Insect Curation and Identification  •  R (Statistics and Data Visualization)  •  Genomic Analyses (Local and HPC)  •  Genome Assembly  •  Transcriptomic Analysis  •  Sequence Alignments  •  Comparative Phylogenetics</w:t>
+        <w:t xml:space="preserve">Flow </w:t>
+      </w:r>
+      <w:proofErr w:type="gramStart"/>
+      <w:r>
+        <w:t>Cytometry  •</w:t>
+      </w:r>
+      <w:proofErr w:type="gramEnd"/>
+      <w:r>
+        <w:t xml:space="preserve">  Genome Size </w:t>
+      </w:r>
+      <w:proofErr w:type="gramStart"/>
+      <w:r>
+        <w:t>Estimation  •</w:t>
+      </w:r>
+      <w:proofErr w:type="gramEnd"/>
+      <w:r>
+        <w:t xml:space="preserve">  </w:t>
+      </w:r>
+      <w:proofErr w:type="gramStart"/>
+      <w:r>
+        <w:t>Phylogenetics  •</w:t>
+      </w:r>
+      <w:proofErr w:type="gramEnd"/>
+      <w:r>
+        <w:t xml:space="preserve">  Western </w:t>
+      </w:r>
+      <w:proofErr w:type="gramStart"/>
+      <w:r>
+        <w:t>Blots  •</w:t>
+      </w:r>
+      <w:proofErr w:type="gramEnd"/>
+      <w:r>
+        <w:t xml:space="preserve">  DNA and RNA </w:t>
+      </w:r>
+      <w:proofErr w:type="gramStart"/>
+      <w:r>
+        <w:t>Extraction  •</w:t>
+      </w:r>
+      <w:proofErr w:type="gramEnd"/>
+      <w:r>
+        <w:t xml:space="preserve">  Model Insect </w:t>
+      </w:r>
+      <w:proofErr w:type="gramStart"/>
+      <w:r>
+        <w:t>Husbandry  •</w:t>
+      </w:r>
+      <w:proofErr w:type="gramEnd"/>
+      <w:r>
+        <w:t xml:space="preserve">  Insect Curation and </w:t>
+      </w:r>
+      <w:proofErr w:type="gramStart"/>
+      <w:r>
+        <w:t>Identification  •</w:t>
+      </w:r>
+      <w:proofErr w:type="gramEnd"/>
+      <w:r>
+        <w:t xml:space="preserve">  R (Statistics and Data </w:t>
+      </w:r>
+      <w:proofErr w:type="gramStart"/>
+      <w:r>
+        <w:t>Visualization)  •</w:t>
+      </w:r>
+      <w:proofErr w:type="gramEnd"/>
+      <w:r>
+        <w:t xml:space="preserve">  Genomic Analyses (Local and </w:t>
+      </w:r>
+      <w:proofErr w:type="gramStart"/>
+      <w:r>
+        <w:t>HPC)  •</w:t>
+      </w:r>
+      <w:proofErr w:type="gramEnd"/>
+      <w:r>
+        <w:t xml:space="preserve">  Genome </w:t>
+      </w:r>
+      <w:proofErr w:type="gramStart"/>
+      <w:r>
+        <w:t>Assembly  •</w:t>
+      </w:r>
+      <w:proofErr w:type="gramEnd"/>
+      <w:r>
+        <w:t xml:space="preserve">  Transcriptomic </w:t>
+      </w:r>
+      <w:proofErr w:type="gramStart"/>
+      <w:r>
+        <w:t>Analysis  •</w:t>
+      </w:r>
+      <w:proofErr w:type="gramEnd"/>
+      <w:r>
+        <w:t xml:space="preserve">  Sequence </w:t>
+      </w:r>
+      <w:proofErr w:type="gramStart"/>
+      <w:r>
+        <w:t>Alignments  •</w:t>
+      </w:r>
+      <w:proofErr w:type="gramEnd"/>
+      <w:r>
+        <w:t xml:space="preserve">  Comparative Phylogenetics</w:t>
       </w:r>
     </w:p>
     <w:p>
@@ -12025,8 +13872,13 @@
             <w:pPr>
               <w:spacing w:after="10"/>
             </w:pPr>
-            <w:r>
-              <w:t xml:space="preserve">Heath.Ogden@uvu.edu  |  </w:t>
+            <w:proofErr w:type="gramStart"/>
+            <w:r>
+              <w:t>Heath.Ogden@uvu.edu  |</w:t>
+            </w:r>
+            <w:proofErr w:type="gramEnd"/>
+            <w:r>
+              <w:t xml:space="preserve">  </w:t>
             </w:r>
           </w:p>
         </w:tc>
@@ -12122,8 +13974,13 @@
             <w:pPr>
               <w:spacing w:after="10"/>
             </w:pPr>
-            <w:r>
-              <w:t xml:space="preserve">blackmon@tamu.edu  |  </w:t>
+            <w:proofErr w:type="gramStart"/>
+            <w:r>
+              <w:t>blackmon@tamu.edu  |</w:t>
+            </w:r>
+            <w:proofErr w:type="gramEnd"/>
+            <w:r>
+              <w:t xml:space="preserve">  </w:t>
             </w:r>
           </w:p>
         </w:tc>
@@ -12219,8 +14076,13 @@
             <w:pPr>
               <w:spacing w:after="10"/>
             </w:pPr>
-            <w:r>
-              <w:t xml:space="preserve">tamlucilia@tamu.edu  |  </w:t>
+            <w:proofErr w:type="gramStart"/>
+            <w:r>
+              <w:t>tamlucilia@tamu.edu  |</w:t>
+            </w:r>
+            <w:proofErr w:type="gramEnd"/>
+            <w:r>
+              <w:t xml:space="preserve">  </w:t>
             </w:r>
           </w:p>
         </w:tc>
@@ -12316,8 +14178,13 @@
             <w:pPr>
               <w:spacing w:after="10"/>
             </w:pPr>
-            <w:r>
-              <w:t xml:space="preserve">spencerj@tamu.edu  |  </w:t>
+            <w:proofErr w:type="gramStart"/>
+            <w:r>
+              <w:t>spencerj@tamu.edu  |</w:t>
+            </w:r>
+            <w:proofErr w:type="gramEnd"/>
+            <w:r>
+              <w:t xml:space="preserve">  </w:t>
             </w:r>
           </w:p>
         </w:tc>
@@ -12419,7 +14286,23 @@
         <w:sz w:val="18"/>
         <w:szCs w:val="18"/>
       </w:rPr>
-      <w:t xml:space="preserve"> | Updated June 2026</w:t>
+      <w:t xml:space="preserve"> | Updated </w:t>
+    </w:r>
+    <w:r>
+      <w:rPr>
+        <w:color w:val="888888"/>
+        <w:sz w:val="18"/>
+        <w:szCs w:val="18"/>
+      </w:rPr>
+      <w:t>July</w:t>
+    </w:r>
+    <w:r>
+      <w:rPr>
+        <w:color w:val="888888"/>
+        <w:sz w:val="18"/>
+        <w:szCs w:val="18"/>
+      </w:rPr>
+      <w:t xml:space="preserve"> 2026</w:t>
     </w:r>
   </w:p>
 </w:ftr>
@@ -13274,6 +15157,48 @@
       <w:szCs w:val="20"/>
     </w:rPr>
   </w:style>
+  <w:style w:type="paragraph" w:styleId="Header">
+    <w:name w:val="header"/>
+    <w:basedOn w:val="Normal"/>
+    <w:link w:val="HeaderChar"/>
+    <w:uiPriority w:val="99"/>
+    <w:unhideWhenUsed/>
+    <w:rsid w:val="00264EF3"/>
+    <w:pPr>
+      <w:tabs>
+        <w:tab w:val="center" w:pos="4680"/>
+        <w:tab w:val="right" w:pos="9360"/>
+      </w:tabs>
+    </w:pPr>
+  </w:style>
+  <w:style w:type="character" w:customStyle="1" w:styleId="HeaderChar">
+    <w:name w:val="Header Char"/>
+    <w:basedOn w:val="DefaultParagraphFont"/>
+    <w:link w:val="Header"/>
+    <w:uiPriority w:val="99"/>
+    <w:rsid w:val="00264EF3"/>
+  </w:style>
+  <w:style w:type="paragraph" w:styleId="Footer">
+    <w:name w:val="footer"/>
+    <w:basedOn w:val="Normal"/>
+    <w:link w:val="FooterChar"/>
+    <w:uiPriority w:val="99"/>
+    <w:unhideWhenUsed/>
+    <w:rsid w:val="00264EF3"/>
+    <w:pPr>
+      <w:tabs>
+        <w:tab w:val="center" w:pos="4680"/>
+        <w:tab w:val="right" w:pos="9360"/>
+      </w:tabs>
+    </w:pPr>
+  </w:style>
+  <w:style w:type="character" w:customStyle="1" w:styleId="FooterChar">
+    <w:name w:val="Footer Char"/>
+    <w:basedOn w:val="DefaultParagraphFont"/>
+    <w:link w:val="Footer"/>
+    <w:uiPriority w:val="99"/>
+    <w:rsid w:val="00264EF3"/>
+  </w:style>
 </w:styles>
 </file>
 

--- a/assets/publications/CV.docx
+++ b/assets/publications/CV.docx
@@ -1,6 +1,6 @@
 
 <file path=word/document.xml><?xml version="1.0" encoding="utf-8"?>
-<w:document xmlns:wpc="http://schemas.microsoft.com/office/word/2010/wordprocessingCanvas" xmlns:cx="http://schemas.microsoft.com/office/drawing/2014/chartex" xmlns:cx1="http://schemas.microsoft.com/office/drawing/2015/9/8/chartex" xmlns:cx2="http://schemas.microsoft.com/office/drawing/2015/10/21/chartex" xmlns:cx3="http://schemas.microsoft.com/office/drawing/2016/5/9/chartex" xmlns:cx4="http://schemas.microsoft.com/office/drawing/2016/5/10/chartex" xmlns:cx5="http://schemas.microsoft.com/office/drawing/2016/5/11/chartex" xmlns:cx6="http://schemas.microsoft.com/office/drawing/2016/5/12/chartex" xmlns:cx7="http://schemas.microsoft.com/office/drawing/2016/5/13/chartex" xmlns:cx8="http://schemas.microsoft.com/office/drawing/2016/5/14/chartex" xmlns:mc="http://schemas.openxmlformats.org/markup-compatibility/2006" xmlns:aink="http://schemas.microsoft.com/office/drawing/2016/ink" xmlns:am3d="http://schemas.microsoft.com/office/drawing/2017/model3d" xmlns:o="urn:schemas-microsoft-com:office:office" xmlns:oel="http://schemas.microsoft.com/office/2019/extlst" xmlns:r="http://schemas.openxmlformats.org/officeDocument/2006/relationships" xmlns:m="http://schemas.openxmlformats.org/officeDocument/2006/math" xmlns:v="urn:schemas-microsoft-com:vml" xmlns:wp14="http://schemas.microsoft.com/office/word/2010/wordprocessingDrawing" xmlns:wp="http://schemas.openxmlformats.org/drawingml/2006/wordprocessingDrawing" xmlns:w10="urn:schemas-microsoft-com:office:word" xmlns:w="http://schemas.openxmlformats.org/wordprocessingml/2006/main" xmlns:w14="http://schemas.microsoft.com/office/word/2010/wordml" xmlns:w15="http://schemas.microsoft.com/office/word/2012/wordml" xmlns:w16cex="http://schemas.microsoft.com/office/word/2018/wordml/cex" xmlns:w16cid="http://schemas.microsoft.com/office/word/2016/wordml/cid" xmlns:w16="http://schemas.microsoft.com/office/word/2018/wordml" xmlns:w16du="http://schemas.microsoft.com/office/word/2023/wordml/word16du" xmlns:w16sdtdh="http://schemas.microsoft.com/office/word/2020/wordml/sdtdatahash" xmlns:w16sdtfl="http://schemas.microsoft.com/office/word/2024/wordml/sdtformatlock" xmlns:w16se="http://schemas.microsoft.com/office/word/2015/wordml/symex" xmlns:wpg="http://schemas.microsoft.com/office/word/2010/wordprocessingGroup" xmlns:wpi="http://schemas.microsoft.com/office/word/2010/wordprocessingInk" xmlns:wne="http://schemas.microsoft.com/office/word/2006/wordml" xmlns:wps="http://schemas.microsoft.com/office/word/2010/wordprocessingShape" mc:Ignorable="w14 w15 w16se w16cid w16 w16cex w16sdtdh w16sdtfl w16du wp14">
+<w:document xmlns:wpc="http://schemas.microsoft.com/office/word/2010/wordprocessingCanvas" xmlns:cx="http://schemas.microsoft.com/office/drawing/2014/chartex" xmlns:cx1="http://schemas.microsoft.com/office/drawing/2015/9/8/chartex" xmlns:cx2="http://schemas.microsoft.com/office/drawing/2015/10/21/chartex" xmlns:cx3="http://schemas.microsoft.com/office/drawing/2016/5/9/chartex" xmlns:cx4="http://schemas.microsoft.com/office/drawing/2016/5/10/chartex" xmlns:cx5="http://schemas.microsoft.com/office/drawing/2016/5/11/chartex" xmlns:cx6="http://schemas.microsoft.com/office/drawing/2016/5/12/chartex" xmlns:cx7="http://schemas.microsoft.com/office/drawing/2016/5/13/chartex" xmlns:cx8="http://schemas.microsoft.com/office/drawing/2016/5/14/chartex" xmlns:mc="http://schemas.openxmlformats.org/markup-compatibility/2006" xmlns:m="http://schemas.openxmlformats.org/officeDocument/2006/math" xmlns:aink="http://schemas.microsoft.com/office/drawing/2016/ink" xmlns:am3d="http://schemas.microsoft.com/office/drawing/2017/model3d" xmlns:oel="http://schemas.microsoft.com/office/2019/extlst" xmlns:r="http://schemas.openxmlformats.org/officeDocument/2006/relationships" xmlns:wp14="http://schemas.microsoft.com/office/word/2010/wordprocessingDrawing" xmlns:wp="http://schemas.openxmlformats.org/drawingml/2006/wordprocessingDrawing" xmlns:wpg="http://schemas.microsoft.com/office/word/2010/wordprocessingGroup" xmlns:wpi="http://schemas.microsoft.com/office/word/2010/wordprocessingInk" xmlns:wps="http://schemas.microsoft.com/office/word/2010/wordprocessingShape" xmlns:o="urn:schemas-microsoft-com:office:office" xmlns:v="urn:schemas-microsoft-com:vml" xmlns:w10="urn:schemas-microsoft-com:office:word" xmlns:w="http://schemas.openxmlformats.org/wordprocessingml/2006/main" xmlns:w14="http://schemas.microsoft.com/office/word/2010/wordml" xmlns:w15="http://schemas.microsoft.com/office/word/2012/wordml" xmlns:w16cei="http://schemas.microsoft.com/office/word/2026/wordml/cei" xmlns:w16cex="http://schemas.microsoft.com/office/word/2018/wordml/cex" xmlns:w16cid="http://schemas.microsoft.com/office/word/2016/wordml/cid" xmlns:w16="http://schemas.microsoft.com/office/word/2018/wordml" xmlns:w16sdtdh="http://schemas.microsoft.com/office/word/2020/wordml/sdtdatahash" xmlns:w16sdtfl="http://schemas.microsoft.com/office/word/2024/wordml/sdtformatlock" xmlns:w16se="http://schemas.microsoft.com/office/word/2015/wordml/symex" xmlns:w16du="http://schemas.microsoft.com/office/word/2023/wordml/word16du" xmlns:wne="http://schemas.microsoft.com/office/word/2006/wordml" mc:Ignorable="w14 w15 w16se w16cid w16 w16cex w16sdtdh w16sdtfl w16du wp14">
   <w:body>
     <w:p>
       <w:pPr>
@@ -1057,21 +1057,12 @@
       <w:r>
         <w:t xml:space="preserve"> ML, Sze S-H, Tarone AM. (2022). Identification and Characterization of Small RNA Markers of Age in the Blow Fly </w:t>
       </w:r>
-      <w:proofErr w:type="spellStart"/>
       <w:r>
         <w:rPr>
           <w:i/>
           <w:iCs/>
         </w:rPr>
-        <w:t>Cochliomyia</w:t>
-      </w:r>
-      <w:proofErr w:type="spellEnd"/>
-      <w:r>
-        <w:rPr>
-          <w:i/>
-          <w:iCs/>
-        </w:rPr>
-        <w:t xml:space="preserve"> macellaria</w:t>
+        <w:t>Cochliomyia macellaria</w:t>
       </w:r>
       <w:r>
         <w:t xml:space="preserve">. </w:t>
@@ -2042,7 +2033,10 @@
       <w:proofErr w:type="spellEnd"/>
       <w:proofErr w:type="gramEnd"/>
       <w:r>
-        <w:t xml:space="preserve"> SP, Olson M, Hjelmen CE. Unraveling the Enigma: </w:t>
+        <w:t xml:space="preserve"> SP, Olson M, Hjelmen CE. </w:t>
+      </w:r>
+      <w:r>
+        <w:t xml:space="preserve">Exploring Environmental Correlates of Genome Size Evolution in </w:t>
       </w:r>
       <w:r>
         <w:rPr>
@@ -2052,7 +2046,13 @@
         <w:t>Drosophila</w:t>
       </w:r>
       <w:r>
-        <w:t xml:space="preserve"> Genome Size Evolution and Its Potential Environmental Correlates. [Submitted]</w:t>
+        <w:t>. [Submitted</w:t>
+      </w:r>
+      <w:r>
+        <w:t>/Revised</w:t>
+      </w:r>
+      <w:r>
+        <w:t>]</w:t>
       </w:r>
     </w:p>
     <w:p>
@@ -2078,24 +2078,6 @@
     </w:p>
     <w:p>
       <w:pPr>
-        <w:spacing w:after="40"/>
-      </w:pPr>
-    </w:p>
-    <w:p>
-      <w:pPr>
-        <w:spacing w:before="160" w:after="30"/>
-      </w:pPr>
-      <w:r>
-        <w:rPr>
-          <w:b/>
-          <w:bCs/>
-          <w:color w:val="1F3864"/>
-        </w:rPr>
-        <w:t>Book Chapters</w:t>
-      </w:r>
-    </w:p>
-    <w:p>
-      <w:pPr>
         <w:pStyle w:val="ListParagraph"/>
         <w:numPr>
           <w:ilvl w:val="0"/>
@@ -2104,7 +2086,37 @@
         <w:spacing w:before="20" w:after="20"/>
       </w:pPr>
       <w:r>
-        <w:t>Johnston JS, Bernardini A, Hjelmen CE. (2019). Genome Size Estimation and Quantitative Cytogenetics in Insects. In: Insect Genomics: Methods and Protocols.</w:t>
+        <w:t xml:space="preserve">Copeland M, McConnell M, Barboza A, Abraham HM, Alfieri J, </w:t>
+      </w:r>
+      <w:proofErr w:type="spellStart"/>
+      <w:r>
+        <w:t>Arackal</w:t>
+      </w:r>
+      <w:proofErr w:type="spellEnd"/>
+      <w:r>
+        <w:t xml:space="preserve"> CE, Bryant K, Cast S, Chien S, Clark E, Cruz CE, Diaz AY, Deiterman O, Girish R, Harper K, Hjelmen CE, Thompson MJ, Koehl R, Koneru T, Laird K, Lee Y, Lopez VR, Murphy M, Perez N, </w:t>
+      </w:r>
+      <w:proofErr w:type="spellStart"/>
+      <w:r>
+        <w:t>Schlab</w:t>
+      </w:r>
+      <w:proofErr w:type="spellEnd"/>
+      <w:r>
+        <w:t xml:space="preserve"> GH, Schmalz S, Sylvester T, Blackmon H. Dismantling Chromosomal Stasis Across the Eukaryotic Tree of Life [submitted, on </w:t>
+      </w:r>
+      <w:proofErr w:type="spellStart"/>
+      <w:r>
+        <w:t>BioRXIV</w:t>
+      </w:r>
+      <w:proofErr w:type="spellEnd"/>
+      <w:r>
+        <w:t xml:space="preserve"> </w:t>
+      </w:r>
+      <w:r>
+        <w:t>https://doi.org/10.64898/2026.04.14.718287</w:t>
+      </w:r>
+      <w:r>
+        <w:t>]</w:t>
       </w:r>
     </w:p>
     <w:p>
@@ -2122,7 +2134,7 @@
           <w:bCs/>
           <w:color w:val="1F3864"/>
         </w:rPr>
-        <w:t>Proceedings Papers</w:t>
+        <w:t>Book Chapters</w:t>
       </w:r>
     </w:p>
     <w:p>
@@ -2135,7 +2147,7 @@
         <w:spacing w:before="20" w:after="20"/>
       </w:pPr>
       <w:r>
-        <w:t>Ϯ Jonika MM, Faris AM, Hjelmen CE, Tarone AM. (2019). Transcriptional Markers of Sex Determination for Forensic Entomology. Proceedings of the American Academy of Forensic Sciences, 71st Annual Scientific Meeting.</w:t>
+        <w:t>Johnston JS, Bernardini A, Hjelmen CE. (2019). Genome Size Estimation and Quantitative Cytogenetics in Insects. In: Insect Genomics: Methods and Protocols.</w:t>
       </w:r>
     </w:p>
     <w:p>
@@ -2153,7 +2165,7 @@
           <w:bCs/>
           <w:color w:val="1F3864"/>
         </w:rPr>
-        <w:t>Other</w:t>
+        <w:t>Proceedings Papers</w:t>
       </w:r>
     </w:p>
     <w:p>
@@ -2166,6 +2178,37 @@
         <w:spacing w:before="20" w:after="20"/>
       </w:pPr>
       <w:r>
+        <w:t>Ϯ Jonika MM, Faris AM, Hjelmen CE, Tarone AM. (2019). Transcriptional Markers of Sex Determination for Forensic Entomology. Proceedings of the American Academy of Forensic Sciences, 71st Annual Scientific Meeting.</w:t>
+      </w:r>
+    </w:p>
+    <w:p>
+      <w:pPr>
+        <w:spacing w:after="40"/>
+      </w:pPr>
+    </w:p>
+    <w:p>
+      <w:pPr>
+        <w:spacing w:before="160" w:after="30"/>
+      </w:pPr>
+      <w:r>
+        <w:rPr>
+          <w:b/>
+          <w:bCs/>
+          <w:color w:val="1F3864"/>
+        </w:rPr>
+        <w:t>Other</w:t>
+      </w:r>
+    </w:p>
+    <w:p>
+      <w:pPr>
+        <w:pStyle w:val="ListParagraph"/>
+        <w:numPr>
+          <w:ilvl w:val="0"/>
+          <w:numId w:val="2"/>
+        </w:numPr>
+        <w:spacing w:before="20" w:after="20"/>
+      </w:pPr>
+      <w:r>
         <w:t>Comparative phylogenetic lab activity on phylogenetic independent contrasts and PGLS for Spring 2016 ENTO 606 (Quantitative Phylogenetics).</w:t>
       </w:r>
     </w:p>
@@ -2634,6 +2677,7 @@
         <w:ind w:left="360"/>
       </w:pPr>
       <w:r>
+        <w:lastRenderedPageBreak/>
         <w:t>Come Together: Chemistry of the beetles—A story of acid and flashing lights. *Hjelmen CE.</w:t>
       </w:r>
     </w:p>
@@ -2683,7 +2727,6 @@
           <w:b/>
           <w:bCs/>
         </w:rPr>
-        <w:lastRenderedPageBreak/>
         <w:t>2021</w:t>
       </w:r>
     </w:p>
@@ -3155,11 +3198,6 @@
         </w:rPr>
         <w:t>Augustana College Biology Dept.—Invited Oral Presentation</w:t>
       </w:r>
-    </w:p>
-    <w:p>
-      <w:pPr>
-        <w:spacing w:after="40"/>
-      </w:pPr>
     </w:p>
     <w:p>
       <w:pPr>
@@ -3184,14 +3222,7 @@
           <w:b/>
           <w:bCs/>
         </w:rPr>
-        <w:t>202</w:t>
-      </w:r>
-      <w:r>
-        <w:rPr>
-          <w:b/>
-          <w:bCs/>
-        </w:rPr>
-        <w:t>6</w:t>
+        <w:t>2026</w:t>
       </w:r>
     </w:p>
     <w:p>
@@ -3213,18 +3244,12 @@
       <w:proofErr w:type="spellEnd"/>
       <w:proofErr w:type="gramEnd"/>
       <w:r>
-        <w:t xml:space="preserve"> B,</w:t>
-      </w:r>
-      <w:r>
-        <w:t xml:space="preserve"> </w:t>
+        <w:t xml:space="preserve"> B, </w:t>
       </w:r>
       <w:proofErr w:type="spellStart"/>
       <w:proofErr w:type="gramStart"/>
       <w:r>
-        <w:t>Ϯ!</w:t>
-      </w:r>
-      <w:r>
-        <w:t>Hornsby</w:t>
+        <w:t>Ϯ!Hornsby</w:t>
       </w:r>
       <w:proofErr w:type="spellEnd"/>
       <w:proofErr w:type="gramEnd"/>
@@ -3237,10 +3262,7 @@
       </w:r>
       <w:proofErr w:type="spellEnd"/>
       <w:r>
-        <w:t xml:space="preserve"> A, Weidner LM</w:t>
-      </w:r>
-      <w:r>
-        <w:t>, Hjelmen CE.</w:t>
+        <w:t xml:space="preserve"> A, Weidner LM, Hjelmen CE.</w:t>
       </w:r>
     </w:p>
     <w:p>
@@ -3254,6 +3276,7 @@
           <w:sz w:val="18"/>
           <w:szCs w:val="18"/>
         </w:rPr>
+        <w:lastRenderedPageBreak/>
         <w:t>North American Forensic Entomology Association Meeting, Grand Junction, CO</w:t>
       </w:r>
     </w:p>
@@ -3271,10 +3294,7 @@
       <w:proofErr w:type="spellStart"/>
       <w:proofErr w:type="gramStart"/>
       <w:r>
-        <w:t>Ϯ!</w:t>
-      </w:r>
-      <w:r>
-        <w:t>Beck</w:t>
+        <w:t>Ϯ!Beck</w:t>
       </w:r>
       <w:proofErr w:type="spellEnd"/>
       <w:proofErr w:type="gramEnd"/>
@@ -3289,15 +3309,7 @@
       <w:proofErr w:type="spellEnd"/>
       <w:proofErr w:type="gramEnd"/>
       <w:r>
-        <w:t xml:space="preserve"> B, </w:t>
-      </w:r>
-      <w:proofErr w:type="spellStart"/>
-      <w:r>
-        <w:t>Weidner L</w:t>
-      </w:r>
-      <w:proofErr w:type="spellEnd"/>
-      <w:r>
-        <w:t>M, Hjelmen CE.</w:t>
+        <w:t xml:space="preserve"> B, Weidner LM, Hjelmen CE.</w:t>
       </w:r>
     </w:p>
     <w:p>
@@ -3311,7 +3323,6 @@
           <w:sz w:val="18"/>
           <w:szCs w:val="18"/>
         </w:rPr>
-        <w:lastRenderedPageBreak/>
         <w:t>North American Forensic Entomology Association Meeting, Grand Junction, CO</w:t>
       </w:r>
     </w:p>
@@ -3975,6 +3986,7 @@
           <w:sz w:val="18"/>
           <w:szCs w:val="18"/>
         </w:rPr>
+        <w:lastRenderedPageBreak/>
         <w:t>ESA Annual Meeting, Vancouver, Canada; Ecological Integration Symposium, Texas A&amp;M; Student Research Week, Texas A&amp;M</w:t>
       </w:r>
     </w:p>
@@ -3994,7 +4006,6 @@
           <w:sz w:val="22"/>
           <w:szCs w:val="22"/>
         </w:rPr>
-        <w:lastRenderedPageBreak/>
         <w:t>Poster Presentations</w:t>
       </w:r>
     </w:p>
@@ -4742,6 +4753,7 @@
           <w:b/>
           <w:bCs/>
         </w:rPr>
+        <w:lastRenderedPageBreak/>
         <w:t>2019</w:t>
       </w:r>
     </w:p>
@@ -4792,7 +4804,6 @@
         <w:ind w:left="360"/>
       </w:pPr>
       <w:r>
-        <w:lastRenderedPageBreak/>
         <w:t xml:space="preserve">Thoracic </w:t>
       </w:r>
       <w:proofErr w:type="spellStart"/>
@@ -5448,6 +5459,7 @@
           <w:sz w:val="19"/>
           <w:szCs w:val="19"/>
         </w:rPr>
+        <w:lastRenderedPageBreak/>
         <w:t>• Spring 2025: 2 sections, 34 students</w:t>
       </w:r>
     </w:p>
@@ -5508,7 +5520,6 @@
         <w:ind w:left="360"/>
       </w:pPr>
       <w:r>
-        <w:lastRenderedPageBreak/>
         <w:t>Upper-level genetics: central dogma, regulation of gene expression, genome organization, and population genetics.</w:t>
       </w:r>
     </w:p>
@@ -6103,6 +6114,7 @@
           <w:b/>
           <w:bCs/>
         </w:rPr>
+        <w:lastRenderedPageBreak/>
         <w:t xml:space="preserve">Evolution of Sex </w:t>
       </w:r>
       <w:r>
@@ -6149,7 +6161,6 @@
           <w:b/>
           <w:bCs/>
         </w:rPr>
-        <w:lastRenderedPageBreak/>
         <w:t xml:space="preserve">Ethical Issues in Biology </w:t>
       </w:r>
       <w:r>
@@ -6711,6 +6722,7 @@
           <w:sz w:val="18"/>
           <w:szCs w:val="18"/>
         </w:rPr>
+        <w:lastRenderedPageBreak/>
         <w:t>Biotechnology, Rutgers University, Dept. of Entomology</w:t>
       </w:r>
     </w:p>
@@ -6752,7 +6764,6 @@
           <w:sz w:val="24"/>
           <w:szCs w:val="24"/>
         </w:rPr>
-        <w:lastRenderedPageBreak/>
         <w:t>MENTORED STUDENTS AND DIRECTED LEARNING</w:t>
       </w:r>
     </w:p>
@@ -7683,8 +7694,6 @@
           <w:bottom w:val="single" w:sz="8" w:space="2" w:color="1F3864"/>
         </w:pBdr>
         <w:spacing w:before="280" w:after="60"/>
-      </w:pPr>
-      <w:r>
         <w:rPr>
           <w:b/>
           <w:bCs/>
@@ -7692,6 +7701,24 @@
           <w:sz w:val="24"/>
           <w:szCs w:val="24"/>
         </w:rPr>
+      </w:pPr>
+    </w:p>
+    <w:p>
+      <w:pPr>
+        <w:pBdr>
+          <w:bottom w:val="single" w:sz="8" w:space="2" w:color="1F3864"/>
+        </w:pBdr>
+        <w:spacing w:before="280" w:after="60"/>
+      </w:pPr>
+      <w:r>
+        <w:rPr>
+          <w:b/>
+          <w:bCs/>
+          <w:color w:val="1F3864"/>
+          <w:sz w:val="24"/>
+          <w:szCs w:val="24"/>
+        </w:rPr>
+        <w:lastRenderedPageBreak/>
         <w:t>PROFESSIONAL DEVELOPMENT</w:t>
       </w:r>
     </w:p>
@@ -7790,7 +7817,6 @@
               <w:spacing w:before="10" w:after="10"/>
             </w:pPr>
             <w:r>
-              <w:lastRenderedPageBreak/>
               <w:t>Instructor presence, peer-to-peer interaction, meaningful learning activities, and secure assessments.</w:t>
             </w:r>
           </w:p>
@@ -7823,7 +7849,6 @@
                 <w:bCs/>
                 <w:color w:val="1F3864"/>
               </w:rPr>
-              <w:lastRenderedPageBreak/>
               <w:t>Summer 2022</w:t>
             </w:r>
           </w:p>
@@ -8911,6 +8936,7 @@
               <w:spacing w:before="10" w:after="10"/>
             </w:pPr>
             <w:r>
+              <w:lastRenderedPageBreak/>
               <w:t>Basic Statistical Analysis and Visualization in R — 274 registrants</w:t>
             </w:r>
           </w:p>
@@ -8943,6 +8969,7 @@
                 <w:bCs/>
                 <w:color w:val="1F3864"/>
               </w:rPr>
+              <w:lastRenderedPageBreak/>
               <w:t>2019</w:t>
             </w:r>
           </w:p>
@@ -9049,7 +9076,6 @@
                 <w:bCs/>
                 <w:color w:val="1F3864"/>
               </w:rPr>
-              <w:lastRenderedPageBreak/>
               <w:t>Editor</w:t>
             </w:r>
           </w:p>
@@ -9759,10 +9785,7 @@
               <w:spacing w:before="20" w:after="20"/>
             </w:pPr>
             <w:r>
-              <w:t xml:space="preserve">Panelist for </w:t>
-            </w:r>
-            <w:r>
-              <w:t>use of AI in Student Evaluations and Tenure Packets</w:t>
+              <w:t>Panelist for use of AI in Student Evaluations and Tenure Packets</w:t>
             </w:r>
           </w:p>
         </w:tc>
@@ -10558,6 +10581,7 @@
                 <w:bCs/>
                 <w:color w:val="1F3864"/>
               </w:rPr>
+              <w:lastRenderedPageBreak/>
               <w:t>2024–2025</w:t>
             </w:r>
           </w:p>
@@ -10843,7 +10867,6 @@
                 <w:bCs/>
                 <w:color w:val="1F3864"/>
               </w:rPr>
-              <w:lastRenderedPageBreak/>
               <w:t>2021–Pres.</w:t>
             </w:r>
           </w:p>
@@ -12040,17 +12063,10 @@
     </w:p>
     <w:p>
       <w:pPr>
-        <w:spacing w:after="40"/>
-      </w:pPr>
-    </w:p>
-    <w:p>
-      <w:pPr>
         <w:pBdr>
           <w:bottom w:val="single" w:sz="8" w:space="2" w:color="1F3864"/>
         </w:pBdr>
         <w:spacing w:before="280" w:after="60"/>
-      </w:pPr>
-      <w:r>
         <w:rPr>
           <w:b/>
           <w:bCs/>
@@ -12058,7 +12074,77 @@
           <w:sz w:val="24"/>
           <w:szCs w:val="24"/>
         </w:rPr>
-        <w:t>AWARDS</w:t>
+      </w:pPr>
+      <w:r>
+        <w:rPr>
+          <w:b/>
+          <w:bCs/>
+          <w:color w:val="1F3864"/>
+          <w:sz w:val="24"/>
+          <w:szCs w:val="24"/>
+        </w:rPr>
+        <w:lastRenderedPageBreak/>
+        <w:t>Grant Funding and Management ($</w:t>
+      </w:r>
+      <w:r>
+        <w:rPr>
+          <w:b/>
+          <w:bCs/>
+          <w:color w:val="1F3864"/>
+          <w:sz w:val="24"/>
+          <w:szCs w:val="24"/>
+        </w:rPr>
+        <w:t>1</w:t>
+      </w:r>
+      <w:r>
+        <w:rPr>
+          <w:b/>
+          <w:bCs/>
+          <w:color w:val="1F3864"/>
+          <w:sz w:val="24"/>
+          <w:szCs w:val="24"/>
+        </w:rPr>
+        <w:t>,</w:t>
+      </w:r>
+      <w:r>
+        <w:rPr>
+          <w:b/>
+          <w:bCs/>
+          <w:color w:val="1F3864"/>
+          <w:sz w:val="24"/>
+          <w:szCs w:val="24"/>
+        </w:rPr>
+        <w:t>986</w:t>
+      </w:r>
+      <w:r>
+        <w:rPr>
+          <w:b/>
+          <w:bCs/>
+          <w:color w:val="1F3864"/>
+          <w:sz w:val="24"/>
+          <w:szCs w:val="24"/>
+        </w:rPr>
+        <w:t>,</w:t>
+      </w:r>
+      <w:r>
+        <w:rPr>
+          <w:b/>
+          <w:bCs/>
+          <w:color w:val="1F3864"/>
+          <w:sz w:val="24"/>
+          <w:szCs w:val="24"/>
+        </w:rPr>
+        <w:t>538</w:t>
+      </w:r>
+      <w:r>
+        <w:rPr>
+          <w:b/>
+          <w:bCs/>
+          <w:color w:val="1F3864"/>
+          <w:sz w:val="24"/>
+          <w:szCs w:val="24"/>
+        </w:rPr>
+        <w:t>)</w:t>
       </w:r>
     </w:p>
     <w:tbl>
@@ -12087,6 +12173,191 @@
           <w:tcPr>
             <w:tcW w:w="1440" w:type="dxa"/>
             <w:tcBorders>
+              <w:top w:val="nil"/>
+              <w:left w:val="nil"/>
+              <w:bottom w:val="single" w:sz="4" w:space="0" w:color="auto"/>
+              <w:right w:val="nil"/>
+            </w:tcBorders>
+            <w:tcMar>
+              <w:top w:w="0" w:type="dxa"/>
+              <w:left w:w="0" w:type="dxa"/>
+              <w:bottom w:w="0" w:type="dxa"/>
+              <w:right w:w="80" w:type="dxa"/>
+            </w:tcMar>
+          </w:tcPr>
+          <w:p>
+            <w:pPr>
+              <w:spacing w:before="20" w:after="20"/>
+              <w:rPr>
+                <w:b/>
+                <w:bCs/>
+                <w:color w:val="1F3864"/>
+              </w:rPr>
+            </w:pPr>
+            <w:r>
+              <w:rPr>
+                <w:b/>
+                <w:bCs/>
+                <w:color w:val="1F3864"/>
+              </w:rPr>
+              <w:t>PI</w:t>
+            </w:r>
+            <w:r>
+              <w:rPr>
+                <w:b/>
+                <w:bCs/>
+                <w:color w:val="1F3864"/>
+              </w:rPr>
+              <w:t>/</w:t>
+            </w:r>
+            <w:r>
+              <w:rPr>
+                <w:b/>
+                <w:bCs/>
+                <w:color w:val="1F3864"/>
+              </w:rPr>
+              <w:t>Awardee</w:t>
+            </w:r>
+          </w:p>
+        </w:tc>
+        <w:tc>
+          <w:tcPr>
+            <w:tcW w:w="7920" w:type="dxa"/>
+            <w:tcBorders>
+              <w:top w:val="nil"/>
+              <w:left w:val="nil"/>
+              <w:bottom w:val="single" w:sz="4" w:space="0" w:color="auto"/>
+              <w:right w:val="nil"/>
+            </w:tcBorders>
+            <w:tcMar>
+              <w:top w:w="0" w:type="dxa"/>
+              <w:left w:w="80" w:type="dxa"/>
+              <w:bottom w:w="0" w:type="dxa"/>
+              <w:right w:w="0" w:type="dxa"/>
+            </w:tcMar>
+          </w:tcPr>
+          <w:p>
+            <w:pPr>
+              <w:spacing w:before="20" w:after="20"/>
+            </w:pPr>
+            <w:r>
+              <w:rPr>
+                <w:b/>
+                <w:bCs/>
+                <w:color w:val="1F3864"/>
+              </w:rPr>
+              <w:t>$</w:t>
+            </w:r>
+            <w:r>
+              <w:rPr>
+                <w:b/>
+                <w:bCs/>
+                <w:color w:val="1F3864"/>
+              </w:rPr>
+              <w:t>1</w:t>
+            </w:r>
+            <w:r>
+              <w:rPr>
+                <w:b/>
+                <w:bCs/>
+                <w:color w:val="1F3864"/>
+              </w:rPr>
+              <w:t>,</w:t>
+            </w:r>
+            <w:r>
+              <w:rPr>
+                <w:b/>
+                <w:bCs/>
+                <w:color w:val="1F3864"/>
+              </w:rPr>
+              <w:t>969</w:t>
+            </w:r>
+            <w:r>
+              <w:rPr>
+                <w:b/>
+                <w:bCs/>
+                <w:color w:val="1F3864"/>
+              </w:rPr>
+              <w:t>,</w:t>
+            </w:r>
+            <w:r>
+              <w:rPr>
+                <w:b/>
+                <w:bCs/>
+                <w:color w:val="1F3864"/>
+              </w:rPr>
+              <w:t>906</w:t>
+            </w:r>
+          </w:p>
+        </w:tc>
+      </w:tr>
+      <w:tr>
+        <w:tc>
+          <w:tcPr>
+            <w:tcW w:w="1440" w:type="dxa"/>
+            <w:tcBorders>
+              <w:top w:val="single" w:sz="4" w:space="0" w:color="auto"/>
+              <w:left w:val="none" w:sz="0" w:space="0" w:color="FFFFFF"/>
+              <w:bottom w:val="none" w:sz="0" w:space="0" w:color="FFFFFF"/>
+              <w:right w:val="none" w:sz="0" w:space="0" w:color="FFFFFF"/>
+            </w:tcBorders>
+            <w:tcMar>
+              <w:top w:w="0" w:type="dxa"/>
+              <w:left w:w="0" w:type="dxa"/>
+              <w:bottom w:w="0" w:type="dxa"/>
+              <w:right w:w="80" w:type="dxa"/>
+            </w:tcMar>
+          </w:tcPr>
+          <w:p>
+            <w:pPr>
+              <w:spacing w:before="20" w:after="20"/>
+              <w:rPr>
+                <w:b/>
+                <w:bCs/>
+                <w:color w:val="1F3864"/>
+              </w:rPr>
+            </w:pPr>
+            <w:r>
+              <w:rPr>
+                <w:b/>
+                <w:bCs/>
+                <w:color w:val="1F3864"/>
+              </w:rPr>
+              <w:t>2025-</w:t>
+            </w:r>
+          </w:p>
+        </w:tc>
+        <w:tc>
+          <w:tcPr>
+            <w:tcW w:w="7920" w:type="dxa"/>
+            <w:tcBorders>
+              <w:top w:val="single" w:sz="4" w:space="0" w:color="auto"/>
+              <w:left w:val="none" w:sz="0" w:space="0" w:color="FFFFFF"/>
+              <w:bottom w:val="none" w:sz="0" w:space="0" w:color="FFFFFF"/>
+              <w:right w:val="none" w:sz="0" w:space="0" w:color="FFFFFF"/>
+            </w:tcBorders>
+            <w:tcMar>
+              <w:top w:w="0" w:type="dxa"/>
+              <w:left w:w="80" w:type="dxa"/>
+              <w:bottom w:w="0" w:type="dxa"/>
+              <w:right w:w="0" w:type="dxa"/>
+            </w:tcMar>
+          </w:tcPr>
+          <w:p>
+            <w:pPr>
+              <w:spacing w:before="20" w:after="20"/>
+            </w:pPr>
+            <w:r>
+              <w:t>NSF S-STEM—PI ---$1,918,711</w:t>
+            </w:r>
+          </w:p>
+        </w:tc>
+      </w:tr>
+      <w:tr>
+        <w:tc>
+          <w:tcPr>
+            <w:tcW w:w="1440" w:type="dxa"/>
+            <w:tcBorders>
               <w:top w:val="none" w:sz="0" w:space="0" w:color="FFFFFF"/>
               <w:left w:val="none" w:sz="0" w:space="0" w:color="FFFFFF"/>
               <w:bottom w:val="none" w:sz="0" w:space="0" w:color="FFFFFF"/>
@@ -12280,64 +12551,6 @@
                 <w:bCs/>
                 <w:color w:val="1F3864"/>
               </w:rPr>
-              <w:lastRenderedPageBreak/>
-              <w:t>2025</w:t>
-            </w:r>
-          </w:p>
-        </w:tc>
-        <w:tc>
-          <w:tcPr>
-            <w:tcW w:w="7920" w:type="dxa"/>
-            <w:tcBorders>
-              <w:top w:val="none" w:sz="0" w:space="0" w:color="FFFFFF"/>
-              <w:left w:val="none" w:sz="0" w:space="0" w:color="FFFFFF"/>
-              <w:bottom w:val="none" w:sz="0" w:space="0" w:color="FFFFFF"/>
-              <w:right w:val="none" w:sz="0" w:space="0" w:color="FFFFFF"/>
-            </w:tcBorders>
-            <w:tcMar>
-              <w:top w:w="0" w:type="dxa"/>
-              <w:left w:w="80" w:type="dxa"/>
-              <w:bottom w:w="0" w:type="dxa"/>
-              <w:right w:w="0" w:type="dxa"/>
-            </w:tcMar>
-          </w:tcPr>
-          <w:p>
-            <w:pPr>
-              <w:spacing w:before="20" w:after="20"/>
-            </w:pPr>
-            <w:r>
-              <w:t>UVU College of Science Dean's Distinguished Faculty Scholarship Award</w:t>
-            </w:r>
-          </w:p>
-        </w:tc>
-      </w:tr>
-      <w:tr>
-        <w:tc>
-          <w:tcPr>
-            <w:tcW w:w="1440" w:type="dxa"/>
-            <w:tcBorders>
-              <w:top w:val="none" w:sz="0" w:space="0" w:color="FFFFFF"/>
-              <w:left w:val="none" w:sz="0" w:space="0" w:color="FFFFFF"/>
-              <w:bottom w:val="none" w:sz="0" w:space="0" w:color="FFFFFF"/>
-              <w:right w:val="none" w:sz="0" w:space="0" w:color="FFFFFF"/>
-            </w:tcBorders>
-            <w:tcMar>
-              <w:top w:w="0" w:type="dxa"/>
-              <w:left w:w="0" w:type="dxa"/>
-              <w:bottom w:w="0" w:type="dxa"/>
-              <w:right w:w="80" w:type="dxa"/>
-            </w:tcMar>
-          </w:tcPr>
-          <w:p>
-            <w:pPr>
-              <w:spacing w:before="20" w:after="20"/>
-            </w:pPr>
-            <w:r>
-              <w:rPr>
-                <w:b/>
-                <w:bCs/>
-                <w:color w:val="1F3864"/>
-              </w:rPr>
               <w:t>2024</w:t>
             </w:r>
           </w:p>
@@ -12559,6 +12772,242 @@
           <w:p>
             <w:pPr>
               <w:spacing w:before="20" w:after="20"/>
+              <w:rPr>
+                <w:b/>
+                <w:bCs/>
+                <w:color w:val="1F3864"/>
+              </w:rPr>
+            </w:pPr>
+            <w:r>
+              <w:rPr>
+                <w:b/>
+                <w:bCs/>
+                <w:color w:val="1F3864"/>
+              </w:rPr>
+              <w:t>Mentored</w:t>
+            </w:r>
+          </w:p>
+        </w:tc>
+        <w:tc>
+          <w:tcPr>
+            <w:tcW w:w="7920" w:type="dxa"/>
+            <w:tcBorders>
+              <w:top w:val="none" w:sz="0" w:space="0" w:color="FFFFFF"/>
+              <w:left w:val="none" w:sz="0" w:space="0" w:color="FFFFFF"/>
+              <w:bottom w:val="none" w:sz="0" w:space="0" w:color="FFFFFF"/>
+              <w:right w:val="none" w:sz="0" w:space="0" w:color="FFFFFF"/>
+            </w:tcBorders>
+            <w:tcMar>
+              <w:top w:w="0" w:type="dxa"/>
+              <w:left w:w="80" w:type="dxa"/>
+              <w:bottom w:w="0" w:type="dxa"/>
+              <w:right w:w="0" w:type="dxa"/>
+            </w:tcMar>
+          </w:tcPr>
+          <w:p>
+            <w:pPr>
+              <w:spacing w:before="20" w:after="20"/>
+              <w:rPr>
+                <w:b/>
+                <w:bCs/>
+                <w:color w:val="1F3864"/>
+              </w:rPr>
+            </w:pPr>
+            <w:r>
+              <w:rPr>
+                <w:b/>
+                <w:bCs/>
+                <w:color w:val="1F3864"/>
+              </w:rPr>
+              <w:t>Student Awards Mentored by Faculty</w:t>
+            </w:r>
+          </w:p>
+        </w:tc>
+      </w:tr>
+      <w:tr>
+        <w:tc>
+          <w:tcPr>
+            <w:tcW w:w="1440" w:type="dxa"/>
+            <w:tcBorders>
+              <w:top w:val="none" w:sz="0" w:space="0" w:color="FFFFFF"/>
+              <w:left w:val="none" w:sz="0" w:space="0" w:color="FFFFFF"/>
+              <w:bottom w:val="none" w:sz="0" w:space="0" w:color="FFFFFF"/>
+              <w:right w:val="none" w:sz="0" w:space="0" w:color="FFFFFF"/>
+            </w:tcBorders>
+            <w:tcMar>
+              <w:top w:w="0" w:type="dxa"/>
+              <w:left w:w="0" w:type="dxa"/>
+              <w:bottom w:w="0" w:type="dxa"/>
+              <w:right w:w="80" w:type="dxa"/>
+            </w:tcMar>
+          </w:tcPr>
+          <w:p>
+            <w:pPr>
+              <w:spacing w:before="20" w:after="20"/>
+              <w:rPr>
+                <w:b/>
+                <w:bCs/>
+                <w:color w:val="1F3864"/>
+              </w:rPr>
+            </w:pPr>
+            <w:r>
+              <w:rPr>
+                <w:b/>
+                <w:bCs/>
+                <w:color w:val="1F3864"/>
+              </w:rPr>
+              <w:t>2021-2026</w:t>
+            </w:r>
+          </w:p>
+        </w:tc>
+        <w:tc>
+          <w:tcPr>
+            <w:tcW w:w="7920" w:type="dxa"/>
+            <w:tcBorders>
+              <w:top w:val="none" w:sz="0" w:space="0" w:color="FFFFFF"/>
+              <w:left w:val="none" w:sz="0" w:space="0" w:color="FFFFFF"/>
+              <w:bottom w:val="none" w:sz="0" w:space="0" w:color="FFFFFF"/>
+              <w:right w:val="none" w:sz="0" w:space="0" w:color="FFFFFF"/>
+            </w:tcBorders>
+            <w:tcMar>
+              <w:top w:w="0" w:type="dxa"/>
+              <w:left w:w="80" w:type="dxa"/>
+              <w:bottom w:w="0" w:type="dxa"/>
+              <w:right w:w="0" w:type="dxa"/>
+            </w:tcMar>
+          </w:tcPr>
+          <w:p>
+            <w:pPr>
+              <w:spacing w:before="20" w:after="20"/>
+            </w:pPr>
+            <w:r>
+              <w:t xml:space="preserve">UVU Student Research and Travel Grants (Mentored)—Total $16,632 </w:t>
+            </w:r>
+          </w:p>
+        </w:tc>
+      </w:tr>
+    </w:tbl>
+    <w:p>
+      <w:pPr>
+        <w:spacing w:after="40"/>
+      </w:pPr>
+    </w:p>
+    <w:p>
+      <w:pPr>
+        <w:pBdr>
+          <w:bottom w:val="single" w:sz="8" w:space="2" w:color="1F3864"/>
+        </w:pBdr>
+        <w:spacing w:before="280" w:after="60"/>
+      </w:pPr>
+      <w:r>
+        <w:rPr>
+          <w:b/>
+          <w:bCs/>
+          <w:color w:val="1F3864"/>
+          <w:sz w:val="24"/>
+          <w:szCs w:val="24"/>
+        </w:rPr>
+        <w:t>AWARDS</w:t>
+      </w:r>
+    </w:p>
+    <w:tbl>
+      <w:tblPr>
+        <w:tblW w:w="9360" w:type="dxa"/>
+        <w:tblBorders>
+          <w:top w:val="none" w:sz="0" w:space="0" w:color="FFFFFF"/>
+          <w:left w:val="none" w:sz="0" w:space="0" w:color="FFFFFF"/>
+          <w:bottom w:val="none" w:sz="0" w:space="0" w:color="FFFFFF"/>
+          <w:right w:val="none" w:sz="0" w:space="0" w:color="FFFFFF"/>
+          <w:insideH w:val="single" w:sz="4" w:space="0" w:color="auto"/>
+          <w:insideV w:val="single" w:sz="4" w:space="0" w:color="auto"/>
+        </w:tblBorders>
+        <w:tblCellMar>
+          <w:left w:w="10" w:type="dxa"/>
+          <w:right w:w="10" w:type="dxa"/>
+        </w:tblCellMar>
+        <w:tblLook w:val="0000" w:firstRow="0" w:lastRow="0" w:firstColumn="0" w:lastColumn="0" w:noHBand="0" w:noVBand="0"/>
+      </w:tblPr>
+      <w:tblGrid>
+        <w:gridCol w:w="1440"/>
+        <w:gridCol w:w="7920"/>
+      </w:tblGrid>
+      <w:tr>
+        <w:tc>
+          <w:tcPr>
+            <w:tcW w:w="1440" w:type="dxa"/>
+            <w:tcBorders>
+              <w:top w:val="none" w:sz="0" w:space="0" w:color="FFFFFF"/>
+              <w:left w:val="none" w:sz="0" w:space="0" w:color="FFFFFF"/>
+              <w:bottom w:val="none" w:sz="0" w:space="0" w:color="FFFFFF"/>
+              <w:right w:val="none" w:sz="0" w:space="0" w:color="FFFFFF"/>
+            </w:tcBorders>
+            <w:tcMar>
+              <w:top w:w="0" w:type="dxa"/>
+              <w:left w:w="0" w:type="dxa"/>
+              <w:bottom w:w="0" w:type="dxa"/>
+              <w:right w:w="80" w:type="dxa"/>
+            </w:tcMar>
+          </w:tcPr>
+          <w:p>
+            <w:pPr>
+              <w:spacing w:before="20" w:after="20"/>
+            </w:pPr>
+            <w:r>
+              <w:rPr>
+                <w:b/>
+                <w:bCs/>
+                <w:color w:val="1F3864"/>
+              </w:rPr>
+              <w:t>2025</w:t>
+            </w:r>
+          </w:p>
+        </w:tc>
+        <w:tc>
+          <w:tcPr>
+            <w:tcW w:w="7920" w:type="dxa"/>
+            <w:tcBorders>
+              <w:top w:val="none" w:sz="0" w:space="0" w:color="FFFFFF"/>
+              <w:left w:val="none" w:sz="0" w:space="0" w:color="FFFFFF"/>
+              <w:bottom w:val="none" w:sz="0" w:space="0" w:color="FFFFFF"/>
+              <w:right w:val="none" w:sz="0" w:space="0" w:color="FFFFFF"/>
+            </w:tcBorders>
+            <w:tcMar>
+              <w:top w:w="0" w:type="dxa"/>
+              <w:left w:w="80" w:type="dxa"/>
+              <w:bottom w:w="0" w:type="dxa"/>
+              <w:right w:w="0" w:type="dxa"/>
+            </w:tcMar>
+          </w:tcPr>
+          <w:p>
+            <w:pPr>
+              <w:spacing w:before="20" w:after="20"/>
+            </w:pPr>
+            <w:r>
+              <w:t>UVU College of Science Dean's Distinguished Faculty Scholarship Award</w:t>
+            </w:r>
+          </w:p>
+        </w:tc>
+      </w:tr>
+      <w:tr>
+        <w:tc>
+          <w:tcPr>
+            <w:tcW w:w="1440" w:type="dxa"/>
+            <w:tcBorders>
+              <w:top w:val="none" w:sz="0" w:space="0" w:color="FFFFFF"/>
+              <w:left w:val="none" w:sz="0" w:space="0" w:color="FFFFFF"/>
+              <w:bottom w:val="none" w:sz="0" w:space="0" w:color="FFFFFF"/>
+              <w:right w:val="none" w:sz="0" w:space="0" w:color="FFFFFF"/>
+            </w:tcBorders>
+            <w:tcMar>
+              <w:top w:w="0" w:type="dxa"/>
+              <w:left w:w="0" w:type="dxa"/>
+              <w:bottom w:w="0" w:type="dxa"/>
+              <w:right w:w="80" w:type="dxa"/>
+            </w:tcMar>
+          </w:tcPr>
+          <w:p>
+            <w:pPr>
+              <w:spacing w:before="20" w:after="20"/>
             </w:pPr>
             <w:r>
               <w:rPr>
@@ -13775,8 +14224,6 @@
           <w:bottom w:val="single" w:sz="8" w:space="2" w:color="1F3864"/>
         </w:pBdr>
         <w:spacing w:before="280" w:after="60"/>
-      </w:pPr>
-      <w:r>
         <w:rPr>
           <w:b/>
           <w:bCs/>
@@ -13784,6 +14231,32 @@
           <w:sz w:val="24"/>
           <w:szCs w:val="24"/>
         </w:rPr>
+        <w:sectPr>
+          <w:headerReference w:type="default" r:id="rId7"/>
+          <w:footerReference w:type="default" r:id="rId8"/>
+          <w:pgSz w:w="12240" w:h="15840"/>
+          <w:pgMar w:top="1080" w:right="1080" w:bottom="1080" w:left="1080" w:header="708" w:footer="708" w:gutter="0"/>
+          <w:cols w:space="720"/>
+          <w:docGrid w:linePitch="360"/>
+        </w:sectPr>
+      </w:pPr>
+    </w:p>
+    <w:p>
+      <w:pPr>
+        <w:pBdr>
+          <w:bottom w:val="single" w:sz="8" w:space="2" w:color="1F3864"/>
+        </w:pBdr>
+        <w:spacing w:before="280" w:after="60"/>
+      </w:pPr>
+      <w:r>
+        <w:rPr>
+          <w:b/>
+          <w:bCs/>
+          <w:color w:val="1F3864"/>
+          <w:sz w:val="24"/>
+          <w:szCs w:val="24"/>
+        </w:rPr>
+        <w:lastRenderedPageBreak/>
         <w:t>REFERENCES</w:t>
       </w:r>
     </w:p>
@@ -13872,13 +14345,8 @@
             <w:pPr>
               <w:spacing w:after="10"/>
             </w:pPr>
-            <w:proofErr w:type="gramStart"/>
-            <w:r>
-              <w:t>Heath.Ogden@uvu.edu  |</w:t>
-            </w:r>
-            <w:proofErr w:type="gramEnd"/>
-            <w:r>
-              <w:t xml:space="preserve">  </w:t>
+            <w:r>
+              <w:t xml:space="preserve">Heath.Ogden@uvu.edu  </w:t>
             </w:r>
           </w:p>
         </w:tc>
@@ -13974,13 +14442,8 @@
             <w:pPr>
               <w:spacing w:after="10"/>
             </w:pPr>
-            <w:proofErr w:type="gramStart"/>
-            <w:r>
-              <w:t>blackmon@tamu.edu  |</w:t>
-            </w:r>
-            <w:proofErr w:type="gramEnd"/>
-            <w:r>
-              <w:t xml:space="preserve">  </w:t>
+            <w:r>
+              <w:t xml:space="preserve">blackmon@tamu.edu  </w:t>
             </w:r>
           </w:p>
         </w:tc>
@@ -14076,44 +14539,12 @@
             <w:pPr>
               <w:spacing w:after="10"/>
             </w:pPr>
-            <w:proofErr w:type="gramStart"/>
-            <w:r>
-              <w:t>tamlucilia@tamu.edu  |</w:t>
-            </w:r>
-            <w:proofErr w:type="gramEnd"/>
-            <w:r>
-              <w:t xml:space="preserve">  </w:t>
+            <w:r>
+              <w:t xml:space="preserve">tamlucilia@tamu.edu </w:t>
             </w:r>
           </w:p>
         </w:tc>
       </w:tr>
-    </w:tbl>
-    <w:p>
-      <w:pPr>
-        <w:spacing w:after="30"/>
-      </w:pPr>
-    </w:p>
-    <w:tbl>
-      <w:tblPr>
-        <w:tblW w:w="9360" w:type="dxa"/>
-        <w:tblBorders>
-          <w:top w:val="none" w:sz="0" w:space="0" w:color="FFFFFF"/>
-          <w:left w:val="none" w:sz="0" w:space="0" w:color="FFFFFF"/>
-          <w:bottom w:val="none" w:sz="0" w:space="0" w:color="FFFFFF"/>
-          <w:right w:val="none" w:sz="0" w:space="0" w:color="FFFFFF"/>
-          <w:insideH w:val="single" w:sz="4" w:space="0" w:color="auto"/>
-          <w:insideV w:val="single" w:sz="4" w:space="0" w:color="auto"/>
-        </w:tblBorders>
-        <w:tblCellMar>
-          <w:left w:w="10" w:type="dxa"/>
-          <w:right w:w="10" w:type="dxa"/>
-        </w:tblCellMar>
-        <w:tblLook w:val="0000" w:firstRow="0" w:lastRow="0" w:firstColumn="0" w:lastColumn="0" w:noHBand="0" w:noVBand="0"/>
-      </w:tblPr>
-      <w:tblGrid>
-        <w:gridCol w:w="2340"/>
-        <w:gridCol w:w="7020"/>
-      </w:tblGrid>
       <w:tr>
         <w:tc>
           <w:tcPr>
@@ -14131,6 +14562,258 @@
               <w:right w:w="120" w:type="dxa"/>
             </w:tcMar>
           </w:tcPr>
+          <w:p>
+            <w:pPr>
+              <w:rPr>
+                <w:b/>
+                <w:bCs/>
+                <w:color w:val="1F3864"/>
+              </w:rPr>
+            </w:pPr>
+          </w:p>
+          <w:p>
+            <w:pPr>
+              <w:rPr>
+                <w:b/>
+                <w:bCs/>
+                <w:color w:val="1F3864"/>
+              </w:rPr>
+            </w:pPr>
+            <w:r>
+              <w:rPr>
+                <w:b/>
+                <w:bCs/>
+                <w:color w:val="1F3864"/>
+              </w:rPr>
+              <w:t>T. Heath Ogden</w:t>
+            </w:r>
+          </w:p>
+        </w:tc>
+        <w:tc>
+          <w:tcPr>
+            <w:tcW w:w="7020" w:type="dxa"/>
+            <w:tcBorders>
+              <w:top w:val="none" w:sz="0" w:space="0" w:color="FFFFFF"/>
+              <w:left w:val="none" w:sz="0" w:space="0" w:color="FFFFFF"/>
+              <w:bottom w:val="none" w:sz="0" w:space="0" w:color="FFFFFF"/>
+              <w:right w:val="none" w:sz="0" w:space="0" w:color="FFFFFF"/>
+            </w:tcBorders>
+            <w:tcMar>
+              <w:top w:w="60" w:type="dxa"/>
+              <w:left w:w="120" w:type="dxa"/>
+              <w:bottom w:w="60" w:type="dxa"/>
+              <w:right w:w="0" w:type="dxa"/>
+            </w:tcMar>
+          </w:tcPr>
+          <w:p>
+            <w:pPr>
+              <w:spacing w:after="10"/>
+            </w:pPr>
+          </w:p>
+          <w:p>
+            <w:pPr>
+              <w:spacing w:after="10"/>
+            </w:pPr>
+            <w:r>
+              <w:t>Professor</w:t>
+            </w:r>
+            <w:r>
+              <w:t xml:space="preserve"> &amp; Chair</w:t>
+            </w:r>
+            <w:r>
+              <w:t xml:space="preserve"> | Dept. of </w:t>
+            </w:r>
+            <w:r>
+              <w:t>Biology</w:t>
+            </w:r>
+            <w:r>
+              <w:t xml:space="preserve">, </w:t>
+            </w:r>
+            <w:r>
+              <w:t xml:space="preserve">Utah Valley </w:t>
+            </w:r>
+            <w:r>
+              <w:t>University</w:t>
+            </w:r>
+          </w:p>
+          <w:p>
+            <w:pPr>
+              <w:spacing w:after="10"/>
+            </w:pPr>
+            <w:r>
+              <w:t>801</w:t>
+            </w:r>
+            <w:r>
+              <w:t>-</w:t>
+            </w:r>
+            <w:r>
+              <w:t>863</w:t>
+            </w:r>
+            <w:r>
+              <w:t>-</w:t>
+            </w:r>
+            <w:r>
+              <w:t>6909</w:t>
+            </w:r>
+          </w:p>
+          <w:p>
+            <w:pPr>
+              <w:spacing w:after="10"/>
+            </w:pPr>
+            <w:r>
+              <w:t>Heath.Ogden@uvu.edu</w:t>
+            </w:r>
+            <w:r>
+              <w:t xml:space="preserve">  </w:t>
+            </w:r>
+          </w:p>
+        </w:tc>
+      </w:tr>
+      <w:tr>
+        <w:tc>
+          <w:tcPr>
+            <w:tcW w:w="2340" w:type="dxa"/>
+            <w:tcBorders>
+              <w:top w:val="none" w:sz="0" w:space="0" w:color="FFFFFF"/>
+              <w:left w:val="none" w:sz="0" w:space="0" w:color="FFFFFF"/>
+              <w:bottom w:val="none" w:sz="0" w:space="0" w:color="FFFFFF"/>
+              <w:right w:val="none" w:sz="0" w:space="0" w:color="FFFFFF"/>
+            </w:tcBorders>
+            <w:tcMar>
+              <w:top w:w="60" w:type="dxa"/>
+              <w:left w:w="0" w:type="dxa"/>
+              <w:bottom w:w="60" w:type="dxa"/>
+              <w:right w:w="120" w:type="dxa"/>
+            </w:tcMar>
+          </w:tcPr>
+          <w:p>
+            <w:pPr>
+              <w:rPr>
+                <w:b/>
+                <w:bCs/>
+                <w:color w:val="1F3864"/>
+              </w:rPr>
+            </w:pPr>
+          </w:p>
+          <w:p>
+            <w:pPr>
+              <w:rPr>
+                <w:b/>
+                <w:bCs/>
+                <w:color w:val="1F3864"/>
+              </w:rPr>
+            </w:pPr>
+            <w:r>
+              <w:rPr>
+                <w:b/>
+                <w:bCs/>
+                <w:color w:val="1F3864"/>
+              </w:rPr>
+              <w:t>Jessica Cusick</w:t>
+            </w:r>
+          </w:p>
+        </w:tc>
+        <w:tc>
+          <w:tcPr>
+            <w:tcW w:w="7020" w:type="dxa"/>
+            <w:tcBorders>
+              <w:top w:val="none" w:sz="0" w:space="0" w:color="FFFFFF"/>
+              <w:left w:val="none" w:sz="0" w:space="0" w:color="FFFFFF"/>
+              <w:bottom w:val="none" w:sz="0" w:space="0" w:color="FFFFFF"/>
+              <w:right w:val="none" w:sz="0" w:space="0" w:color="FFFFFF"/>
+            </w:tcBorders>
+            <w:tcMar>
+              <w:top w:w="60" w:type="dxa"/>
+              <w:left w:w="120" w:type="dxa"/>
+              <w:bottom w:w="60" w:type="dxa"/>
+              <w:right w:w="0" w:type="dxa"/>
+            </w:tcMar>
+          </w:tcPr>
+          <w:p>
+            <w:pPr>
+              <w:spacing w:after="10"/>
+            </w:pPr>
+          </w:p>
+          <w:p>
+            <w:pPr>
+              <w:spacing w:after="10"/>
+            </w:pPr>
+            <w:r>
+              <w:t xml:space="preserve">Associate </w:t>
+            </w:r>
+            <w:r>
+              <w:t xml:space="preserve">Professor | Dept. of </w:t>
+            </w:r>
+            <w:r>
+              <w:t>Biology</w:t>
+            </w:r>
+            <w:r>
+              <w:t xml:space="preserve">, </w:t>
+            </w:r>
+            <w:r>
+              <w:t xml:space="preserve">Utah Valley </w:t>
+            </w:r>
+            <w:r>
+              <w:t>University</w:t>
+            </w:r>
+          </w:p>
+          <w:p>
+            <w:pPr>
+              <w:spacing w:after="10"/>
+              <w:rPr>
+                <w:rFonts w:ascii="Lato" w:hAnsi="Lato"/>
+                <w:color w:val="292929"/>
+                <w:shd w:val="clear" w:color="auto" w:fill="FFFFFF"/>
+              </w:rPr>
+            </w:pPr>
+            <w:r>
+              <w:rPr>
+                <w:rFonts w:ascii="Lato" w:hAnsi="Lato"/>
+                <w:color w:val="292929"/>
+                <w:shd w:val="clear" w:color="auto" w:fill="FFFFFF"/>
+              </w:rPr>
+              <w:t>801-863-8622</w:t>
+            </w:r>
+          </w:p>
+          <w:p>
+            <w:pPr>
+              <w:spacing w:after="10"/>
+            </w:pPr>
+            <w:r>
+              <w:t>JCusick@uvu.edu</w:t>
+            </w:r>
+            <w:r>
+              <w:t xml:space="preserve"> </w:t>
+            </w:r>
+          </w:p>
+        </w:tc>
+      </w:tr>
+      <w:tr>
+        <w:tc>
+          <w:tcPr>
+            <w:tcW w:w="2340" w:type="dxa"/>
+            <w:tcBorders>
+              <w:top w:val="none" w:sz="0" w:space="0" w:color="FFFFFF"/>
+              <w:left w:val="none" w:sz="0" w:space="0" w:color="FFFFFF"/>
+              <w:bottom w:val="none" w:sz="0" w:space="0" w:color="FFFFFF"/>
+              <w:right w:val="none" w:sz="0" w:space="0" w:color="FFFFFF"/>
+            </w:tcBorders>
+            <w:tcMar>
+              <w:top w:w="60" w:type="dxa"/>
+              <w:left w:w="0" w:type="dxa"/>
+              <w:bottom w:w="60" w:type="dxa"/>
+              <w:right w:w="120" w:type="dxa"/>
+            </w:tcMar>
+          </w:tcPr>
+          <w:p>
+            <w:pPr>
+              <w:rPr>
+                <w:b/>
+                <w:bCs/>
+                <w:color w:val="1F3864"/>
+              </w:rPr>
+            </w:pPr>
+          </w:p>
           <w:p>
             <w:r>
               <w:rPr>
@@ -14162,6 +14845,11 @@
             <w:pPr>
               <w:spacing w:after="10"/>
             </w:pPr>
+          </w:p>
+          <w:p>
+            <w:pPr>
+              <w:spacing w:after="10"/>
+            </w:pPr>
             <w:r>
               <w:t>Professor (Retired) | Dept. of Entomology, Texas A&amp;M University</w:t>
             </w:r>
@@ -14178,13 +14866,8 @@
             <w:pPr>
               <w:spacing w:after="10"/>
             </w:pPr>
-            <w:proofErr w:type="gramStart"/>
-            <w:r>
-              <w:t>spencerj@tamu.edu  |</w:t>
-            </w:r>
-            <w:proofErr w:type="gramEnd"/>
-            <w:r>
-              <w:t xml:space="preserve">  </w:t>
+            <w:r>
+              <w:t xml:space="preserve">spencerj@tamu.edu  </w:t>
             </w:r>
           </w:p>
         </w:tc>
@@ -14192,8 +14875,6 @@
     </w:tbl>
     <w:p/>
     <w:sectPr>
-      <w:headerReference w:type="default" r:id="rId7"/>
-      <w:footerReference w:type="default" r:id="rId8"/>
       <w:pgSz w:w="12240" w:h="15840"/>
       <w:pgMar w:top="1080" w:right="1080" w:bottom="1080" w:left="1080" w:header="708" w:footer="708" w:gutter="0"/>
       <w:cols w:space="720"/>
@@ -14204,7 +14885,7 @@
 </file>
 
 <file path=word/endnotes.xml><?xml version="1.0" encoding="utf-8"?>
-<w:endnotes xmlns:wpc="http://schemas.microsoft.com/office/word/2010/wordprocessingCanvas" xmlns:cx="http://schemas.microsoft.com/office/drawing/2014/chartex" xmlns:cx1="http://schemas.microsoft.com/office/drawing/2015/9/8/chartex" xmlns:cx2="http://schemas.microsoft.com/office/drawing/2015/10/21/chartex" xmlns:cx3="http://schemas.microsoft.com/office/drawing/2016/5/9/chartex" xmlns:cx4="http://schemas.microsoft.com/office/drawing/2016/5/10/chartex" xmlns:cx5="http://schemas.microsoft.com/office/drawing/2016/5/11/chartex" xmlns:cx6="http://schemas.microsoft.com/office/drawing/2016/5/12/chartex" xmlns:cx7="http://schemas.microsoft.com/office/drawing/2016/5/13/chartex" xmlns:cx8="http://schemas.microsoft.com/office/drawing/2016/5/14/chartex" xmlns:mc="http://schemas.openxmlformats.org/markup-compatibility/2006" xmlns:aink="http://schemas.microsoft.com/office/drawing/2016/ink" xmlns:am3d="http://schemas.microsoft.com/office/drawing/2017/model3d" xmlns:o="urn:schemas-microsoft-com:office:office" xmlns:oel="http://schemas.microsoft.com/office/2019/extlst" xmlns:r="http://schemas.openxmlformats.org/officeDocument/2006/relationships" xmlns:m="http://schemas.openxmlformats.org/officeDocument/2006/math" xmlns:v="urn:schemas-microsoft-com:vml" xmlns:wp14="http://schemas.microsoft.com/office/word/2010/wordprocessingDrawing" xmlns:wp="http://schemas.openxmlformats.org/drawingml/2006/wordprocessingDrawing" xmlns:w10="urn:schemas-microsoft-com:office:word" xmlns:w="http://schemas.openxmlformats.org/wordprocessingml/2006/main" xmlns:w14="http://schemas.microsoft.com/office/word/2010/wordml" xmlns:w15="http://schemas.microsoft.com/office/word/2012/wordml" xmlns:w16cex="http://schemas.microsoft.com/office/word/2018/wordml/cex" xmlns:w16cid="http://schemas.microsoft.com/office/word/2016/wordml/cid" xmlns:w16="http://schemas.microsoft.com/office/word/2018/wordml" xmlns:w16du="http://schemas.microsoft.com/office/word/2023/wordml/word16du" xmlns:w16sdtdh="http://schemas.microsoft.com/office/word/2020/wordml/sdtdatahash" xmlns:w16sdtfl="http://schemas.microsoft.com/office/word/2024/wordml/sdtformatlock" xmlns:w16se="http://schemas.microsoft.com/office/word/2015/wordml/symex" xmlns:wpg="http://schemas.microsoft.com/office/word/2010/wordprocessingGroup" xmlns:wpi="http://schemas.microsoft.com/office/word/2010/wordprocessingInk" xmlns:wne="http://schemas.microsoft.com/office/word/2006/wordml" xmlns:wps="http://schemas.microsoft.com/office/word/2010/wordprocessingShape" mc:Ignorable="w14 w15 w16se w16cid w16 w16cex w16sdtdh w16sdtfl w16du wp14">
+<w:endnotes xmlns:wpc="http://schemas.microsoft.com/office/word/2010/wordprocessingCanvas" xmlns:cx="http://schemas.microsoft.com/office/drawing/2014/chartex" xmlns:cx1="http://schemas.microsoft.com/office/drawing/2015/9/8/chartex" xmlns:cx2="http://schemas.microsoft.com/office/drawing/2015/10/21/chartex" xmlns:cx3="http://schemas.microsoft.com/office/drawing/2016/5/9/chartex" xmlns:cx4="http://schemas.microsoft.com/office/drawing/2016/5/10/chartex" xmlns:cx5="http://schemas.microsoft.com/office/drawing/2016/5/11/chartex" xmlns:cx6="http://schemas.microsoft.com/office/drawing/2016/5/12/chartex" xmlns:cx7="http://schemas.microsoft.com/office/drawing/2016/5/13/chartex" xmlns:cx8="http://schemas.microsoft.com/office/drawing/2016/5/14/chartex" xmlns:mc="http://schemas.openxmlformats.org/markup-compatibility/2006" xmlns:m="http://schemas.openxmlformats.org/officeDocument/2006/math" xmlns:aink="http://schemas.microsoft.com/office/drawing/2016/ink" xmlns:am3d="http://schemas.microsoft.com/office/drawing/2017/model3d" xmlns:oel="http://schemas.microsoft.com/office/2019/extlst" xmlns:r="http://schemas.openxmlformats.org/officeDocument/2006/relationships" xmlns:wp14="http://schemas.microsoft.com/office/word/2010/wordprocessingDrawing" xmlns:wp="http://schemas.openxmlformats.org/drawingml/2006/wordprocessingDrawing" xmlns:wpg="http://schemas.microsoft.com/office/word/2010/wordprocessingGroup" xmlns:wpi="http://schemas.microsoft.com/office/word/2010/wordprocessingInk" xmlns:wps="http://schemas.microsoft.com/office/word/2010/wordprocessingShape" xmlns:o="urn:schemas-microsoft-com:office:office" xmlns:v="urn:schemas-microsoft-com:vml" xmlns:w10="urn:schemas-microsoft-com:office:word" xmlns:w="http://schemas.openxmlformats.org/wordprocessingml/2006/main" xmlns:w14="http://schemas.microsoft.com/office/word/2010/wordml" xmlns:w15="http://schemas.microsoft.com/office/word/2012/wordml" xmlns:w16cei="http://schemas.microsoft.com/office/word/2026/wordml/cei" xmlns:w16cex="http://schemas.microsoft.com/office/word/2018/wordml/cex" xmlns:w16cid="http://schemas.microsoft.com/office/word/2016/wordml/cid" xmlns:w16="http://schemas.microsoft.com/office/word/2018/wordml" xmlns:w16sdtdh="http://schemas.microsoft.com/office/word/2020/wordml/sdtdatahash" xmlns:w16sdtfl="http://schemas.microsoft.com/office/word/2024/wordml/sdtformatlock" xmlns:w16se="http://schemas.microsoft.com/office/word/2015/wordml/symex" xmlns:w16du="http://schemas.microsoft.com/office/word/2023/wordml/word16du" xmlns:wne="http://schemas.microsoft.com/office/word/2006/wordml" mc:Ignorable="w14 w15 w16se w16cid w16 w16cex w16sdtdh w16sdtfl w16du wp14">
   <w:endnote w:type="separator" w:id="-1">
     <w:p>
       <w:r>
@@ -14223,7 +14904,7 @@
 </file>
 
 <file path=word/footer1.xml><?xml version="1.0" encoding="utf-8"?>
-<w:ftr xmlns:wpc="http://schemas.microsoft.com/office/word/2010/wordprocessingCanvas" xmlns:cx="http://schemas.microsoft.com/office/drawing/2014/chartex" xmlns:cx1="http://schemas.microsoft.com/office/drawing/2015/9/8/chartex" xmlns:cx2="http://schemas.microsoft.com/office/drawing/2015/10/21/chartex" xmlns:cx3="http://schemas.microsoft.com/office/drawing/2016/5/9/chartex" xmlns:cx4="http://schemas.microsoft.com/office/drawing/2016/5/10/chartex" xmlns:cx5="http://schemas.microsoft.com/office/drawing/2016/5/11/chartex" xmlns:cx6="http://schemas.microsoft.com/office/drawing/2016/5/12/chartex" xmlns:cx7="http://schemas.microsoft.com/office/drawing/2016/5/13/chartex" xmlns:cx8="http://schemas.microsoft.com/office/drawing/2016/5/14/chartex" xmlns:mc="http://schemas.openxmlformats.org/markup-compatibility/2006" xmlns:aink="http://schemas.microsoft.com/office/drawing/2016/ink" xmlns:am3d="http://schemas.microsoft.com/office/drawing/2017/model3d" xmlns:o="urn:schemas-microsoft-com:office:office" xmlns:oel="http://schemas.microsoft.com/office/2019/extlst" xmlns:r="http://schemas.openxmlformats.org/officeDocument/2006/relationships" xmlns:m="http://schemas.openxmlformats.org/officeDocument/2006/math" xmlns:v="urn:schemas-microsoft-com:vml" xmlns:wp14="http://schemas.microsoft.com/office/word/2010/wordprocessingDrawing" xmlns:wp="http://schemas.openxmlformats.org/drawingml/2006/wordprocessingDrawing" xmlns:w10="urn:schemas-microsoft-com:office:word" xmlns:w="http://schemas.openxmlformats.org/wordprocessingml/2006/main" xmlns:w14="http://schemas.microsoft.com/office/word/2010/wordml" xmlns:w15="http://schemas.microsoft.com/office/word/2012/wordml" xmlns:w16cex="http://schemas.microsoft.com/office/word/2018/wordml/cex" xmlns:w16cid="http://schemas.microsoft.com/office/word/2016/wordml/cid" xmlns:w16="http://schemas.microsoft.com/office/word/2018/wordml" xmlns:w16du="http://schemas.microsoft.com/office/word/2023/wordml/word16du" xmlns:w16sdtdh="http://schemas.microsoft.com/office/word/2020/wordml/sdtdatahash" xmlns:w16sdtfl="http://schemas.microsoft.com/office/word/2024/wordml/sdtformatlock" xmlns:w16se="http://schemas.microsoft.com/office/word/2015/wordml/symex" xmlns:wpg="http://schemas.microsoft.com/office/word/2010/wordprocessingGroup" xmlns:wpi="http://schemas.microsoft.com/office/word/2010/wordprocessingInk" xmlns:wne="http://schemas.microsoft.com/office/word/2006/wordml" xmlns:wps="http://schemas.microsoft.com/office/word/2010/wordprocessingShape" mc:Ignorable="w14 w15 w16se w16cid w16 w16cex w16sdtdh w16sdtfl w16du wp14">
+<w:ftr xmlns:wpc="http://schemas.microsoft.com/office/word/2010/wordprocessingCanvas" xmlns:cx="http://schemas.microsoft.com/office/drawing/2014/chartex" xmlns:cx1="http://schemas.microsoft.com/office/drawing/2015/9/8/chartex" xmlns:cx2="http://schemas.microsoft.com/office/drawing/2015/10/21/chartex" xmlns:cx3="http://schemas.microsoft.com/office/drawing/2016/5/9/chartex" xmlns:cx4="http://schemas.microsoft.com/office/drawing/2016/5/10/chartex" xmlns:cx5="http://schemas.microsoft.com/office/drawing/2016/5/11/chartex" xmlns:cx6="http://schemas.microsoft.com/office/drawing/2016/5/12/chartex" xmlns:cx7="http://schemas.microsoft.com/office/drawing/2016/5/13/chartex" xmlns:cx8="http://schemas.microsoft.com/office/drawing/2016/5/14/chartex" xmlns:mc="http://schemas.openxmlformats.org/markup-compatibility/2006" xmlns:m="http://schemas.openxmlformats.org/officeDocument/2006/math" xmlns:aink="http://schemas.microsoft.com/office/drawing/2016/ink" xmlns:am3d="http://schemas.microsoft.com/office/drawing/2017/model3d" xmlns:oel="http://schemas.microsoft.com/office/2019/extlst" xmlns:r="http://schemas.openxmlformats.org/officeDocument/2006/relationships" xmlns:wp14="http://schemas.microsoft.com/office/word/2010/wordprocessingDrawing" xmlns:wp="http://schemas.openxmlformats.org/drawingml/2006/wordprocessingDrawing" xmlns:wpg="http://schemas.microsoft.com/office/word/2010/wordprocessingGroup" xmlns:wpi="http://schemas.microsoft.com/office/word/2010/wordprocessingInk" xmlns:wps="http://schemas.microsoft.com/office/word/2010/wordprocessingShape" xmlns:o="urn:schemas-microsoft-com:office:office" xmlns:v="urn:schemas-microsoft-com:vml" xmlns:w10="urn:schemas-microsoft-com:office:word" xmlns:w="http://schemas.openxmlformats.org/wordprocessingml/2006/main" xmlns:w14="http://schemas.microsoft.com/office/word/2010/wordml" xmlns:w15="http://schemas.microsoft.com/office/word/2012/wordml" xmlns:w16cei="http://schemas.microsoft.com/office/word/2026/wordml/cei" xmlns:w16cex="http://schemas.microsoft.com/office/word/2018/wordml/cex" xmlns:w16cid="http://schemas.microsoft.com/office/word/2016/wordml/cid" xmlns:w16="http://schemas.microsoft.com/office/word/2018/wordml" xmlns:w16sdtdh="http://schemas.microsoft.com/office/word/2020/wordml/sdtdatahash" xmlns:w16sdtfl="http://schemas.microsoft.com/office/word/2024/wordml/sdtformatlock" xmlns:w16se="http://schemas.microsoft.com/office/word/2015/wordml/symex" xmlns:w16du="http://schemas.microsoft.com/office/word/2023/wordml/word16du" xmlns:wne="http://schemas.microsoft.com/office/word/2006/wordml" mc:Ignorable="w14 w15 w16se w16cid w16 w16cex w16sdtdh w16sdtfl w16du wp14">
   <w:p>
     <w:pPr>
       <w:pBdr>
@@ -14294,7 +14975,7 @@
         <w:sz w:val="18"/>
         <w:szCs w:val="18"/>
       </w:rPr>
-      <w:t>July</w:t>
+      <w:t>August</w:t>
     </w:r>
     <w:r>
       <w:rPr>
@@ -14309,7 +14990,7 @@
 </file>
 
 <file path=word/footnotes.xml><?xml version="1.0" encoding="utf-8"?>
-<w:footnotes xmlns:wpc="http://schemas.microsoft.com/office/word/2010/wordprocessingCanvas" xmlns:cx="http://schemas.microsoft.com/office/drawing/2014/chartex" xmlns:cx1="http://schemas.microsoft.com/office/drawing/2015/9/8/chartex" xmlns:cx2="http://schemas.microsoft.com/office/drawing/2015/10/21/chartex" xmlns:cx3="http://schemas.microsoft.com/office/drawing/2016/5/9/chartex" xmlns:cx4="http://schemas.microsoft.com/office/drawing/2016/5/10/chartex" xmlns:cx5="http://schemas.microsoft.com/office/drawing/2016/5/11/chartex" xmlns:cx6="http://schemas.microsoft.com/office/drawing/2016/5/12/chartex" xmlns:cx7="http://schemas.microsoft.com/office/drawing/2016/5/13/chartex" xmlns:cx8="http://schemas.microsoft.com/office/drawing/2016/5/14/chartex" xmlns:mc="http://schemas.openxmlformats.org/markup-compatibility/2006" xmlns:aink="http://schemas.microsoft.com/office/drawing/2016/ink" xmlns:am3d="http://schemas.microsoft.com/office/drawing/2017/model3d" xmlns:o="urn:schemas-microsoft-com:office:office" xmlns:oel="http://schemas.microsoft.com/office/2019/extlst" xmlns:r="http://schemas.openxmlformats.org/officeDocument/2006/relationships" xmlns:m="http://schemas.openxmlformats.org/officeDocument/2006/math" xmlns:v="urn:schemas-microsoft-com:vml" xmlns:wp14="http://schemas.microsoft.com/office/word/2010/wordprocessingDrawing" xmlns:wp="http://schemas.openxmlformats.org/drawingml/2006/wordprocessingDrawing" xmlns:w10="urn:schemas-microsoft-com:office:word" xmlns:w="http://schemas.openxmlformats.org/wordprocessingml/2006/main" xmlns:w14="http://schemas.microsoft.com/office/word/2010/wordml" xmlns:w15="http://schemas.microsoft.com/office/word/2012/wordml" xmlns:w16cex="http://schemas.microsoft.com/office/word/2018/wordml/cex" xmlns:w16cid="http://schemas.microsoft.com/office/word/2016/wordml/cid" xmlns:w16="http://schemas.microsoft.com/office/word/2018/wordml" xmlns:w16du="http://schemas.microsoft.com/office/word/2023/wordml/word16du" xmlns:w16sdtdh="http://schemas.microsoft.com/office/word/2020/wordml/sdtdatahash" xmlns:w16sdtfl="http://schemas.microsoft.com/office/word/2024/wordml/sdtformatlock" xmlns:w16se="http://schemas.microsoft.com/office/word/2015/wordml/symex" xmlns:wpg="http://schemas.microsoft.com/office/word/2010/wordprocessingGroup" xmlns:wpi="http://schemas.microsoft.com/office/word/2010/wordprocessingInk" xmlns:wne="http://schemas.microsoft.com/office/word/2006/wordml" xmlns:wps="http://schemas.microsoft.com/office/word/2010/wordprocessingShape" mc:Ignorable="w14 w15 w16se w16cid w16 w16cex w16sdtdh w16sdtfl w16du wp14">
+<w:footnotes xmlns:wpc="http://schemas.microsoft.com/office/word/2010/wordprocessingCanvas" xmlns:cx="http://schemas.microsoft.com/office/drawing/2014/chartex" xmlns:cx1="http://schemas.microsoft.com/office/drawing/2015/9/8/chartex" xmlns:cx2="http://schemas.microsoft.com/office/drawing/2015/10/21/chartex" xmlns:cx3="http://schemas.microsoft.com/office/drawing/2016/5/9/chartex" xmlns:cx4="http://schemas.microsoft.com/office/drawing/2016/5/10/chartex" xmlns:cx5="http://schemas.microsoft.com/office/drawing/2016/5/11/chartex" xmlns:cx6="http://schemas.microsoft.com/office/drawing/2016/5/12/chartex" xmlns:cx7="http://schemas.microsoft.com/office/drawing/2016/5/13/chartex" xmlns:cx8="http://schemas.microsoft.com/office/drawing/2016/5/14/chartex" xmlns:mc="http://schemas.openxmlformats.org/markup-compatibility/2006" xmlns:m="http://schemas.openxmlformats.org/officeDocument/2006/math" xmlns:aink="http://schemas.microsoft.com/office/drawing/2016/ink" xmlns:am3d="http://schemas.microsoft.com/office/drawing/2017/model3d" xmlns:oel="http://schemas.microsoft.com/office/2019/extlst" xmlns:r="http://schemas.openxmlformats.org/officeDocument/2006/relationships" xmlns:wp14="http://schemas.microsoft.com/office/word/2010/wordprocessingDrawing" xmlns:wp="http://schemas.openxmlformats.org/drawingml/2006/wordprocessingDrawing" xmlns:wpg="http://schemas.microsoft.com/office/word/2010/wordprocessingGroup" xmlns:wpi="http://schemas.microsoft.com/office/word/2010/wordprocessingInk" xmlns:wps="http://schemas.microsoft.com/office/word/2010/wordprocessingShape" xmlns:o="urn:schemas-microsoft-com:office:office" xmlns:v="urn:schemas-microsoft-com:vml" xmlns:w10="urn:schemas-microsoft-com:office:word" xmlns:w="http://schemas.openxmlformats.org/wordprocessingml/2006/main" xmlns:w14="http://schemas.microsoft.com/office/word/2010/wordml" xmlns:w15="http://schemas.microsoft.com/office/word/2012/wordml" xmlns:w16cei="http://schemas.microsoft.com/office/word/2026/wordml/cei" xmlns:w16cex="http://schemas.microsoft.com/office/word/2018/wordml/cex" xmlns:w16cid="http://schemas.microsoft.com/office/word/2016/wordml/cid" xmlns:w16="http://schemas.microsoft.com/office/word/2018/wordml" xmlns:w16sdtdh="http://schemas.microsoft.com/office/word/2020/wordml/sdtdatahash" xmlns:w16sdtfl="http://schemas.microsoft.com/office/word/2024/wordml/sdtformatlock" xmlns:w16se="http://schemas.microsoft.com/office/word/2015/wordml/symex" xmlns:w16du="http://schemas.microsoft.com/office/word/2023/wordml/word16du" xmlns:wne="http://schemas.microsoft.com/office/word/2006/wordml" mc:Ignorable="w14 w15 w16se w16cid w16 w16cex w16sdtdh w16sdtfl w16du wp14">
   <w:footnote w:type="separator" w:id="-1">
     <w:p>
       <w:r>
@@ -14328,7 +15009,7 @@
 </file>
 
 <file path=word/header1.xml><?xml version="1.0" encoding="utf-8"?>
-<w:hdr xmlns:wpc="http://schemas.microsoft.com/office/word/2010/wordprocessingCanvas" xmlns:cx="http://schemas.microsoft.com/office/drawing/2014/chartex" xmlns:cx1="http://schemas.microsoft.com/office/drawing/2015/9/8/chartex" xmlns:cx2="http://schemas.microsoft.com/office/drawing/2015/10/21/chartex" xmlns:cx3="http://schemas.microsoft.com/office/drawing/2016/5/9/chartex" xmlns:cx4="http://schemas.microsoft.com/office/drawing/2016/5/10/chartex" xmlns:cx5="http://schemas.microsoft.com/office/drawing/2016/5/11/chartex" xmlns:cx6="http://schemas.microsoft.com/office/drawing/2016/5/12/chartex" xmlns:cx7="http://schemas.microsoft.com/office/drawing/2016/5/13/chartex" xmlns:cx8="http://schemas.microsoft.com/office/drawing/2016/5/14/chartex" xmlns:mc="http://schemas.openxmlformats.org/markup-compatibility/2006" xmlns:aink="http://schemas.microsoft.com/office/drawing/2016/ink" xmlns:am3d="http://schemas.microsoft.com/office/drawing/2017/model3d" xmlns:o="urn:schemas-microsoft-com:office:office" xmlns:oel="http://schemas.microsoft.com/office/2019/extlst" xmlns:r="http://schemas.openxmlformats.org/officeDocument/2006/relationships" xmlns:m="http://schemas.openxmlformats.org/officeDocument/2006/math" xmlns:v="urn:schemas-microsoft-com:vml" xmlns:wp14="http://schemas.microsoft.com/office/word/2010/wordprocessingDrawing" xmlns:wp="http://schemas.openxmlformats.org/drawingml/2006/wordprocessingDrawing" xmlns:w10="urn:schemas-microsoft-com:office:word" xmlns:w="http://schemas.openxmlformats.org/wordprocessingml/2006/main" xmlns:w14="http://schemas.microsoft.com/office/word/2010/wordml" xmlns:w15="http://schemas.microsoft.com/office/word/2012/wordml" xmlns:w16cex="http://schemas.microsoft.com/office/word/2018/wordml/cex" xmlns:w16cid="http://schemas.microsoft.com/office/word/2016/wordml/cid" xmlns:w16="http://schemas.microsoft.com/office/word/2018/wordml" xmlns:w16du="http://schemas.microsoft.com/office/word/2023/wordml/word16du" xmlns:w16sdtdh="http://schemas.microsoft.com/office/word/2020/wordml/sdtdatahash" xmlns:w16sdtfl="http://schemas.microsoft.com/office/word/2024/wordml/sdtformatlock" xmlns:w16se="http://schemas.microsoft.com/office/word/2015/wordml/symex" xmlns:wpg="http://schemas.microsoft.com/office/word/2010/wordprocessingGroup" xmlns:wpi="http://schemas.microsoft.com/office/word/2010/wordprocessingInk" xmlns:wne="http://schemas.microsoft.com/office/word/2006/wordml" xmlns:wps="http://schemas.microsoft.com/office/word/2010/wordprocessingShape" mc:Ignorable="w14 w15 w16se w16cid w16 w16cex w16sdtdh w16sdtfl w16du wp14">
+<w:hdr xmlns:wpc="http://schemas.microsoft.com/office/word/2010/wordprocessingCanvas" xmlns:cx="http://schemas.microsoft.com/office/drawing/2014/chartex" xmlns:cx1="http://schemas.microsoft.com/office/drawing/2015/9/8/chartex" xmlns:cx2="http://schemas.microsoft.com/office/drawing/2015/10/21/chartex" xmlns:cx3="http://schemas.microsoft.com/office/drawing/2016/5/9/chartex" xmlns:cx4="http://schemas.microsoft.com/office/drawing/2016/5/10/chartex" xmlns:cx5="http://schemas.microsoft.com/office/drawing/2016/5/11/chartex" xmlns:cx6="http://schemas.microsoft.com/office/drawing/2016/5/12/chartex" xmlns:cx7="http://schemas.microsoft.com/office/drawing/2016/5/13/chartex" xmlns:cx8="http://schemas.microsoft.com/office/drawing/2016/5/14/chartex" xmlns:mc="http://schemas.openxmlformats.org/markup-compatibility/2006" xmlns:m="http://schemas.openxmlformats.org/officeDocument/2006/math" xmlns:aink="http://schemas.microsoft.com/office/drawing/2016/ink" xmlns:am3d="http://schemas.microsoft.com/office/drawing/2017/model3d" xmlns:oel="http://schemas.microsoft.com/office/2019/extlst" xmlns:r="http://schemas.openxmlformats.org/officeDocument/2006/relationships" xmlns:wp14="http://schemas.microsoft.com/office/word/2010/wordprocessingDrawing" xmlns:wp="http://schemas.openxmlformats.org/drawingml/2006/wordprocessingDrawing" xmlns:wpg="http://schemas.microsoft.com/office/word/2010/wordprocessingGroup" xmlns:wpi="http://schemas.microsoft.com/office/word/2010/wordprocessingInk" xmlns:wps="http://schemas.microsoft.com/office/word/2010/wordprocessingShape" xmlns:o="urn:schemas-microsoft-com:office:office" xmlns:v="urn:schemas-microsoft-com:vml" xmlns:w10="urn:schemas-microsoft-com:office:word" xmlns:w="http://schemas.openxmlformats.org/wordprocessingml/2006/main" xmlns:w14="http://schemas.microsoft.com/office/word/2010/wordml" xmlns:w15="http://schemas.microsoft.com/office/word/2012/wordml" xmlns:w16cei="http://schemas.microsoft.com/office/word/2026/wordml/cei" xmlns:w16cex="http://schemas.microsoft.com/office/word/2018/wordml/cex" xmlns:w16cid="http://schemas.microsoft.com/office/word/2016/wordml/cid" xmlns:w16="http://schemas.microsoft.com/office/word/2018/wordml" xmlns:w16sdtdh="http://schemas.microsoft.com/office/word/2020/wordml/sdtdatahash" xmlns:w16sdtfl="http://schemas.microsoft.com/office/word/2024/wordml/sdtformatlock" xmlns:w16se="http://schemas.microsoft.com/office/word/2015/wordml/symex" xmlns:w16du="http://schemas.microsoft.com/office/word/2023/wordml/word16du" xmlns:wne="http://schemas.microsoft.com/office/word/2006/wordml" mc:Ignorable="w14 w15 w16se w16cid w16 w16cex w16sdtdh w16sdtfl w16du wp14">
   <w:tbl>
     <w:tblPr>
       <w:tblW w:w="10080" w:type="dxa"/>
@@ -14412,7 +15093,7 @@
 </file>
 
 <file path=word/numbering.xml><?xml version="1.0" encoding="utf-8"?>
-<w:numbering xmlns:wpc="http://schemas.microsoft.com/office/word/2010/wordprocessingCanvas" xmlns:cx="http://schemas.microsoft.com/office/drawing/2014/chartex" xmlns:cx1="http://schemas.microsoft.com/office/drawing/2015/9/8/chartex" xmlns:cx2="http://schemas.microsoft.com/office/drawing/2015/10/21/chartex" xmlns:cx3="http://schemas.microsoft.com/office/drawing/2016/5/9/chartex" xmlns:cx4="http://schemas.microsoft.com/office/drawing/2016/5/10/chartex" xmlns:cx5="http://schemas.microsoft.com/office/drawing/2016/5/11/chartex" xmlns:cx6="http://schemas.microsoft.com/office/drawing/2016/5/12/chartex" xmlns:cx7="http://schemas.microsoft.com/office/drawing/2016/5/13/chartex" xmlns:cx8="http://schemas.microsoft.com/office/drawing/2016/5/14/chartex" xmlns:mc="http://schemas.openxmlformats.org/markup-compatibility/2006" xmlns:aink="http://schemas.microsoft.com/office/drawing/2016/ink" xmlns:am3d="http://schemas.microsoft.com/office/drawing/2017/model3d" xmlns:o="urn:schemas-microsoft-com:office:office" xmlns:oel="http://schemas.microsoft.com/office/2019/extlst" xmlns:r="http://schemas.openxmlformats.org/officeDocument/2006/relationships" xmlns:m="http://schemas.openxmlformats.org/officeDocument/2006/math" xmlns:v="urn:schemas-microsoft-com:vml" xmlns:wp14="http://schemas.microsoft.com/office/word/2010/wordprocessingDrawing" xmlns:wp="http://schemas.openxmlformats.org/drawingml/2006/wordprocessingDrawing" xmlns:w10="urn:schemas-microsoft-com:office:word" xmlns:w="http://schemas.openxmlformats.org/wordprocessingml/2006/main" xmlns:w14="http://schemas.microsoft.com/office/word/2010/wordml" xmlns:w15="http://schemas.microsoft.com/office/word/2012/wordml" xmlns:w16cex="http://schemas.microsoft.com/office/word/2018/wordml/cex" xmlns:w16cid="http://schemas.microsoft.com/office/word/2016/wordml/cid" xmlns:w16="http://schemas.microsoft.com/office/word/2018/wordml" xmlns:w16du="http://schemas.microsoft.com/office/word/2023/wordml/word16du" xmlns:w16sdtdh="http://schemas.microsoft.com/office/word/2020/wordml/sdtdatahash" xmlns:w16sdtfl="http://schemas.microsoft.com/office/word/2024/wordml/sdtformatlock" xmlns:w16se="http://schemas.microsoft.com/office/word/2015/wordml/symex" xmlns:wpg="http://schemas.microsoft.com/office/word/2010/wordprocessingGroup" xmlns:wpi="http://schemas.microsoft.com/office/word/2010/wordprocessingInk" xmlns:wne="http://schemas.microsoft.com/office/word/2006/wordml" xmlns:wps="http://schemas.microsoft.com/office/word/2010/wordprocessingShape" mc:Ignorable="w14 w15 w16se w16cid w16 w16cex w16sdtdh w16sdtfl w16du wp14">
+<w:numbering xmlns:wpc="http://schemas.microsoft.com/office/word/2010/wordprocessingCanvas" xmlns:cx="http://schemas.microsoft.com/office/drawing/2014/chartex" xmlns:cx1="http://schemas.microsoft.com/office/drawing/2015/9/8/chartex" xmlns:cx2="http://schemas.microsoft.com/office/drawing/2015/10/21/chartex" xmlns:cx3="http://schemas.microsoft.com/office/drawing/2016/5/9/chartex" xmlns:cx4="http://schemas.microsoft.com/office/drawing/2016/5/10/chartex" xmlns:cx5="http://schemas.microsoft.com/office/drawing/2016/5/11/chartex" xmlns:cx6="http://schemas.microsoft.com/office/drawing/2016/5/12/chartex" xmlns:cx7="http://schemas.microsoft.com/office/drawing/2016/5/13/chartex" xmlns:cx8="http://schemas.microsoft.com/office/drawing/2016/5/14/chartex" xmlns:mc="http://schemas.openxmlformats.org/markup-compatibility/2006" xmlns:m="http://schemas.openxmlformats.org/officeDocument/2006/math" xmlns:aink="http://schemas.microsoft.com/office/drawing/2016/ink" xmlns:am3d="http://schemas.microsoft.com/office/drawing/2017/model3d" xmlns:oel="http://schemas.microsoft.com/office/2019/extlst" xmlns:r="http://schemas.openxmlformats.org/officeDocument/2006/relationships" xmlns:wp14="http://schemas.microsoft.com/office/word/2010/wordprocessingDrawing" xmlns:wp="http://schemas.openxmlformats.org/drawingml/2006/wordprocessingDrawing" xmlns:wpg="http://schemas.microsoft.com/office/word/2010/wordprocessingGroup" xmlns:wpi="http://schemas.microsoft.com/office/word/2010/wordprocessingInk" xmlns:wps="http://schemas.microsoft.com/office/word/2010/wordprocessingShape" xmlns:o="urn:schemas-microsoft-com:office:office" xmlns:v="urn:schemas-microsoft-com:vml" xmlns:w10="urn:schemas-microsoft-com:office:word" xmlns:w="http://schemas.openxmlformats.org/wordprocessingml/2006/main" xmlns:w14="http://schemas.microsoft.com/office/word/2010/wordml" xmlns:w15="http://schemas.microsoft.com/office/word/2012/wordml" xmlns:w16cei="http://schemas.microsoft.com/office/word/2026/wordml/cei" xmlns:w16cex="http://schemas.microsoft.com/office/word/2018/wordml/cex" xmlns:w16cid="http://schemas.microsoft.com/office/word/2016/wordml/cid" xmlns:w16="http://schemas.microsoft.com/office/word/2018/wordml" xmlns:w16sdtdh="http://schemas.microsoft.com/office/word/2020/wordml/sdtdatahash" xmlns:w16sdtfl="http://schemas.microsoft.com/office/word/2024/wordml/sdtformatlock" xmlns:w16se="http://schemas.microsoft.com/office/word/2015/wordml/symex" xmlns:w16du="http://schemas.microsoft.com/office/word/2023/wordml/word16du" xmlns:wne="http://schemas.microsoft.com/office/word/2006/wordml" mc:Ignorable="w14 w15 w16se w16cid w16 w16cex w16sdtdh w16sdtfl w16du wp14">
   <w:abstractNum w:abstractNumId="0" w15:restartNumberingAfterBreak="0">
     <w:nsid w:val="0A382FCD"/>
     <w:multiLevelType w:val="hybridMultilevel"/>
@@ -14569,7 +15250,7 @@
 </file>
 
 <file path=word/styles.xml><?xml version="1.0" encoding="utf-8"?>
-<w:styles xmlns:mc="http://schemas.openxmlformats.org/markup-compatibility/2006" xmlns:r="http://schemas.openxmlformats.org/officeDocument/2006/relationships" xmlns:w="http://schemas.openxmlformats.org/wordprocessingml/2006/main" xmlns:w14="http://schemas.microsoft.com/office/word/2010/wordml" xmlns:w15="http://schemas.microsoft.com/office/word/2012/wordml" xmlns:w16cex="http://schemas.microsoft.com/office/word/2018/wordml/cex" xmlns:w16cid="http://schemas.microsoft.com/office/word/2016/wordml/cid" xmlns:w16="http://schemas.microsoft.com/office/word/2018/wordml" xmlns:w16du="http://schemas.microsoft.com/office/word/2023/wordml/word16du" xmlns:w16sdtdh="http://schemas.microsoft.com/office/word/2020/wordml/sdtdatahash" xmlns:w16sdtfl="http://schemas.microsoft.com/office/word/2024/wordml/sdtformatlock" xmlns:w16se="http://schemas.microsoft.com/office/word/2015/wordml/symex" mc:Ignorable="w14 w15 w16se w16cid w16 w16cex w16sdtdh w16sdtfl w16du">
+<w:styles xmlns:mc="http://schemas.openxmlformats.org/markup-compatibility/2006" xmlns:r="http://schemas.openxmlformats.org/officeDocument/2006/relationships" xmlns:w="http://schemas.openxmlformats.org/wordprocessingml/2006/main" xmlns:w14="http://schemas.microsoft.com/office/word/2010/wordml" xmlns:w15="http://schemas.microsoft.com/office/word/2012/wordml" xmlns:w16cex="http://schemas.microsoft.com/office/word/2018/wordml/cex" xmlns:w16cid="http://schemas.microsoft.com/office/word/2016/wordml/cid" xmlns:w16="http://schemas.microsoft.com/office/word/2018/wordml" xmlns:w16sdtdh="http://schemas.microsoft.com/office/word/2020/wordml/sdtdatahash" xmlns:w16sdtfl="http://schemas.microsoft.com/office/word/2024/wordml/sdtformatlock" xmlns:w16se="http://schemas.microsoft.com/office/word/2015/wordml/symex" xmlns:w16du="http://schemas.microsoft.com/office/word/2023/wordml/word16du" mc:Ignorable="w14 w15 w16se w16cid w16 w16cex w16sdtdh w16sdtfl w16du">
   <w:docDefaults>
     <w:rPrDefault>
       <w:rPr>
@@ -15199,6 +15880,18 @@
     <w:uiPriority w:val="99"/>
     <w:rsid w:val="00264EF3"/>
   </w:style>
+  <w:style w:type="character" w:styleId="UnresolvedMention">
+    <w:name w:val="Unresolved Mention"/>
+    <w:basedOn w:val="DefaultParagraphFont"/>
+    <w:uiPriority w:val="99"/>
+    <w:semiHidden/>
+    <w:unhideWhenUsed/>
+    <w:rsid w:val="00102E38"/>
+    <w:rPr>
+      <w:color w:val="605E5C"/>
+      <w:shd w:val="clear" w:color="auto" w:fill="E1DFDD"/>
+    </w:rPr>
+  </w:style>
 </w:styles>
 </file>
 

--- a/assets/publications/CV.docx
+++ b/assets/publications/CV.docx
@@ -12246,47 +12246,7 @@
                 <w:bCs/>
                 <w:color w:val="1F3864"/>
               </w:rPr>
-              <w:t>$</w:t>
-            </w:r>
-            <w:r>
-              <w:rPr>
-                <w:b/>
-                <w:bCs/>
-                <w:color w:val="1F3864"/>
-              </w:rPr>
-              <w:t>1</w:t>
-            </w:r>
-            <w:r>
-              <w:rPr>
-                <w:b/>
-                <w:bCs/>
-                <w:color w:val="1F3864"/>
-              </w:rPr>
-              <w:t>,</w:t>
-            </w:r>
-            <w:r>
-              <w:rPr>
-                <w:b/>
-                <w:bCs/>
-                <w:color w:val="1F3864"/>
-              </w:rPr>
-              <w:t>969</w:t>
-            </w:r>
-            <w:r>
-              <w:rPr>
-                <w:b/>
-                <w:bCs/>
-                <w:color w:val="1F3864"/>
-              </w:rPr>
-              <w:t>,</w:t>
-            </w:r>
-            <w:r>
-              <w:rPr>
-                <w:b/>
-                <w:bCs/>
-                <w:color w:val="1F3864"/>
-              </w:rPr>
-              <w:t>906</w:t>
+              <w:t>$1,969,906</w:t>
             </w:r>
           </w:p>
         </w:tc>
@@ -14305,7 +14265,7 @@
                 <w:bCs/>
                 <w:color w:val="1F3864"/>
               </w:rPr>
-              <w:t>Heath Ogden</w:t>
+              <w:t>T. Heath Ogden</w:t>
             </w:r>
           </w:p>
         </w:tc>
@@ -14330,7 +14290,7 @@
               <w:spacing w:after="10"/>
             </w:pPr>
             <w:r>
-              <w:t>Professor | Dept. of Biology, Utah Valley University</w:t>
+              <w:t>Professor &amp; Chair | Dept. of Biology, Utah Valley University</w:t>
             </w:r>
           </w:p>
           <w:p>
@@ -14338,7 +14298,19 @@
               <w:spacing w:after="10"/>
             </w:pPr>
             <w:r>
-              <w:t>801-863-6909</w:t>
+              <w:t>801</w:t>
+            </w:r>
+            <w:r>
+              <w:t>-</w:t>
+            </w:r>
+            <w:r>
+              <w:t>863</w:t>
+            </w:r>
+            <w:r>
+              <w:t>-</w:t>
+            </w:r>
+            <w:r>
+              <w:t>6909</w:t>
             </w:r>
           </w:p>
           <w:p>
@@ -14585,7 +14557,7 @@
                 <w:bCs/>
                 <w:color w:val="1F3864"/>
               </w:rPr>
-              <w:t>T. Heath Ogden</w:t>
+              <w:t>Geoffrey Zahn</w:t>
             </w:r>
           </w:p>
         </w:tc>
@@ -14615,25 +14587,13 @@
               <w:spacing w:after="10"/>
             </w:pPr>
             <w:r>
-              <w:t>Professor</w:t>
-            </w:r>
-            <w:r>
-              <w:t xml:space="preserve"> &amp; Chair</w:t>
-            </w:r>
-            <w:r>
-              <w:t xml:space="preserve"> | Dept. of </w:t>
-            </w:r>
-            <w:r>
-              <w:t>Biology</w:t>
-            </w:r>
-            <w:r>
-              <w:t xml:space="preserve">, </w:t>
-            </w:r>
-            <w:r>
-              <w:t xml:space="preserve">Utah Valley </w:t>
-            </w:r>
-            <w:r>
-              <w:t>University</w:t>
+              <w:t>Assistant Professor</w:t>
+            </w:r>
+            <w:r>
+              <w:t xml:space="preserve"> | </w:t>
+            </w:r>
+            <w:r>
+              <w:t>Applied Science Department, William &amp; Mary</w:t>
             </w:r>
           </w:p>
           <w:p>
@@ -14641,27 +14601,7 @@
               <w:spacing w:after="10"/>
             </w:pPr>
             <w:r>
-              <w:t>801</w:t>
-            </w:r>
-            <w:r>
-              <w:t>-</w:t>
-            </w:r>
-            <w:r>
-              <w:t>863</w:t>
-            </w:r>
-            <w:r>
-              <w:t>-</w:t>
-            </w:r>
-            <w:r>
-              <w:t>6909</w:t>
-            </w:r>
-          </w:p>
-          <w:p>
-            <w:pPr>
-              <w:spacing w:after="10"/>
-            </w:pPr>
-            <w:r>
-              <w:t>Heath.Ogden@uvu.edu</w:t>
+              <w:t>gzahn@wm.edu</w:t>
             </w:r>
             <w:r>
               <w:t xml:space="preserve">  </w:t>
@@ -14739,22 +14679,7 @@
               <w:spacing w:after="10"/>
             </w:pPr>
             <w:r>
-              <w:t xml:space="preserve">Associate </w:t>
-            </w:r>
-            <w:r>
-              <w:t xml:space="preserve">Professor | Dept. of </w:t>
-            </w:r>
-            <w:r>
-              <w:t>Biology</w:t>
-            </w:r>
-            <w:r>
-              <w:t xml:space="preserve">, </w:t>
-            </w:r>
-            <w:r>
-              <w:t xml:space="preserve">Utah Valley </w:t>
-            </w:r>
-            <w:r>
-              <w:t>University</w:t>
+              <w:t>Associate Professor | Dept. of Biology, Utah Valley University</w:t>
             </w:r>
           </w:p>
           <w:p>
